--- a/Interview-questions/db2-perfomance-tunning.docx
+++ b/Interview-questions/db2-perfomance-tunning.docx
@@ -1556,23 +1556,7 @@
           <w:rFonts w:asciiTheme="majorHAnsi" w:hAnsiTheme="majorHAnsi" w:cstheme="majorHAnsi"/>
           <w:lang w:val="en-IN"/>
         </w:rPr>
-        <w:t xml:space="preserve">Avoid unnecessary columns, use proper joins, and filter data early using </w:t>
-      </w:r>
-      <w:proofErr w:type="gramStart"/>
-      <w:r>
-        <w:rPr>
-          <w:rFonts w:asciiTheme="majorHAnsi" w:hAnsiTheme="majorHAnsi" w:cstheme="majorHAnsi"/>
-          <w:lang w:val="en-IN"/>
-        </w:rPr>
-        <w:t>WHERE</w:t>
-      </w:r>
-      <w:proofErr w:type="gramEnd"/>
-      <w:r>
-        <w:rPr>
-          <w:rFonts w:asciiTheme="majorHAnsi" w:hAnsiTheme="majorHAnsi" w:cstheme="majorHAnsi"/>
-          <w:lang w:val="en-IN"/>
-        </w:rPr>
-        <w:t xml:space="preserve"> clauses. </w:t>
+        <w:t xml:space="preserve">Avoid unnecessary columns, use proper joins, and filter data early using WHERE clauses. </w:t>
       </w:r>
     </w:p>
     <w:p>
@@ -2523,21 +2507,7 @@
         <w:rPr>
           <w:rFonts w:asciiTheme="majorHAnsi" w:hAnsiTheme="majorHAnsi" w:cstheme="majorHAnsi"/>
         </w:rPr>
-        <w:t xml:space="preserve">predicates are usually written in </w:t>
-      </w:r>
-      <w:proofErr w:type="gramStart"/>
-      <w:r>
-        <w:rPr>
-          <w:rFonts w:asciiTheme="majorHAnsi" w:hAnsiTheme="majorHAnsi" w:cstheme="majorHAnsi"/>
-        </w:rPr>
-        <w:t>WHERE</w:t>
-      </w:r>
-      <w:proofErr w:type="gramEnd"/>
-      <w:r>
-        <w:rPr>
-          <w:rFonts w:asciiTheme="majorHAnsi" w:hAnsiTheme="majorHAnsi" w:cstheme="majorHAnsi"/>
-        </w:rPr>
-        <w:t>, HAVING, JOINS.</w:t>
+        <w:t>predicates are usually written in WHERE, HAVING, JOINS.</w:t>
       </w:r>
     </w:p>
     <w:p>
@@ -3186,17 +3156,8 @@
           <w:rFonts w:asciiTheme="majorHAnsi" w:hAnsiTheme="majorHAnsi" w:cstheme="majorHAnsi"/>
           <w:lang w:val="en-IN"/>
         </w:rPr>
-        <w:t xml:space="preserve">Then check SALARY &gt; 50000 on those </w:t>
-      </w:r>
-      <w:proofErr w:type="gramStart"/>
-      <w:r>
-        <w:rPr>
-          <w:rFonts w:asciiTheme="majorHAnsi" w:hAnsiTheme="majorHAnsi" w:cstheme="majorHAnsi"/>
-          <w:lang w:val="en-IN"/>
-        </w:rPr>
-        <w:t>rows  (</w:t>
-      </w:r>
-      <w:proofErr w:type="gramEnd"/>
+        <w:t>Then check SALARY &gt; 50000 on those rows  (</w:t>
+      </w:r>
       <w:r>
         <w:rPr>
           <w:rFonts w:asciiTheme="majorHAnsi" w:hAnsiTheme="majorHAnsi" w:cstheme="majorHAnsi"/>
@@ -4617,50 +4578,9 @@
           <w:rFonts w:asciiTheme="majorHAnsi" w:hAnsiTheme="majorHAnsi" w:cstheme="majorHAnsi"/>
           <w:bCs/>
         </w:rPr>
-        <w:t xml:space="preserve">Use </w:t>
-      </w:r>
-      <w:proofErr w:type="gramStart"/>
-      <w:r>
-        <w:rPr>
-          <w:rFonts w:asciiTheme="majorHAnsi" w:hAnsiTheme="majorHAnsi" w:cstheme="majorHAnsi"/>
-          <w:bCs/>
-        </w:rPr>
-        <w:t>COUNT(</w:t>
-      </w:r>
-      <w:proofErr w:type="gramEnd"/>
-      <w:r>
-        <w:rPr>
-          <w:rFonts w:asciiTheme="majorHAnsi" w:hAnsiTheme="majorHAnsi" w:cstheme="majorHAnsi"/>
-          <w:bCs/>
-        </w:rPr>
-        <w:t xml:space="preserve">1) instead of </w:t>
-      </w:r>
-      <w:proofErr w:type="gramStart"/>
-      <w:r>
-        <w:rPr>
-          <w:rFonts w:asciiTheme="majorHAnsi" w:hAnsiTheme="majorHAnsi" w:cstheme="majorHAnsi"/>
-          <w:bCs/>
-        </w:rPr>
-        <w:t>COUNT(</w:t>
-      </w:r>
-      <w:proofErr w:type="gramEnd"/>
-      <w:r>
-        <w:rPr>
-          <w:rFonts w:asciiTheme="majorHAnsi" w:hAnsiTheme="majorHAnsi" w:cstheme="majorHAnsi"/>
-          <w:bCs/>
-        </w:rPr>
-        <w:t xml:space="preserve">*) and </w:t>
-      </w:r>
-      <w:proofErr w:type="gramStart"/>
-      <w:r>
-        <w:rPr>
-          <w:rFonts w:asciiTheme="majorHAnsi" w:hAnsiTheme="majorHAnsi" w:cstheme="majorHAnsi"/>
-          <w:bCs/>
-        </w:rPr>
-        <w:t>COUNT(</w:t>
+        <w:t>Use COUNT(1) instead of COUNT(*) and COUNT(</w:t>
       </w:r>
       <w:proofErr w:type="spellStart"/>
-      <w:proofErr w:type="gramEnd"/>
       <w:r>
         <w:rPr>
           <w:rFonts w:asciiTheme="majorHAnsi" w:hAnsiTheme="majorHAnsi" w:cstheme="majorHAnsi"/>
@@ -5328,21 +5248,7 @@
           <w:rFonts w:asciiTheme="majorHAnsi" w:hAnsiTheme="majorHAnsi" w:cstheme="majorHAnsi"/>
         </w:rPr>
         <w:br/>
-        <w:t xml:space="preserve">ON </w:t>
-      </w:r>
-      <w:proofErr w:type="gramStart"/>
-      <w:r>
-        <w:rPr>
-          <w:rFonts w:asciiTheme="majorHAnsi" w:hAnsiTheme="majorHAnsi" w:cstheme="majorHAnsi"/>
-        </w:rPr>
-        <w:t>EMP(</w:t>
-      </w:r>
-      <w:proofErr w:type="gramEnd"/>
-      <w:r>
-        <w:rPr>
-          <w:rFonts w:asciiTheme="majorHAnsi" w:hAnsiTheme="majorHAnsi" w:cstheme="majorHAnsi"/>
-        </w:rPr>
-        <w:t>DEPT_ID, EMP_ID);</w:t>
+        <w:t>ON EMP(DEPT_ID, EMP_ID);</w:t>
       </w:r>
     </w:p>
     <w:p>
@@ -5778,25 +5684,7 @@
         <w:rPr>
           <w:rFonts w:asciiTheme="majorHAnsi" w:hAnsiTheme="majorHAnsi" w:cstheme="majorHAnsi"/>
         </w:rPr>
-        <w:t>RID list processing is a DB2 access technique where DB2 collects a list of RIDs from one or more indexes first, and then fetches the actual rows from the table in an optimized way.</w:t>
-      </w:r>
-      <w:r>
-        <w:rPr>
-          <w:rFonts w:asciiTheme="majorHAnsi" w:hAnsiTheme="majorHAnsi" w:cstheme="majorHAnsi"/>
-        </w:rPr>
-        <w:t xml:space="preserve"> </w:t>
-      </w:r>
-      <w:r>
-        <w:rPr>
-          <w:rFonts w:asciiTheme="majorHAnsi" w:hAnsiTheme="majorHAnsi" w:cstheme="majorHAnsi"/>
-        </w:rPr>
-        <w:t>DB2 decides dynamically whether to use it</w:t>
-      </w:r>
-      <w:r>
-        <w:rPr>
-          <w:rFonts w:asciiTheme="majorHAnsi" w:hAnsiTheme="majorHAnsi" w:cstheme="majorHAnsi"/>
-        </w:rPr>
-        <w:t xml:space="preserve"> or not at runtime.</w:t>
+        <w:t>RID list processing is a DB2 access technique where DB2 collects a list of RIDs from one or more indexes first, and then fetches the actual rows from the table in an optimized way. DB2 decides dynamically whether to use it or not at runtime.</w:t>
       </w:r>
     </w:p>
     <w:p>
@@ -5827,7 +5715,6 @@
         <w:br/>
         <w:t xml:space="preserve">AND SALARY &gt; </w:t>
       </w:r>
-      <w:proofErr w:type="gramStart"/>
       <w:r>
         <w:rPr>
           <w:rFonts w:asciiTheme="majorHAnsi" w:hAnsiTheme="majorHAnsi" w:cstheme="majorHAnsi"/>
@@ -5838,14 +5725,19 @@
         <w:rPr>
           <w:rFonts w:asciiTheme="majorHAnsi" w:hAnsiTheme="majorHAnsi" w:cstheme="majorHAnsi"/>
         </w:rPr>
-        <w:t xml:space="preserve">  &lt;</w:t>
-      </w:r>
-      <w:proofErr w:type="gramEnd"/>
-      <w:r>
-        <w:rPr>
-          <w:rFonts w:asciiTheme="majorHAnsi" w:hAnsiTheme="majorHAnsi" w:cstheme="majorHAnsi"/>
-        </w:rPr>
-        <w:t>- Index is both EMP_ID &amp; SALARY</w:t>
+        <w:t xml:space="preserve"> </w:t>
+      </w:r>
+      <w:r>
+        <w:rPr>
+          <w:rFonts w:asciiTheme="majorHAnsi" w:hAnsiTheme="majorHAnsi" w:cstheme="majorHAnsi"/>
+        </w:rPr>
+        <w:tab/>
+      </w:r>
+      <w:r>
+        <w:rPr>
+          <w:rFonts w:asciiTheme="majorHAnsi" w:hAnsiTheme="majorHAnsi" w:cstheme="majorHAnsi"/>
+        </w:rPr>
+        <w:t>&lt;- Index is both EMP_ID &amp; SALARY</w:t>
       </w:r>
     </w:p>
     <w:p>
@@ -6347,21 +6239,6 @@
         <w:rPr>
           <w:rFonts w:asciiTheme="majorHAnsi" w:hAnsiTheme="majorHAnsi" w:cstheme="majorHAnsi"/>
         </w:rPr>
-        <w:t>EXPLAIN is used to view the execution plan of a SQL query without actually running it.</w:t>
-      </w:r>
-    </w:p>
-    <w:p>
-      <w:pPr>
-        <w:spacing w:after="0"/>
-        <w:ind w:left="720"/>
-        <w:rPr>
-          <w:rFonts w:asciiTheme="majorHAnsi" w:hAnsiTheme="majorHAnsi" w:cstheme="majorHAnsi"/>
-        </w:rPr>
-      </w:pPr>
-      <w:r>
-        <w:rPr>
-          <w:rFonts w:asciiTheme="majorHAnsi" w:hAnsiTheme="majorHAnsi" w:cstheme="majorHAnsi"/>
-        </w:rPr>
         <w:t>EXPLAIN helps us understand why a query is slow and how to improve it by changing indexes or rewriting SQL.</w:t>
       </w:r>
     </w:p>
@@ -6487,13 +6364,6 @@
           <w:bCs/>
         </w:rPr>
         <w:tab/>
-      </w:r>
-      <w:r>
-        <w:rPr>
-          <w:rFonts w:asciiTheme="majorHAnsi" w:hAnsiTheme="majorHAnsi" w:cstheme="majorHAnsi"/>
-          <w:b/>
-          <w:bCs/>
-        </w:rPr>
         <w:t>Key Points to Say in Interview</w:t>
       </w:r>
     </w:p>
@@ -6614,15 +6484,255 @@
     <w:p>
       <w:pPr>
         <w:spacing w:after="0"/>
-        <w:rPr>
-          <w:rFonts w:asciiTheme="majorHAnsi" w:hAnsiTheme="majorHAnsi" w:cstheme="majorHAnsi"/>
-        </w:rPr>
-      </w:pPr>
-      <w:r>
-        <w:rPr>
-          <w:rFonts w:asciiTheme="majorHAnsi" w:hAnsiTheme="majorHAnsi" w:cstheme="majorHAnsi"/>
-        </w:rPr>
-        <w:t>Table that stores EXPLAIN output. This concept is important in production DB2 systems because it directly affects query performance, resource utilization, and database scalability. In real enterprise environments such as banking or insurance systems running on IBM z/OS, understanding this helps developers design efficient SQL, reduce I/O, and support high</w:t>
+        <w:ind w:firstLine="720"/>
+        <w:rPr>
+          <w:rFonts w:asciiTheme="majorHAnsi" w:hAnsiTheme="majorHAnsi" w:cstheme="majorHAnsi"/>
+        </w:rPr>
+      </w:pPr>
+      <w:r>
+        <w:rPr>
+          <w:rFonts w:asciiTheme="majorHAnsi" w:hAnsiTheme="majorHAnsi" w:cstheme="majorHAnsi"/>
+        </w:rPr>
+        <w:t>PLAN_TABLE is a DB2 table that stores the output of the EXPLAIN command, showing how the optimizer plans to execute a SQL query.</w:t>
+      </w:r>
+    </w:p>
+    <w:p>
+      <w:pPr>
+        <w:spacing w:after="0"/>
+        <w:rPr>
+          <w:rFonts w:asciiTheme="majorHAnsi" w:hAnsiTheme="majorHAnsi" w:cstheme="majorHAnsi"/>
+        </w:rPr>
+      </w:pPr>
+    </w:p>
+    <w:p>
+      <w:pPr>
+        <w:spacing w:after="0"/>
+        <w:rPr>
+          <w:rFonts w:asciiTheme="majorHAnsi" w:hAnsiTheme="majorHAnsi" w:cstheme="majorHAnsi"/>
+        </w:rPr>
+      </w:pPr>
+      <w:r>
+        <w:rPr>
+          <w:rFonts w:asciiTheme="majorHAnsi" w:hAnsiTheme="majorHAnsi" w:cstheme="majorHAnsi"/>
+          <w:b/>
+        </w:rPr>
+        <w:t>What does MATCHCOLS represent?</w:t>
+      </w:r>
+    </w:p>
+    <w:p>
+      <w:pPr>
+        <w:spacing w:after="0"/>
+        <w:ind w:firstLine="720"/>
+        <w:rPr>
+          <w:rFonts w:asciiTheme="majorHAnsi" w:hAnsiTheme="majorHAnsi" w:cstheme="majorHAnsi"/>
+        </w:rPr>
+      </w:pPr>
+      <w:r>
+        <w:rPr>
+          <w:rFonts w:asciiTheme="majorHAnsi" w:hAnsiTheme="majorHAnsi" w:cstheme="majorHAnsi"/>
+        </w:rPr>
+        <w:t>MATCHCOLS represents the number of leading columns of an index that are used by DB2 for index matching.</w:t>
+      </w:r>
+    </w:p>
+    <w:p>
+      <w:pPr>
+        <w:spacing w:after="0"/>
+        <w:ind w:left="720"/>
+        <w:rPr>
+          <w:rFonts w:asciiTheme="majorHAnsi" w:hAnsiTheme="majorHAnsi" w:cstheme="majorHAnsi"/>
+        </w:rPr>
+      </w:pPr>
+      <w:r>
+        <w:rPr>
+          <w:rFonts w:asciiTheme="majorHAnsi" w:hAnsiTheme="majorHAnsi" w:cstheme="majorHAnsi"/>
+        </w:rPr>
+        <w:t>CREATE INDEX IDX_EMP</w:t>
+      </w:r>
+      <w:r>
+        <w:rPr>
+          <w:rFonts w:asciiTheme="majorHAnsi" w:hAnsiTheme="majorHAnsi" w:cstheme="majorHAnsi"/>
+        </w:rPr>
+        <w:br/>
+        <w:t>ON EMP</w:t>
+      </w:r>
+      <w:r>
+        <w:rPr>
+          <w:rFonts w:asciiTheme="majorHAnsi" w:hAnsiTheme="majorHAnsi" w:cstheme="majorHAnsi"/>
+        </w:rPr>
+        <w:t xml:space="preserve"> </w:t>
+      </w:r>
+      <w:r>
+        <w:rPr>
+          <w:rFonts w:asciiTheme="majorHAnsi" w:hAnsiTheme="majorHAnsi" w:cstheme="majorHAnsi"/>
+        </w:rPr>
+        <w:t>(DEPT_ID, EMP_ID, SALARY);</w:t>
+      </w:r>
+    </w:p>
+    <w:p>
+      <w:pPr>
+        <w:spacing w:after="0"/>
+        <w:ind w:left="720"/>
+        <w:rPr>
+          <w:rFonts w:asciiTheme="majorHAnsi" w:hAnsiTheme="majorHAnsi" w:cstheme="majorHAnsi"/>
+        </w:rPr>
+      </w:pPr>
+    </w:p>
+    <w:p>
+      <w:pPr>
+        <w:spacing w:after="0"/>
+        <w:ind w:left="720"/>
+        <w:rPr>
+          <w:rFonts w:asciiTheme="majorHAnsi" w:hAnsiTheme="majorHAnsi" w:cstheme="majorHAnsi"/>
+        </w:rPr>
+      </w:pPr>
+      <w:r>
+        <w:rPr>
+          <w:rFonts w:asciiTheme="majorHAnsi" w:hAnsiTheme="majorHAnsi" w:cstheme="majorHAnsi"/>
+        </w:rPr>
+        <w:t>SELECT * FROM EMP</w:t>
+      </w:r>
+      <w:r>
+        <w:rPr>
+          <w:rFonts w:asciiTheme="majorHAnsi" w:hAnsiTheme="majorHAnsi" w:cstheme="majorHAnsi"/>
+        </w:rPr>
+        <w:br/>
+        <w:t>WHERE DEPT_ID = 10</w:t>
+      </w:r>
+      <w:r>
+        <w:rPr>
+          <w:rFonts w:asciiTheme="majorHAnsi" w:hAnsiTheme="majorHAnsi" w:cstheme="majorHAnsi"/>
+        </w:rPr>
+        <w:br/>
+        <w:t>AND EMP_ID = 100;</w:t>
+      </w:r>
+      <w:r>
+        <w:rPr>
+          <w:rFonts w:asciiTheme="majorHAnsi" w:hAnsiTheme="majorHAnsi" w:cstheme="majorHAnsi"/>
+        </w:rPr>
+        <w:tab/>
+      </w:r>
+      <w:r>
+        <w:rPr>
+          <w:rFonts w:asciiTheme="majorHAnsi" w:hAnsiTheme="majorHAnsi" w:cstheme="majorHAnsi"/>
+        </w:rPr>
+        <w:t xml:space="preserve">&lt;- </w:t>
+      </w:r>
+      <w:r>
+        <w:rPr>
+          <w:rFonts w:asciiTheme="majorHAnsi" w:hAnsiTheme="majorHAnsi" w:cstheme="majorHAnsi"/>
+        </w:rPr>
+        <w:t>MATCHCOLS</w:t>
+      </w:r>
+      <w:r>
+        <w:rPr>
+          <w:rFonts w:asciiTheme="majorHAnsi" w:hAnsiTheme="majorHAnsi" w:cstheme="majorHAnsi"/>
+        </w:rPr>
+        <w:t xml:space="preserve"> = 2</w:t>
+      </w:r>
+    </w:p>
+    <w:p>
+      <w:pPr>
+        <w:spacing w:after="0"/>
+        <w:ind w:left="720"/>
+        <w:rPr>
+          <w:rFonts w:asciiTheme="majorHAnsi" w:hAnsiTheme="majorHAnsi" w:cstheme="majorHAnsi"/>
+        </w:rPr>
+      </w:pPr>
+    </w:p>
+    <w:p>
+      <w:pPr>
+        <w:spacing w:after="0"/>
+        <w:ind w:left="720"/>
+        <w:rPr>
+          <w:rFonts w:asciiTheme="majorHAnsi" w:hAnsiTheme="majorHAnsi" w:cstheme="majorHAnsi"/>
+        </w:rPr>
+      </w:pPr>
+      <w:r>
+        <w:rPr>
+          <w:rFonts w:asciiTheme="majorHAnsi" w:hAnsiTheme="majorHAnsi" w:cstheme="majorHAnsi"/>
+        </w:rPr>
+        <w:t>SELECT * FROM EMP</w:t>
+      </w:r>
+      <w:r>
+        <w:rPr>
+          <w:rFonts w:asciiTheme="majorHAnsi" w:hAnsiTheme="majorHAnsi" w:cstheme="majorHAnsi"/>
+        </w:rPr>
+        <w:br/>
+        <w:t>WHERE EMP_ID = 100;</w:t>
+      </w:r>
+      <w:r>
+        <w:rPr>
+          <w:rFonts w:asciiTheme="majorHAnsi" w:hAnsiTheme="majorHAnsi" w:cstheme="majorHAnsi"/>
+        </w:rPr>
+        <w:t xml:space="preserve"> </w:t>
+      </w:r>
+      <w:r>
+        <w:rPr>
+          <w:rFonts w:asciiTheme="majorHAnsi" w:hAnsiTheme="majorHAnsi" w:cstheme="majorHAnsi"/>
+        </w:rPr>
+        <w:tab/>
+        <w:t xml:space="preserve">&lt;- </w:t>
+      </w:r>
+      <w:r>
+        <w:rPr>
+          <w:rFonts w:asciiTheme="majorHAnsi" w:hAnsiTheme="majorHAnsi" w:cstheme="majorHAnsi"/>
+        </w:rPr>
+        <w:t xml:space="preserve">MATCHCOLS = </w:t>
+      </w:r>
+      <w:r>
+        <w:rPr>
+          <w:rFonts w:asciiTheme="majorHAnsi" w:hAnsiTheme="majorHAnsi" w:cstheme="majorHAnsi"/>
+        </w:rPr>
+        <w:t>0 (</w:t>
+      </w:r>
+      <w:r>
+        <w:rPr>
+          <w:rFonts w:asciiTheme="majorHAnsi" w:hAnsiTheme="majorHAnsi" w:cstheme="majorHAnsi"/>
+        </w:rPr>
+        <w:t>Skips leading column (DEPT_ID)</w:t>
+      </w:r>
+      <w:r>
+        <w:rPr>
+          <w:rFonts w:asciiTheme="majorHAnsi" w:hAnsiTheme="majorHAnsi" w:cstheme="majorHAnsi"/>
+        </w:rPr>
+        <w:t>)</w:t>
+      </w:r>
+    </w:p>
+    <w:p>
+      <w:pPr>
+        <w:spacing w:after="0"/>
+        <w:rPr>
+          <w:rFonts w:asciiTheme="majorHAnsi" w:hAnsiTheme="majorHAnsi" w:cstheme="majorHAnsi"/>
+        </w:rPr>
+      </w:pPr>
+    </w:p>
+    <w:p>
+      <w:pPr>
+        <w:spacing w:after="0"/>
+        <w:rPr>
+          <w:rFonts w:asciiTheme="majorHAnsi" w:hAnsiTheme="majorHAnsi" w:cstheme="majorHAnsi"/>
+        </w:rPr>
+      </w:pPr>
+      <w:r>
+        <w:rPr>
+          <w:rFonts w:asciiTheme="majorHAnsi" w:hAnsiTheme="majorHAnsi" w:cstheme="majorHAnsi"/>
+          <w:b/>
+        </w:rPr>
+        <w:t>What is ACCESSTYPE?</w:t>
+      </w:r>
+    </w:p>
+    <w:p>
+      <w:pPr>
+        <w:spacing w:after="0"/>
+        <w:rPr>
+          <w:rFonts w:asciiTheme="majorHAnsi" w:hAnsiTheme="majorHAnsi" w:cstheme="majorHAnsi"/>
+        </w:rPr>
+      </w:pPr>
+      <w:r>
+        <w:rPr>
+          <w:rFonts w:asciiTheme="majorHAnsi" w:hAnsiTheme="majorHAnsi" w:cstheme="majorHAnsi"/>
+        </w:rPr>
+        <w:t>Column in PLAN_TABLE indicating access method such as I or T. This concept is important in production DB2 systems because it directly affects query performance, resource utilization, and database scalability. In real enterprise environments such as banking or insurance systems running on IBM z/OS, understanding this helps developers design efficient SQL, reduce I/O, and support high</w:t>
       </w:r>
       <w:r>
         <w:rPr>
@@ -6657,21 +6767,21 @@
           <w:rFonts w:asciiTheme="majorHAnsi" w:hAnsiTheme="majorHAnsi" w:cstheme="majorHAnsi"/>
           <w:b/>
         </w:rPr>
-        <w:t>What does MATCHCOLS represent?</w:t>
-      </w:r>
-    </w:p>
-    <w:p>
-      <w:pPr>
-        <w:spacing w:after="0"/>
-        <w:rPr>
-          <w:rFonts w:asciiTheme="majorHAnsi" w:hAnsiTheme="majorHAnsi" w:cstheme="majorHAnsi"/>
-        </w:rPr>
-      </w:pPr>
-      <w:r>
-        <w:rPr>
-          <w:rFonts w:asciiTheme="majorHAnsi" w:hAnsiTheme="majorHAnsi" w:cstheme="majorHAnsi"/>
-        </w:rPr>
-        <w:t>Number of index columns matched by query predicates. This concept is important in production DB2 systems because it directly affects query performance, resource utilization, and database scalability. In real enterprise environments such as banking or insurance systems running on IBM z/OS, understanding this helps developers design efficient SQL, reduce I/O, and support high</w:t>
+        <w:t>What is PREFETCH?</w:t>
+      </w:r>
+    </w:p>
+    <w:p>
+      <w:pPr>
+        <w:spacing w:after="0"/>
+        <w:rPr>
+          <w:rFonts w:asciiTheme="majorHAnsi" w:hAnsiTheme="majorHAnsi" w:cstheme="majorHAnsi"/>
+        </w:rPr>
+      </w:pPr>
+      <w:r>
+        <w:rPr>
+          <w:rFonts w:asciiTheme="majorHAnsi" w:hAnsiTheme="majorHAnsi" w:cstheme="majorHAnsi"/>
+        </w:rPr>
+        <w:t>Indicates sequential or list prefetch operations. This concept is important in production DB2 systems because it directly affects query performance, resource utilization, and database scalability. In real enterprise environments such as banking or insurance systems running on IBM z/OS, understanding this helps developers design efficient SQL, reduce I/O, and support high</w:t>
       </w:r>
       <w:r>
         <w:rPr>
@@ -6693,109 +6803,20 @@
           <w:rFonts w:asciiTheme="majorHAnsi" w:hAnsiTheme="majorHAnsi" w:cstheme="majorHAnsi"/>
         </w:rPr>
       </w:pPr>
+    </w:p>
+    <w:p>
+      <w:pPr>
+        <w:spacing w:after="0"/>
+        <w:rPr>
+          <w:rFonts w:asciiTheme="majorHAnsi" w:hAnsiTheme="majorHAnsi" w:cstheme="majorHAnsi"/>
+        </w:rPr>
+      </w:pPr>
       <w:r>
         <w:rPr>
           <w:rFonts w:asciiTheme="majorHAnsi" w:hAnsiTheme="majorHAnsi" w:cstheme="majorHAnsi"/>
           <w:b/>
         </w:rPr>
-        <w:t>What is ACCESSTYPE?</w:t>
-      </w:r>
-    </w:p>
-    <w:p>
-      <w:pPr>
-        <w:spacing w:after="0"/>
-        <w:rPr>
-          <w:rFonts w:asciiTheme="majorHAnsi" w:hAnsiTheme="majorHAnsi" w:cstheme="majorHAnsi"/>
-        </w:rPr>
-      </w:pPr>
-      <w:r>
-        <w:rPr>
-          <w:rFonts w:asciiTheme="majorHAnsi" w:hAnsiTheme="majorHAnsi" w:cstheme="majorHAnsi"/>
-        </w:rPr>
-        <w:t>Column in PLAN_TABLE indicating access method such as I or T. This concept is important in production DB2 systems because it directly affects query performance, resource utilization, and database scalability. In real enterprise environments such as banking or insurance systems running on IBM z/OS, understanding this helps developers design efficient SQL, reduce I/O, and support high</w:t>
-      </w:r>
-      <w:r>
-        <w:rPr>
-          <w:rFonts w:ascii="Cambria Math" w:hAnsi="Cambria Math" w:cs="Cambria Math"/>
-        </w:rPr>
-        <w:t>‑</w:t>
-      </w:r>
-      <w:r>
-        <w:rPr>
-          <w:rFonts w:asciiTheme="majorHAnsi" w:hAnsiTheme="majorHAnsi" w:cstheme="majorHAnsi"/>
-        </w:rPr>
-        <w:t>volume transaction processing.</w:t>
-      </w:r>
-    </w:p>
-    <w:p>
-      <w:pPr>
-        <w:spacing w:after="0"/>
-        <w:rPr>
-          <w:rFonts w:asciiTheme="majorHAnsi" w:hAnsiTheme="majorHAnsi" w:cstheme="majorHAnsi"/>
-        </w:rPr>
-      </w:pPr>
-    </w:p>
-    <w:p>
-      <w:pPr>
-        <w:spacing w:after="0"/>
-        <w:rPr>
-          <w:rFonts w:asciiTheme="majorHAnsi" w:hAnsiTheme="majorHAnsi" w:cstheme="majorHAnsi"/>
-        </w:rPr>
-      </w:pPr>
-      <w:r>
-        <w:rPr>
-          <w:rFonts w:asciiTheme="majorHAnsi" w:hAnsiTheme="majorHAnsi" w:cstheme="majorHAnsi"/>
-          <w:b/>
-        </w:rPr>
-        <w:t>What is PREFETCH?</w:t>
-      </w:r>
-    </w:p>
-    <w:p>
-      <w:pPr>
-        <w:spacing w:after="0"/>
-        <w:rPr>
-          <w:rFonts w:asciiTheme="majorHAnsi" w:hAnsiTheme="majorHAnsi" w:cstheme="majorHAnsi"/>
-        </w:rPr>
-      </w:pPr>
-      <w:r>
-        <w:rPr>
-          <w:rFonts w:asciiTheme="majorHAnsi" w:hAnsiTheme="majorHAnsi" w:cstheme="majorHAnsi"/>
-        </w:rPr>
-        <w:t>Indicates sequential or list prefetch operations. This concept is important in production DB2 systems because it directly affects query performance, resource utilization, and database scalability. In real enterprise environments such as banking or insurance systems running on IBM z/OS, understanding this helps developers design efficient SQL, reduce I/O, and support high</w:t>
-      </w:r>
-      <w:r>
-        <w:rPr>
-          <w:rFonts w:ascii="Cambria Math" w:hAnsi="Cambria Math" w:cs="Cambria Math"/>
-        </w:rPr>
-        <w:t>‑</w:t>
-      </w:r>
-      <w:r>
-        <w:rPr>
-          <w:rFonts w:asciiTheme="majorHAnsi" w:hAnsiTheme="majorHAnsi" w:cstheme="majorHAnsi"/>
-        </w:rPr>
-        <w:t>volume transaction processing.</w:t>
-      </w:r>
-    </w:p>
-    <w:p>
-      <w:pPr>
-        <w:spacing w:after="0"/>
-        <w:rPr>
-          <w:rFonts w:asciiTheme="majorHAnsi" w:hAnsiTheme="majorHAnsi" w:cstheme="majorHAnsi"/>
-        </w:rPr>
-      </w:pPr>
-    </w:p>
-    <w:p>
-      <w:pPr>
-        <w:spacing w:after="0"/>
-        <w:rPr>
-          <w:rFonts w:asciiTheme="majorHAnsi" w:hAnsiTheme="majorHAnsi" w:cstheme="majorHAnsi"/>
-        </w:rPr>
-      </w:pPr>
-      <w:r>
-        <w:rPr>
-          <w:rFonts w:asciiTheme="majorHAnsi" w:hAnsiTheme="majorHAnsi" w:cstheme="majorHAnsi"/>
-          <w:b/>
-        </w:rPr>
+        <w:lastRenderedPageBreak/>
         <w:t>What is tablespace scan?</w:t>
       </w:r>
     </w:p>
@@ -6810,63 +6831,7 @@
         <w:rPr>
           <w:rFonts w:asciiTheme="majorHAnsi" w:hAnsiTheme="majorHAnsi" w:cstheme="majorHAnsi"/>
         </w:rPr>
-        <w:t xml:space="preserve">Reading entire table when no useful index exists. This concept is important in production DB2 systems because it directly affects query performance, resource utilization, and database scalability. In real enterprise environments such as </w:t>
-      </w:r>
-      <w:r>
-        <w:rPr>
-          <w:rFonts w:asciiTheme="majorHAnsi" w:hAnsiTheme="majorHAnsi" w:cstheme="majorHAnsi"/>
-        </w:rPr>
-        <w:lastRenderedPageBreak/>
-        <w:t>banking or insurance systems running on IBM z/OS, understanding this helps developers design efficient SQL, reduce I/O, and support high</w:t>
-      </w:r>
-      <w:r>
-        <w:rPr>
-          <w:rFonts w:ascii="Cambria Math" w:hAnsi="Cambria Math" w:cs="Cambria Math"/>
-        </w:rPr>
-        <w:t>‑</w:t>
-      </w:r>
-      <w:r>
-        <w:rPr>
-          <w:rFonts w:asciiTheme="majorHAnsi" w:hAnsiTheme="majorHAnsi" w:cstheme="majorHAnsi"/>
-        </w:rPr>
-        <w:t>volume transaction processing.</w:t>
-      </w:r>
-    </w:p>
-    <w:p>
-      <w:pPr>
-        <w:spacing w:after="0"/>
-        <w:rPr>
-          <w:rFonts w:asciiTheme="majorHAnsi" w:hAnsiTheme="majorHAnsi" w:cstheme="majorHAnsi"/>
-        </w:rPr>
-      </w:pPr>
-    </w:p>
-    <w:p>
-      <w:pPr>
-        <w:spacing w:after="0"/>
-        <w:rPr>
-          <w:rFonts w:asciiTheme="majorHAnsi" w:hAnsiTheme="majorHAnsi" w:cstheme="majorHAnsi"/>
-        </w:rPr>
-      </w:pPr>
-      <w:r>
-        <w:rPr>
-          <w:rFonts w:asciiTheme="majorHAnsi" w:hAnsiTheme="majorHAnsi" w:cstheme="majorHAnsi"/>
-          <w:b/>
-        </w:rPr>
-        <w:t>What is index access?</w:t>
-      </w:r>
-    </w:p>
-    <w:p>
-      <w:pPr>
-        <w:spacing w:after="0"/>
-        <w:rPr>
-          <w:rFonts w:asciiTheme="majorHAnsi" w:hAnsiTheme="majorHAnsi" w:cstheme="majorHAnsi"/>
-        </w:rPr>
-      </w:pPr>
-      <w:r>
-        <w:rPr>
-          <w:rFonts w:asciiTheme="majorHAnsi" w:hAnsiTheme="majorHAnsi" w:cstheme="majorHAnsi"/>
-        </w:rPr>
-        <w:t>Retrieving rows using an index. This concept is important in production DB2 systems because it directly affects query performance, resource utilization, and database scalability. In real enterprise environments such as banking or insurance systems running on IBM z/OS, understanding this helps developers design efficient SQL, reduce I/O, and support high</w:t>
+        <w:t>Reading entire table when no useful index exists. This concept is important in production DB2 systems because it directly affects query performance, resource utilization, and database scalability. In real enterprise environments such as banking or insurance systems running on IBM z/OS, understanding this helps developers design efficient SQL, reduce I/O, and support high</w:t>
       </w:r>
       <w:r>
         <w:rPr>
@@ -7218,22 +7183,28 @@
           <w:rFonts w:asciiTheme="majorHAnsi" w:hAnsiTheme="majorHAnsi" w:cstheme="majorHAnsi"/>
           <w:b/>
         </w:rPr>
+        <w:t>When should REORG be used?</w:t>
+      </w:r>
+    </w:p>
+    <w:p>
+      <w:pPr>
+        <w:spacing w:after="0"/>
+        <w:rPr>
+          <w:rFonts w:asciiTheme="majorHAnsi" w:hAnsiTheme="majorHAnsi" w:cstheme="majorHAnsi"/>
+        </w:rPr>
+      </w:pPr>
+      <w:r>
+        <w:rPr>
+          <w:rFonts w:asciiTheme="majorHAnsi" w:hAnsiTheme="majorHAnsi" w:cstheme="majorHAnsi"/>
+        </w:rPr>
+        <w:t xml:space="preserve">When clustering is degraded or performance drops. This concept is important in production DB2 systems because it directly affects query performance, resource utilization, and database scalability. In real enterprise environments such as </w:t>
+      </w:r>
+      <w:r>
+        <w:rPr>
+          <w:rFonts w:asciiTheme="majorHAnsi" w:hAnsiTheme="majorHAnsi" w:cstheme="majorHAnsi"/>
+        </w:rPr>
         <w:lastRenderedPageBreak/>
-        <w:t>When should REORG be used?</w:t>
-      </w:r>
-    </w:p>
-    <w:p>
-      <w:pPr>
-        <w:spacing w:after="0"/>
-        <w:rPr>
-          <w:rFonts w:asciiTheme="majorHAnsi" w:hAnsiTheme="majorHAnsi" w:cstheme="majorHAnsi"/>
-        </w:rPr>
-      </w:pPr>
-      <w:r>
-        <w:rPr>
-          <w:rFonts w:asciiTheme="majorHAnsi" w:hAnsiTheme="majorHAnsi" w:cstheme="majorHAnsi"/>
-        </w:rPr>
-        <w:t>When clustering is degraded or performance drops. This concept is important in production DB2 systems because it directly affects query performance, resource utilization, and database scalability. In real enterprise environments such as banking or insurance systems running on IBM z/OS, understanding this helps developers design efficient SQL, reduce I/O, and support high</w:t>
+        <w:t>banking or insurance systems running on IBM z/OS, understanding this helps developers design efficient SQL, reduce I/O, and support high</w:t>
       </w:r>
       <w:r>
         <w:rPr>
@@ -7607,8 +7578,49 @@
         <w:rPr>
           <w:rFonts w:asciiTheme="majorHAnsi" w:hAnsiTheme="majorHAnsi" w:cstheme="majorHAnsi"/>
         </w:rPr>
+        <w:t>DB2 reads rows from one table and probes another using index. This concept is important in production DB2 systems because it directly affects query performance, resource utilization, and database scalability. In real enterprise environments such as banking or insurance systems running on IBM z/OS, understanding this helps developers design efficient SQL, reduce I/O, and support high</w:t>
+      </w:r>
+      <w:r>
+        <w:rPr>
+          <w:rFonts w:ascii="Cambria Math" w:hAnsi="Cambria Math" w:cs="Cambria Math"/>
+        </w:rPr>
+        <w:t>‑</w:t>
+      </w:r>
+      <w:r>
+        <w:rPr>
+          <w:rFonts w:asciiTheme="majorHAnsi" w:hAnsiTheme="majorHAnsi" w:cstheme="majorHAnsi"/>
+        </w:rPr>
+        <w:t>volume transaction processing.</w:t>
+      </w:r>
+    </w:p>
+    <w:p>
+      <w:pPr>
+        <w:spacing w:after="0"/>
+        <w:rPr>
+          <w:rFonts w:asciiTheme="majorHAnsi" w:hAnsiTheme="majorHAnsi" w:cstheme="majorHAnsi"/>
+        </w:rPr>
+      </w:pPr>
+      <w:r>
+        <w:rPr>
+          <w:rFonts w:asciiTheme="majorHAnsi" w:hAnsiTheme="majorHAnsi" w:cstheme="majorHAnsi"/>
+          <w:b/>
+        </w:rPr>
         <w:lastRenderedPageBreak/>
-        <w:t>DB2 reads rows from one table and probes another using index. This concept is important in production DB2 systems because it directly affects query performance, resource utilization, and database scalability. In real enterprise environments such as banking or insurance systems running on IBM z/OS, understanding this helps developers design efficient SQL, reduce I/O, and support high</w:t>
+        <w:t>What is merge scan join?</w:t>
+      </w:r>
+    </w:p>
+    <w:p>
+      <w:pPr>
+        <w:spacing w:after="0"/>
+        <w:rPr>
+          <w:rFonts w:asciiTheme="majorHAnsi" w:hAnsiTheme="majorHAnsi" w:cstheme="majorHAnsi"/>
+        </w:rPr>
+      </w:pPr>
+      <w:r>
+        <w:rPr>
+          <w:rFonts w:asciiTheme="majorHAnsi" w:hAnsiTheme="majorHAnsi" w:cstheme="majorHAnsi"/>
+        </w:rPr>
+        <w:t>Tables are scanned in sorted order and merged. This concept is important in production DB2 systems because it directly affects query performance, resource utilization, and database scalability. In real enterprise environments such as banking or insurance systems running on IBM z/OS, understanding this helps developers design efficient SQL, reduce I/O, and support high</w:t>
       </w:r>
       <w:r>
         <w:rPr>
@@ -7635,21 +7647,21 @@
           <w:rFonts w:asciiTheme="majorHAnsi" w:hAnsiTheme="majorHAnsi" w:cstheme="majorHAnsi"/>
           <w:b/>
         </w:rPr>
-        <w:t>What is merge scan join?</w:t>
-      </w:r>
-    </w:p>
-    <w:p>
-      <w:pPr>
-        <w:spacing w:after="0"/>
-        <w:rPr>
-          <w:rFonts w:asciiTheme="majorHAnsi" w:hAnsiTheme="majorHAnsi" w:cstheme="majorHAnsi"/>
-        </w:rPr>
-      </w:pPr>
-      <w:r>
-        <w:rPr>
-          <w:rFonts w:asciiTheme="majorHAnsi" w:hAnsiTheme="majorHAnsi" w:cstheme="majorHAnsi"/>
-        </w:rPr>
-        <w:t>Tables are scanned in sorted order and merged. This concept is important in production DB2 systems because it directly affects query performance, resource utilization, and database scalability. In real enterprise environments such as banking or insurance systems running on IBM z/OS, understanding this helps developers design efficient SQL, reduce I/O, and support high</w:t>
+        <w:t>What is hybrid join?</w:t>
+      </w:r>
+    </w:p>
+    <w:p>
+      <w:pPr>
+        <w:spacing w:after="0"/>
+        <w:rPr>
+          <w:rFonts w:asciiTheme="majorHAnsi" w:hAnsiTheme="majorHAnsi" w:cstheme="majorHAnsi"/>
+        </w:rPr>
+      </w:pPr>
+      <w:r>
+        <w:rPr>
+          <w:rFonts w:asciiTheme="majorHAnsi" w:hAnsiTheme="majorHAnsi" w:cstheme="majorHAnsi"/>
+        </w:rPr>
+        <w:t>Combination of nested loop and merge join techniques. This concept is important in production DB2 systems because it directly affects query performance, resource utilization, and database scalability. In real enterprise environments such as banking or insurance systems running on IBM z/OS, understanding this helps developers design efficient SQL, reduce I/O, and support high</w:t>
       </w:r>
       <w:r>
         <w:rPr>
@@ -7676,21 +7688,21 @@
           <w:rFonts w:asciiTheme="majorHAnsi" w:hAnsiTheme="majorHAnsi" w:cstheme="majorHAnsi"/>
           <w:b/>
         </w:rPr>
-        <w:t>What is hybrid join?</w:t>
-      </w:r>
-    </w:p>
-    <w:p>
-      <w:pPr>
-        <w:spacing w:after="0"/>
-        <w:rPr>
-          <w:rFonts w:asciiTheme="majorHAnsi" w:hAnsiTheme="majorHAnsi" w:cstheme="majorHAnsi"/>
-        </w:rPr>
-      </w:pPr>
-      <w:r>
-        <w:rPr>
-          <w:rFonts w:asciiTheme="majorHAnsi" w:hAnsiTheme="majorHAnsi" w:cstheme="majorHAnsi"/>
-        </w:rPr>
-        <w:t>Combination of nested loop and merge join techniques. This concept is important in production DB2 systems because it directly affects query performance, resource utilization, and database scalability. In real enterprise environments such as banking or insurance systems running on IBM z/OS, understanding this helps developers design efficient SQL, reduce I/O, and support high</w:t>
+        <w:t>What affects join performance?</w:t>
+      </w:r>
+    </w:p>
+    <w:p>
+      <w:pPr>
+        <w:spacing w:after="0"/>
+        <w:rPr>
+          <w:rFonts w:asciiTheme="majorHAnsi" w:hAnsiTheme="majorHAnsi" w:cstheme="majorHAnsi"/>
+        </w:rPr>
+      </w:pPr>
+      <w:r>
+        <w:rPr>
+          <w:rFonts w:asciiTheme="majorHAnsi" w:hAnsiTheme="majorHAnsi" w:cstheme="majorHAnsi"/>
+        </w:rPr>
+        <w:t>Indexes, table size, join predicates, and join order. This concept is important in production DB2 systems because it directly affects query performance, resource utilization, and database scalability. In real enterprise environments such as banking or insurance systems running on IBM z/OS, understanding this helps developers design efficient SQL, reduce I/O, and support high</w:t>
       </w:r>
       <w:r>
         <w:rPr>
@@ -7717,21 +7729,21 @@
           <w:rFonts w:asciiTheme="majorHAnsi" w:hAnsiTheme="majorHAnsi" w:cstheme="majorHAnsi"/>
           <w:b/>
         </w:rPr>
-        <w:t>What affects join performance?</w:t>
-      </w:r>
-    </w:p>
-    <w:p>
-      <w:pPr>
-        <w:spacing w:after="0"/>
-        <w:rPr>
-          <w:rFonts w:asciiTheme="majorHAnsi" w:hAnsiTheme="majorHAnsi" w:cstheme="majorHAnsi"/>
-        </w:rPr>
-      </w:pPr>
-      <w:r>
-        <w:rPr>
-          <w:rFonts w:asciiTheme="majorHAnsi" w:hAnsiTheme="majorHAnsi" w:cstheme="majorHAnsi"/>
-        </w:rPr>
-        <w:t>Indexes, table size, join predicates, and join order. This concept is important in production DB2 systems because it directly affects query performance, resource utilization, and database scalability. In real enterprise environments such as banking or insurance systems running on IBM z/OS, understanding this helps developers design efficient SQL, reduce I/O, and support high</w:t>
+        <w:t>How do indexes help joins?</w:t>
+      </w:r>
+    </w:p>
+    <w:p>
+      <w:pPr>
+        <w:spacing w:after="0"/>
+        <w:rPr>
+          <w:rFonts w:asciiTheme="majorHAnsi" w:hAnsiTheme="majorHAnsi" w:cstheme="majorHAnsi"/>
+        </w:rPr>
+      </w:pPr>
+      <w:r>
+        <w:rPr>
+          <w:rFonts w:asciiTheme="majorHAnsi" w:hAnsiTheme="majorHAnsi" w:cstheme="majorHAnsi"/>
+        </w:rPr>
+        <w:t>They reduce rows scanned during join operations. This concept is important in production DB2 systems because it directly affects query performance, resource utilization, and database scalability. In real enterprise environments such as banking or insurance systems running on IBM z/OS, understanding this helps developers design efficient SQL, reduce I/O, and support high</w:t>
       </w:r>
       <w:r>
         <w:rPr>
@@ -7758,21 +7770,21 @@
           <w:rFonts w:asciiTheme="majorHAnsi" w:hAnsiTheme="majorHAnsi" w:cstheme="majorHAnsi"/>
           <w:b/>
         </w:rPr>
-        <w:t>How do indexes help joins?</w:t>
-      </w:r>
-    </w:p>
-    <w:p>
-      <w:pPr>
-        <w:spacing w:after="0"/>
-        <w:rPr>
-          <w:rFonts w:asciiTheme="majorHAnsi" w:hAnsiTheme="majorHAnsi" w:cstheme="majorHAnsi"/>
-        </w:rPr>
-      </w:pPr>
-      <w:r>
-        <w:rPr>
-          <w:rFonts w:asciiTheme="majorHAnsi" w:hAnsiTheme="majorHAnsi" w:cstheme="majorHAnsi"/>
-        </w:rPr>
-        <w:t>They reduce rows scanned during join operations. This concept is important in production DB2 systems because it directly affects query performance, resource utilization, and database scalability. In real enterprise environments such as banking or insurance systems running on IBM z/OS, understanding this helps developers design efficient SQL, reduce I/O, and support high</w:t>
+        <w:t>What happens when joins lack indexes?</w:t>
+      </w:r>
+    </w:p>
+    <w:p>
+      <w:pPr>
+        <w:spacing w:after="0"/>
+        <w:rPr>
+          <w:rFonts w:asciiTheme="majorHAnsi" w:hAnsiTheme="majorHAnsi" w:cstheme="majorHAnsi"/>
+        </w:rPr>
+      </w:pPr>
+      <w:r>
+        <w:rPr>
+          <w:rFonts w:asciiTheme="majorHAnsi" w:hAnsiTheme="majorHAnsi" w:cstheme="majorHAnsi"/>
+        </w:rPr>
+        <w:t>DB2 may perform expensive tablespace scans. This concept is important in production DB2 systems because it directly affects query performance, resource utilization, and database scalability. In real enterprise environments such as banking or insurance systems running on IBM z/OS, understanding this helps developers design efficient SQL, reduce I/O, and support high</w:t>
       </w:r>
       <w:r>
         <w:rPr>
@@ -7799,21 +7811,21 @@
           <w:rFonts w:asciiTheme="majorHAnsi" w:hAnsiTheme="majorHAnsi" w:cstheme="majorHAnsi"/>
           <w:b/>
         </w:rPr>
-        <w:t>What happens when joins lack indexes?</w:t>
-      </w:r>
-    </w:p>
-    <w:p>
-      <w:pPr>
-        <w:spacing w:after="0"/>
-        <w:rPr>
-          <w:rFonts w:asciiTheme="majorHAnsi" w:hAnsiTheme="majorHAnsi" w:cstheme="majorHAnsi"/>
-        </w:rPr>
-      </w:pPr>
-      <w:r>
-        <w:rPr>
-          <w:rFonts w:asciiTheme="majorHAnsi" w:hAnsiTheme="majorHAnsi" w:cstheme="majorHAnsi"/>
-        </w:rPr>
-        <w:t>DB2 may perform expensive tablespace scans. This concept is important in production DB2 systems because it directly affects query performance, resource utilization, and database scalability. In real enterprise environments such as banking or insurance systems running on IBM z/OS, understanding this helps developers design efficient SQL, reduce I/O, and support high</w:t>
+        <w:t>What is join predicate?</w:t>
+      </w:r>
+    </w:p>
+    <w:p>
+      <w:pPr>
+        <w:spacing w:after="0"/>
+        <w:rPr>
+          <w:rFonts w:asciiTheme="majorHAnsi" w:hAnsiTheme="majorHAnsi" w:cstheme="majorHAnsi"/>
+        </w:rPr>
+      </w:pPr>
+      <w:r>
+        <w:rPr>
+          <w:rFonts w:asciiTheme="majorHAnsi" w:hAnsiTheme="majorHAnsi" w:cstheme="majorHAnsi"/>
+        </w:rPr>
+        <w:t>Condition used to join two tables. This concept is important in production DB2 systems because it directly affects query performance, resource utilization, and database scalability. In real enterprise environments such as banking or insurance systems running on IBM z/OS, understanding this helps developers design efficient SQL, reduce I/O, and support high</w:t>
       </w:r>
       <w:r>
         <w:rPr>
@@ -7840,21 +7852,21 @@
           <w:rFonts w:asciiTheme="majorHAnsi" w:hAnsiTheme="majorHAnsi" w:cstheme="majorHAnsi"/>
           <w:b/>
         </w:rPr>
-        <w:t>What is join predicate?</w:t>
-      </w:r>
-    </w:p>
-    <w:p>
-      <w:pPr>
-        <w:spacing w:after="0"/>
-        <w:rPr>
-          <w:rFonts w:asciiTheme="majorHAnsi" w:hAnsiTheme="majorHAnsi" w:cstheme="majorHAnsi"/>
-        </w:rPr>
-      </w:pPr>
-      <w:r>
-        <w:rPr>
-          <w:rFonts w:asciiTheme="majorHAnsi" w:hAnsiTheme="majorHAnsi" w:cstheme="majorHAnsi"/>
-        </w:rPr>
-        <w:t>Condition used to join two tables. This concept is important in production DB2 systems because it directly affects query performance, resource utilization, and database scalability. In real enterprise environments such as banking or insurance systems running on IBM z/OS, understanding this helps developers design efficient SQL, reduce I/O, and support high</w:t>
+        <w:t>What is outer join?</w:t>
+      </w:r>
+    </w:p>
+    <w:p>
+      <w:pPr>
+        <w:spacing w:after="0"/>
+        <w:rPr>
+          <w:rFonts w:asciiTheme="majorHAnsi" w:hAnsiTheme="majorHAnsi" w:cstheme="majorHAnsi"/>
+        </w:rPr>
+      </w:pPr>
+      <w:r>
+        <w:rPr>
+          <w:rFonts w:asciiTheme="majorHAnsi" w:hAnsiTheme="majorHAnsi" w:cstheme="majorHAnsi"/>
+        </w:rPr>
+        <w:t>Join returning unmatched rows from one table. This concept is important in production DB2 systems because it directly affects query performance, resource utilization, and database scalability. In real enterprise environments such as banking or insurance systems running on IBM z/OS, understanding this helps developers design efficient SQL, reduce I/O, and support high</w:t>
       </w:r>
       <w:r>
         <w:rPr>
@@ -7881,21 +7893,21 @@
           <w:rFonts w:asciiTheme="majorHAnsi" w:hAnsiTheme="majorHAnsi" w:cstheme="majorHAnsi"/>
           <w:b/>
         </w:rPr>
-        <w:t>What is outer join?</w:t>
-      </w:r>
-    </w:p>
-    <w:p>
-      <w:pPr>
-        <w:spacing w:after="0"/>
-        <w:rPr>
-          <w:rFonts w:asciiTheme="majorHAnsi" w:hAnsiTheme="majorHAnsi" w:cstheme="majorHAnsi"/>
-        </w:rPr>
-      </w:pPr>
-      <w:r>
-        <w:rPr>
-          <w:rFonts w:asciiTheme="majorHAnsi" w:hAnsiTheme="majorHAnsi" w:cstheme="majorHAnsi"/>
-        </w:rPr>
-        <w:t>Join returning unmatched rows from one table. This concept is important in production DB2 systems because it directly affects query performance, resource utilization, and database scalability. In real enterprise environments such as banking or insurance systems running on IBM z/OS, understanding this helps developers design efficient SQL, reduce I/O, and support high</w:t>
+        <w:t>What is inner join?</w:t>
+      </w:r>
+    </w:p>
+    <w:p>
+      <w:pPr>
+        <w:spacing w:after="0"/>
+        <w:rPr>
+          <w:rFonts w:asciiTheme="majorHAnsi" w:hAnsiTheme="majorHAnsi" w:cstheme="majorHAnsi"/>
+        </w:rPr>
+      </w:pPr>
+      <w:r>
+        <w:rPr>
+          <w:rFonts w:asciiTheme="majorHAnsi" w:hAnsiTheme="majorHAnsi" w:cstheme="majorHAnsi"/>
+        </w:rPr>
+        <w:t>Join returning rows matching in both tables. This concept is important in production DB2 systems because it directly affects query performance, resource utilization, and database scalability. In real enterprise environments such as banking or insurance systems running on IBM z/OS, understanding this helps developers design efficient SQL, reduce I/O, and support high</w:t>
       </w:r>
       <w:r>
         <w:rPr>
@@ -7922,21 +7934,21 @@
           <w:rFonts w:asciiTheme="majorHAnsi" w:hAnsiTheme="majorHAnsi" w:cstheme="majorHAnsi"/>
           <w:b/>
         </w:rPr>
-        <w:t>What is inner join?</w:t>
-      </w:r>
-    </w:p>
-    <w:p>
-      <w:pPr>
-        <w:spacing w:after="0"/>
-        <w:rPr>
-          <w:rFonts w:asciiTheme="majorHAnsi" w:hAnsiTheme="majorHAnsi" w:cstheme="majorHAnsi"/>
-        </w:rPr>
-      </w:pPr>
-      <w:r>
-        <w:rPr>
-          <w:rFonts w:asciiTheme="majorHAnsi" w:hAnsiTheme="majorHAnsi" w:cstheme="majorHAnsi"/>
-        </w:rPr>
-        <w:t>Join returning rows matching in both tables. This concept is important in production DB2 systems because it directly affects query performance, resource utilization, and database scalability. In real enterprise environments such as banking or insurance systems running on IBM z/OS, understanding this helps developers design efficient SQL, reduce I/O, and support high</w:t>
+        <w:t>What is star join optimization?</w:t>
+      </w:r>
+    </w:p>
+    <w:p>
+      <w:pPr>
+        <w:spacing w:after="0"/>
+        <w:rPr>
+          <w:rFonts w:asciiTheme="majorHAnsi" w:hAnsiTheme="majorHAnsi" w:cstheme="majorHAnsi"/>
+        </w:rPr>
+      </w:pPr>
+      <w:r>
+        <w:rPr>
+          <w:rFonts w:asciiTheme="majorHAnsi" w:hAnsiTheme="majorHAnsi" w:cstheme="majorHAnsi"/>
+        </w:rPr>
+        <w:t>Optimization used for data warehouse star schema queries. This concept is important in production DB2 systems because it directly affects query performance, resource utilization, and database scalability. In real enterprise environments such as banking or insurance systems running on IBM z/OS, understanding this helps developers design efficient SQL, reduce I/O, and support high</w:t>
       </w:r>
       <w:r>
         <w:rPr>
@@ -7961,24 +7973,38 @@
       <w:r>
         <w:rPr>
           <w:rFonts w:asciiTheme="majorHAnsi" w:hAnsiTheme="majorHAnsi" w:cstheme="majorHAnsi"/>
+        </w:rPr>
+        <w:t>Locking and Concurrency</w:t>
+      </w:r>
+    </w:p>
+    <w:p>
+      <w:pPr>
+        <w:spacing w:after="0"/>
+        <w:rPr>
+          <w:rFonts w:asciiTheme="majorHAnsi" w:hAnsiTheme="majorHAnsi" w:cstheme="majorHAnsi"/>
+        </w:rPr>
+      </w:pPr>
+      <w:r>
+        <w:rPr>
+          <w:rFonts w:asciiTheme="majorHAnsi" w:hAnsiTheme="majorHAnsi" w:cstheme="majorHAnsi"/>
           <w:b/>
         </w:rPr>
-        <w:t>What is star join optimization?</w:t>
-      </w:r>
-    </w:p>
-    <w:p>
-      <w:pPr>
-        <w:spacing w:after="0"/>
-        <w:rPr>
-          <w:rFonts w:asciiTheme="majorHAnsi" w:hAnsiTheme="majorHAnsi" w:cstheme="majorHAnsi"/>
-        </w:rPr>
-      </w:pPr>
-      <w:r>
-        <w:rPr>
-          <w:rFonts w:asciiTheme="majorHAnsi" w:hAnsiTheme="majorHAnsi" w:cstheme="majorHAnsi"/>
-        </w:rPr>
         <w:lastRenderedPageBreak/>
-        <w:t>Optimization used for data warehouse star schema queries. This concept is important in production DB2 systems because it directly affects query performance, resource utilization, and database scalability. In real enterprise environments such as banking or insurance systems running on IBM z/OS, understanding this helps developers design efficient SQL, reduce I/O, and support high</w:t>
+        <w:t>What is locking in DB2?</w:t>
+      </w:r>
+    </w:p>
+    <w:p>
+      <w:pPr>
+        <w:spacing w:after="0"/>
+        <w:rPr>
+          <w:rFonts w:asciiTheme="majorHAnsi" w:hAnsiTheme="majorHAnsi" w:cstheme="majorHAnsi"/>
+        </w:rPr>
+      </w:pPr>
+      <w:r>
+        <w:rPr>
+          <w:rFonts w:asciiTheme="majorHAnsi" w:hAnsiTheme="majorHAnsi" w:cstheme="majorHAnsi"/>
+        </w:rPr>
+        <w:t>Mechanism used to maintain data consistency during concurrent access. This concept is important in production DB2 systems because it directly affects query performance, resource utilization, and database scalability. In real enterprise environments such as banking or insurance systems running on IBM z/OS, understanding this helps developers design efficient SQL, reduce I/O, and support high</w:t>
       </w:r>
       <w:r>
         <w:rPr>
@@ -8003,37 +8029,23 @@
       <w:r>
         <w:rPr>
           <w:rFonts w:asciiTheme="majorHAnsi" w:hAnsiTheme="majorHAnsi" w:cstheme="majorHAnsi"/>
-        </w:rPr>
-        <w:t>Locking and Concurrency</w:t>
-      </w:r>
-    </w:p>
-    <w:p>
-      <w:pPr>
-        <w:spacing w:after="0"/>
-        <w:rPr>
-          <w:rFonts w:asciiTheme="majorHAnsi" w:hAnsiTheme="majorHAnsi" w:cstheme="majorHAnsi"/>
-        </w:rPr>
-      </w:pPr>
-      <w:r>
-        <w:rPr>
-          <w:rFonts w:asciiTheme="majorHAnsi" w:hAnsiTheme="majorHAnsi" w:cstheme="majorHAnsi"/>
           <w:b/>
         </w:rPr>
-        <w:t>What is locking in DB2?</w:t>
-      </w:r>
-    </w:p>
-    <w:p>
-      <w:pPr>
-        <w:spacing w:after="0"/>
-        <w:rPr>
-          <w:rFonts w:asciiTheme="majorHAnsi" w:hAnsiTheme="majorHAnsi" w:cstheme="majorHAnsi"/>
-        </w:rPr>
-      </w:pPr>
-      <w:r>
-        <w:rPr>
-          <w:rFonts w:asciiTheme="majorHAnsi" w:hAnsiTheme="majorHAnsi" w:cstheme="majorHAnsi"/>
-        </w:rPr>
-        <w:t>Mechanism used to maintain data consistency during concurrent access. This concept is important in production DB2 systems because it directly affects query performance, resource utilization, and database scalability. In real enterprise environments such as banking or insurance systems running on IBM z/OS, understanding this helps developers design efficient SQL, reduce I/O, and support high</w:t>
+        <w:t>What is lock escalation?</w:t>
+      </w:r>
+    </w:p>
+    <w:p>
+      <w:pPr>
+        <w:spacing w:after="0"/>
+        <w:rPr>
+          <w:rFonts w:asciiTheme="majorHAnsi" w:hAnsiTheme="majorHAnsi" w:cstheme="majorHAnsi"/>
+        </w:rPr>
+      </w:pPr>
+      <w:r>
+        <w:rPr>
+          <w:rFonts w:asciiTheme="majorHAnsi" w:hAnsiTheme="majorHAnsi" w:cstheme="majorHAnsi"/>
+        </w:rPr>
+        <w:t>DB2 converts many row/page locks into a tablespace lock. This concept is important in production DB2 systems because it directly affects query performance, resource utilization, and database scalability. In real enterprise environments such as banking or insurance systems running on IBM z/OS, understanding this helps developers design efficient SQL, reduce I/O, and support high</w:t>
       </w:r>
       <w:r>
         <w:rPr>
@@ -8060,21 +8072,21 @@
           <w:rFonts w:asciiTheme="majorHAnsi" w:hAnsiTheme="majorHAnsi" w:cstheme="majorHAnsi"/>
           <w:b/>
         </w:rPr>
-        <w:t>What is lock escalation?</w:t>
-      </w:r>
-    </w:p>
-    <w:p>
-      <w:pPr>
-        <w:spacing w:after="0"/>
-        <w:rPr>
-          <w:rFonts w:asciiTheme="majorHAnsi" w:hAnsiTheme="majorHAnsi" w:cstheme="majorHAnsi"/>
-        </w:rPr>
-      </w:pPr>
-      <w:r>
-        <w:rPr>
-          <w:rFonts w:asciiTheme="majorHAnsi" w:hAnsiTheme="majorHAnsi" w:cstheme="majorHAnsi"/>
-        </w:rPr>
-        <w:t>DB2 converts many row/page locks into a tablespace lock. This concept is important in production DB2 systems because it directly affects query performance, resource utilization, and database scalability. In real enterprise environments such as banking or insurance systems running on IBM z/OS, understanding this helps developers design efficient SQL, reduce I/O, and support high</w:t>
+        <w:t>What is deadlock?</w:t>
+      </w:r>
+    </w:p>
+    <w:p>
+      <w:pPr>
+        <w:spacing w:after="0"/>
+        <w:rPr>
+          <w:rFonts w:asciiTheme="majorHAnsi" w:hAnsiTheme="majorHAnsi" w:cstheme="majorHAnsi"/>
+        </w:rPr>
+      </w:pPr>
+      <w:r>
+        <w:rPr>
+          <w:rFonts w:asciiTheme="majorHAnsi" w:hAnsiTheme="majorHAnsi" w:cstheme="majorHAnsi"/>
+        </w:rPr>
+        <w:t>Two transactions waiting for each other's locks. This concept is important in production DB2 systems because it directly affects query performance, resource utilization, and database scalability. In real enterprise environments such as banking or insurance systems running on IBM z/OS, understanding this helps developers design efficient SQL, reduce I/O, and support high</w:t>
       </w:r>
       <w:r>
         <w:rPr>
@@ -8101,21 +8113,21 @@
           <w:rFonts w:asciiTheme="majorHAnsi" w:hAnsiTheme="majorHAnsi" w:cstheme="majorHAnsi"/>
           <w:b/>
         </w:rPr>
-        <w:t>What is deadlock?</w:t>
-      </w:r>
-    </w:p>
-    <w:p>
-      <w:pPr>
-        <w:spacing w:after="0"/>
-        <w:rPr>
-          <w:rFonts w:asciiTheme="majorHAnsi" w:hAnsiTheme="majorHAnsi" w:cstheme="majorHAnsi"/>
-        </w:rPr>
-      </w:pPr>
-      <w:r>
-        <w:rPr>
-          <w:rFonts w:asciiTheme="majorHAnsi" w:hAnsiTheme="majorHAnsi" w:cstheme="majorHAnsi"/>
-        </w:rPr>
-        <w:t>Two transactions waiting for each other's locks. This concept is important in production DB2 systems because it directly affects query performance, resource utilization, and database scalability. In real enterprise environments such as banking or insurance systems running on IBM z/OS, understanding this helps developers design efficient SQL, reduce I/O, and support high</w:t>
+        <w:t>What is timeout?</w:t>
+      </w:r>
+    </w:p>
+    <w:p>
+      <w:pPr>
+        <w:spacing w:after="0"/>
+        <w:rPr>
+          <w:rFonts w:asciiTheme="majorHAnsi" w:hAnsiTheme="majorHAnsi" w:cstheme="majorHAnsi"/>
+        </w:rPr>
+      </w:pPr>
+      <w:r>
+        <w:rPr>
+          <w:rFonts w:asciiTheme="majorHAnsi" w:hAnsiTheme="majorHAnsi" w:cstheme="majorHAnsi"/>
+        </w:rPr>
+        <w:t>Transaction waits too long for a lock and DB2 cancels it. This concept is important in production DB2 systems because it directly affects query performance, resource utilization, and database scalability. In real enterprise environments such as banking or insurance systems running on IBM z/OS, understanding this helps developers design efficient SQL, reduce I/O, and support high</w:t>
       </w:r>
       <w:r>
         <w:rPr>
@@ -8142,21 +8154,21 @@
           <w:rFonts w:asciiTheme="majorHAnsi" w:hAnsiTheme="majorHAnsi" w:cstheme="majorHAnsi"/>
           <w:b/>
         </w:rPr>
-        <w:t>What is timeout?</w:t>
-      </w:r>
-    </w:p>
-    <w:p>
-      <w:pPr>
-        <w:spacing w:after="0"/>
-        <w:rPr>
-          <w:rFonts w:asciiTheme="majorHAnsi" w:hAnsiTheme="majorHAnsi" w:cstheme="majorHAnsi"/>
-        </w:rPr>
-      </w:pPr>
-      <w:r>
-        <w:rPr>
-          <w:rFonts w:asciiTheme="majorHAnsi" w:hAnsiTheme="majorHAnsi" w:cstheme="majorHAnsi"/>
-        </w:rPr>
-        <w:t>Transaction waits too long for a lock and DB2 cancels it. This concept is important in production DB2 systems because it directly affects query performance, resource utilization, and database scalability. In real enterprise environments such as banking or insurance systems running on IBM z/OS, understanding this helps developers design efficient SQL, reduce I/O, and support high</w:t>
+        <w:t>What is isolation level?</w:t>
+      </w:r>
+    </w:p>
+    <w:p>
+      <w:pPr>
+        <w:spacing w:after="0"/>
+        <w:rPr>
+          <w:rFonts w:asciiTheme="majorHAnsi" w:hAnsiTheme="majorHAnsi" w:cstheme="majorHAnsi"/>
+        </w:rPr>
+      </w:pPr>
+      <w:r>
+        <w:rPr>
+          <w:rFonts w:asciiTheme="majorHAnsi" w:hAnsiTheme="majorHAnsi" w:cstheme="majorHAnsi"/>
+        </w:rPr>
+        <w:t>Defines degree of data visibility between transactions. This concept is important in production DB2 systems because it directly affects query performance, resource utilization, and database scalability. In real enterprise environments such as banking or insurance systems running on IBM z/OS, understanding this helps developers design efficient SQL, reduce I/O, and support high</w:t>
       </w:r>
       <w:r>
         <w:rPr>
@@ -8183,21 +8195,21 @@
           <w:rFonts w:asciiTheme="majorHAnsi" w:hAnsiTheme="majorHAnsi" w:cstheme="majorHAnsi"/>
           <w:b/>
         </w:rPr>
-        <w:t>What is isolation level?</w:t>
-      </w:r>
-    </w:p>
-    <w:p>
-      <w:pPr>
-        <w:spacing w:after="0"/>
-        <w:rPr>
-          <w:rFonts w:asciiTheme="majorHAnsi" w:hAnsiTheme="majorHAnsi" w:cstheme="majorHAnsi"/>
-        </w:rPr>
-      </w:pPr>
-      <w:r>
-        <w:rPr>
-          <w:rFonts w:asciiTheme="majorHAnsi" w:hAnsiTheme="majorHAnsi" w:cstheme="majorHAnsi"/>
-        </w:rPr>
-        <w:t>Defines degree of data visibility between transactions. This concept is important in production DB2 systems because it directly affects query performance, resource utilization, and database scalability. In real enterprise environments such as banking or insurance systems running on IBM z/OS, understanding this helps developers design efficient SQL, reduce I/O, and support high</w:t>
+        <w:t>What is UR isolation?</w:t>
+      </w:r>
+    </w:p>
+    <w:p>
+      <w:pPr>
+        <w:spacing w:after="0"/>
+        <w:rPr>
+          <w:rFonts w:asciiTheme="majorHAnsi" w:hAnsiTheme="majorHAnsi" w:cstheme="majorHAnsi"/>
+        </w:rPr>
+      </w:pPr>
+      <w:r>
+        <w:rPr>
+          <w:rFonts w:asciiTheme="majorHAnsi" w:hAnsiTheme="majorHAnsi" w:cstheme="majorHAnsi"/>
+        </w:rPr>
+        <w:t>Uncommitted read allowing dirty reads. This concept is important in production DB2 systems because it directly affects query performance, resource utilization, and database scalability. In real enterprise environments such as banking or insurance systems running on IBM z/OS, understanding this helps developers design efficient SQL, reduce I/O, and support high</w:t>
       </w:r>
       <w:r>
         <w:rPr>
@@ -8224,21 +8236,21 @@
           <w:rFonts w:asciiTheme="majorHAnsi" w:hAnsiTheme="majorHAnsi" w:cstheme="majorHAnsi"/>
           <w:b/>
         </w:rPr>
-        <w:t>What is UR isolation?</w:t>
-      </w:r>
-    </w:p>
-    <w:p>
-      <w:pPr>
-        <w:spacing w:after="0"/>
-        <w:rPr>
-          <w:rFonts w:asciiTheme="majorHAnsi" w:hAnsiTheme="majorHAnsi" w:cstheme="majorHAnsi"/>
-        </w:rPr>
-      </w:pPr>
-      <w:r>
-        <w:rPr>
-          <w:rFonts w:asciiTheme="majorHAnsi" w:hAnsiTheme="majorHAnsi" w:cstheme="majorHAnsi"/>
-        </w:rPr>
-        <w:t>Uncommitted read allowing dirty reads. This concept is important in production DB2 systems because it directly affects query performance, resource utilization, and database scalability. In real enterprise environments such as banking or insurance systems running on IBM z/OS, understanding this helps developers design efficient SQL, reduce I/O, and support high</w:t>
+        <w:t>What is CS isolation?</w:t>
+      </w:r>
+    </w:p>
+    <w:p>
+      <w:pPr>
+        <w:spacing w:after="0"/>
+        <w:rPr>
+          <w:rFonts w:asciiTheme="majorHAnsi" w:hAnsiTheme="majorHAnsi" w:cstheme="majorHAnsi"/>
+        </w:rPr>
+      </w:pPr>
+      <w:r>
+        <w:rPr>
+          <w:rFonts w:asciiTheme="majorHAnsi" w:hAnsiTheme="majorHAnsi" w:cstheme="majorHAnsi"/>
+        </w:rPr>
+        <w:t>Cursor stability locking current row. This concept is important in production DB2 systems because it directly affects query performance, resource utilization, and database scalability. In real enterprise environments such as banking or insurance systems running on IBM z/OS, understanding this helps developers design efficient SQL, reduce I/O, and support high</w:t>
       </w:r>
       <w:r>
         <w:rPr>
@@ -8265,21 +8277,21 @@
           <w:rFonts w:asciiTheme="majorHAnsi" w:hAnsiTheme="majorHAnsi" w:cstheme="majorHAnsi"/>
           <w:b/>
         </w:rPr>
-        <w:t>What is CS isolation?</w:t>
-      </w:r>
-    </w:p>
-    <w:p>
-      <w:pPr>
-        <w:spacing w:after="0"/>
-        <w:rPr>
-          <w:rFonts w:asciiTheme="majorHAnsi" w:hAnsiTheme="majorHAnsi" w:cstheme="majorHAnsi"/>
-        </w:rPr>
-      </w:pPr>
-      <w:r>
-        <w:rPr>
-          <w:rFonts w:asciiTheme="majorHAnsi" w:hAnsiTheme="majorHAnsi" w:cstheme="majorHAnsi"/>
-        </w:rPr>
-        <w:t>Cursor stability locking current row. This concept is important in production DB2 systems because it directly affects query performance, resource utilization, and database scalability. In real enterprise environments such as banking or insurance systems running on IBM z/OS, understanding this helps developers design efficient SQL, reduce I/O, and support high</w:t>
+        <w:t>What is RS isolation?</w:t>
+      </w:r>
+    </w:p>
+    <w:p>
+      <w:pPr>
+        <w:spacing w:after="0"/>
+        <w:rPr>
+          <w:rFonts w:asciiTheme="majorHAnsi" w:hAnsiTheme="majorHAnsi" w:cstheme="majorHAnsi"/>
+        </w:rPr>
+      </w:pPr>
+      <w:r>
+        <w:rPr>
+          <w:rFonts w:asciiTheme="majorHAnsi" w:hAnsiTheme="majorHAnsi" w:cstheme="majorHAnsi"/>
+        </w:rPr>
+        <w:t>Repeatable read for selected rows. This concept is important in production DB2 systems because it directly affects query performance, resource utilization, and database scalability. In real enterprise environments such as banking or insurance systems running on IBM z/OS, understanding this helps developers design efficient SQL, reduce I/O, and support high</w:t>
       </w:r>
       <w:r>
         <w:rPr>
@@ -8306,21 +8318,21 @@
           <w:rFonts w:asciiTheme="majorHAnsi" w:hAnsiTheme="majorHAnsi" w:cstheme="majorHAnsi"/>
           <w:b/>
         </w:rPr>
-        <w:t>What is RS isolation?</w:t>
-      </w:r>
-    </w:p>
-    <w:p>
-      <w:pPr>
-        <w:spacing w:after="0"/>
-        <w:rPr>
-          <w:rFonts w:asciiTheme="majorHAnsi" w:hAnsiTheme="majorHAnsi" w:cstheme="majorHAnsi"/>
-        </w:rPr>
-      </w:pPr>
-      <w:r>
-        <w:rPr>
-          <w:rFonts w:asciiTheme="majorHAnsi" w:hAnsiTheme="majorHAnsi" w:cstheme="majorHAnsi"/>
-        </w:rPr>
-        <w:t>Repeatable read for selected rows. This concept is important in production DB2 systems because it directly affects query performance, resource utilization, and database scalability. In real enterprise environments such as banking or insurance systems running on IBM z/OS, understanding this helps developers design efficient SQL, reduce I/O, and support high</w:t>
+        <w:t>What is RR isolation?</w:t>
+      </w:r>
+    </w:p>
+    <w:p>
+      <w:pPr>
+        <w:spacing w:after="0"/>
+        <w:rPr>
+          <w:rFonts w:asciiTheme="majorHAnsi" w:hAnsiTheme="majorHAnsi" w:cstheme="majorHAnsi"/>
+        </w:rPr>
+      </w:pPr>
+      <w:r>
+        <w:rPr>
+          <w:rFonts w:asciiTheme="majorHAnsi" w:hAnsiTheme="majorHAnsi" w:cstheme="majorHAnsi"/>
+        </w:rPr>
+        <w:t>Repeatable read locking all qualifying rows. This concept is important in production DB2 systems because it directly affects query performance, resource utilization, and database scalability. In real enterprise environments such as banking or insurance systems running on IBM z/OS, understanding this helps developers design efficient SQL, reduce I/O, and support high</w:t>
       </w:r>
       <w:r>
         <w:rPr>
@@ -8347,7 +8359,7 @@
           <w:rFonts w:asciiTheme="majorHAnsi" w:hAnsiTheme="majorHAnsi" w:cstheme="majorHAnsi"/>
           <w:b/>
         </w:rPr>
-        <w:t>What is RR isolation?</w:t>
+        <w:t>What is lock avoidance?</w:t>
       </w:r>
     </w:p>
     <w:p>
@@ -8362,7 +8374,7 @@
           <w:rFonts w:asciiTheme="majorHAnsi" w:hAnsiTheme="majorHAnsi" w:cstheme="majorHAnsi"/>
         </w:rPr>
         <w:lastRenderedPageBreak/>
-        <w:t>Repeatable read locking all qualifying rows. This concept is important in production DB2 systems because it directly affects query performance, resource utilization, and database scalability. In real enterprise environments such as banking or insurance systems running on IBM z/OS, understanding this helps developers design efficient SQL, reduce I/O, and support high</w:t>
+        <w:t>DB2 skipping locks when safe to improve performance. This concept is important in production DB2 systems because it directly affects query performance, resource utilization, and database scalability. In real enterprise environments such as banking or insurance systems running on IBM z/OS, understanding this helps developers design efficient SQL, reduce I/O, and support high</w:t>
       </w:r>
       <w:r>
         <w:rPr>
@@ -8387,23 +8399,37 @@
       <w:r>
         <w:rPr>
           <w:rFonts w:asciiTheme="majorHAnsi" w:hAnsiTheme="majorHAnsi" w:cstheme="majorHAnsi"/>
+        </w:rPr>
+        <w:t>Performance Troubleshooting</w:t>
+      </w:r>
+    </w:p>
+    <w:p>
+      <w:pPr>
+        <w:spacing w:after="0"/>
+        <w:rPr>
+          <w:rFonts w:asciiTheme="majorHAnsi" w:hAnsiTheme="majorHAnsi" w:cstheme="majorHAnsi"/>
+        </w:rPr>
+      </w:pPr>
+      <w:r>
+        <w:rPr>
+          <w:rFonts w:asciiTheme="majorHAnsi" w:hAnsiTheme="majorHAnsi" w:cstheme="majorHAnsi"/>
           <w:b/>
         </w:rPr>
-        <w:t>What is lock avoidance?</w:t>
-      </w:r>
-    </w:p>
-    <w:p>
-      <w:pPr>
-        <w:spacing w:after="0"/>
-        <w:rPr>
-          <w:rFonts w:asciiTheme="majorHAnsi" w:hAnsiTheme="majorHAnsi" w:cstheme="majorHAnsi"/>
-        </w:rPr>
-      </w:pPr>
-      <w:r>
-        <w:rPr>
-          <w:rFonts w:asciiTheme="majorHAnsi" w:hAnsiTheme="majorHAnsi" w:cstheme="majorHAnsi"/>
-        </w:rPr>
-        <w:t>DB2 skipping locks when safe to improve performance. This concept is important in production DB2 systems because it directly affects query performance, resource utilization, and database scalability. In real enterprise environments such as banking or insurance systems running on IBM z/OS, understanding this helps developers design efficient SQL, reduce I/O, and support high</w:t>
+        <w:t>How do you analyze slow SQL?</w:t>
+      </w:r>
+    </w:p>
+    <w:p>
+      <w:pPr>
+        <w:spacing w:after="0"/>
+        <w:rPr>
+          <w:rFonts w:asciiTheme="majorHAnsi" w:hAnsiTheme="majorHAnsi" w:cstheme="majorHAnsi"/>
+        </w:rPr>
+      </w:pPr>
+      <w:r>
+        <w:rPr>
+          <w:rFonts w:asciiTheme="majorHAnsi" w:hAnsiTheme="majorHAnsi" w:cstheme="majorHAnsi"/>
+        </w:rPr>
+        <w:t>Run EXPLAIN, review indexes, check RUNSTATS, and rewrite SQL. This concept is important in production DB2 systems because it directly affects query performance, resource utilization, and database scalability. In real enterprise environments such as banking or insurance systems running on IBM z/OS, understanding this helps developers design efficient SQL, reduce I/O, and support high</w:t>
       </w:r>
       <w:r>
         <w:rPr>
@@ -8428,37 +8454,23 @@
       <w:r>
         <w:rPr>
           <w:rFonts w:asciiTheme="majorHAnsi" w:hAnsiTheme="majorHAnsi" w:cstheme="majorHAnsi"/>
-        </w:rPr>
-        <w:t>Performance Troubleshooting</w:t>
-      </w:r>
-    </w:p>
-    <w:p>
-      <w:pPr>
-        <w:spacing w:after="0"/>
-        <w:rPr>
-          <w:rFonts w:asciiTheme="majorHAnsi" w:hAnsiTheme="majorHAnsi" w:cstheme="majorHAnsi"/>
-        </w:rPr>
-      </w:pPr>
-      <w:r>
-        <w:rPr>
-          <w:rFonts w:asciiTheme="majorHAnsi" w:hAnsiTheme="majorHAnsi" w:cstheme="majorHAnsi"/>
           <w:b/>
         </w:rPr>
-        <w:t>How do you analyze slow SQL?</w:t>
-      </w:r>
-    </w:p>
-    <w:p>
-      <w:pPr>
-        <w:spacing w:after="0"/>
-        <w:rPr>
-          <w:rFonts w:asciiTheme="majorHAnsi" w:hAnsiTheme="majorHAnsi" w:cstheme="majorHAnsi"/>
-        </w:rPr>
-      </w:pPr>
-      <w:r>
-        <w:rPr>
-          <w:rFonts w:asciiTheme="majorHAnsi" w:hAnsiTheme="majorHAnsi" w:cstheme="majorHAnsi"/>
-        </w:rPr>
-        <w:t>Run EXPLAIN, review indexes, check RUNSTATS, and rewrite SQL. This concept is important in production DB2 systems because it directly affects query performance, resource utilization, and database scalability. In real enterprise environments such as banking or insurance systems running on IBM z/OS, understanding this helps developers design efficient SQL, reduce I/O, and support high</w:t>
+        <w:t>What if query suddenly becomes slow?</w:t>
+      </w:r>
+    </w:p>
+    <w:p>
+      <w:pPr>
+        <w:spacing w:after="0"/>
+        <w:rPr>
+          <w:rFonts w:asciiTheme="majorHAnsi" w:hAnsiTheme="majorHAnsi" w:cstheme="majorHAnsi"/>
+        </w:rPr>
+      </w:pPr>
+      <w:r>
+        <w:rPr>
+          <w:rFonts w:asciiTheme="majorHAnsi" w:hAnsiTheme="majorHAnsi" w:cstheme="majorHAnsi"/>
+        </w:rPr>
+        <w:t>Check statistics, new indexes, data volume changes, or access path change. This concept is important in production DB2 systems because it directly affects query performance, resource utilization, and database scalability. In real enterprise environments such as banking or insurance systems running on IBM z/OS, understanding this helps developers design efficient SQL, reduce I/O, and support high</w:t>
       </w:r>
       <w:r>
         <w:rPr>
@@ -8485,21 +8497,21 @@
           <w:rFonts w:asciiTheme="majorHAnsi" w:hAnsiTheme="majorHAnsi" w:cstheme="majorHAnsi"/>
           <w:b/>
         </w:rPr>
-        <w:t>What if query suddenly becomes slow?</w:t>
-      </w:r>
-    </w:p>
-    <w:p>
-      <w:pPr>
-        <w:spacing w:after="0"/>
-        <w:rPr>
-          <w:rFonts w:asciiTheme="majorHAnsi" w:hAnsiTheme="majorHAnsi" w:cstheme="majorHAnsi"/>
-        </w:rPr>
-      </w:pPr>
-      <w:r>
-        <w:rPr>
-          <w:rFonts w:asciiTheme="majorHAnsi" w:hAnsiTheme="majorHAnsi" w:cstheme="majorHAnsi"/>
-        </w:rPr>
-        <w:t>Check statistics, new indexes, data volume changes, or access path change. This concept is important in production DB2 systems because it directly affects query performance, resource utilization, and database scalability. In real enterprise environments such as banking or insurance systems running on IBM z/OS, understanding this helps developers design efficient SQL, reduce I/O, and support high</w:t>
+        <w:t>How to detect tablespace scan?</w:t>
+      </w:r>
+    </w:p>
+    <w:p>
+      <w:pPr>
+        <w:spacing w:after="0"/>
+        <w:rPr>
+          <w:rFonts w:asciiTheme="majorHAnsi" w:hAnsiTheme="majorHAnsi" w:cstheme="majorHAnsi"/>
+        </w:rPr>
+      </w:pPr>
+      <w:r>
+        <w:rPr>
+          <w:rFonts w:asciiTheme="majorHAnsi" w:hAnsiTheme="majorHAnsi" w:cstheme="majorHAnsi"/>
+        </w:rPr>
+        <w:t>Review PLAN_TABLE ACCESSTYPE value. This concept is important in production DB2 systems because it directly affects query performance, resource utilization, and database scalability. In real enterprise environments such as banking or insurance systems running on IBM z/OS, understanding this helps developers design efficient SQL, reduce I/O, and support high</w:t>
       </w:r>
       <w:r>
         <w:rPr>
@@ -8526,21 +8538,21 @@
           <w:rFonts w:asciiTheme="majorHAnsi" w:hAnsiTheme="majorHAnsi" w:cstheme="majorHAnsi"/>
           <w:b/>
         </w:rPr>
-        <w:t>How to detect tablespace scan?</w:t>
-      </w:r>
-    </w:p>
-    <w:p>
-      <w:pPr>
-        <w:spacing w:after="0"/>
-        <w:rPr>
-          <w:rFonts w:asciiTheme="majorHAnsi" w:hAnsiTheme="majorHAnsi" w:cstheme="majorHAnsi"/>
-        </w:rPr>
-      </w:pPr>
-      <w:r>
-        <w:rPr>
-          <w:rFonts w:asciiTheme="majorHAnsi" w:hAnsiTheme="majorHAnsi" w:cstheme="majorHAnsi"/>
-        </w:rPr>
-        <w:t>Review PLAN_TABLE ACCESSTYPE value. This concept is important in production DB2 systems because it directly affects query performance, resource utilization, and database scalability. In real enterprise environments such as banking or insurance systems running on IBM z/OS, understanding this helps developers design efficient SQL, reduce I/O, and support high</w:t>
+        <w:t>How to reduce I/O cost?</w:t>
+      </w:r>
+    </w:p>
+    <w:p>
+      <w:pPr>
+        <w:spacing w:after="0"/>
+        <w:rPr>
+          <w:rFonts w:asciiTheme="majorHAnsi" w:hAnsiTheme="majorHAnsi" w:cstheme="majorHAnsi"/>
+        </w:rPr>
+      </w:pPr>
+      <w:r>
+        <w:rPr>
+          <w:rFonts w:asciiTheme="majorHAnsi" w:hAnsiTheme="majorHAnsi" w:cstheme="majorHAnsi"/>
+        </w:rPr>
+        <w:t>Create selective indexes and avoid unnecessary columns. This concept is important in production DB2 systems because it directly affects query performance, resource utilization, and database scalability. In real enterprise environments such as banking or insurance systems running on IBM z/OS, understanding this helps developers design efficient SQL, reduce I/O, and support high</w:t>
       </w:r>
       <w:r>
         <w:rPr>
@@ -8567,21 +8579,21 @@
           <w:rFonts w:asciiTheme="majorHAnsi" w:hAnsiTheme="majorHAnsi" w:cstheme="majorHAnsi"/>
           <w:b/>
         </w:rPr>
-        <w:t>How to reduce I/O cost?</w:t>
-      </w:r>
-    </w:p>
-    <w:p>
-      <w:pPr>
-        <w:spacing w:after="0"/>
-        <w:rPr>
-          <w:rFonts w:asciiTheme="majorHAnsi" w:hAnsiTheme="majorHAnsi" w:cstheme="majorHAnsi"/>
-        </w:rPr>
-      </w:pPr>
-      <w:r>
-        <w:rPr>
-          <w:rFonts w:asciiTheme="majorHAnsi" w:hAnsiTheme="majorHAnsi" w:cstheme="majorHAnsi"/>
-        </w:rPr>
-        <w:t>Create selective indexes and avoid unnecessary columns. This concept is important in production DB2 systems because it directly affects query performance, resource utilization, and database scalability. In real enterprise environments such as banking or insurance systems running on IBM z/OS, understanding this helps developers design efficient SQL, reduce I/O, and support high</w:t>
+        <w:t>What if CPU usage is high in DB2?</w:t>
+      </w:r>
+    </w:p>
+    <w:p>
+      <w:pPr>
+        <w:spacing w:after="0"/>
+        <w:rPr>
+          <w:rFonts w:asciiTheme="majorHAnsi" w:hAnsiTheme="majorHAnsi" w:cstheme="majorHAnsi"/>
+        </w:rPr>
+      </w:pPr>
+      <w:r>
+        <w:rPr>
+          <w:rFonts w:asciiTheme="majorHAnsi" w:hAnsiTheme="majorHAnsi" w:cstheme="majorHAnsi"/>
+        </w:rPr>
+        <w:t>Check inefficient SQL, missing indexes, and large scans. This concept is important in production DB2 systems because it directly affects query performance, resource utilization, and database scalability. In real enterprise environments such as banking or insurance systems running on IBM z/OS, understanding this helps developers design efficient SQL, reduce I/O, and support high</w:t>
       </w:r>
       <w:r>
         <w:rPr>
@@ -8608,21 +8620,21 @@
           <w:rFonts w:asciiTheme="majorHAnsi" w:hAnsiTheme="majorHAnsi" w:cstheme="majorHAnsi"/>
           <w:b/>
         </w:rPr>
-        <w:t>What if CPU usage is high in DB2?</w:t>
-      </w:r>
-    </w:p>
-    <w:p>
-      <w:pPr>
-        <w:spacing w:after="0"/>
-        <w:rPr>
-          <w:rFonts w:asciiTheme="majorHAnsi" w:hAnsiTheme="majorHAnsi" w:cstheme="majorHAnsi"/>
-        </w:rPr>
-      </w:pPr>
-      <w:r>
-        <w:rPr>
-          <w:rFonts w:asciiTheme="majorHAnsi" w:hAnsiTheme="majorHAnsi" w:cstheme="majorHAnsi"/>
-        </w:rPr>
-        <w:t>Check inefficient SQL, missing indexes, and large scans. This concept is important in production DB2 systems because it directly affects query performance, resource utilization, and database scalability. In real enterprise environments such as banking or insurance systems running on IBM z/OS, understanding this helps developers design efficient SQL, reduce I/O, and support high</w:t>
+        <w:t>How to tune join queries?</w:t>
+      </w:r>
+    </w:p>
+    <w:p>
+      <w:pPr>
+        <w:spacing w:after="0"/>
+        <w:rPr>
+          <w:rFonts w:asciiTheme="majorHAnsi" w:hAnsiTheme="majorHAnsi" w:cstheme="majorHAnsi"/>
+        </w:rPr>
+      </w:pPr>
+      <w:r>
+        <w:rPr>
+          <w:rFonts w:asciiTheme="majorHAnsi" w:hAnsiTheme="majorHAnsi" w:cstheme="majorHAnsi"/>
+        </w:rPr>
+        <w:t>Ensure join columns are indexed. This concept is important in production DB2 systems because it directly affects query performance, resource utilization, and database scalability. In real enterprise environments such as banking or insurance systems running on IBM z/OS, understanding this helps developers design efficient SQL, reduce I/O, and support high</w:t>
       </w:r>
       <w:r>
         <w:rPr>
@@ -8649,21 +8661,21 @@
           <w:rFonts w:asciiTheme="majorHAnsi" w:hAnsiTheme="majorHAnsi" w:cstheme="majorHAnsi"/>
           <w:b/>
         </w:rPr>
-        <w:t>How to tune join queries?</w:t>
-      </w:r>
-    </w:p>
-    <w:p>
-      <w:pPr>
-        <w:spacing w:after="0"/>
-        <w:rPr>
-          <w:rFonts w:asciiTheme="majorHAnsi" w:hAnsiTheme="majorHAnsi" w:cstheme="majorHAnsi"/>
-        </w:rPr>
-      </w:pPr>
-      <w:r>
-        <w:rPr>
-          <w:rFonts w:asciiTheme="majorHAnsi" w:hAnsiTheme="majorHAnsi" w:cstheme="majorHAnsi"/>
-        </w:rPr>
-        <w:t>Ensure join columns are indexed. This concept is important in production DB2 systems because it directly affects query performance, resource utilization, and database scalability. In real enterprise environments such as banking or insurance systems running on IBM z/OS, understanding this helps developers design efficient SQL, reduce I/O, and support high</w:t>
+        <w:t>How to improve range query performance?</w:t>
+      </w:r>
+    </w:p>
+    <w:p>
+      <w:pPr>
+        <w:spacing w:after="0"/>
+        <w:rPr>
+          <w:rFonts w:asciiTheme="majorHAnsi" w:hAnsiTheme="majorHAnsi" w:cstheme="majorHAnsi"/>
+        </w:rPr>
+      </w:pPr>
+      <w:r>
+        <w:rPr>
+          <w:rFonts w:asciiTheme="majorHAnsi" w:hAnsiTheme="majorHAnsi" w:cstheme="majorHAnsi"/>
+        </w:rPr>
+        <w:t>Use clustering index. This concept is important in production DB2 systems because it directly affects query performance, resource utilization, and database scalability. In real enterprise environments such as banking or insurance systems running on IBM z/OS, understanding this helps developers design efficient SQL, reduce I/O, and support high</w:t>
       </w:r>
       <w:r>
         <w:rPr>
@@ -8690,21 +8702,21 @@
           <w:rFonts w:asciiTheme="majorHAnsi" w:hAnsiTheme="majorHAnsi" w:cstheme="majorHAnsi"/>
           <w:b/>
         </w:rPr>
-        <w:t>How to improve range query performance?</w:t>
-      </w:r>
-    </w:p>
-    <w:p>
-      <w:pPr>
-        <w:spacing w:after="0"/>
-        <w:rPr>
-          <w:rFonts w:asciiTheme="majorHAnsi" w:hAnsiTheme="majorHAnsi" w:cstheme="majorHAnsi"/>
-        </w:rPr>
-      </w:pPr>
-      <w:r>
-        <w:rPr>
-          <w:rFonts w:asciiTheme="majorHAnsi" w:hAnsiTheme="majorHAnsi" w:cstheme="majorHAnsi"/>
-        </w:rPr>
-        <w:t>Use clustering index. This concept is important in production DB2 systems because it directly affects query performance, resource utilization, and database scalability. In real enterprise environments such as banking or insurance systems running on IBM z/OS, understanding this helps developers design efficient SQL, reduce I/O, and support high</w:t>
+        <w:t>Why avoid SELECT *?</w:t>
+      </w:r>
+    </w:p>
+    <w:p>
+      <w:pPr>
+        <w:spacing w:after="0"/>
+        <w:rPr>
+          <w:rFonts w:asciiTheme="majorHAnsi" w:hAnsiTheme="majorHAnsi" w:cstheme="majorHAnsi"/>
+        </w:rPr>
+      </w:pPr>
+      <w:r>
+        <w:rPr>
+          <w:rFonts w:asciiTheme="majorHAnsi" w:hAnsiTheme="majorHAnsi" w:cstheme="majorHAnsi"/>
+        </w:rPr>
+        <w:t>Retrieves unnecessary columns increasing I/O. This concept is important in production DB2 systems because it directly affects query performance, resource utilization, and database scalability. In real enterprise environments such as banking or insurance systems running on IBM z/OS, understanding this helps developers design efficient SQL, reduce I/O, and support high</w:t>
       </w:r>
       <w:r>
         <w:rPr>
@@ -8731,7 +8743,7 @@
           <w:rFonts w:asciiTheme="majorHAnsi" w:hAnsiTheme="majorHAnsi" w:cstheme="majorHAnsi"/>
           <w:b/>
         </w:rPr>
-        <w:t>Why avoid SELECT *?</w:t>
+        <w:t>How do functions in WHERE clause affect performance?</w:t>
       </w:r>
     </w:p>
     <w:p>
@@ -8746,7 +8758,7 @@
           <w:rFonts w:asciiTheme="majorHAnsi" w:hAnsiTheme="majorHAnsi" w:cstheme="majorHAnsi"/>
         </w:rPr>
         <w:lastRenderedPageBreak/>
-        <w:t>Retrieves unnecessary columns increasing I/O. This concept is important in production DB2 systems because it directly affects query performance, resource utilization, and database scalability. In real enterprise environments such as banking or insurance systems running on IBM z/OS, understanding this helps developers design efficient SQL, reduce I/O, and support high</w:t>
+        <w:t>They prevent index usage. This concept is important in production DB2 systems because it directly affects query performance, resource utilization, and database scalability. In real enterprise environments such as banking or insurance systems running on IBM z/OS, understanding this helps developers design efficient SQL, reduce I/O, and support high</w:t>
       </w:r>
       <w:r>
         <w:rPr>
@@ -8773,21 +8785,21 @@
           <w:rFonts w:asciiTheme="majorHAnsi" w:hAnsiTheme="majorHAnsi" w:cstheme="majorHAnsi"/>
           <w:b/>
         </w:rPr>
-        <w:t>How do functions in WHERE clause affect performance?</w:t>
-      </w:r>
-    </w:p>
-    <w:p>
-      <w:pPr>
-        <w:spacing w:after="0"/>
-        <w:rPr>
-          <w:rFonts w:asciiTheme="majorHAnsi" w:hAnsiTheme="majorHAnsi" w:cstheme="majorHAnsi"/>
-        </w:rPr>
-      </w:pPr>
-      <w:r>
-        <w:rPr>
-          <w:rFonts w:asciiTheme="majorHAnsi" w:hAnsiTheme="majorHAnsi" w:cstheme="majorHAnsi"/>
-        </w:rPr>
-        <w:t>They prevent index usage. This concept is important in production DB2 systems because it directly affects query performance, resource utilization, and database scalability. In real enterprise environments such as banking or insurance systems running on IBM z/OS, understanding this helps developers design efficient SQL, reduce I/O, and support high</w:t>
+        <w:t>What are correlated subqueries?</w:t>
+      </w:r>
+    </w:p>
+    <w:p>
+      <w:pPr>
+        <w:spacing w:after="0"/>
+        <w:rPr>
+          <w:rFonts w:asciiTheme="majorHAnsi" w:hAnsiTheme="majorHAnsi" w:cstheme="majorHAnsi"/>
+        </w:rPr>
+      </w:pPr>
+      <w:r>
+        <w:rPr>
+          <w:rFonts w:asciiTheme="majorHAnsi" w:hAnsiTheme="majorHAnsi" w:cstheme="majorHAnsi"/>
+        </w:rPr>
+        <w:t>Subqueries executed for each row of outer query. This concept is important in production DB2 systems because it directly affects query performance, resource utilization, and database scalability. In real enterprise environments such as banking or insurance systems running on IBM z/OS, understanding this helps developers design efficient SQL, reduce I/O, and support high</w:t>
       </w:r>
       <w:r>
         <w:rPr>
@@ -8812,23 +8824,37 @@
       <w:r>
         <w:rPr>
           <w:rFonts w:asciiTheme="majorHAnsi" w:hAnsiTheme="majorHAnsi" w:cstheme="majorHAnsi"/>
+        </w:rPr>
+        <w:t>Advanced Topics</w:t>
+      </w:r>
+    </w:p>
+    <w:p>
+      <w:pPr>
+        <w:spacing w:after="0"/>
+        <w:rPr>
+          <w:rFonts w:asciiTheme="majorHAnsi" w:hAnsiTheme="majorHAnsi" w:cstheme="majorHAnsi"/>
+        </w:rPr>
+      </w:pPr>
+      <w:r>
+        <w:rPr>
+          <w:rFonts w:asciiTheme="majorHAnsi" w:hAnsiTheme="majorHAnsi" w:cstheme="majorHAnsi"/>
           <w:b/>
         </w:rPr>
-        <w:t>What are correlated subqueries?</w:t>
-      </w:r>
-    </w:p>
-    <w:p>
-      <w:pPr>
-        <w:spacing w:after="0"/>
-        <w:rPr>
-          <w:rFonts w:asciiTheme="majorHAnsi" w:hAnsiTheme="majorHAnsi" w:cstheme="majorHAnsi"/>
-        </w:rPr>
-      </w:pPr>
-      <w:r>
-        <w:rPr>
-          <w:rFonts w:asciiTheme="majorHAnsi" w:hAnsiTheme="majorHAnsi" w:cstheme="majorHAnsi"/>
-        </w:rPr>
-        <w:t>Subqueries executed for each row of outer query. This concept is important in production DB2 systems because it directly affects query performance, resource utilization, and database scalability. In real enterprise environments such as banking or insurance systems running on IBM z/OS, understanding this helps developers design efficient SQL, reduce I/O, and support high</w:t>
+        <w:t>What is partitioned tablespace?</w:t>
+      </w:r>
+    </w:p>
+    <w:p>
+      <w:pPr>
+        <w:spacing w:after="0"/>
+        <w:rPr>
+          <w:rFonts w:asciiTheme="majorHAnsi" w:hAnsiTheme="majorHAnsi" w:cstheme="majorHAnsi"/>
+        </w:rPr>
+      </w:pPr>
+      <w:r>
+        <w:rPr>
+          <w:rFonts w:asciiTheme="majorHAnsi" w:hAnsiTheme="majorHAnsi" w:cstheme="majorHAnsi"/>
+        </w:rPr>
+        <w:t>Tablespace divided into partitions improving manageability and performance. This concept is important in production DB2 systems because it directly affects query performance, resource utilization, and database scalability. In real enterprise environments such as banking or insurance systems running on IBM z/OS, understanding this helps developers design efficient SQL, reduce I/O, and support high</w:t>
       </w:r>
       <w:r>
         <w:rPr>
@@ -8853,37 +8879,23 @@
       <w:r>
         <w:rPr>
           <w:rFonts w:asciiTheme="majorHAnsi" w:hAnsiTheme="majorHAnsi" w:cstheme="majorHAnsi"/>
-        </w:rPr>
-        <w:t>Advanced Topics</w:t>
-      </w:r>
-    </w:p>
-    <w:p>
-      <w:pPr>
-        <w:spacing w:after="0"/>
-        <w:rPr>
-          <w:rFonts w:asciiTheme="majorHAnsi" w:hAnsiTheme="majorHAnsi" w:cstheme="majorHAnsi"/>
-        </w:rPr>
-      </w:pPr>
-      <w:r>
-        <w:rPr>
-          <w:rFonts w:asciiTheme="majorHAnsi" w:hAnsiTheme="majorHAnsi" w:cstheme="majorHAnsi"/>
           <w:b/>
         </w:rPr>
-        <w:t>What is partitioned tablespace?</w:t>
-      </w:r>
-    </w:p>
-    <w:p>
-      <w:pPr>
-        <w:spacing w:after="0"/>
-        <w:rPr>
-          <w:rFonts w:asciiTheme="majorHAnsi" w:hAnsiTheme="majorHAnsi" w:cstheme="majorHAnsi"/>
-        </w:rPr>
-      </w:pPr>
-      <w:r>
-        <w:rPr>
-          <w:rFonts w:asciiTheme="majorHAnsi" w:hAnsiTheme="majorHAnsi" w:cstheme="majorHAnsi"/>
-        </w:rPr>
-        <w:t>Tablespace divided into partitions improving manageability and performance. This concept is important in production DB2 systems because it directly affects query performance, resource utilization, and database scalability. In real enterprise environments such as banking or insurance systems running on IBM z/OS, understanding this helps developers design efficient SQL, reduce I/O, and support high</w:t>
+        <w:t>What is data partitioning?</w:t>
+      </w:r>
+    </w:p>
+    <w:p>
+      <w:pPr>
+        <w:spacing w:after="0"/>
+        <w:rPr>
+          <w:rFonts w:asciiTheme="majorHAnsi" w:hAnsiTheme="majorHAnsi" w:cstheme="majorHAnsi"/>
+        </w:rPr>
+      </w:pPr>
+      <w:r>
+        <w:rPr>
+          <w:rFonts w:asciiTheme="majorHAnsi" w:hAnsiTheme="majorHAnsi" w:cstheme="majorHAnsi"/>
+        </w:rPr>
+        <w:t>Splitting large table into smaller partitions. This concept is important in production DB2 systems because it directly affects query performance, resource utilization, and database scalability. In real enterprise environments such as banking or insurance systems running on IBM z/OS, understanding this helps developers design efficient SQL, reduce I/O, and support high</w:t>
       </w:r>
       <w:r>
         <w:rPr>
@@ -8910,21 +8922,21 @@
           <w:rFonts w:asciiTheme="majorHAnsi" w:hAnsiTheme="majorHAnsi" w:cstheme="majorHAnsi"/>
           <w:b/>
         </w:rPr>
-        <w:t>What is data partitioning?</w:t>
-      </w:r>
-    </w:p>
-    <w:p>
-      <w:pPr>
-        <w:spacing w:after="0"/>
-        <w:rPr>
-          <w:rFonts w:asciiTheme="majorHAnsi" w:hAnsiTheme="majorHAnsi" w:cstheme="majorHAnsi"/>
-        </w:rPr>
-      </w:pPr>
-      <w:r>
-        <w:rPr>
-          <w:rFonts w:asciiTheme="majorHAnsi" w:hAnsiTheme="majorHAnsi" w:cstheme="majorHAnsi"/>
-        </w:rPr>
-        <w:t>Splitting large table into smaller partitions. This concept is important in production DB2 systems because it directly affects query performance, resource utilization, and database scalability. In real enterprise environments such as banking or insurance systems running on IBM z/OS, understanding this helps developers design efficient SQL, reduce I/O, and support high</w:t>
+        <w:t>What is parallelism in DB2?</w:t>
+      </w:r>
+    </w:p>
+    <w:p>
+      <w:pPr>
+        <w:spacing w:after="0"/>
+        <w:rPr>
+          <w:rFonts w:asciiTheme="majorHAnsi" w:hAnsiTheme="majorHAnsi" w:cstheme="majorHAnsi"/>
+        </w:rPr>
+      </w:pPr>
+      <w:r>
+        <w:rPr>
+          <w:rFonts w:asciiTheme="majorHAnsi" w:hAnsiTheme="majorHAnsi" w:cstheme="majorHAnsi"/>
+        </w:rPr>
+        <w:t>DB2 executing parts of query simultaneously. This concept is important in production DB2 systems because it directly affects query performance, resource utilization, and database scalability. In real enterprise environments such as banking or insurance systems running on IBM z/OS, understanding this helps developers design efficient SQL, reduce I/O, and support high</w:t>
       </w:r>
       <w:r>
         <w:rPr>
@@ -8951,21 +8963,21 @@
           <w:rFonts w:asciiTheme="majorHAnsi" w:hAnsiTheme="majorHAnsi" w:cstheme="majorHAnsi"/>
           <w:b/>
         </w:rPr>
-        <w:t>What is parallelism in DB2?</w:t>
-      </w:r>
-    </w:p>
-    <w:p>
-      <w:pPr>
-        <w:spacing w:after="0"/>
-        <w:rPr>
-          <w:rFonts w:asciiTheme="majorHAnsi" w:hAnsiTheme="majorHAnsi" w:cstheme="majorHAnsi"/>
-        </w:rPr>
-      </w:pPr>
-      <w:r>
-        <w:rPr>
-          <w:rFonts w:asciiTheme="majorHAnsi" w:hAnsiTheme="majorHAnsi" w:cstheme="majorHAnsi"/>
-        </w:rPr>
-        <w:t>DB2 executing parts of query simultaneously. This concept is important in production DB2 systems because it directly affects query performance, resource utilization, and database scalability. In real enterprise environments such as banking or insurance systems running on IBM z/OS, understanding this helps developers design efficient SQL, reduce I/O, and support high</w:t>
+        <w:t>What is query acceleration?</w:t>
+      </w:r>
+    </w:p>
+    <w:p>
+      <w:pPr>
+        <w:spacing w:after="0"/>
+        <w:rPr>
+          <w:rFonts w:asciiTheme="majorHAnsi" w:hAnsiTheme="majorHAnsi" w:cstheme="majorHAnsi"/>
+        </w:rPr>
+      </w:pPr>
+      <w:r>
+        <w:rPr>
+          <w:rFonts w:asciiTheme="majorHAnsi" w:hAnsiTheme="majorHAnsi" w:cstheme="majorHAnsi"/>
+        </w:rPr>
+        <w:t>Offloading queries to specialized engines. This concept is important in production DB2 systems because it directly affects query performance, resource utilization, and database scalability. In real enterprise environments such as banking or insurance systems running on IBM z/OS, understanding this helps developers design efficient SQL, reduce I/O, and support high</w:t>
       </w:r>
       <w:r>
         <w:rPr>
@@ -8992,21 +9004,21 @@
           <w:rFonts w:asciiTheme="majorHAnsi" w:hAnsiTheme="majorHAnsi" w:cstheme="majorHAnsi"/>
           <w:b/>
         </w:rPr>
-        <w:t>What is query acceleration?</w:t>
-      </w:r>
-    </w:p>
-    <w:p>
-      <w:pPr>
-        <w:spacing w:after="0"/>
-        <w:rPr>
-          <w:rFonts w:asciiTheme="majorHAnsi" w:hAnsiTheme="majorHAnsi" w:cstheme="majorHAnsi"/>
-        </w:rPr>
-      </w:pPr>
-      <w:r>
-        <w:rPr>
-          <w:rFonts w:asciiTheme="majorHAnsi" w:hAnsiTheme="majorHAnsi" w:cstheme="majorHAnsi"/>
-        </w:rPr>
-        <w:t>Offloading queries to specialized engines. This concept is important in production DB2 systems because it directly affects query performance, resource utilization, and database scalability. In real enterprise environments such as banking or insurance systems running on IBM z/OS, understanding this helps developers design efficient SQL, reduce I/O, and support high</w:t>
+        <w:t>What is buffer pool tuning?</w:t>
+      </w:r>
+    </w:p>
+    <w:p>
+      <w:pPr>
+        <w:spacing w:after="0"/>
+        <w:rPr>
+          <w:rFonts w:asciiTheme="majorHAnsi" w:hAnsiTheme="majorHAnsi" w:cstheme="majorHAnsi"/>
+        </w:rPr>
+      </w:pPr>
+      <w:r>
+        <w:rPr>
+          <w:rFonts w:asciiTheme="majorHAnsi" w:hAnsiTheme="majorHAnsi" w:cstheme="majorHAnsi"/>
+        </w:rPr>
+        <w:t>Adjusting memory pools to optimize page caching. This concept is important in production DB2 systems because it directly affects query performance, resource utilization, and database scalability. In real enterprise environments such as banking or insurance systems running on IBM z/OS, understanding this helps developers design efficient SQL, reduce I/O, and support high</w:t>
       </w:r>
       <w:r>
         <w:rPr>
@@ -9033,21 +9045,21 @@
           <w:rFonts w:asciiTheme="majorHAnsi" w:hAnsiTheme="majorHAnsi" w:cstheme="majorHAnsi"/>
           <w:b/>
         </w:rPr>
-        <w:t>What is buffer pool tuning?</w:t>
-      </w:r>
-    </w:p>
-    <w:p>
-      <w:pPr>
-        <w:spacing w:after="0"/>
-        <w:rPr>
-          <w:rFonts w:asciiTheme="majorHAnsi" w:hAnsiTheme="majorHAnsi" w:cstheme="majorHAnsi"/>
-        </w:rPr>
-      </w:pPr>
-      <w:r>
-        <w:rPr>
-          <w:rFonts w:asciiTheme="majorHAnsi" w:hAnsiTheme="majorHAnsi" w:cstheme="majorHAnsi"/>
-        </w:rPr>
-        <w:t>Adjusting memory pools to optimize page caching. This concept is important in production DB2 systems because it directly affects query performance, resource utilization, and database scalability. In real enterprise environments such as banking or insurance systems running on IBM z/OS, understanding this helps developers design efficient SQL, reduce I/O, and support high</w:t>
+        <w:t>What is dynamic SQL cache?</w:t>
+      </w:r>
+    </w:p>
+    <w:p>
+      <w:pPr>
+        <w:spacing w:after="0"/>
+        <w:rPr>
+          <w:rFonts w:asciiTheme="majorHAnsi" w:hAnsiTheme="majorHAnsi" w:cstheme="majorHAnsi"/>
+        </w:rPr>
+      </w:pPr>
+      <w:r>
+        <w:rPr>
+          <w:rFonts w:asciiTheme="majorHAnsi" w:hAnsiTheme="majorHAnsi" w:cstheme="majorHAnsi"/>
+        </w:rPr>
+        <w:t>Caching dynamic SQL statements for reuse. This concept is important in production DB2 systems because it directly affects query performance, resource utilization, and database scalability. In real enterprise environments such as banking or insurance systems running on IBM z/OS, understanding this helps developers design efficient SQL, reduce I/O, and support high</w:t>
       </w:r>
       <w:r>
         <w:rPr>
@@ -9074,21 +9086,21 @@
           <w:rFonts w:asciiTheme="majorHAnsi" w:hAnsiTheme="majorHAnsi" w:cstheme="majorHAnsi"/>
           <w:b/>
         </w:rPr>
-        <w:t>What is dynamic SQL cache?</w:t>
-      </w:r>
-    </w:p>
-    <w:p>
-      <w:pPr>
-        <w:spacing w:after="0"/>
-        <w:rPr>
-          <w:rFonts w:asciiTheme="majorHAnsi" w:hAnsiTheme="majorHAnsi" w:cstheme="majorHAnsi"/>
-        </w:rPr>
-      </w:pPr>
-      <w:r>
-        <w:rPr>
-          <w:rFonts w:asciiTheme="majorHAnsi" w:hAnsiTheme="majorHAnsi" w:cstheme="majorHAnsi"/>
-        </w:rPr>
-        <w:t>Caching dynamic SQL statements for reuse. This concept is important in production DB2 systems because it directly affects query performance, resource utilization, and database scalability. In real enterprise environments such as banking or insurance systems running on IBM z/OS, understanding this helps developers design efficient SQL, reduce I/O, and support high</w:t>
+        <w:t>What is package in DB2?</w:t>
+      </w:r>
+    </w:p>
+    <w:p>
+      <w:pPr>
+        <w:spacing w:after="0"/>
+        <w:rPr>
+          <w:rFonts w:asciiTheme="majorHAnsi" w:hAnsiTheme="majorHAnsi" w:cstheme="majorHAnsi"/>
+        </w:rPr>
+      </w:pPr>
+      <w:r>
+        <w:rPr>
+          <w:rFonts w:asciiTheme="majorHAnsi" w:hAnsiTheme="majorHAnsi" w:cstheme="majorHAnsi"/>
+        </w:rPr>
+        <w:t>Collection of compiled SQL statements. This concept is important in production DB2 systems because it directly affects query performance, resource utilization, and database scalability. In real enterprise environments such as banking or insurance systems running on IBM z/OS, understanding this helps developers design efficient SQL, reduce I/O, and support high</w:t>
       </w:r>
       <w:r>
         <w:rPr>
@@ -9110,61 +9122,20 @@
           <w:rFonts w:asciiTheme="majorHAnsi" w:hAnsiTheme="majorHAnsi" w:cstheme="majorHAnsi"/>
         </w:rPr>
       </w:pPr>
+    </w:p>
+    <w:p>
+      <w:pPr>
+        <w:spacing w:after="0"/>
+        <w:rPr>
+          <w:rFonts w:asciiTheme="majorHAnsi" w:hAnsiTheme="majorHAnsi" w:cstheme="majorHAnsi"/>
+        </w:rPr>
+      </w:pPr>
       <w:r>
         <w:rPr>
           <w:rFonts w:asciiTheme="majorHAnsi" w:hAnsiTheme="majorHAnsi" w:cstheme="majorHAnsi"/>
           <w:b/>
         </w:rPr>
-        <w:t>What is package in DB2?</w:t>
-      </w:r>
-    </w:p>
-    <w:p>
-      <w:pPr>
-        <w:spacing w:after="0"/>
-        <w:rPr>
-          <w:rFonts w:asciiTheme="majorHAnsi" w:hAnsiTheme="majorHAnsi" w:cstheme="majorHAnsi"/>
-        </w:rPr>
-      </w:pPr>
-      <w:r>
-        <w:rPr>
-          <w:rFonts w:asciiTheme="majorHAnsi" w:hAnsiTheme="majorHAnsi" w:cstheme="majorHAnsi"/>
-        </w:rPr>
         <w:lastRenderedPageBreak/>
-        <w:t>Collection of compiled SQL statements. This concept is important in production DB2 systems because it directly affects query performance, resource utilization, and database scalability. In real enterprise environments such as banking or insurance systems running on IBM z/OS, understanding this helps developers design efficient SQL, reduce I/O, and support high</w:t>
-      </w:r>
-      <w:r>
-        <w:rPr>
-          <w:rFonts w:ascii="Cambria Math" w:hAnsi="Cambria Math" w:cs="Cambria Math"/>
-        </w:rPr>
-        <w:t>‑</w:t>
-      </w:r>
-      <w:r>
-        <w:rPr>
-          <w:rFonts w:asciiTheme="majorHAnsi" w:hAnsiTheme="majorHAnsi" w:cstheme="majorHAnsi"/>
-        </w:rPr>
-        <w:t>volume transaction processing.</w:t>
-      </w:r>
-    </w:p>
-    <w:p>
-      <w:pPr>
-        <w:spacing w:after="0"/>
-        <w:rPr>
-          <w:rFonts w:asciiTheme="majorHAnsi" w:hAnsiTheme="majorHAnsi" w:cstheme="majorHAnsi"/>
-        </w:rPr>
-      </w:pPr>
-    </w:p>
-    <w:p>
-      <w:pPr>
-        <w:spacing w:after="0"/>
-        <w:rPr>
-          <w:rFonts w:asciiTheme="majorHAnsi" w:hAnsiTheme="majorHAnsi" w:cstheme="majorHAnsi"/>
-        </w:rPr>
-      </w:pPr>
-      <w:r>
-        <w:rPr>
-          <w:rFonts w:asciiTheme="majorHAnsi" w:hAnsiTheme="majorHAnsi" w:cstheme="majorHAnsi"/>
-          <w:b/>
-        </w:rPr>
         <w:t>What is plan in DB2?</w:t>
       </w:r>
     </w:p>

--- a/Interview-questions/db2-perfomance-tunning.docx
+++ b/Interview-questions/db2-perfomance-tunning.docx
@@ -9696,13 +9696,7 @@
         <w:rPr>
           <w:rFonts w:asciiTheme="majorHAnsi" w:hAnsiTheme="majorHAnsi" w:cstheme="majorHAnsi"/>
         </w:rPr>
-        <w:t>DB2 utility lifecycle (LOAD → REORG → RUNSTATS → COPY → MODIFY → RECOVER</w:t>
-      </w:r>
-      <w:r>
-        <w:rPr>
-          <w:rFonts w:asciiTheme="majorHAnsi" w:hAnsiTheme="majorHAnsi" w:cstheme="majorHAnsi"/>
-        </w:rPr>
-        <w:t>)</w:t>
+        <w:t>DB2 utility lifecycle (LOAD → REORG → RUNSTATS → COPY → MODIFY → RECOVER)</w:t>
       </w:r>
     </w:p>
     <w:p>
@@ -10007,6 +10001,1266 @@
           <w:szCs w:val="28"/>
         </w:rPr>
         <w:lastRenderedPageBreak/>
+        <w:t>Locking and Concurrency</w:t>
+      </w:r>
+    </w:p>
+    <w:p>
+      <w:pPr>
+        <w:spacing w:after="0"/>
+        <w:rPr>
+          <w:rFonts w:asciiTheme="majorHAnsi" w:hAnsiTheme="majorHAnsi" w:cstheme="majorHAnsi"/>
+        </w:rPr>
+      </w:pPr>
+      <w:r>
+        <w:rPr>
+          <w:rFonts w:asciiTheme="majorHAnsi" w:hAnsiTheme="majorHAnsi" w:cstheme="majorHAnsi"/>
+          <w:b/>
+        </w:rPr>
+        <w:t>What is locking in DB2?</w:t>
+      </w:r>
+    </w:p>
+    <w:p>
+      <w:pPr>
+        <w:spacing w:after="0"/>
+        <w:ind w:firstLine="720"/>
+        <w:rPr>
+          <w:rFonts w:asciiTheme="majorHAnsi" w:hAnsiTheme="majorHAnsi" w:cstheme="majorHAnsi"/>
+        </w:rPr>
+      </w:pPr>
+      <w:r>
+        <w:rPr>
+          <w:rFonts w:asciiTheme="majorHAnsi" w:hAnsiTheme="majorHAnsi" w:cstheme="majorHAnsi"/>
+        </w:rPr>
+        <w:t>Locking in DB2 is a mechanism used to control concurrent access</w:t>
+      </w:r>
+      <w:r>
+        <w:rPr>
+          <w:rFonts w:asciiTheme="majorHAnsi" w:hAnsiTheme="majorHAnsi" w:cstheme="majorHAnsi"/>
+        </w:rPr>
+        <w:t xml:space="preserve"> (multiple</w:t>
+      </w:r>
+      <w:r>
+        <w:rPr>
+          <w:rFonts w:asciiTheme="majorHAnsi" w:hAnsiTheme="majorHAnsi" w:cstheme="majorHAnsi"/>
+        </w:rPr>
+        <w:t xml:space="preserve"> users updating same row at same time</w:t>
+      </w:r>
+      <w:r>
+        <w:rPr>
+          <w:rFonts w:asciiTheme="majorHAnsi" w:hAnsiTheme="majorHAnsi" w:cstheme="majorHAnsi"/>
+        </w:rPr>
+        <w:t>)</w:t>
+      </w:r>
+      <w:r>
+        <w:rPr>
+          <w:rFonts w:asciiTheme="majorHAnsi" w:hAnsiTheme="majorHAnsi" w:cstheme="majorHAnsi"/>
+        </w:rPr>
+        <w:t xml:space="preserve"> to data, ensuring data consistency and preventing conflicts when multiple users access or modify the same data.</w:t>
+      </w:r>
+    </w:p>
+    <w:p>
+      <w:pPr>
+        <w:spacing w:after="0"/>
+        <w:ind w:firstLine="720"/>
+        <w:rPr>
+          <w:rFonts w:asciiTheme="majorHAnsi" w:hAnsiTheme="majorHAnsi" w:cstheme="majorHAnsi"/>
+        </w:rPr>
+      </w:pPr>
+    </w:p>
+    <w:p>
+      <w:pPr>
+        <w:spacing w:after="0"/>
+        <w:rPr>
+          <w:rFonts w:asciiTheme="majorHAnsi" w:hAnsiTheme="majorHAnsi" w:cstheme="majorHAnsi"/>
+        </w:rPr>
+      </w:pPr>
+      <w:r>
+        <w:rPr>
+          <w:rFonts w:asciiTheme="majorHAnsi" w:hAnsiTheme="majorHAnsi" w:cstheme="majorHAnsi"/>
+          <w:b/>
+        </w:rPr>
+        <w:t>What is lock escalation?</w:t>
+      </w:r>
+    </w:p>
+    <w:p>
+      <w:pPr>
+        <w:spacing w:after="0"/>
+        <w:ind w:firstLine="720"/>
+        <w:rPr>
+          <w:rFonts w:asciiTheme="majorHAnsi" w:hAnsiTheme="majorHAnsi" w:cstheme="majorHAnsi"/>
+        </w:rPr>
+      </w:pPr>
+      <w:r>
+        <w:rPr>
+          <w:rFonts w:asciiTheme="majorHAnsi" w:hAnsiTheme="majorHAnsi" w:cstheme="majorHAnsi"/>
+        </w:rPr>
+        <w:t>Lock escalation is the process in DB2 where many locks (like row or page locks) are automatically converted into a single higher-level lock (like a table lock) to reduce system overhead.</w:t>
+      </w:r>
+    </w:p>
+    <w:p>
+      <w:pPr>
+        <w:spacing w:after="0"/>
+        <w:ind w:firstLine="720"/>
+        <w:rPr>
+          <w:rFonts w:asciiTheme="majorHAnsi" w:hAnsiTheme="majorHAnsi" w:cstheme="majorHAnsi"/>
+          <w:b/>
+          <w:bCs/>
+          <w:lang w:val="en-IN"/>
+        </w:rPr>
+      </w:pPr>
+      <w:r>
+        <w:rPr>
+          <w:rFonts w:asciiTheme="majorHAnsi" w:hAnsiTheme="majorHAnsi" w:cstheme="majorHAnsi"/>
+          <w:b/>
+          <w:bCs/>
+          <w:lang w:val="en-IN"/>
+        </w:rPr>
+        <w:t>Advantage</w:t>
+      </w:r>
+    </w:p>
+    <w:p>
+      <w:pPr>
+        <w:numPr>
+          <w:ilvl w:val="0"/>
+          <w:numId w:val="43"/>
+        </w:numPr>
+        <w:tabs>
+          <w:tab w:val="num" w:pos="720"/>
+        </w:tabs>
+        <w:spacing w:after="0"/>
+        <w:rPr>
+          <w:rFonts w:asciiTheme="majorHAnsi" w:hAnsiTheme="majorHAnsi" w:cstheme="majorHAnsi"/>
+          <w:lang w:val="en-IN"/>
+        </w:rPr>
+      </w:pPr>
+      <w:r>
+        <w:rPr>
+          <w:rFonts w:asciiTheme="majorHAnsi" w:hAnsiTheme="majorHAnsi" w:cstheme="majorHAnsi"/>
+          <w:lang w:val="en-IN"/>
+        </w:rPr>
+        <w:t xml:space="preserve">Reduces system overhead </w:t>
+      </w:r>
+      <w:r>
+        <w:rPr>
+          <w:rFonts w:asciiTheme="majorHAnsi" w:hAnsiTheme="majorHAnsi" w:cstheme="majorHAnsi"/>
+          <w:lang w:val="en-IN"/>
+        </w:rPr>
+        <w:t>(CPU over usage)</w:t>
+      </w:r>
+    </w:p>
+    <w:p>
+      <w:pPr>
+        <w:spacing w:after="0"/>
+        <w:ind w:firstLine="720"/>
+        <w:rPr>
+          <w:rFonts w:asciiTheme="majorHAnsi" w:hAnsiTheme="majorHAnsi" w:cstheme="majorHAnsi"/>
+          <w:b/>
+          <w:bCs/>
+          <w:lang w:val="en-IN"/>
+        </w:rPr>
+      </w:pPr>
+      <w:r>
+        <w:rPr>
+          <w:rFonts w:asciiTheme="majorHAnsi" w:hAnsiTheme="majorHAnsi" w:cstheme="majorHAnsi"/>
+          <w:b/>
+          <w:bCs/>
+          <w:lang w:val="en-IN"/>
+        </w:rPr>
+        <w:t>Disadvantage</w:t>
+      </w:r>
+    </w:p>
+    <w:p>
+      <w:pPr>
+        <w:numPr>
+          <w:ilvl w:val="0"/>
+          <w:numId w:val="44"/>
+        </w:numPr>
+        <w:spacing w:after="0"/>
+        <w:rPr>
+          <w:rFonts w:asciiTheme="majorHAnsi" w:hAnsiTheme="majorHAnsi" w:cstheme="majorHAnsi"/>
+          <w:lang w:val="en-IN"/>
+        </w:rPr>
+      </w:pPr>
+      <w:r>
+        <w:rPr>
+          <w:rFonts w:asciiTheme="majorHAnsi" w:hAnsiTheme="majorHAnsi" w:cstheme="majorHAnsi"/>
+          <w:lang w:val="en-IN"/>
+        </w:rPr>
+        <w:t xml:space="preserve">Reduces concurrency </w:t>
+      </w:r>
+    </w:p>
+    <w:p>
+      <w:pPr>
+        <w:numPr>
+          <w:ilvl w:val="0"/>
+          <w:numId w:val="44"/>
+        </w:numPr>
+        <w:spacing w:after="0"/>
+        <w:rPr>
+          <w:rFonts w:asciiTheme="majorHAnsi" w:hAnsiTheme="majorHAnsi" w:cstheme="majorHAnsi"/>
+          <w:lang w:val="en-IN"/>
+        </w:rPr>
+      </w:pPr>
+      <w:r>
+        <w:rPr>
+          <w:rFonts w:asciiTheme="majorHAnsi" w:hAnsiTheme="majorHAnsi" w:cstheme="majorHAnsi"/>
+          <w:lang w:val="en-IN"/>
+        </w:rPr>
+        <w:t>Other users may get blocked</w:t>
+      </w:r>
+    </w:p>
+    <w:p>
+      <w:pPr>
+        <w:spacing w:after="0"/>
+        <w:rPr>
+          <w:rFonts w:asciiTheme="majorHAnsi" w:hAnsiTheme="majorHAnsi" w:cstheme="majorHAnsi"/>
+        </w:rPr>
+      </w:pPr>
+    </w:p>
+    <w:p>
+      <w:pPr>
+        <w:spacing w:after="0"/>
+        <w:rPr>
+          <w:rFonts w:asciiTheme="majorHAnsi" w:hAnsiTheme="majorHAnsi" w:cstheme="majorHAnsi"/>
+        </w:rPr>
+      </w:pPr>
+      <w:r>
+        <w:rPr>
+          <w:rFonts w:asciiTheme="majorHAnsi" w:hAnsiTheme="majorHAnsi" w:cstheme="majorHAnsi"/>
+          <w:b/>
+        </w:rPr>
+        <w:t>What is deadlock?</w:t>
+      </w:r>
+    </w:p>
+    <w:p>
+      <w:pPr>
+        <w:spacing w:after="0"/>
+        <w:ind w:firstLine="720"/>
+        <w:rPr>
+          <w:rFonts w:asciiTheme="majorHAnsi" w:hAnsiTheme="majorHAnsi" w:cstheme="majorHAnsi"/>
+        </w:rPr>
+      </w:pPr>
+      <w:r>
+        <w:rPr>
+          <w:rFonts w:asciiTheme="majorHAnsi" w:hAnsiTheme="majorHAnsi" w:cstheme="majorHAnsi"/>
+        </w:rPr>
+        <w:t>A deadlock in DB2 occurs when two or more transactions are waiting for each other to release locks, and none of them can proceed, causing all of them to be stuck indefinitely.</w:t>
+      </w:r>
+    </w:p>
+    <w:p>
+      <w:pPr>
+        <w:spacing w:after="0"/>
+        <w:ind w:firstLine="720"/>
+        <w:rPr>
+          <w:rFonts w:asciiTheme="majorHAnsi" w:hAnsiTheme="majorHAnsi" w:cstheme="majorHAnsi"/>
+          <w:lang w:val="en-IN"/>
+        </w:rPr>
+      </w:pPr>
+      <w:r>
+        <w:rPr>
+          <w:rFonts w:asciiTheme="majorHAnsi" w:hAnsiTheme="majorHAnsi" w:cstheme="majorHAnsi"/>
+          <w:lang w:val="en-IN"/>
+        </w:rPr>
+        <w:t>DB2 automatically:</w:t>
+      </w:r>
+    </w:p>
+    <w:p>
+      <w:pPr>
+        <w:numPr>
+          <w:ilvl w:val="0"/>
+          <w:numId w:val="45"/>
+        </w:numPr>
+        <w:tabs>
+          <w:tab w:val="num" w:pos="720"/>
+        </w:tabs>
+        <w:spacing w:after="0"/>
+        <w:rPr>
+          <w:rFonts w:asciiTheme="majorHAnsi" w:hAnsiTheme="majorHAnsi" w:cstheme="majorHAnsi"/>
+          <w:lang w:val="en-IN"/>
+        </w:rPr>
+      </w:pPr>
+      <w:r>
+        <w:rPr>
+          <w:rFonts w:asciiTheme="majorHAnsi" w:hAnsiTheme="majorHAnsi" w:cstheme="majorHAnsi"/>
+          <w:lang w:val="en-IN"/>
+        </w:rPr>
+        <w:t xml:space="preserve">Detects deadlock </w:t>
+      </w:r>
+    </w:p>
+    <w:p>
+      <w:pPr>
+        <w:numPr>
+          <w:ilvl w:val="0"/>
+          <w:numId w:val="45"/>
+        </w:numPr>
+        <w:tabs>
+          <w:tab w:val="num" w:pos="720"/>
+        </w:tabs>
+        <w:spacing w:after="0"/>
+        <w:rPr>
+          <w:rFonts w:asciiTheme="majorHAnsi" w:hAnsiTheme="majorHAnsi" w:cstheme="majorHAnsi"/>
+          <w:lang w:val="en-IN"/>
+        </w:rPr>
+      </w:pPr>
+      <w:r>
+        <w:rPr>
+          <w:rFonts w:asciiTheme="majorHAnsi" w:hAnsiTheme="majorHAnsi" w:cstheme="majorHAnsi"/>
+          <w:lang w:val="en-IN"/>
+        </w:rPr>
+        <w:t xml:space="preserve">Chooses one transaction as victim </w:t>
+      </w:r>
+    </w:p>
+    <w:p>
+      <w:pPr>
+        <w:numPr>
+          <w:ilvl w:val="0"/>
+          <w:numId w:val="45"/>
+        </w:numPr>
+        <w:tabs>
+          <w:tab w:val="num" w:pos="720"/>
+        </w:tabs>
+        <w:spacing w:after="0"/>
+        <w:rPr>
+          <w:rFonts w:asciiTheme="majorHAnsi" w:hAnsiTheme="majorHAnsi" w:cstheme="majorHAnsi"/>
+          <w:lang w:val="en-IN"/>
+        </w:rPr>
+      </w:pPr>
+      <w:r>
+        <w:rPr>
+          <w:rFonts w:asciiTheme="majorHAnsi" w:hAnsiTheme="majorHAnsi" w:cstheme="majorHAnsi"/>
+          <w:lang w:val="en-IN"/>
+        </w:rPr>
+        <w:t>Rolls it back</w:t>
+      </w:r>
+    </w:p>
+    <w:p>
+      <w:pPr>
+        <w:numPr>
+          <w:ilvl w:val="0"/>
+          <w:numId w:val="45"/>
+        </w:numPr>
+        <w:tabs>
+          <w:tab w:val="num" w:pos="720"/>
+        </w:tabs>
+        <w:spacing w:after="0"/>
+        <w:rPr>
+          <w:rFonts w:asciiTheme="majorHAnsi" w:hAnsiTheme="majorHAnsi" w:cstheme="majorHAnsi"/>
+          <w:lang w:val="en-IN"/>
+        </w:rPr>
+      </w:pPr>
+      <w:r>
+        <w:rPr>
+          <w:rFonts w:asciiTheme="majorHAnsi" w:hAnsiTheme="majorHAnsi" w:cstheme="majorHAnsi"/>
+          <w:lang w:val="en-IN"/>
+        </w:rPr>
+        <w:t>Other transaction continues</w:t>
+      </w:r>
+    </w:p>
+    <w:p>
+      <w:pPr>
+        <w:spacing w:after="0"/>
+        <w:ind w:firstLine="720"/>
+        <w:rPr>
+          <w:rFonts w:asciiTheme="majorHAnsi" w:hAnsiTheme="majorHAnsi" w:cstheme="majorHAnsi"/>
+        </w:rPr>
+      </w:pPr>
+    </w:p>
+    <w:p>
+      <w:pPr>
+        <w:spacing w:after="0"/>
+        <w:rPr>
+          <w:rFonts w:asciiTheme="majorHAnsi" w:hAnsiTheme="majorHAnsi" w:cstheme="majorHAnsi"/>
+        </w:rPr>
+      </w:pPr>
+      <w:r>
+        <w:rPr>
+          <w:rFonts w:asciiTheme="majorHAnsi" w:hAnsiTheme="majorHAnsi" w:cstheme="majorHAnsi"/>
+          <w:b/>
+        </w:rPr>
+        <w:t>What is timeout?</w:t>
+      </w:r>
+    </w:p>
+    <w:p>
+      <w:pPr>
+        <w:spacing w:after="0"/>
+        <w:ind w:firstLine="720"/>
+        <w:rPr>
+          <w:rFonts w:asciiTheme="majorHAnsi" w:hAnsiTheme="majorHAnsi" w:cstheme="majorHAnsi"/>
+        </w:rPr>
+      </w:pPr>
+      <w:r>
+        <w:rPr>
+          <w:rFonts w:asciiTheme="majorHAnsi" w:hAnsiTheme="majorHAnsi" w:cstheme="majorHAnsi"/>
+        </w:rPr>
+        <w:t>Timeout in DB2 occurs when a transaction waits for a lock for longer than the defined time limit, and DB2 cancels the request.</w:t>
+      </w:r>
+    </w:p>
+    <w:p>
+      <w:pPr>
+        <w:spacing w:after="0"/>
+        <w:rPr>
+          <w:rFonts w:asciiTheme="majorHAnsi" w:hAnsiTheme="majorHAnsi" w:cstheme="majorHAnsi"/>
+        </w:rPr>
+      </w:pPr>
+    </w:p>
+    <w:p>
+      <w:pPr>
+        <w:spacing w:after="0"/>
+        <w:rPr>
+          <w:rFonts w:asciiTheme="majorHAnsi" w:hAnsiTheme="majorHAnsi" w:cstheme="majorHAnsi"/>
+        </w:rPr>
+      </w:pPr>
+      <w:r>
+        <w:rPr>
+          <w:rFonts w:asciiTheme="majorHAnsi" w:hAnsiTheme="majorHAnsi" w:cstheme="majorHAnsi"/>
+          <w:b/>
+        </w:rPr>
+        <w:t>What is isolation level?</w:t>
+      </w:r>
+    </w:p>
+    <w:p>
+      <w:pPr>
+        <w:spacing w:after="0"/>
+        <w:ind w:firstLine="720"/>
+        <w:rPr>
+          <w:rFonts w:asciiTheme="majorHAnsi" w:hAnsiTheme="majorHAnsi" w:cstheme="majorHAnsi"/>
+        </w:rPr>
+      </w:pPr>
+      <w:r>
+        <w:rPr>
+          <w:rFonts w:asciiTheme="majorHAnsi" w:hAnsiTheme="majorHAnsi" w:cstheme="majorHAnsi"/>
+        </w:rPr>
+        <w:t>Isolation level in DB2 defines how a transaction is isolated from other concurrent transactions, controlling how and when changes made by one transaction are visible to others.</w:t>
+      </w:r>
+    </w:p>
+    <w:p>
+      <w:pPr>
+        <w:spacing w:after="0"/>
+        <w:ind w:firstLine="720"/>
+        <w:rPr>
+          <w:rFonts w:asciiTheme="majorHAnsi" w:hAnsiTheme="majorHAnsi" w:cstheme="majorHAnsi"/>
+          <w:b/>
+          <w:bCs/>
+          <w:lang w:val="en-IN"/>
+        </w:rPr>
+      </w:pPr>
+      <w:r>
+        <w:rPr>
+          <w:rFonts w:asciiTheme="majorHAnsi" w:hAnsiTheme="majorHAnsi" w:cstheme="majorHAnsi"/>
+          <w:b/>
+          <w:bCs/>
+          <w:lang w:val="en-IN"/>
+        </w:rPr>
+        <w:t>Example Scenario</w:t>
+      </w:r>
+    </w:p>
+    <w:p>
+      <w:pPr>
+        <w:numPr>
+          <w:ilvl w:val="0"/>
+          <w:numId w:val="46"/>
+        </w:numPr>
+        <w:tabs>
+          <w:tab w:val="num" w:pos="720"/>
+        </w:tabs>
+        <w:spacing w:after="0"/>
+        <w:rPr>
+          <w:rFonts w:asciiTheme="majorHAnsi" w:hAnsiTheme="majorHAnsi" w:cstheme="majorHAnsi"/>
+          <w:lang w:val="en-IN"/>
+        </w:rPr>
+      </w:pPr>
+      <w:r>
+        <w:rPr>
+          <w:rFonts w:asciiTheme="majorHAnsi" w:hAnsiTheme="majorHAnsi" w:cstheme="majorHAnsi"/>
+          <w:lang w:val="en-IN"/>
+        </w:rPr>
+        <w:t xml:space="preserve">Transaction A locks a row </w:t>
+      </w:r>
+    </w:p>
+    <w:p>
+      <w:pPr>
+        <w:numPr>
+          <w:ilvl w:val="0"/>
+          <w:numId w:val="46"/>
+        </w:numPr>
+        <w:tabs>
+          <w:tab w:val="num" w:pos="720"/>
+        </w:tabs>
+        <w:spacing w:after="0"/>
+        <w:rPr>
+          <w:rFonts w:asciiTheme="majorHAnsi" w:hAnsiTheme="majorHAnsi" w:cstheme="majorHAnsi"/>
+          <w:lang w:val="en-IN"/>
+        </w:rPr>
+      </w:pPr>
+      <w:r>
+        <w:rPr>
+          <w:rFonts w:asciiTheme="majorHAnsi" w:hAnsiTheme="majorHAnsi" w:cstheme="majorHAnsi"/>
+          <w:lang w:val="en-IN"/>
+        </w:rPr>
+        <w:t xml:space="preserve">Transaction B tries to update same row </w:t>
+      </w:r>
+    </w:p>
+    <w:p>
+      <w:pPr>
+        <w:numPr>
+          <w:ilvl w:val="0"/>
+          <w:numId w:val="46"/>
+        </w:numPr>
+        <w:tabs>
+          <w:tab w:val="num" w:pos="720"/>
+        </w:tabs>
+        <w:spacing w:after="0"/>
+        <w:rPr>
+          <w:rFonts w:asciiTheme="majorHAnsi" w:hAnsiTheme="majorHAnsi" w:cstheme="majorHAnsi"/>
+          <w:lang w:val="en-IN"/>
+        </w:rPr>
+      </w:pPr>
+      <w:r>
+        <w:rPr>
+          <w:rFonts w:asciiTheme="majorHAnsi" w:hAnsiTheme="majorHAnsi" w:cstheme="majorHAnsi"/>
+          <w:lang w:val="en-IN"/>
+        </w:rPr>
+        <w:t xml:space="preserve">B waits for A to release lock </w:t>
+      </w:r>
+    </w:p>
+    <w:p>
+      <w:pPr>
+        <w:numPr>
+          <w:ilvl w:val="0"/>
+          <w:numId w:val="46"/>
+        </w:numPr>
+        <w:tabs>
+          <w:tab w:val="num" w:pos="720"/>
+        </w:tabs>
+        <w:spacing w:after="0"/>
+        <w:rPr>
+          <w:rFonts w:asciiTheme="majorHAnsi" w:hAnsiTheme="majorHAnsi" w:cstheme="majorHAnsi"/>
+          <w:lang w:val="en-IN"/>
+        </w:rPr>
+      </w:pPr>
+      <w:r>
+        <w:rPr>
+          <w:rFonts w:asciiTheme="majorHAnsi" w:hAnsiTheme="majorHAnsi" w:cstheme="majorHAnsi"/>
+          <w:lang w:val="en-IN"/>
+        </w:rPr>
+        <w:t xml:space="preserve">Wait exceeds timeout limit </w:t>
+      </w:r>
+    </w:p>
+    <w:p>
+      <w:pPr>
+        <w:spacing w:after="0"/>
+        <w:ind w:firstLine="720"/>
+        <w:rPr>
+          <w:rFonts w:asciiTheme="majorHAnsi" w:hAnsiTheme="majorHAnsi" w:cstheme="majorHAnsi"/>
+          <w:lang w:val="en-IN"/>
+        </w:rPr>
+      </w:pPr>
+      <w:r>
+        <w:rPr>
+          <w:rFonts w:asciiTheme="majorHAnsi" w:hAnsiTheme="majorHAnsi" w:cstheme="majorHAnsi"/>
+          <w:lang w:val="en-IN"/>
+        </w:rPr>
+        <w:t>DB2:</w:t>
+      </w:r>
+    </w:p>
+    <w:p>
+      <w:pPr>
+        <w:numPr>
+          <w:ilvl w:val="0"/>
+          <w:numId w:val="47"/>
+        </w:numPr>
+        <w:spacing w:after="0"/>
+        <w:rPr>
+          <w:rFonts w:asciiTheme="majorHAnsi" w:hAnsiTheme="majorHAnsi" w:cstheme="majorHAnsi"/>
+          <w:lang w:val="en-IN"/>
+        </w:rPr>
+      </w:pPr>
+      <w:r>
+        <w:rPr>
+          <w:rFonts w:asciiTheme="majorHAnsi" w:hAnsiTheme="majorHAnsi" w:cstheme="majorHAnsi"/>
+          <w:lang w:val="en-IN"/>
+        </w:rPr>
+        <w:t xml:space="preserve">Cancels transaction B </w:t>
+      </w:r>
+      <w:r>
+        <w:rPr>
+          <w:rFonts w:ascii="Segoe UI Emoji" w:hAnsi="Segoe UI Emoji" w:cs="Segoe UI Emoji"/>
+          <w:lang w:val="en-IN"/>
+        </w:rPr>
+        <w:t>❌</w:t>
+      </w:r>
+      <w:r>
+        <w:rPr>
+          <w:rFonts w:asciiTheme="majorHAnsi" w:hAnsiTheme="majorHAnsi" w:cstheme="majorHAnsi"/>
+          <w:lang w:val="en-IN"/>
+        </w:rPr>
+        <w:t xml:space="preserve"> </w:t>
+      </w:r>
+    </w:p>
+    <w:p>
+      <w:pPr>
+        <w:numPr>
+          <w:ilvl w:val="0"/>
+          <w:numId w:val="47"/>
+        </w:numPr>
+        <w:spacing w:after="0"/>
+        <w:rPr>
+          <w:rFonts w:asciiTheme="majorHAnsi" w:hAnsiTheme="majorHAnsi" w:cstheme="majorHAnsi"/>
+          <w:lang w:val="en-IN"/>
+        </w:rPr>
+      </w:pPr>
+      <w:r>
+        <w:rPr>
+          <w:rFonts w:asciiTheme="majorHAnsi" w:hAnsiTheme="majorHAnsi" w:cstheme="majorHAnsi"/>
+          <w:lang w:val="en-IN"/>
+        </w:rPr>
+        <w:t xml:space="preserve">Gives </w:t>
+      </w:r>
+      <w:r>
+        <w:rPr>
+          <w:rFonts w:asciiTheme="majorHAnsi" w:hAnsiTheme="majorHAnsi" w:cstheme="majorHAnsi"/>
+          <w:b/>
+          <w:bCs/>
+          <w:lang w:val="en-IN"/>
+        </w:rPr>
+        <w:t>timeout error</w:t>
+      </w:r>
+    </w:p>
+    <w:p>
+      <w:pPr>
+        <w:spacing w:after="0"/>
+        <w:rPr>
+          <w:rFonts w:asciiTheme="majorHAnsi" w:hAnsiTheme="majorHAnsi" w:cstheme="majorHAnsi"/>
+        </w:rPr>
+      </w:pPr>
+    </w:p>
+    <w:p>
+      <w:pPr>
+        <w:spacing w:after="0"/>
+        <w:rPr>
+          <w:rFonts w:asciiTheme="majorHAnsi" w:hAnsiTheme="majorHAnsi" w:cstheme="majorHAnsi"/>
+        </w:rPr>
+      </w:pPr>
+      <w:r>
+        <w:rPr>
+          <w:rFonts w:asciiTheme="majorHAnsi" w:hAnsiTheme="majorHAnsi" w:cstheme="majorHAnsi"/>
+          <w:b/>
+        </w:rPr>
+        <w:t>What is UR isolation?</w:t>
+      </w:r>
+    </w:p>
+    <w:p>
+      <w:pPr>
+        <w:spacing w:after="0"/>
+        <w:ind w:firstLine="720"/>
+        <w:rPr>
+          <w:rFonts w:asciiTheme="majorHAnsi" w:hAnsiTheme="majorHAnsi" w:cstheme="majorHAnsi"/>
+        </w:rPr>
+      </w:pPr>
+      <w:r>
+        <w:rPr>
+          <w:rFonts w:asciiTheme="majorHAnsi" w:hAnsiTheme="majorHAnsi" w:cstheme="majorHAnsi"/>
+        </w:rPr>
+        <w:t>In Uncommitted Read (UR) isolation level, DB2 does not place shared locks on the data being read, so effectively there are no read locks.</w:t>
+      </w:r>
+    </w:p>
+    <w:p>
+      <w:pPr>
+        <w:spacing w:after="0"/>
+        <w:ind w:left="360"/>
+        <w:rPr>
+          <w:rFonts w:asciiTheme="majorHAnsi" w:hAnsiTheme="majorHAnsi" w:cstheme="majorHAnsi"/>
+          <w:lang w:val="en-IN"/>
+        </w:rPr>
+      </w:pPr>
+      <w:r>
+        <w:rPr>
+          <w:rFonts w:asciiTheme="majorHAnsi" w:hAnsiTheme="majorHAnsi" w:cstheme="majorHAnsi"/>
+          <w:lang w:val="en-IN"/>
+        </w:rPr>
+        <w:t xml:space="preserve">UR = no read locks </w:t>
+      </w:r>
+      <w:r>
+        <w:rPr>
+          <w:rFonts w:ascii="Segoe UI Emoji" w:hAnsi="Segoe UI Emoji" w:cs="Segoe UI Emoji"/>
+          <w:lang w:val="en-IN"/>
+        </w:rPr>
+        <w:t>🔓</w:t>
+      </w:r>
+    </w:p>
+    <w:p>
+      <w:pPr>
+        <w:numPr>
+          <w:ilvl w:val="0"/>
+          <w:numId w:val="48"/>
+        </w:numPr>
+        <w:tabs>
+          <w:tab w:val="clear" w:pos="720"/>
+          <w:tab w:val="num" w:pos="1080"/>
+        </w:tabs>
+        <w:spacing w:after="0"/>
+        <w:ind w:left="1080"/>
+        <w:rPr>
+          <w:rFonts w:asciiTheme="majorHAnsi" w:hAnsiTheme="majorHAnsi" w:cstheme="majorHAnsi"/>
+          <w:lang w:val="en-IN"/>
+        </w:rPr>
+      </w:pPr>
+      <w:r>
+        <w:rPr>
+          <w:rFonts w:asciiTheme="majorHAnsi" w:hAnsiTheme="majorHAnsi" w:cstheme="majorHAnsi"/>
+          <w:lang w:val="en-IN"/>
+        </w:rPr>
+        <w:t xml:space="preserve">DB2 reads data without locking it </w:t>
+      </w:r>
+    </w:p>
+    <w:p>
+      <w:pPr>
+        <w:numPr>
+          <w:ilvl w:val="0"/>
+          <w:numId w:val="48"/>
+        </w:numPr>
+        <w:tabs>
+          <w:tab w:val="clear" w:pos="720"/>
+          <w:tab w:val="num" w:pos="1080"/>
+        </w:tabs>
+        <w:spacing w:after="0"/>
+        <w:ind w:left="1080"/>
+        <w:rPr>
+          <w:rFonts w:asciiTheme="majorHAnsi" w:hAnsiTheme="majorHAnsi" w:cstheme="majorHAnsi"/>
+          <w:lang w:val="en-IN"/>
+        </w:rPr>
+      </w:pPr>
+      <w:r>
+        <w:rPr>
+          <w:rFonts w:asciiTheme="majorHAnsi" w:hAnsiTheme="majorHAnsi" w:cstheme="majorHAnsi"/>
+          <w:lang w:val="en-IN"/>
+        </w:rPr>
+        <w:t xml:space="preserve">Does not wait for other transactions </w:t>
+      </w:r>
+    </w:p>
+    <w:p>
+      <w:pPr>
+        <w:numPr>
+          <w:ilvl w:val="0"/>
+          <w:numId w:val="48"/>
+        </w:numPr>
+        <w:tabs>
+          <w:tab w:val="clear" w:pos="720"/>
+          <w:tab w:val="num" w:pos="1080"/>
+        </w:tabs>
+        <w:spacing w:after="0"/>
+        <w:ind w:left="1080"/>
+        <w:rPr>
+          <w:rFonts w:asciiTheme="majorHAnsi" w:hAnsiTheme="majorHAnsi" w:cstheme="majorHAnsi"/>
+          <w:lang w:val="en-IN"/>
+        </w:rPr>
+      </w:pPr>
+      <w:r>
+        <w:rPr>
+          <w:rFonts w:asciiTheme="majorHAnsi" w:hAnsiTheme="majorHAnsi" w:cstheme="majorHAnsi"/>
+          <w:lang w:val="en-IN"/>
+        </w:rPr>
+        <w:t>Can read uncommitted (dirty) data</w:t>
+      </w:r>
+    </w:p>
+    <w:p>
+      <w:pPr>
+        <w:spacing w:after="0"/>
+        <w:rPr>
+          <w:rFonts w:asciiTheme="majorHAnsi" w:hAnsiTheme="majorHAnsi" w:cstheme="majorHAnsi"/>
+        </w:rPr>
+      </w:pPr>
+      <w:r>
+        <w:rPr>
+          <w:rFonts w:asciiTheme="majorHAnsi" w:hAnsiTheme="majorHAnsi" w:cstheme="majorHAnsi"/>
+          <w:b/>
+        </w:rPr>
+        <w:lastRenderedPageBreak/>
+        <w:t>What is CS isolation?</w:t>
+      </w:r>
+    </w:p>
+    <w:p>
+      <w:pPr>
+        <w:spacing w:after="0" w:line="259" w:lineRule="auto"/>
+        <w:ind w:firstLine="720"/>
+        <w:rPr>
+          <w:rFonts w:asciiTheme="majorHAnsi" w:hAnsiTheme="majorHAnsi" w:cstheme="majorHAnsi"/>
+          <w:lang w:val="en-IN"/>
+        </w:rPr>
+      </w:pPr>
+      <w:r>
+        <w:rPr>
+          <w:rFonts w:asciiTheme="majorHAnsi" w:hAnsiTheme="majorHAnsi" w:cstheme="majorHAnsi"/>
+          <w:lang w:val="en-IN"/>
+        </w:rPr>
+        <w:t xml:space="preserve">When our query is running and it scans the rows for matching cases and the result set it created, then when we are fetching one row in the </w:t>
+      </w:r>
+      <w:proofErr w:type="spellStart"/>
+      <w:r>
+        <w:rPr>
+          <w:rFonts w:asciiTheme="majorHAnsi" w:hAnsiTheme="majorHAnsi" w:cstheme="majorHAnsi"/>
+          <w:lang w:val="en-IN"/>
+        </w:rPr>
+        <w:t>pgm</w:t>
+      </w:r>
+      <w:proofErr w:type="spellEnd"/>
+      <w:r>
+        <w:rPr>
+          <w:rFonts w:asciiTheme="majorHAnsi" w:hAnsiTheme="majorHAnsi" w:cstheme="majorHAnsi"/>
+          <w:lang w:val="en-IN"/>
+        </w:rPr>
+        <w:t xml:space="preserve"> then that single row will be locked.</w:t>
+      </w:r>
+      <w:r>
+        <w:rPr>
+          <w:rFonts w:asciiTheme="majorHAnsi" w:hAnsiTheme="majorHAnsi" w:cstheme="majorHAnsi"/>
+          <w:lang w:val="en-IN"/>
+        </w:rPr>
+        <w:t xml:space="preserve"> </w:t>
+      </w:r>
+      <w:r>
+        <w:rPr>
+          <w:rFonts w:asciiTheme="majorHAnsi" w:hAnsiTheme="majorHAnsi" w:cstheme="majorHAnsi"/>
+          <w:lang w:val="en-IN"/>
+        </w:rPr>
+        <w:t>It is mostly used.</w:t>
+      </w:r>
+    </w:p>
+    <w:p>
+      <w:pPr>
+        <w:spacing w:after="0"/>
+        <w:rPr>
+          <w:rFonts w:asciiTheme="majorHAnsi" w:hAnsiTheme="majorHAnsi" w:cstheme="majorHAnsi"/>
+        </w:rPr>
+      </w:pPr>
+    </w:p>
+    <w:p>
+      <w:pPr>
+        <w:spacing w:after="0"/>
+        <w:rPr>
+          <w:rFonts w:asciiTheme="majorHAnsi" w:hAnsiTheme="majorHAnsi" w:cstheme="majorHAnsi"/>
+        </w:rPr>
+      </w:pPr>
+      <w:r>
+        <w:rPr>
+          <w:rFonts w:asciiTheme="majorHAnsi" w:hAnsiTheme="majorHAnsi" w:cstheme="majorHAnsi"/>
+          <w:b/>
+        </w:rPr>
+        <w:t>What is RS isolation?</w:t>
+      </w:r>
+    </w:p>
+    <w:p>
+      <w:pPr>
+        <w:spacing w:after="0" w:line="259" w:lineRule="auto"/>
+        <w:ind w:firstLine="720"/>
+        <w:rPr>
+          <w:rFonts w:asciiTheme="majorHAnsi" w:hAnsiTheme="majorHAnsi" w:cstheme="majorHAnsi"/>
+          <w:lang w:val="en-IN"/>
+        </w:rPr>
+      </w:pPr>
+      <w:r>
+        <w:rPr>
+          <w:rFonts w:asciiTheme="majorHAnsi" w:hAnsiTheme="majorHAnsi" w:cstheme="majorHAnsi"/>
+          <w:lang w:val="en-IN"/>
+        </w:rPr>
+        <w:t>When our query is running and it scans the rows for matching cases, which ever row will be matching the condition will be locked (10 rows are getting matched and 10 rows came in result set then only those 10 rows will be locked)</w:t>
+      </w:r>
+    </w:p>
+    <w:p>
+      <w:pPr>
+        <w:spacing w:after="0"/>
+        <w:rPr>
+          <w:rFonts w:asciiTheme="majorHAnsi" w:hAnsiTheme="majorHAnsi" w:cstheme="majorHAnsi"/>
+        </w:rPr>
+      </w:pPr>
+    </w:p>
+    <w:p>
+      <w:pPr>
+        <w:spacing w:after="0"/>
+        <w:rPr>
+          <w:rFonts w:asciiTheme="majorHAnsi" w:hAnsiTheme="majorHAnsi" w:cstheme="majorHAnsi"/>
+        </w:rPr>
+      </w:pPr>
+      <w:r>
+        <w:rPr>
+          <w:rFonts w:asciiTheme="majorHAnsi" w:hAnsiTheme="majorHAnsi" w:cstheme="majorHAnsi"/>
+          <w:b/>
+        </w:rPr>
+        <w:t>What is RR isolation?</w:t>
+      </w:r>
+    </w:p>
+    <w:p>
+      <w:pPr>
+        <w:spacing w:after="0" w:line="259" w:lineRule="auto"/>
+        <w:ind w:firstLine="720"/>
+        <w:rPr>
+          <w:rFonts w:asciiTheme="majorHAnsi" w:hAnsiTheme="majorHAnsi" w:cstheme="majorHAnsi"/>
+          <w:lang w:val="en-IN"/>
+        </w:rPr>
+      </w:pPr>
+      <w:r>
+        <w:rPr>
+          <w:rFonts w:asciiTheme="majorHAnsi" w:hAnsiTheme="majorHAnsi" w:cstheme="majorHAnsi"/>
+          <w:lang w:val="en-IN"/>
+        </w:rPr>
+        <w:t>Repeatable Read (RR) is the highest isolation level in DB2 where all rows accessed by a query are locked, and no other transaction can modify or insert rows that would affect the result set until the transaction completes.</w:t>
+      </w:r>
+    </w:p>
+    <w:p>
+      <w:pPr>
+        <w:spacing w:after="0"/>
+        <w:rPr>
+          <w:rFonts w:asciiTheme="majorHAnsi" w:hAnsiTheme="majorHAnsi" w:cstheme="majorHAnsi"/>
+        </w:rPr>
+      </w:pPr>
+    </w:p>
+    <w:p>
+      <w:pPr>
+        <w:spacing w:after="0"/>
+        <w:rPr>
+          <w:rFonts w:asciiTheme="majorHAnsi" w:hAnsiTheme="majorHAnsi" w:cstheme="majorHAnsi"/>
+        </w:rPr>
+      </w:pPr>
+      <w:r>
+        <w:rPr>
+          <w:rFonts w:asciiTheme="majorHAnsi" w:hAnsiTheme="majorHAnsi" w:cstheme="majorHAnsi"/>
+          <w:b/>
+        </w:rPr>
+        <w:t>What is lock avoidance?</w:t>
+      </w:r>
+    </w:p>
+    <w:p>
+      <w:pPr>
+        <w:spacing w:after="0"/>
+        <w:ind w:firstLine="720"/>
+        <w:rPr>
+          <w:rFonts w:asciiTheme="majorHAnsi" w:hAnsiTheme="majorHAnsi" w:cstheme="majorHAnsi"/>
+        </w:rPr>
+      </w:pPr>
+      <w:r>
+        <w:rPr>
+          <w:rFonts w:asciiTheme="majorHAnsi" w:hAnsiTheme="majorHAnsi" w:cstheme="majorHAnsi"/>
+        </w:rPr>
+        <w:t>Lock avoidance in DB2 is a technique where DB2 avoids taking locks on data if it can determine that the data is already committed and safe to read, thereby improving performance and concurrency</w:t>
+      </w:r>
+      <w:r>
+        <w:rPr>
+          <w:rFonts w:asciiTheme="majorHAnsi" w:hAnsiTheme="majorHAnsi" w:cstheme="majorHAnsi"/>
+        </w:rPr>
+        <w:t>.</w:t>
+      </w:r>
+    </w:p>
+    <w:p>
+      <w:pPr>
+        <w:spacing w:after="0"/>
+        <w:ind w:left="360"/>
+        <w:rPr>
+          <w:rFonts w:asciiTheme="majorHAnsi" w:hAnsiTheme="majorHAnsi" w:cstheme="majorHAnsi"/>
+          <w:lang w:val="en-IN"/>
+        </w:rPr>
+      </w:pPr>
+      <w:r>
+        <w:rPr>
+          <w:rFonts w:asciiTheme="majorHAnsi" w:hAnsiTheme="majorHAnsi" w:cstheme="majorHAnsi"/>
+          <w:lang w:val="en-IN"/>
+        </w:rPr>
+        <w:t>Lock avoidance = skip locking when it’s safe</w:t>
+      </w:r>
+      <w:r>
+        <w:rPr>
+          <w:rFonts w:asciiTheme="majorHAnsi" w:hAnsiTheme="majorHAnsi" w:cstheme="majorHAnsi"/>
+          <w:lang w:val="en-IN"/>
+        </w:rPr>
+        <w:t>:</w:t>
+      </w:r>
+    </w:p>
+    <w:p>
+      <w:pPr>
+        <w:numPr>
+          <w:ilvl w:val="0"/>
+          <w:numId w:val="50"/>
+        </w:numPr>
+        <w:tabs>
+          <w:tab w:val="clear" w:pos="720"/>
+          <w:tab w:val="num" w:pos="1080"/>
+        </w:tabs>
+        <w:spacing w:after="0"/>
+        <w:ind w:left="1080"/>
+        <w:rPr>
+          <w:rFonts w:asciiTheme="majorHAnsi" w:hAnsiTheme="majorHAnsi" w:cstheme="majorHAnsi"/>
+          <w:lang w:val="en-IN"/>
+        </w:rPr>
+      </w:pPr>
+      <w:r>
+        <w:rPr>
+          <w:rFonts w:asciiTheme="majorHAnsi" w:hAnsiTheme="majorHAnsi" w:cstheme="majorHAnsi"/>
+          <w:lang w:val="en-IN"/>
+        </w:rPr>
+        <w:t xml:space="preserve">DB2 checks if data is already committed </w:t>
+      </w:r>
+    </w:p>
+    <w:p>
+      <w:pPr>
+        <w:numPr>
+          <w:ilvl w:val="0"/>
+          <w:numId w:val="50"/>
+        </w:numPr>
+        <w:tabs>
+          <w:tab w:val="clear" w:pos="720"/>
+          <w:tab w:val="num" w:pos="1080"/>
+        </w:tabs>
+        <w:spacing w:after="0"/>
+        <w:ind w:left="1080"/>
+        <w:rPr>
+          <w:rFonts w:asciiTheme="majorHAnsi" w:hAnsiTheme="majorHAnsi" w:cstheme="majorHAnsi"/>
+          <w:lang w:val="en-IN"/>
+        </w:rPr>
+      </w:pPr>
+      <w:r>
+        <w:rPr>
+          <w:rFonts w:asciiTheme="majorHAnsi" w:hAnsiTheme="majorHAnsi" w:cstheme="majorHAnsi"/>
+          <w:lang w:val="en-IN"/>
+        </w:rPr>
+        <w:t>If yes → reads without taking a lock</w:t>
+      </w:r>
+    </w:p>
+    <w:p>
+      <w:pPr>
+        <w:spacing w:after="0"/>
+        <w:rPr>
+          <w:rFonts w:asciiTheme="majorHAnsi" w:hAnsiTheme="majorHAnsi" w:cstheme="majorHAnsi"/>
+        </w:rPr>
+      </w:pPr>
+    </w:p>
+    <w:p>
+      <w:pPr>
+        <w:spacing w:after="0"/>
+        <w:rPr>
+          <w:rFonts w:asciiTheme="majorHAnsi" w:hAnsiTheme="majorHAnsi" w:cstheme="majorHAnsi"/>
+        </w:rPr>
+      </w:pPr>
+    </w:p>
+    <w:p>
+      <w:pPr>
+        <w:spacing w:after="0"/>
+        <w:rPr>
+          <w:rFonts w:asciiTheme="majorHAnsi" w:hAnsiTheme="majorHAnsi" w:cstheme="majorHAnsi"/>
+        </w:rPr>
+      </w:pPr>
+    </w:p>
+    <w:p>
+      <w:pPr>
+        <w:spacing w:after="0"/>
+        <w:rPr>
+          <w:rFonts w:asciiTheme="majorHAnsi" w:hAnsiTheme="majorHAnsi" w:cstheme="majorHAnsi"/>
+        </w:rPr>
+      </w:pPr>
+    </w:p>
+    <w:p>
+      <w:pPr>
+        <w:spacing w:after="0"/>
+        <w:rPr>
+          <w:rFonts w:asciiTheme="majorHAnsi" w:hAnsiTheme="majorHAnsi" w:cstheme="majorHAnsi"/>
+        </w:rPr>
+      </w:pPr>
+    </w:p>
+    <w:p>
+      <w:pPr>
+        <w:spacing w:after="0"/>
+        <w:rPr>
+          <w:rFonts w:asciiTheme="majorHAnsi" w:hAnsiTheme="majorHAnsi" w:cstheme="majorHAnsi"/>
+        </w:rPr>
+      </w:pPr>
+    </w:p>
+    <w:p>
+      <w:pPr>
+        <w:spacing w:after="0"/>
+        <w:rPr>
+          <w:rFonts w:asciiTheme="majorHAnsi" w:hAnsiTheme="majorHAnsi" w:cstheme="majorHAnsi"/>
+        </w:rPr>
+      </w:pPr>
+    </w:p>
+    <w:p>
+      <w:pPr>
+        <w:spacing w:after="0"/>
+        <w:rPr>
+          <w:rFonts w:asciiTheme="majorHAnsi" w:hAnsiTheme="majorHAnsi" w:cstheme="majorHAnsi"/>
+        </w:rPr>
+      </w:pPr>
+    </w:p>
+    <w:p>
+      <w:pPr>
+        <w:spacing w:after="0"/>
+        <w:rPr>
+          <w:rFonts w:asciiTheme="majorHAnsi" w:hAnsiTheme="majorHAnsi" w:cstheme="majorHAnsi"/>
+        </w:rPr>
+      </w:pPr>
+    </w:p>
+    <w:p>
+      <w:pPr>
+        <w:spacing w:after="0"/>
+        <w:rPr>
+          <w:rFonts w:asciiTheme="majorHAnsi" w:hAnsiTheme="majorHAnsi" w:cstheme="majorHAnsi"/>
+        </w:rPr>
+      </w:pPr>
+    </w:p>
+    <w:p>
+      <w:pPr>
+        <w:spacing w:after="0"/>
+        <w:rPr>
+          <w:rFonts w:asciiTheme="majorHAnsi" w:hAnsiTheme="majorHAnsi" w:cstheme="majorHAnsi"/>
+        </w:rPr>
+      </w:pPr>
+    </w:p>
+    <w:p>
+      <w:pPr>
+        <w:spacing w:after="0"/>
+        <w:rPr>
+          <w:rFonts w:asciiTheme="majorHAnsi" w:hAnsiTheme="majorHAnsi" w:cstheme="majorHAnsi"/>
+        </w:rPr>
+      </w:pPr>
+    </w:p>
+    <w:p>
+      <w:pPr>
+        <w:spacing w:after="0"/>
+        <w:rPr>
+          <w:rFonts w:asciiTheme="majorHAnsi" w:hAnsiTheme="majorHAnsi" w:cstheme="majorHAnsi"/>
+        </w:rPr>
+      </w:pPr>
+    </w:p>
+    <w:p>
+      <w:pPr>
+        <w:spacing w:after="0"/>
+        <w:rPr>
+          <w:rFonts w:asciiTheme="majorHAnsi" w:hAnsiTheme="majorHAnsi" w:cstheme="majorHAnsi"/>
+        </w:rPr>
+      </w:pPr>
+    </w:p>
+    <w:p>
+      <w:pPr>
+        <w:spacing w:after="0"/>
+        <w:rPr>
+          <w:rFonts w:asciiTheme="majorHAnsi" w:hAnsiTheme="majorHAnsi" w:cstheme="majorHAnsi"/>
+        </w:rPr>
+      </w:pPr>
+    </w:p>
+    <w:p>
+      <w:pPr>
+        <w:spacing w:after="0"/>
+        <w:rPr>
+          <w:rFonts w:asciiTheme="majorHAnsi" w:hAnsiTheme="majorHAnsi" w:cstheme="majorHAnsi"/>
+        </w:rPr>
+      </w:pPr>
+    </w:p>
+    <w:p>
+      <w:pPr>
+        <w:spacing w:after="0"/>
+        <w:rPr>
+          <w:rFonts w:asciiTheme="majorHAnsi" w:hAnsiTheme="majorHAnsi" w:cstheme="majorHAnsi"/>
+        </w:rPr>
+      </w:pPr>
+    </w:p>
+    <w:p>
+      <w:pPr>
+        <w:spacing w:after="0"/>
+        <w:rPr>
+          <w:rFonts w:asciiTheme="majorHAnsi" w:hAnsiTheme="majorHAnsi" w:cstheme="majorHAnsi"/>
+        </w:rPr>
+      </w:pPr>
+    </w:p>
+    <w:p>
+      <w:pPr>
+        <w:spacing w:after="0"/>
+        <w:rPr>
+          <w:rFonts w:asciiTheme="majorHAnsi" w:hAnsiTheme="majorHAnsi" w:cstheme="majorHAnsi"/>
+        </w:rPr>
+      </w:pPr>
+    </w:p>
+    <w:p>
+      <w:pPr>
+        <w:spacing w:after="0"/>
+        <w:rPr>
+          <w:rFonts w:asciiTheme="majorHAnsi" w:hAnsiTheme="majorHAnsi" w:cstheme="majorHAnsi"/>
+        </w:rPr>
+      </w:pPr>
+    </w:p>
+    <w:p>
+      <w:pPr>
+        <w:spacing w:after="0"/>
+        <w:rPr>
+          <w:rFonts w:asciiTheme="majorHAnsi" w:hAnsiTheme="majorHAnsi" w:cstheme="majorHAnsi"/>
+        </w:rPr>
+      </w:pPr>
+    </w:p>
+    <w:p>
+      <w:pPr>
+        <w:spacing w:after="0"/>
+        <w:rPr>
+          <w:rFonts w:asciiTheme="majorHAnsi" w:hAnsiTheme="majorHAnsi" w:cstheme="majorHAnsi"/>
+        </w:rPr>
+      </w:pPr>
+    </w:p>
+    <w:p>
+      <w:pPr>
+        <w:spacing w:after="0"/>
+        <w:rPr>
+          <w:rFonts w:asciiTheme="majorHAnsi" w:hAnsiTheme="majorHAnsi" w:cstheme="majorHAnsi"/>
+        </w:rPr>
+      </w:pPr>
+    </w:p>
+    <w:p>
+      <w:pPr>
+        <w:spacing w:after="0"/>
+        <w:rPr>
+          <w:rFonts w:asciiTheme="majorHAnsi" w:hAnsiTheme="majorHAnsi" w:cstheme="majorHAnsi"/>
+        </w:rPr>
+      </w:pPr>
+    </w:p>
+    <w:p>
+      <w:pPr>
+        <w:spacing w:after="0"/>
+        <w:rPr>
+          <w:rFonts w:asciiTheme="majorHAnsi" w:hAnsiTheme="majorHAnsi" w:cstheme="majorHAnsi"/>
+        </w:rPr>
+      </w:pPr>
+    </w:p>
+    <w:p>
+      <w:pPr>
+        <w:spacing w:after="0"/>
+        <w:rPr>
+          <w:rFonts w:asciiTheme="majorHAnsi" w:hAnsiTheme="majorHAnsi" w:cstheme="majorHAnsi"/>
+        </w:rPr>
+      </w:pPr>
+    </w:p>
+    <w:p>
+      <w:pPr>
+        <w:spacing w:after="0"/>
+        <w:rPr>
+          <w:rFonts w:asciiTheme="majorHAnsi" w:hAnsiTheme="majorHAnsi" w:cstheme="majorHAnsi"/>
+        </w:rPr>
+      </w:pPr>
+    </w:p>
+    <w:p>
+      <w:pPr>
+        <w:spacing w:after="0"/>
+        <w:jc w:val="center"/>
+        <w:rPr>
+          <w:rFonts w:asciiTheme="majorHAnsi" w:hAnsiTheme="majorHAnsi" w:cstheme="majorHAnsi"/>
+          <w:b/>
+          <w:bCs/>
+          <w:sz w:val="28"/>
+          <w:szCs w:val="28"/>
+        </w:rPr>
+      </w:pPr>
+      <w:r>
+        <w:rPr>
+          <w:rFonts w:asciiTheme="majorHAnsi" w:hAnsiTheme="majorHAnsi" w:cstheme="majorHAnsi"/>
+          <w:b/>
+          <w:bCs/>
+          <w:sz w:val="28"/>
+          <w:szCs w:val="28"/>
+        </w:rPr>
+        <w:lastRenderedPageBreak/>
         <w:t>Join Performance</w:t>
       </w:r>
     </w:p>
@@ -10518,7 +11772,7 @@
         <w:rPr>
           <w:rFonts w:asciiTheme="majorHAnsi" w:hAnsiTheme="majorHAnsi" w:cstheme="majorHAnsi"/>
         </w:rPr>
-        <w:t>Locking and Concurrency</w:t>
+        <w:t>Performance Troubleshooting</w:t>
       </w:r>
     </w:p>
     <w:p>
@@ -10533,21 +11787,21 @@
           <w:rFonts w:asciiTheme="majorHAnsi" w:hAnsiTheme="majorHAnsi" w:cstheme="majorHAnsi"/>
           <w:b/>
         </w:rPr>
-        <w:t>What is locking in DB2?</w:t>
-      </w:r>
-    </w:p>
-    <w:p>
-      <w:pPr>
-        <w:spacing w:after="0"/>
-        <w:rPr>
-          <w:rFonts w:asciiTheme="majorHAnsi" w:hAnsiTheme="majorHAnsi" w:cstheme="majorHAnsi"/>
-        </w:rPr>
-      </w:pPr>
-      <w:r>
-        <w:rPr>
-          <w:rFonts w:asciiTheme="majorHAnsi" w:hAnsiTheme="majorHAnsi" w:cstheme="majorHAnsi"/>
-        </w:rPr>
-        <w:t>Mechanism used to maintain data consistency during concurrent access. This concept is important in production DB2 systems because it directly affects query performance, resource utilization, and database scalability. In real enterprise environments such as banking or insurance systems running on IBM z/OS, understanding this helps developers design efficient SQL, reduce I/O, and support high</w:t>
+        <w:t>How do you analyze slow SQL?</w:t>
+      </w:r>
+    </w:p>
+    <w:p>
+      <w:pPr>
+        <w:spacing w:after="0"/>
+        <w:rPr>
+          <w:rFonts w:asciiTheme="majorHAnsi" w:hAnsiTheme="majorHAnsi" w:cstheme="majorHAnsi"/>
+        </w:rPr>
+      </w:pPr>
+      <w:r>
+        <w:rPr>
+          <w:rFonts w:asciiTheme="majorHAnsi" w:hAnsiTheme="majorHAnsi" w:cstheme="majorHAnsi"/>
+        </w:rPr>
+        <w:t>Run EXPLAIN, review indexes, check RUNSTATS, and rewrite SQL. This concept is important in production DB2 systems because it directly affects query performance, resource utilization, and database scalability. In real enterprise environments such as banking or insurance systems running on IBM z/OS, understanding this helps developers design efficient SQL, reduce I/O, and support high</w:t>
       </w:r>
       <w:r>
         <w:rPr>
@@ -10582,21 +11836,21 @@
           <w:rFonts w:asciiTheme="majorHAnsi" w:hAnsiTheme="majorHAnsi" w:cstheme="majorHAnsi"/>
           <w:b/>
         </w:rPr>
-        <w:t>What is lock escalation?</w:t>
-      </w:r>
-    </w:p>
-    <w:p>
-      <w:pPr>
-        <w:spacing w:after="0"/>
-        <w:rPr>
-          <w:rFonts w:asciiTheme="majorHAnsi" w:hAnsiTheme="majorHAnsi" w:cstheme="majorHAnsi"/>
-        </w:rPr>
-      </w:pPr>
-      <w:r>
-        <w:rPr>
-          <w:rFonts w:asciiTheme="majorHAnsi" w:hAnsiTheme="majorHAnsi" w:cstheme="majorHAnsi"/>
-        </w:rPr>
-        <w:t>DB2 converts many row/page locks into a tablespace lock. This concept is important in production DB2 systems because it directly affects query performance, resource utilization, and database scalability. In real enterprise environments such as banking or insurance systems running on IBM z/OS, understanding this helps developers design efficient SQL, reduce I/O, and support high</w:t>
+        <w:t>What if query suddenly becomes slow?</w:t>
+      </w:r>
+    </w:p>
+    <w:p>
+      <w:pPr>
+        <w:spacing w:after="0"/>
+        <w:rPr>
+          <w:rFonts w:asciiTheme="majorHAnsi" w:hAnsiTheme="majorHAnsi" w:cstheme="majorHAnsi"/>
+        </w:rPr>
+      </w:pPr>
+      <w:r>
+        <w:rPr>
+          <w:rFonts w:asciiTheme="majorHAnsi" w:hAnsiTheme="majorHAnsi" w:cstheme="majorHAnsi"/>
+        </w:rPr>
+        <w:t>Check statistics, new indexes, data volume changes, or access path change. This concept is important in production DB2 systems because it directly affects query performance, resource utilization, and database scalability. In real enterprise environments such as banking or insurance systems running on IBM z/OS, understanding this helps developers design efficient SQL, reduce I/O, and support high</w:t>
       </w:r>
       <w:r>
         <w:rPr>
@@ -10631,21 +11885,21 @@
           <w:rFonts w:asciiTheme="majorHAnsi" w:hAnsiTheme="majorHAnsi" w:cstheme="majorHAnsi"/>
           <w:b/>
         </w:rPr>
-        <w:t>What is deadlock?</w:t>
-      </w:r>
-    </w:p>
-    <w:p>
-      <w:pPr>
-        <w:spacing w:after="0"/>
-        <w:rPr>
-          <w:rFonts w:asciiTheme="majorHAnsi" w:hAnsiTheme="majorHAnsi" w:cstheme="majorHAnsi"/>
-        </w:rPr>
-      </w:pPr>
-      <w:r>
-        <w:rPr>
-          <w:rFonts w:asciiTheme="majorHAnsi" w:hAnsiTheme="majorHAnsi" w:cstheme="majorHAnsi"/>
-        </w:rPr>
-        <w:t>Two transactions waiting for each other's locks. This concept is important in production DB2 systems because it directly affects query performance, resource utilization, and database scalability. In real enterprise environments such as banking or insurance systems running on IBM z/OS, understanding this helps developers design efficient SQL, reduce I/O, and support high</w:t>
+        <w:t>How to detect tablespace scan?</w:t>
+      </w:r>
+    </w:p>
+    <w:p>
+      <w:pPr>
+        <w:spacing w:after="0"/>
+        <w:rPr>
+          <w:rFonts w:asciiTheme="majorHAnsi" w:hAnsiTheme="majorHAnsi" w:cstheme="majorHAnsi"/>
+        </w:rPr>
+      </w:pPr>
+      <w:r>
+        <w:rPr>
+          <w:rFonts w:asciiTheme="majorHAnsi" w:hAnsiTheme="majorHAnsi" w:cstheme="majorHAnsi"/>
+        </w:rPr>
+        <w:t>Review PLAN_TABLE ACCESSTYPE value. This concept is important in production DB2 systems because it directly affects query performance, resource utilization, and database scalability. In real enterprise environments such as banking or insurance systems running on IBM z/OS, understanding this helps developers design efficient SQL, reduce I/O, and support high</w:t>
       </w:r>
       <w:r>
         <w:rPr>
@@ -10680,21 +11934,21 @@
           <w:rFonts w:asciiTheme="majorHAnsi" w:hAnsiTheme="majorHAnsi" w:cstheme="majorHAnsi"/>
           <w:b/>
         </w:rPr>
-        <w:t>What is timeout?</w:t>
-      </w:r>
-    </w:p>
-    <w:p>
-      <w:pPr>
-        <w:spacing w:after="0"/>
-        <w:rPr>
-          <w:rFonts w:asciiTheme="majorHAnsi" w:hAnsiTheme="majorHAnsi" w:cstheme="majorHAnsi"/>
-        </w:rPr>
-      </w:pPr>
-      <w:r>
-        <w:rPr>
-          <w:rFonts w:asciiTheme="majorHAnsi" w:hAnsiTheme="majorHAnsi" w:cstheme="majorHAnsi"/>
-        </w:rPr>
-        <w:t>Transaction waits too long for a lock and DB2 cancels it. This concept is important in production DB2 systems because it directly affects query performance, resource utilization, and database scalability. In real enterprise environments such as banking or insurance systems running on IBM z/OS, understanding this helps developers design efficient SQL, reduce I/O, and support high</w:t>
+        <w:t>How to reduce I/O cost?</w:t>
+      </w:r>
+    </w:p>
+    <w:p>
+      <w:pPr>
+        <w:spacing w:after="0"/>
+        <w:rPr>
+          <w:rFonts w:asciiTheme="majorHAnsi" w:hAnsiTheme="majorHAnsi" w:cstheme="majorHAnsi"/>
+        </w:rPr>
+      </w:pPr>
+      <w:r>
+        <w:rPr>
+          <w:rFonts w:asciiTheme="majorHAnsi" w:hAnsiTheme="majorHAnsi" w:cstheme="majorHAnsi"/>
+        </w:rPr>
+        <w:t>Create selective indexes and avoid unnecessary columns. This concept is important in production DB2 systems because it directly affects query performance, resource utilization, and database scalability. In real enterprise environments such as banking or insurance systems running on IBM z/OS, understanding this helps developers design efficient SQL, reduce I/O, and support high</w:t>
       </w:r>
       <w:r>
         <w:rPr>
@@ -10729,21 +11983,21 @@
           <w:rFonts w:asciiTheme="majorHAnsi" w:hAnsiTheme="majorHAnsi" w:cstheme="majorHAnsi"/>
           <w:b/>
         </w:rPr>
-        <w:t>What is isolation level?</w:t>
-      </w:r>
-    </w:p>
-    <w:p>
-      <w:pPr>
-        <w:spacing w:after="0"/>
-        <w:rPr>
-          <w:rFonts w:asciiTheme="majorHAnsi" w:hAnsiTheme="majorHAnsi" w:cstheme="majorHAnsi"/>
-        </w:rPr>
-      </w:pPr>
-      <w:r>
-        <w:rPr>
-          <w:rFonts w:asciiTheme="majorHAnsi" w:hAnsiTheme="majorHAnsi" w:cstheme="majorHAnsi"/>
-        </w:rPr>
-        <w:t>Defines degree of data visibility between transactions. This concept is important in production DB2 systems because it directly affects query performance, resource utilization, and database scalability. In real enterprise environments such as banking or insurance systems running on IBM z/OS, understanding this helps developers design efficient SQL, reduce I/O, and support high</w:t>
+        <w:t>What if CPU usage is high in DB2?</w:t>
+      </w:r>
+    </w:p>
+    <w:p>
+      <w:pPr>
+        <w:spacing w:after="0"/>
+        <w:rPr>
+          <w:rFonts w:asciiTheme="majorHAnsi" w:hAnsiTheme="majorHAnsi" w:cstheme="majorHAnsi"/>
+        </w:rPr>
+      </w:pPr>
+      <w:r>
+        <w:rPr>
+          <w:rFonts w:asciiTheme="majorHAnsi" w:hAnsiTheme="majorHAnsi" w:cstheme="majorHAnsi"/>
+        </w:rPr>
+        <w:t>Check inefficient SQL, missing indexes, and large scans. This concept is important in production DB2 systems because it directly affects query performance, resource utilization, and database scalability. In real enterprise environments such as banking or insurance systems running on IBM z/OS, understanding this helps developers design efficient SQL, reduce I/O, and support high</w:t>
       </w:r>
       <w:r>
         <w:rPr>
@@ -10779,21 +12033,21 @@
           <w:b/>
         </w:rPr>
         <w:lastRenderedPageBreak/>
-        <w:t>What is UR isolation?</w:t>
-      </w:r>
-    </w:p>
-    <w:p>
-      <w:pPr>
-        <w:spacing w:after="0"/>
-        <w:rPr>
-          <w:rFonts w:asciiTheme="majorHAnsi" w:hAnsiTheme="majorHAnsi" w:cstheme="majorHAnsi"/>
-        </w:rPr>
-      </w:pPr>
-      <w:r>
-        <w:rPr>
-          <w:rFonts w:asciiTheme="majorHAnsi" w:hAnsiTheme="majorHAnsi" w:cstheme="majorHAnsi"/>
-        </w:rPr>
-        <w:t>Uncommitted read allowing dirty reads. This concept is important in production DB2 systems because it directly affects query performance, resource utilization, and database scalability. In real enterprise environments such as banking or insurance systems running on IBM z/OS, understanding this helps developers design efficient SQL, reduce I/O, and support high</w:t>
+        <w:t>How to tune join queries?</w:t>
+      </w:r>
+    </w:p>
+    <w:p>
+      <w:pPr>
+        <w:spacing w:after="0"/>
+        <w:rPr>
+          <w:rFonts w:asciiTheme="majorHAnsi" w:hAnsiTheme="majorHAnsi" w:cstheme="majorHAnsi"/>
+        </w:rPr>
+      </w:pPr>
+      <w:r>
+        <w:rPr>
+          <w:rFonts w:asciiTheme="majorHAnsi" w:hAnsiTheme="majorHAnsi" w:cstheme="majorHAnsi"/>
+        </w:rPr>
+        <w:t>Ensure join columns are indexed. This concept is important in production DB2 systems because it directly affects query performance, resource utilization, and database scalability. In real enterprise environments such as banking or insurance systems running on IBM z/OS, understanding this helps developers design efficient SQL, reduce I/O, and support high</w:t>
       </w:r>
       <w:r>
         <w:rPr>
@@ -10828,21 +12082,21 @@
           <w:rFonts w:asciiTheme="majorHAnsi" w:hAnsiTheme="majorHAnsi" w:cstheme="majorHAnsi"/>
           <w:b/>
         </w:rPr>
-        <w:t>What is CS isolation?</w:t>
-      </w:r>
-    </w:p>
-    <w:p>
-      <w:pPr>
-        <w:spacing w:after="0"/>
-        <w:rPr>
-          <w:rFonts w:asciiTheme="majorHAnsi" w:hAnsiTheme="majorHAnsi" w:cstheme="majorHAnsi"/>
-        </w:rPr>
-      </w:pPr>
-      <w:r>
-        <w:rPr>
-          <w:rFonts w:asciiTheme="majorHAnsi" w:hAnsiTheme="majorHAnsi" w:cstheme="majorHAnsi"/>
-        </w:rPr>
-        <w:t>Cursor stability locking current row. This concept is important in production DB2 systems because it directly affects query performance, resource utilization, and database scalability. In real enterprise environments such as banking or insurance systems running on IBM z/OS, understanding this helps developers design efficient SQL, reduce I/O, and support high</w:t>
+        <w:t>How to improve range query performance?</w:t>
+      </w:r>
+    </w:p>
+    <w:p>
+      <w:pPr>
+        <w:spacing w:after="0"/>
+        <w:rPr>
+          <w:rFonts w:asciiTheme="majorHAnsi" w:hAnsiTheme="majorHAnsi" w:cstheme="majorHAnsi"/>
+        </w:rPr>
+      </w:pPr>
+      <w:r>
+        <w:rPr>
+          <w:rFonts w:asciiTheme="majorHAnsi" w:hAnsiTheme="majorHAnsi" w:cstheme="majorHAnsi"/>
+        </w:rPr>
+        <w:t>Use clustering index. This concept is important in production DB2 systems because it directly affects query performance, resource utilization, and database scalability. In real enterprise environments such as banking or insurance systems running on IBM z/OS, understanding this helps developers design efficient SQL, reduce I/O, and support high</w:t>
       </w:r>
       <w:r>
         <w:rPr>
@@ -10877,21 +12131,21 @@
           <w:rFonts w:asciiTheme="majorHAnsi" w:hAnsiTheme="majorHAnsi" w:cstheme="majorHAnsi"/>
           <w:b/>
         </w:rPr>
-        <w:t>What is RS isolation?</w:t>
-      </w:r>
-    </w:p>
-    <w:p>
-      <w:pPr>
-        <w:spacing w:after="0"/>
-        <w:rPr>
-          <w:rFonts w:asciiTheme="majorHAnsi" w:hAnsiTheme="majorHAnsi" w:cstheme="majorHAnsi"/>
-        </w:rPr>
-      </w:pPr>
-      <w:r>
-        <w:rPr>
-          <w:rFonts w:asciiTheme="majorHAnsi" w:hAnsiTheme="majorHAnsi" w:cstheme="majorHAnsi"/>
-        </w:rPr>
-        <w:t>Repeatable read for selected rows. This concept is important in production DB2 systems because it directly affects query performance, resource utilization, and database scalability. In real enterprise environments such as banking or insurance systems running on IBM z/OS, understanding this helps developers design efficient SQL, reduce I/O, and support high</w:t>
+        <w:t>Why avoid SELECT *?</w:t>
+      </w:r>
+    </w:p>
+    <w:p>
+      <w:pPr>
+        <w:spacing w:after="0"/>
+        <w:rPr>
+          <w:rFonts w:asciiTheme="majorHAnsi" w:hAnsiTheme="majorHAnsi" w:cstheme="majorHAnsi"/>
+        </w:rPr>
+      </w:pPr>
+      <w:r>
+        <w:rPr>
+          <w:rFonts w:asciiTheme="majorHAnsi" w:hAnsiTheme="majorHAnsi" w:cstheme="majorHAnsi"/>
+        </w:rPr>
+        <w:t>Retrieves unnecessary columns increasing I/O. This concept is important in production DB2 systems because it directly affects query performance, resource utilization, and database scalability. In real enterprise environments such as banking or insurance systems running on IBM z/OS, understanding this helps developers design efficient SQL, reduce I/O, and support high</w:t>
       </w:r>
       <w:r>
         <w:rPr>
@@ -10926,21 +12180,21 @@
           <w:rFonts w:asciiTheme="majorHAnsi" w:hAnsiTheme="majorHAnsi" w:cstheme="majorHAnsi"/>
           <w:b/>
         </w:rPr>
-        <w:t>What is RR isolation?</w:t>
-      </w:r>
-    </w:p>
-    <w:p>
-      <w:pPr>
-        <w:spacing w:after="0"/>
-        <w:rPr>
-          <w:rFonts w:asciiTheme="majorHAnsi" w:hAnsiTheme="majorHAnsi" w:cstheme="majorHAnsi"/>
-        </w:rPr>
-      </w:pPr>
-      <w:r>
-        <w:rPr>
-          <w:rFonts w:asciiTheme="majorHAnsi" w:hAnsiTheme="majorHAnsi" w:cstheme="majorHAnsi"/>
-        </w:rPr>
-        <w:t>Repeatable read locking all qualifying rows. This concept is important in production DB2 systems because it directly affects query performance, resource utilization, and database scalability. In real enterprise environments such as banking or insurance systems running on IBM z/OS, understanding this helps developers design efficient SQL, reduce I/O, and support high</w:t>
+        <w:t>How do functions in WHERE clause affect performance?</w:t>
+      </w:r>
+    </w:p>
+    <w:p>
+      <w:pPr>
+        <w:spacing w:after="0"/>
+        <w:rPr>
+          <w:rFonts w:asciiTheme="majorHAnsi" w:hAnsiTheme="majorHAnsi" w:cstheme="majorHAnsi"/>
+        </w:rPr>
+      </w:pPr>
+      <w:r>
+        <w:rPr>
+          <w:rFonts w:asciiTheme="majorHAnsi" w:hAnsiTheme="majorHAnsi" w:cstheme="majorHAnsi"/>
+        </w:rPr>
+        <w:t>They prevent index usage. This concept is important in production DB2 systems because it directly affects query performance, resource utilization, and database scalability. In real enterprise environments such as banking or insurance systems running on IBM z/OS, understanding this helps developers design efficient SQL, reduce I/O, and support high</w:t>
       </w:r>
       <w:r>
         <w:rPr>
@@ -10975,21 +12229,21 @@
           <w:rFonts w:asciiTheme="majorHAnsi" w:hAnsiTheme="majorHAnsi" w:cstheme="majorHAnsi"/>
           <w:b/>
         </w:rPr>
-        <w:t>What is lock avoidance?</w:t>
-      </w:r>
-    </w:p>
-    <w:p>
-      <w:pPr>
-        <w:spacing w:after="0"/>
-        <w:rPr>
-          <w:rFonts w:asciiTheme="majorHAnsi" w:hAnsiTheme="majorHAnsi" w:cstheme="majorHAnsi"/>
-        </w:rPr>
-      </w:pPr>
-      <w:r>
-        <w:rPr>
-          <w:rFonts w:asciiTheme="majorHAnsi" w:hAnsiTheme="majorHAnsi" w:cstheme="majorHAnsi"/>
-        </w:rPr>
-        <w:t>DB2 skipping locks when safe to improve performance. This concept is important in production DB2 systems because it directly affects query performance, resource utilization, and database scalability. In real enterprise environments such as banking or insurance systems running on IBM z/OS, understanding this helps developers design efficient SQL, reduce I/O, and support high</w:t>
+        <w:t>What are correlated subqueries?</w:t>
+      </w:r>
+    </w:p>
+    <w:p>
+      <w:pPr>
+        <w:spacing w:after="0"/>
+        <w:rPr>
+          <w:rFonts w:asciiTheme="majorHAnsi" w:hAnsiTheme="majorHAnsi" w:cstheme="majorHAnsi"/>
+        </w:rPr>
+      </w:pPr>
+      <w:r>
+        <w:rPr>
+          <w:rFonts w:asciiTheme="majorHAnsi" w:hAnsiTheme="majorHAnsi" w:cstheme="majorHAnsi"/>
+        </w:rPr>
+        <w:t>Subqueries executed for each row of outer query. This concept is important in production DB2 systems because it directly affects query performance, resource utilization, and database scalability. In real enterprise environments such as banking or insurance systems running on IBM z/OS, understanding this helps developers design efficient SQL, reduce I/O, and support high</w:t>
       </w:r>
       <w:r>
         <w:rPr>
@@ -11019,11 +12273,19 @@
           <w:rFonts w:asciiTheme="majorHAnsi" w:hAnsiTheme="majorHAnsi" w:cstheme="majorHAnsi"/>
         </w:rPr>
       </w:pPr>
-      <w:r>
-        <w:rPr>
-          <w:rFonts w:asciiTheme="majorHAnsi" w:hAnsiTheme="majorHAnsi" w:cstheme="majorHAnsi"/>
-        </w:rPr>
-        <w:t>Performance Troubleshooting</w:t>
+    </w:p>
+    <w:p>
+      <w:pPr>
+        <w:spacing w:after="0"/>
+        <w:rPr>
+          <w:rFonts w:asciiTheme="majorHAnsi" w:hAnsiTheme="majorHAnsi" w:cstheme="majorHAnsi"/>
+        </w:rPr>
+      </w:pPr>
+      <w:r>
+        <w:rPr>
+          <w:rFonts w:asciiTheme="majorHAnsi" w:hAnsiTheme="majorHAnsi" w:cstheme="majorHAnsi"/>
+        </w:rPr>
+        <w:t>Advanced Topics</w:t>
       </w:r>
     </w:p>
     <w:p>
@@ -11038,21 +12300,21 @@
           <w:rFonts w:asciiTheme="majorHAnsi" w:hAnsiTheme="majorHAnsi" w:cstheme="majorHAnsi"/>
           <w:b/>
         </w:rPr>
-        <w:t>How do you analyze slow SQL?</w:t>
-      </w:r>
-    </w:p>
-    <w:p>
-      <w:pPr>
-        <w:spacing w:after="0"/>
-        <w:rPr>
-          <w:rFonts w:asciiTheme="majorHAnsi" w:hAnsiTheme="majorHAnsi" w:cstheme="majorHAnsi"/>
-        </w:rPr>
-      </w:pPr>
-      <w:r>
-        <w:rPr>
-          <w:rFonts w:asciiTheme="majorHAnsi" w:hAnsiTheme="majorHAnsi" w:cstheme="majorHAnsi"/>
-        </w:rPr>
-        <w:t>Run EXPLAIN, review indexes, check RUNSTATS, and rewrite SQL. This concept is important in production DB2 systems because it directly affects query performance, resource utilization, and database scalability. In real enterprise environments such as banking or insurance systems running on IBM z/OS, understanding this helps developers design efficient SQL, reduce I/O, and support high</w:t>
+        <w:t>What is partitioned tablespace?</w:t>
+      </w:r>
+    </w:p>
+    <w:p>
+      <w:pPr>
+        <w:spacing w:after="0"/>
+        <w:rPr>
+          <w:rFonts w:asciiTheme="majorHAnsi" w:hAnsiTheme="majorHAnsi" w:cstheme="majorHAnsi"/>
+        </w:rPr>
+      </w:pPr>
+      <w:r>
+        <w:rPr>
+          <w:rFonts w:asciiTheme="majorHAnsi" w:hAnsiTheme="majorHAnsi" w:cstheme="majorHAnsi"/>
+        </w:rPr>
+        <w:t>Tablespace divided into partitions improving manageability and performance. This concept is important in production DB2 systems because it directly affects query performance, resource utilization, and database scalability. In real enterprise environments such as banking or insurance systems running on IBM z/OS, understanding this helps developers design efficient SQL, reduce I/O, and support high</w:t>
       </w:r>
       <w:r>
         <w:rPr>
@@ -11087,21 +12349,21 @@
           <w:rFonts w:asciiTheme="majorHAnsi" w:hAnsiTheme="majorHAnsi" w:cstheme="majorHAnsi"/>
           <w:b/>
         </w:rPr>
-        <w:t>What if query suddenly becomes slow?</w:t>
-      </w:r>
-    </w:p>
-    <w:p>
-      <w:pPr>
-        <w:spacing w:after="0"/>
-        <w:rPr>
-          <w:rFonts w:asciiTheme="majorHAnsi" w:hAnsiTheme="majorHAnsi" w:cstheme="majorHAnsi"/>
-        </w:rPr>
-      </w:pPr>
-      <w:r>
-        <w:rPr>
-          <w:rFonts w:asciiTheme="majorHAnsi" w:hAnsiTheme="majorHAnsi" w:cstheme="majorHAnsi"/>
-        </w:rPr>
-        <w:t>Check statistics, new indexes, data volume changes, or access path change. This concept is important in production DB2 systems because it directly affects query performance, resource utilization, and database scalability. In real enterprise environments such as banking or insurance systems running on IBM z/OS, understanding this helps developers design efficient SQL, reduce I/O, and support high</w:t>
+        <w:t>What is data partitioning?</w:t>
+      </w:r>
+    </w:p>
+    <w:p>
+      <w:pPr>
+        <w:spacing w:after="0"/>
+        <w:rPr>
+          <w:rFonts w:asciiTheme="majorHAnsi" w:hAnsiTheme="majorHAnsi" w:cstheme="majorHAnsi"/>
+        </w:rPr>
+      </w:pPr>
+      <w:r>
+        <w:rPr>
+          <w:rFonts w:asciiTheme="majorHAnsi" w:hAnsiTheme="majorHAnsi" w:cstheme="majorHAnsi"/>
+        </w:rPr>
+        <w:t>Splitting large table into smaller partitions. This concept is important in production DB2 systems because it directly affects query performance, resource utilization, and database scalability. In real enterprise environments such as banking or insurance systems running on IBM z/OS, understanding this helps developers design efficient SQL, reduce I/O, and support high</w:t>
       </w:r>
       <w:r>
         <w:rPr>
@@ -11136,28 +12398,22 @@
           <w:rFonts w:asciiTheme="majorHAnsi" w:hAnsiTheme="majorHAnsi" w:cstheme="majorHAnsi"/>
           <w:b/>
         </w:rPr>
-        <w:t>How to detect tablespace scan?</w:t>
-      </w:r>
-    </w:p>
-    <w:p>
-      <w:pPr>
-        <w:spacing w:after="0"/>
-        <w:rPr>
-          <w:rFonts w:asciiTheme="majorHAnsi" w:hAnsiTheme="majorHAnsi" w:cstheme="majorHAnsi"/>
-        </w:rPr>
-      </w:pPr>
-      <w:r>
-        <w:rPr>
-          <w:rFonts w:asciiTheme="majorHAnsi" w:hAnsiTheme="majorHAnsi" w:cstheme="majorHAnsi"/>
-        </w:rPr>
-        <w:t xml:space="preserve">Review PLAN_TABLE ACCESSTYPE value. This concept is important in production DB2 systems because it directly affects query performance, resource utilization, and database scalability. In real enterprise environments such as banking or </w:t>
-      </w:r>
+        <w:t>What is parallelism in DB2?</w:t>
+      </w:r>
+    </w:p>
+    <w:p>
+      <w:pPr>
+        <w:spacing w:after="0"/>
+        <w:rPr>
+          <w:rFonts w:asciiTheme="majorHAnsi" w:hAnsiTheme="majorHAnsi" w:cstheme="majorHAnsi"/>
+        </w:rPr>
+      </w:pPr>
       <w:r>
         <w:rPr>
           <w:rFonts w:asciiTheme="majorHAnsi" w:hAnsiTheme="majorHAnsi" w:cstheme="majorHAnsi"/>
         </w:rPr>
         <w:lastRenderedPageBreak/>
-        <w:t>insurance systems running on IBM z/OS, understanding this helps developers design efficient SQL, reduce I/O, and support high</w:t>
+        <w:t>DB2 executing parts of query simultaneously. This concept is important in production DB2 systems because it directly affects query performance, resource utilization, and database scalability. In real enterprise environments such as banking or insurance systems running on IBM z/OS, understanding this helps developers design efficient SQL, reduce I/O, and support high</w:t>
       </w:r>
       <w:r>
         <w:rPr>
@@ -11192,21 +12448,21 @@
           <w:rFonts w:asciiTheme="majorHAnsi" w:hAnsiTheme="majorHAnsi" w:cstheme="majorHAnsi"/>
           <w:b/>
         </w:rPr>
-        <w:t>How to reduce I/O cost?</w:t>
-      </w:r>
-    </w:p>
-    <w:p>
-      <w:pPr>
-        <w:spacing w:after="0"/>
-        <w:rPr>
-          <w:rFonts w:asciiTheme="majorHAnsi" w:hAnsiTheme="majorHAnsi" w:cstheme="majorHAnsi"/>
-        </w:rPr>
-      </w:pPr>
-      <w:r>
-        <w:rPr>
-          <w:rFonts w:asciiTheme="majorHAnsi" w:hAnsiTheme="majorHAnsi" w:cstheme="majorHAnsi"/>
-        </w:rPr>
-        <w:t>Create selective indexes and avoid unnecessary columns. This concept is important in production DB2 systems because it directly affects query performance, resource utilization, and database scalability. In real enterprise environments such as banking or insurance systems running on IBM z/OS, understanding this helps developers design efficient SQL, reduce I/O, and support high</w:t>
+        <w:t>What is query acceleration?</w:t>
+      </w:r>
+    </w:p>
+    <w:p>
+      <w:pPr>
+        <w:spacing w:after="0"/>
+        <w:rPr>
+          <w:rFonts w:asciiTheme="majorHAnsi" w:hAnsiTheme="majorHAnsi" w:cstheme="majorHAnsi"/>
+        </w:rPr>
+      </w:pPr>
+      <w:r>
+        <w:rPr>
+          <w:rFonts w:asciiTheme="majorHAnsi" w:hAnsiTheme="majorHAnsi" w:cstheme="majorHAnsi"/>
+        </w:rPr>
+        <w:t>Offloading queries to specialized engines. This concept is important in production DB2 systems because it directly affects query performance, resource utilization, and database scalability. In real enterprise environments such as banking or insurance systems running on IBM z/OS, understanding this helps developers design efficient SQL, reduce I/O, and support high</w:t>
       </w:r>
       <w:r>
         <w:rPr>
@@ -11241,21 +12497,21 @@
           <w:rFonts w:asciiTheme="majorHAnsi" w:hAnsiTheme="majorHAnsi" w:cstheme="majorHAnsi"/>
           <w:b/>
         </w:rPr>
-        <w:t>What if CPU usage is high in DB2?</w:t>
-      </w:r>
-    </w:p>
-    <w:p>
-      <w:pPr>
-        <w:spacing w:after="0"/>
-        <w:rPr>
-          <w:rFonts w:asciiTheme="majorHAnsi" w:hAnsiTheme="majorHAnsi" w:cstheme="majorHAnsi"/>
-        </w:rPr>
-      </w:pPr>
-      <w:r>
-        <w:rPr>
-          <w:rFonts w:asciiTheme="majorHAnsi" w:hAnsiTheme="majorHAnsi" w:cstheme="majorHAnsi"/>
-        </w:rPr>
-        <w:t>Check inefficient SQL, missing indexes, and large scans. This concept is important in production DB2 systems because it directly affects query performance, resource utilization, and database scalability. In real enterprise environments such as banking or insurance systems running on IBM z/OS, understanding this helps developers design efficient SQL, reduce I/O, and support high</w:t>
+        <w:t>What is buffer pool tuning?</w:t>
+      </w:r>
+    </w:p>
+    <w:p>
+      <w:pPr>
+        <w:spacing w:after="0"/>
+        <w:rPr>
+          <w:rFonts w:asciiTheme="majorHAnsi" w:hAnsiTheme="majorHAnsi" w:cstheme="majorHAnsi"/>
+        </w:rPr>
+      </w:pPr>
+      <w:r>
+        <w:rPr>
+          <w:rFonts w:asciiTheme="majorHAnsi" w:hAnsiTheme="majorHAnsi" w:cstheme="majorHAnsi"/>
+        </w:rPr>
+        <w:t>Adjusting memory pools to optimize page caching. This concept is important in production DB2 systems because it directly affects query performance, resource utilization, and database scalability. In real enterprise environments such as banking or insurance systems running on IBM z/OS, understanding this helps developers design efficient SQL, reduce I/O, and support high</w:t>
       </w:r>
       <w:r>
         <w:rPr>
@@ -11290,21 +12546,21 @@
           <w:rFonts w:asciiTheme="majorHAnsi" w:hAnsiTheme="majorHAnsi" w:cstheme="majorHAnsi"/>
           <w:b/>
         </w:rPr>
-        <w:t>How to tune join queries?</w:t>
-      </w:r>
-    </w:p>
-    <w:p>
-      <w:pPr>
-        <w:spacing w:after="0"/>
-        <w:rPr>
-          <w:rFonts w:asciiTheme="majorHAnsi" w:hAnsiTheme="majorHAnsi" w:cstheme="majorHAnsi"/>
-        </w:rPr>
-      </w:pPr>
-      <w:r>
-        <w:rPr>
-          <w:rFonts w:asciiTheme="majorHAnsi" w:hAnsiTheme="majorHAnsi" w:cstheme="majorHAnsi"/>
-        </w:rPr>
-        <w:t>Ensure join columns are indexed. This concept is important in production DB2 systems because it directly affects query performance, resource utilization, and database scalability. In real enterprise environments such as banking or insurance systems running on IBM z/OS, understanding this helps developers design efficient SQL, reduce I/O, and support high</w:t>
+        <w:t>What is dynamic SQL cache?</w:t>
+      </w:r>
+    </w:p>
+    <w:p>
+      <w:pPr>
+        <w:spacing w:after="0"/>
+        <w:rPr>
+          <w:rFonts w:asciiTheme="majorHAnsi" w:hAnsiTheme="majorHAnsi" w:cstheme="majorHAnsi"/>
+        </w:rPr>
+      </w:pPr>
+      <w:r>
+        <w:rPr>
+          <w:rFonts w:asciiTheme="majorHAnsi" w:hAnsiTheme="majorHAnsi" w:cstheme="majorHAnsi"/>
+        </w:rPr>
+        <w:t>Caching dynamic SQL statements for reuse. This concept is important in production DB2 systems because it directly affects query performance, resource utilization, and database scalability. In real enterprise environments such as banking or insurance systems running on IBM z/OS, understanding this helps developers design efficient SQL, reduce I/O, and support high</w:t>
       </w:r>
       <w:r>
         <w:rPr>
@@ -11339,21 +12595,21 @@
           <w:rFonts w:asciiTheme="majorHAnsi" w:hAnsiTheme="majorHAnsi" w:cstheme="majorHAnsi"/>
           <w:b/>
         </w:rPr>
-        <w:t>How to improve range query performance?</w:t>
-      </w:r>
-    </w:p>
-    <w:p>
-      <w:pPr>
-        <w:spacing w:after="0"/>
-        <w:rPr>
-          <w:rFonts w:asciiTheme="majorHAnsi" w:hAnsiTheme="majorHAnsi" w:cstheme="majorHAnsi"/>
-        </w:rPr>
-      </w:pPr>
-      <w:r>
-        <w:rPr>
-          <w:rFonts w:asciiTheme="majorHAnsi" w:hAnsiTheme="majorHAnsi" w:cstheme="majorHAnsi"/>
-        </w:rPr>
-        <w:t>Use clustering index. This concept is important in production DB2 systems because it directly affects query performance, resource utilization, and database scalability. In real enterprise environments such as banking or insurance systems running on IBM z/OS, understanding this helps developers design efficient SQL, reduce I/O, and support high</w:t>
+        <w:t>What is package in DB2?</w:t>
+      </w:r>
+    </w:p>
+    <w:p>
+      <w:pPr>
+        <w:spacing w:after="0"/>
+        <w:rPr>
+          <w:rFonts w:asciiTheme="majorHAnsi" w:hAnsiTheme="majorHAnsi" w:cstheme="majorHAnsi"/>
+        </w:rPr>
+      </w:pPr>
+      <w:r>
+        <w:rPr>
+          <w:rFonts w:asciiTheme="majorHAnsi" w:hAnsiTheme="majorHAnsi" w:cstheme="majorHAnsi"/>
+        </w:rPr>
+        <w:t>Collection of compiled SQL statements. This concept is important in production DB2 systems because it directly affects query performance, resource utilization, and database scalability. In real enterprise environments such as banking or insurance systems running on IBM z/OS, understanding this helps developers design efficient SQL, reduce I/O, and support high</w:t>
       </w:r>
       <w:r>
         <w:rPr>
@@ -11388,21 +12644,21 @@
           <w:rFonts w:asciiTheme="majorHAnsi" w:hAnsiTheme="majorHAnsi" w:cstheme="majorHAnsi"/>
           <w:b/>
         </w:rPr>
-        <w:t>Why avoid SELECT *?</w:t>
-      </w:r>
-    </w:p>
-    <w:p>
-      <w:pPr>
-        <w:spacing w:after="0"/>
-        <w:rPr>
-          <w:rFonts w:asciiTheme="majorHAnsi" w:hAnsiTheme="majorHAnsi" w:cstheme="majorHAnsi"/>
-        </w:rPr>
-      </w:pPr>
-      <w:r>
-        <w:rPr>
-          <w:rFonts w:asciiTheme="majorHAnsi" w:hAnsiTheme="majorHAnsi" w:cstheme="majorHAnsi"/>
-        </w:rPr>
-        <w:t>Retrieves unnecessary columns increasing I/O. This concept is important in production DB2 systems because it directly affects query performance, resource utilization, and database scalability. In real enterprise environments such as banking or insurance systems running on IBM z/OS, understanding this helps developers design efficient SQL, reduce I/O, and support high</w:t>
+        <w:t>What is plan in DB2?</w:t>
+      </w:r>
+    </w:p>
+    <w:p>
+      <w:pPr>
+        <w:spacing w:after="0"/>
+        <w:rPr>
+          <w:rFonts w:asciiTheme="majorHAnsi" w:hAnsiTheme="majorHAnsi" w:cstheme="majorHAnsi"/>
+        </w:rPr>
+      </w:pPr>
+      <w:r>
+        <w:rPr>
+          <w:rFonts w:asciiTheme="majorHAnsi" w:hAnsiTheme="majorHAnsi" w:cstheme="majorHAnsi"/>
+        </w:rPr>
+        <w:t>Execution structure referencing DB2 packages. This concept is important in production DB2 systems because it directly affects query performance, resource utilization, and database scalability. In real enterprise environments such as banking or insurance systems running on IBM z/OS, understanding this helps developers design efficient SQL, reduce I/O, and support high</w:t>
       </w:r>
       <w:r>
         <w:rPr>
@@ -11437,21 +12693,21 @@
           <w:rFonts w:asciiTheme="majorHAnsi" w:hAnsiTheme="majorHAnsi" w:cstheme="majorHAnsi"/>
           <w:b/>
         </w:rPr>
-        <w:t>How do functions in WHERE clause affect performance?</w:t>
-      </w:r>
-    </w:p>
-    <w:p>
-      <w:pPr>
-        <w:spacing w:after="0"/>
-        <w:rPr>
-          <w:rFonts w:asciiTheme="majorHAnsi" w:hAnsiTheme="majorHAnsi" w:cstheme="majorHAnsi"/>
-        </w:rPr>
-      </w:pPr>
-      <w:r>
-        <w:rPr>
-          <w:rFonts w:asciiTheme="majorHAnsi" w:hAnsiTheme="majorHAnsi" w:cstheme="majorHAnsi"/>
-        </w:rPr>
-        <w:t>They prevent index usage. This concept is important in production DB2 systems because it directly affects query performance, resource utilization, and database scalability. In real enterprise environments such as banking or insurance systems running on IBM z/OS, understanding this helps developers design efficient SQL, reduce I/O, and support high</w:t>
+        <w:t>What is bind process?</w:t>
+      </w:r>
+    </w:p>
+    <w:p>
+      <w:pPr>
+        <w:spacing w:after="0"/>
+        <w:rPr>
+          <w:rFonts w:asciiTheme="majorHAnsi" w:hAnsiTheme="majorHAnsi" w:cstheme="majorHAnsi"/>
+        </w:rPr>
+      </w:pPr>
+      <w:r>
+        <w:rPr>
+          <w:rFonts w:asciiTheme="majorHAnsi" w:hAnsiTheme="majorHAnsi" w:cstheme="majorHAnsi"/>
+        </w:rPr>
+        <w:t>Process of compiling SQL into executable form. This concept is important in production DB2 systems because it directly affects query performance, resource utilization, and database scalability. In real enterprise environments such as banking or insurance systems running on IBM z/OS, understanding this helps developers design efficient SQL, reduce I/O, and support high</w:t>
       </w:r>
       <w:r>
         <w:rPr>
@@ -11486,21 +12742,21 @@
           <w:rFonts w:asciiTheme="majorHAnsi" w:hAnsiTheme="majorHAnsi" w:cstheme="majorHAnsi"/>
           <w:b/>
         </w:rPr>
-        <w:t>What are correlated subqueries?</w:t>
-      </w:r>
-    </w:p>
-    <w:p>
-      <w:pPr>
-        <w:spacing w:after="0"/>
-        <w:rPr>
-          <w:rFonts w:asciiTheme="majorHAnsi" w:hAnsiTheme="majorHAnsi" w:cstheme="majorHAnsi"/>
-        </w:rPr>
-      </w:pPr>
-      <w:r>
-        <w:rPr>
-          <w:rFonts w:asciiTheme="majorHAnsi" w:hAnsiTheme="majorHAnsi" w:cstheme="majorHAnsi"/>
-        </w:rPr>
-        <w:t>Subqueries executed for each row of outer query. This concept is important in production DB2 systems because it directly affects query performance, resource utilization, and database scalability. In real enterprise environments such as banking or insurance systems running on IBM z/OS, understanding this helps developers design efficient SQL, reduce I/O, and support high</w:t>
+        <w:t>What is rebind?</w:t>
+      </w:r>
+    </w:p>
+    <w:p>
+      <w:pPr>
+        <w:spacing w:after="0"/>
+        <w:rPr>
+          <w:rFonts w:asciiTheme="majorHAnsi" w:hAnsiTheme="majorHAnsi" w:cstheme="majorHAnsi"/>
+        </w:rPr>
+      </w:pPr>
+      <w:r>
+        <w:rPr>
+          <w:rFonts w:asciiTheme="majorHAnsi" w:hAnsiTheme="majorHAnsi" w:cstheme="majorHAnsi"/>
+        </w:rPr>
+        <w:t>Re-optimizing SQL after statistics change. This concept is important in production DB2 systems because it directly affects query performance, resource utilization, and database scalability. In real enterprise environments such as banking or insurance systems running on IBM z/OS, understanding this helps developers design efficient SQL, reduce I/O, and support high</w:t>
       </w:r>
       <w:r>
         <w:rPr>
@@ -11522,530 +12778,11 @@
           <w:rFonts w:asciiTheme="majorHAnsi" w:hAnsiTheme="majorHAnsi" w:cstheme="majorHAnsi"/>
         </w:rPr>
       </w:pPr>
-    </w:p>
-    <w:p>
-      <w:pPr>
-        <w:spacing w:after="0"/>
-        <w:rPr>
-          <w:rFonts w:asciiTheme="majorHAnsi" w:hAnsiTheme="majorHAnsi" w:cstheme="majorHAnsi"/>
-        </w:rPr>
-      </w:pPr>
-    </w:p>
-    <w:p>
-      <w:pPr>
-        <w:spacing w:after="0"/>
-        <w:rPr>
-          <w:rFonts w:asciiTheme="majorHAnsi" w:hAnsiTheme="majorHAnsi" w:cstheme="majorHAnsi"/>
-        </w:rPr>
-      </w:pPr>
       <w:r>
         <w:rPr>
           <w:rFonts w:asciiTheme="majorHAnsi" w:hAnsiTheme="majorHAnsi" w:cstheme="majorHAnsi"/>
         </w:rPr>
         <w:lastRenderedPageBreak/>
-        <w:t>Advanced Topics</w:t>
-      </w:r>
-    </w:p>
-    <w:p>
-      <w:pPr>
-        <w:spacing w:after="0"/>
-        <w:rPr>
-          <w:rFonts w:asciiTheme="majorHAnsi" w:hAnsiTheme="majorHAnsi" w:cstheme="majorHAnsi"/>
-        </w:rPr>
-      </w:pPr>
-      <w:r>
-        <w:rPr>
-          <w:rFonts w:asciiTheme="majorHAnsi" w:hAnsiTheme="majorHAnsi" w:cstheme="majorHAnsi"/>
-          <w:b/>
-        </w:rPr>
-        <w:t>What is partitioned tablespace?</w:t>
-      </w:r>
-    </w:p>
-    <w:p>
-      <w:pPr>
-        <w:spacing w:after="0"/>
-        <w:rPr>
-          <w:rFonts w:asciiTheme="majorHAnsi" w:hAnsiTheme="majorHAnsi" w:cstheme="majorHAnsi"/>
-        </w:rPr>
-      </w:pPr>
-      <w:r>
-        <w:rPr>
-          <w:rFonts w:asciiTheme="majorHAnsi" w:hAnsiTheme="majorHAnsi" w:cstheme="majorHAnsi"/>
-        </w:rPr>
-        <w:t>Tablespace divided into partitions improving manageability and performance. This concept is important in production DB2 systems because it directly affects query performance, resource utilization, and database scalability. In real enterprise environments such as banking or insurance systems running on IBM z/OS, understanding this helps developers design efficient SQL, reduce I/O, and support high</w:t>
-      </w:r>
-      <w:r>
-        <w:rPr>
-          <w:rFonts w:ascii="Cambria Math" w:hAnsi="Cambria Math" w:cs="Cambria Math"/>
-        </w:rPr>
-        <w:t>‑</w:t>
-      </w:r>
-      <w:r>
-        <w:rPr>
-          <w:rFonts w:asciiTheme="majorHAnsi" w:hAnsiTheme="majorHAnsi" w:cstheme="majorHAnsi"/>
-        </w:rPr>
-        <w:t>volume transaction processing.</w:t>
-      </w:r>
-    </w:p>
-    <w:p>
-      <w:pPr>
-        <w:spacing w:after="0"/>
-        <w:rPr>
-          <w:rFonts w:asciiTheme="majorHAnsi" w:hAnsiTheme="majorHAnsi" w:cstheme="majorHAnsi"/>
-        </w:rPr>
-      </w:pPr>
-    </w:p>
-    <w:p>
-      <w:pPr>
-        <w:spacing w:after="0"/>
-        <w:rPr>
-          <w:rFonts w:asciiTheme="majorHAnsi" w:hAnsiTheme="majorHAnsi" w:cstheme="majorHAnsi"/>
-        </w:rPr>
-      </w:pPr>
-      <w:r>
-        <w:rPr>
-          <w:rFonts w:asciiTheme="majorHAnsi" w:hAnsiTheme="majorHAnsi" w:cstheme="majorHAnsi"/>
-          <w:b/>
-        </w:rPr>
-        <w:t>What is data partitioning?</w:t>
-      </w:r>
-    </w:p>
-    <w:p>
-      <w:pPr>
-        <w:spacing w:after="0"/>
-        <w:rPr>
-          <w:rFonts w:asciiTheme="majorHAnsi" w:hAnsiTheme="majorHAnsi" w:cstheme="majorHAnsi"/>
-        </w:rPr>
-      </w:pPr>
-      <w:r>
-        <w:rPr>
-          <w:rFonts w:asciiTheme="majorHAnsi" w:hAnsiTheme="majorHAnsi" w:cstheme="majorHAnsi"/>
-        </w:rPr>
-        <w:t>Splitting large table into smaller partitions. This concept is important in production DB2 systems because it directly affects query performance, resource utilization, and database scalability. In real enterprise environments such as banking or insurance systems running on IBM z/OS, understanding this helps developers design efficient SQL, reduce I/O, and support high</w:t>
-      </w:r>
-      <w:r>
-        <w:rPr>
-          <w:rFonts w:ascii="Cambria Math" w:hAnsi="Cambria Math" w:cs="Cambria Math"/>
-        </w:rPr>
-        <w:t>‑</w:t>
-      </w:r>
-      <w:r>
-        <w:rPr>
-          <w:rFonts w:asciiTheme="majorHAnsi" w:hAnsiTheme="majorHAnsi" w:cstheme="majorHAnsi"/>
-        </w:rPr>
-        <w:t>volume transaction processing.</w:t>
-      </w:r>
-    </w:p>
-    <w:p>
-      <w:pPr>
-        <w:spacing w:after="0"/>
-        <w:rPr>
-          <w:rFonts w:asciiTheme="majorHAnsi" w:hAnsiTheme="majorHAnsi" w:cstheme="majorHAnsi"/>
-        </w:rPr>
-      </w:pPr>
-    </w:p>
-    <w:p>
-      <w:pPr>
-        <w:spacing w:after="0"/>
-        <w:rPr>
-          <w:rFonts w:asciiTheme="majorHAnsi" w:hAnsiTheme="majorHAnsi" w:cstheme="majorHAnsi"/>
-        </w:rPr>
-      </w:pPr>
-      <w:r>
-        <w:rPr>
-          <w:rFonts w:asciiTheme="majorHAnsi" w:hAnsiTheme="majorHAnsi" w:cstheme="majorHAnsi"/>
-          <w:b/>
-        </w:rPr>
-        <w:t>What is parallelism in DB2?</w:t>
-      </w:r>
-    </w:p>
-    <w:p>
-      <w:pPr>
-        <w:spacing w:after="0"/>
-        <w:rPr>
-          <w:rFonts w:asciiTheme="majorHAnsi" w:hAnsiTheme="majorHAnsi" w:cstheme="majorHAnsi"/>
-        </w:rPr>
-      </w:pPr>
-      <w:r>
-        <w:rPr>
-          <w:rFonts w:asciiTheme="majorHAnsi" w:hAnsiTheme="majorHAnsi" w:cstheme="majorHAnsi"/>
-        </w:rPr>
-        <w:t>DB2 executing parts of query simultaneously. This concept is important in production DB2 systems because it directly affects query performance, resource utilization, and database scalability. In real enterprise environments such as banking or insurance systems running on IBM z/OS, understanding this helps developers design efficient SQL, reduce I/O, and support high</w:t>
-      </w:r>
-      <w:r>
-        <w:rPr>
-          <w:rFonts w:ascii="Cambria Math" w:hAnsi="Cambria Math" w:cs="Cambria Math"/>
-        </w:rPr>
-        <w:t>‑</w:t>
-      </w:r>
-      <w:r>
-        <w:rPr>
-          <w:rFonts w:asciiTheme="majorHAnsi" w:hAnsiTheme="majorHAnsi" w:cstheme="majorHAnsi"/>
-        </w:rPr>
-        <w:t>volume transaction processing.</w:t>
-      </w:r>
-    </w:p>
-    <w:p>
-      <w:pPr>
-        <w:spacing w:after="0"/>
-        <w:rPr>
-          <w:rFonts w:asciiTheme="majorHAnsi" w:hAnsiTheme="majorHAnsi" w:cstheme="majorHAnsi"/>
-        </w:rPr>
-      </w:pPr>
-    </w:p>
-    <w:p>
-      <w:pPr>
-        <w:spacing w:after="0"/>
-        <w:rPr>
-          <w:rFonts w:asciiTheme="majorHAnsi" w:hAnsiTheme="majorHAnsi" w:cstheme="majorHAnsi"/>
-        </w:rPr>
-      </w:pPr>
-      <w:r>
-        <w:rPr>
-          <w:rFonts w:asciiTheme="majorHAnsi" w:hAnsiTheme="majorHAnsi" w:cstheme="majorHAnsi"/>
-          <w:b/>
-        </w:rPr>
-        <w:t>What is query acceleration?</w:t>
-      </w:r>
-    </w:p>
-    <w:p>
-      <w:pPr>
-        <w:spacing w:after="0"/>
-        <w:rPr>
-          <w:rFonts w:asciiTheme="majorHAnsi" w:hAnsiTheme="majorHAnsi" w:cstheme="majorHAnsi"/>
-        </w:rPr>
-      </w:pPr>
-      <w:r>
-        <w:rPr>
-          <w:rFonts w:asciiTheme="majorHAnsi" w:hAnsiTheme="majorHAnsi" w:cstheme="majorHAnsi"/>
-        </w:rPr>
-        <w:t>Offloading queries to specialized engines. This concept is important in production DB2 systems because it directly affects query performance, resource utilization, and database scalability. In real enterprise environments such as banking or insurance systems running on IBM z/OS, understanding this helps developers design efficient SQL, reduce I/O, and support high</w:t>
-      </w:r>
-      <w:r>
-        <w:rPr>
-          <w:rFonts w:ascii="Cambria Math" w:hAnsi="Cambria Math" w:cs="Cambria Math"/>
-        </w:rPr>
-        <w:t>‑</w:t>
-      </w:r>
-      <w:r>
-        <w:rPr>
-          <w:rFonts w:asciiTheme="majorHAnsi" w:hAnsiTheme="majorHAnsi" w:cstheme="majorHAnsi"/>
-        </w:rPr>
-        <w:t>volume transaction processing.</w:t>
-      </w:r>
-    </w:p>
-    <w:p>
-      <w:pPr>
-        <w:spacing w:after="0"/>
-        <w:rPr>
-          <w:rFonts w:asciiTheme="majorHAnsi" w:hAnsiTheme="majorHAnsi" w:cstheme="majorHAnsi"/>
-        </w:rPr>
-      </w:pPr>
-    </w:p>
-    <w:p>
-      <w:pPr>
-        <w:spacing w:after="0"/>
-        <w:rPr>
-          <w:rFonts w:asciiTheme="majorHAnsi" w:hAnsiTheme="majorHAnsi" w:cstheme="majorHAnsi"/>
-        </w:rPr>
-      </w:pPr>
-      <w:r>
-        <w:rPr>
-          <w:rFonts w:asciiTheme="majorHAnsi" w:hAnsiTheme="majorHAnsi" w:cstheme="majorHAnsi"/>
-          <w:b/>
-        </w:rPr>
-        <w:t>What is buffer pool tuning?</w:t>
-      </w:r>
-    </w:p>
-    <w:p>
-      <w:pPr>
-        <w:spacing w:after="0"/>
-        <w:rPr>
-          <w:rFonts w:asciiTheme="majorHAnsi" w:hAnsiTheme="majorHAnsi" w:cstheme="majorHAnsi"/>
-        </w:rPr>
-      </w:pPr>
-      <w:r>
-        <w:rPr>
-          <w:rFonts w:asciiTheme="majorHAnsi" w:hAnsiTheme="majorHAnsi" w:cstheme="majorHAnsi"/>
-        </w:rPr>
-        <w:t>Adjusting memory pools to optimize page caching. This concept is important in production DB2 systems because it directly affects query performance, resource utilization, and database scalability. In real enterprise environments such as banking or insurance systems running on IBM z/OS, understanding this helps developers design efficient SQL, reduce I/O, and support high</w:t>
-      </w:r>
-      <w:r>
-        <w:rPr>
-          <w:rFonts w:ascii="Cambria Math" w:hAnsi="Cambria Math" w:cs="Cambria Math"/>
-        </w:rPr>
-        <w:t>‑</w:t>
-      </w:r>
-      <w:r>
-        <w:rPr>
-          <w:rFonts w:asciiTheme="majorHAnsi" w:hAnsiTheme="majorHAnsi" w:cstheme="majorHAnsi"/>
-        </w:rPr>
-        <w:t>volume transaction processing.</w:t>
-      </w:r>
-    </w:p>
-    <w:p>
-      <w:pPr>
-        <w:spacing w:after="0"/>
-        <w:rPr>
-          <w:rFonts w:asciiTheme="majorHAnsi" w:hAnsiTheme="majorHAnsi" w:cstheme="majorHAnsi"/>
-        </w:rPr>
-      </w:pPr>
-    </w:p>
-    <w:p>
-      <w:pPr>
-        <w:spacing w:after="0"/>
-        <w:rPr>
-          <w:rFonts w:asciiTheme="majorHAnsi" w:hAnsiTheme="majorHAnsi" w:cstheme="majorHAnsi"/>
-        </w:rPr>
-      </w:pPr>
-      <w:r>
-        <w:rPr>
-          <w:rFonts w:asciiTheme="majorHAnsi" w:hAnsiTheme="majorHAnsi" w:cstheme="majorHAnsi"/>
-          <w:b/>
-        </w:rPr>
-        <w:t>What is dynamic SQL cache?</w:t>
-      </w:r>
-    </w:p>
-    <w:p>
-      <w:pPr>
-        <w:spacing w:after="0"/>
-        <w:rPr>
-          <w:rFonts w:asciiTheme="majorHAnsi" w:hAnsiTheme="majorHAnsi" w:cstheme="majorHAnsi"/>
-        </w:rPr>
-      </w:pPr>
-      <w:r>
-        <w:rPr>
-          <w:rFonts w:asciiTheme="majorHAnsi" w:hAnsiTheme="majorHAnsi" w:cstheme="majorHAnsi"/>
-        </w:rPr>
-        <w:t>Caching dynamic SQL statements for reuse. This concept is important in production DB2 systems because it directly affects query performance, resource utilization, and database scalability. In real enterprise environments such as banking or insurance systems running on IBM z/OS, understanding this helps developers design efficient SQL, reduce I/O, and support high</w:t>
-      </w:r>
-      <w:r>
-        <w:rPr>
-          <w:rFonts w:ascii="Cambria Math" w:hAnsi="Cambria Math" w:cs="Cambria Math"/>
-        </w:rPr>
-        <w:t>‑</w:t>
-      </w:r>
-      <w:r>
-        <w:rPr>
-          <w:rFonts w:asciiTheme="majorHAnsi" w:hAnsiTheme="majorHAnsi" w:cstheme="majorHAnsi"/>
-        </w:rPr>
-        <w:t>volume transaction processing.</w:t>
-      </w:r>
-    </w:p>
-    <w:p>
-      <w:pPr>
-        <w:spacing w:after="0"/>
-        <w:rPr>
-          <w:rFonts w:asciiTheme="majorHAnsi" w:hAnsiTheme="majorHAnsi" w:cstheme="majorHAnsi"/>
-        </w:rPr>
-      </w:pPr>
-    </w:p>
-    <w:p>
-      <w:pPr>
-        <w:spacing w:after="0"/>
-        <w:rPr>
-          <w:rFonts w:asciiTheme="majorHAnsi" w:hAnsiTheme="majorHAnsi" w:cstheme="majorHAnsi"/>
-        </w:rPr>
-      </w:pPr>
-      <w:r>
-        <w:rPr>
-          <w:rFonts w:asciiTheme="majorHAnsi" w:hAnsiTheme="majorHAnsi" w:cstheme="majorHAnsi"/>
-          <w:b/>
-        </w:rPr>
-        <w:t>What is package in DB2?</w:t>
-      </w:r>
-    </w:p>
-    <w:p>
-      <w:pPr>
-        <w:spacing w:after="0"/>
-        <w:rPr>
-          <w:rFonts w:asciiTheme="majorHAnsi" w:hAnsiTheme="majorHAnsi" w:cstheme="majorHAnsi"/>
-        </w:rPr>
-      </w:pPr>
-      <w:r>
-        <w:rPr>
-          <w:rFonts w:asciiTheme="majorHAnsi" w:hAnsiTheme="majorHAnsi" w:cstheme="majorHAnsi"/>
-        </w:rPr>
-        <w:t>Collection of compiled SQL statements. This concept is important in production DB2 systems because it directly affects query performance, resource utilization, and database scalability. In real enterprise environments such as banking or insurance systems running on IBM z/OS, understanding this helps developers design efficient SQL, reduce I/O, and support high</w:t>
-      </w:r>
-      <w:r>
-        <w:rPr>
-          <w:rFonts w:ascii="Cambria Math" w:hAnsi="Cambria Math" w:cs="Cambria Math"/>
-        </w:rPr>
-        <w:t>‑</w:t>
-      </w:r>
-      <w:r>
-        <w:rPr>
-          <w:rFonts w:asciiTheme="majorHAnsi" w:hAnsiTheme="majorHAnsi" w:cstheme="majorHAnsi"/>
-        </w:rPr>
-        <w:t>volume transaction processing.</w:t>
-      </w:r>
-    </w:p>
-    <w:p>
-      <w:pPr>
-        <w:spacing w:after="0"/>
-        <w:rPr>
-          <w:rFonts w:asciiTheme="majorHAnsi" w:hAnsiTheme="majorHAnsi" w:cstheme="majorHAnsi"/>
-        </w:rPr>
-      </w:pPr>
-    </w:p>
-    <w:p>
-      <w:pPr>
-        <w:spacing w:after="0"/>
-        <w:rPr>
-          <w:rFonts w:asciiTheme="majorHAnsi" w:hAnsiTheme="majorHAnsi" w:cstheme="majorHAnsi"/>
-        </w:rPr>
-      </w:pPr>
-      <w:r>
-        <w:rPr>
-          <w:rFonts w:asciiTheme="majorHAnsi" w:hAnsiTheme="majorHAnsi" w:cstheme="majorHAnsi"/>
-          <w:b/>
-        </w:rPr>
-        <w:t>What is plan in DB2?</w:t>
-      </w:r>
-    </w:p>
-    <w:p>
-      <w:pPr>
-        <w:spacing w:after="0"/>
-        <w:rPr>
-          <w:rFonts w:asciiTheme="majorHAnsi" w:hAnsiTheme="majorHAnsi" w:cstheme="majorHAnsi"/>
-        </w:rPr>
-      </w:pPr>
-      <w:r>
-        <w:rPr>
-          <w:rFonts w:asciiTheme="majorHAnsi" w:hAnsiTheme="majorHAnsi" w:cstheme="majorHAnsi"/>
-        </w:rPr>
-        <w:t xml:space="preserve">Execution structure referencing DB2 packages. This concept is important in production DB2 systems because it directly affects query performance, resource utilization, and database scalability. In real enterprise environments such as </w:t>
-      </w:r>
-      <w:r>
-        <w:rPr>
-          <w:rFonts w:asciiTheme="majorHAnsi" w:hAnsiTheme="majorHAnsi" w:cstheme="majorHAnsi"/>
-        </w:rPr>
-        <w:lastRenderedPageBreak/>
-        <w:t>banking or insurance systems running on IBM z/OS, understanding this helps developers design efficient SQL, reduce I/O, and support high</w:t>
-      </w:r>
-      <w:r>
-        <w:rPr>
-          <w:rFonts w:ascii="Cambria Math" w:hAnsi="Cambria Math" w:cs="Cambria Math"/>
-        </w:rPr>
-        <w:t>‑</w:t>
-      </w:r>
-      <w:r>
-        <w:rPr>
-          <w:rFonts w:asciiTheme="majorHAnsi" w:hAnsiTheme="majorHAnsi" w:cstheme="majorHAnsi"/>
-        </w:rPr>
-        <w:t>volume transaction processing.</w:t>
-      </w:r>
-    </w:p>
-    <w:p>
-      <w:pPr>
-        <w:spacing w:after="0"/>
-        <w:rPr>
-          <w:rFonts w:asciiTheme="majorHAnsi" w:hAnsiTheme="majorHAnsi" w:cstheme="majorHAnsi"/>
-        </w:rPr>
-      </w:pPr>
-    </w:p>
-    <w:p>
-      <w:pPr>
-        <w:spacing w:after="0"/>
-        <w:rPr>
-          <w:rFonts w:asciiTheme="majorHAnsi" w:hAnsiTheme="majorHAnsi" w:cstheme="majorHAnsi"/>
-        </w:rPr>
-      </w:pPr>
-      <w:r>
-        <w:rPr>
-          <w:rFonts w:asciiTheme="majorHAnsi" w:hAnsiTheme="majorHAnsi" w:cstheme="majorHAnsi"/>
-          <w:b/>
-        </w:rPr>
-        <w:t>What is bind process?</w:t>
-      </w:r>
-    </w:p>
-    <w:p>
-      <w:pPr>
-        <w:spacing w:after="0"/>
-        <w:rPr>
-          <w:rFonts w:asciiTheme="majorHAnsi" w:hAnsiTheme="majorHAnsi" w:cstheme="majorHAnsi"/>
-        </w:rPr>
-      </w:pPr>
-      <w:r>
-        <w:rPr>
-          <w:rFonts w:asciiTheme="majorHAnsi" w:hAnsiTheme="majorHAnsi" w:cstheme="majorHAnsi"/>
-        </w:rPr>
-        <w:t>Process of compiling SQL into executable form. This concept is important in production DB2 systems because it directly affects query performance, resource utilization, and database scalability. In real enterprise environments such as banking or insurance systems running on IBM z/OS, understanding this helps developers design efficient SQL, reduce I/O, and support high</w:t>
-      </w:r>
-      <w:r>
-        <w:rPr>
-          <w:rFonts w:ascii="Cambria Math" w:hAnsi="Cambria Math" w:cs="Cambria Math"/>
-        </w:rPr>
-        <w:t>‑</w:t>
-      </w:r>
-      <w:r>
-        <w:rPr>
-          <w:rFonts w:asciiTheme="majorHAnsi" w:hAnsiTheme="majorHAnsi" w:cstheme="majorHAnsi"/>
-        </w:rPr>
-        <w:t>volume transaction processing.</w:t>
-      </w:r>
-    </w:p>
-    <w:p>
-      <w:pPr>
-        <w:spacing w:after="0"/>
-        <w:rPr>
-          <w:rFonts w:asciiTheme="majorHAnsi" w:hAnsiTheme="majorHAnsi" w:cstheme="majorHAnsi"/>
-        </w:rPr>
-      </w:pPr>
-    </w:p>
-    <w:p>
-      <w:pPr>
-        <w:spacing w:after="0"/>
-        <w:rPr>
-          <w:rFonts w:asciiTheme="majorHAnsi" w:hAnsiTheme="majorHAnsi" w:cstheme="majorHAnsi"/>
-        </w:rPr>
-      </w:pPr>
-      <w:r>
-        <w:rPr>
-          <w:rFonts w:asciiTheme="majorHAnsi" w:hAnsiTheme="majorHAnsi" w:cstheme="majorHAnsi"/>
-          <w:b/>
-        </w:rPr>
-        <w:t>What is rebind?</w:t>
-      </w:r>
-    </w:p>
-    <w:p>
-      <w:pPr>
-        <w:spacing w:after="0"/>
-        <w:rPr>
-          <w:rFonts w:asciiTheme="majorHAnsi" w:hAnsiTheme="majorHAnsi" w:cstheme="majorHAnsi"/>
-        </w:rPr>
-      </w:pPr>
-      <w:r>
-        <w:rPr>
-          <w:rFonts w:asciiTheme="majorHAnsi" w:hAnsiTheme="majorHAnsi" w:cstheme="majorHAnsi"/>
-        </w:rPr>
-        <w:t>Re-optimizing SQL after statistics change. This concept is important in production DB2 systems because it directly affects query performance, resource utilization, and database scalability. In real enterprise environments such as banking or insurance systems running on IBM z/OS, understanding this helps developers design efficient SQL, reduce I/O, and support high</w:t>
-      </w:r>
-      <w:r>
-        <w:rPr>
-          <w:rFonts w:ascii="Cambria Math" w:hAnsi="Cambria Math" w:cs="Cambria Math"/>
-        </w:rPr>
-        <w:t>‑</w:t>
-      </w:r>
-      <w:r>
-        <w:rPr>
-          <w:rFonts w:asciiTheme="majorHAnsi" w:hAnsiTheme="majorHAnsi" w:cstheme="majorHAnsi"/>
-        </w:rPr>
-        <w:t>volume transaction processing.</w:t>
-      </w:r>
-    </w:p>
-    <w:p>
-      <w:pPr>
-        <w:spacing w:after="0"/>
-        <w:rPr>
-          <w:rFonts w:asciiTheme="majorHAnsi" w:hAnsiTheme="majorHAnsi" w:cstheme="majorHAnsi"/>
-        </w:rPr>
-      </w:pPr>
-      <w:r>
-        <w:rPr>
-          <w:rFonts w:asciiTheme="majorHAnsi" w:hAnsiTheme="majorHAnsi" w:cstheme="majorHAnsi"/>
-        </w:rPr>
         <w:t>Total Questions Covered: 90</w:t>
       </w:r>
     </w:p>
@@ -12328,6 +13065,155 @@
     </w:lvl>
   </w:abstractNum>
   <w:abstractNum w:abstractNumId="7" w15:restartNumberingAfterBreak="0">
+    <w:nsid w:val="025768E3"/>
+    <w:multiLevelType w:val="multilevel"/>
+    <w:tmpl w:val="3A66D954"/>
+    <w:lvl w:ilvl="0">
+      <w:start w:val="1"/>
+      <w:numFmt w:val="bullet"/>
+      <w:lvlText w:val=""/>
+      <w:lvlJc w:val="left"/>
+      <w:pPr>
+        <w:tabs>
+          <w:tab w:val="num" w:pos="720"/>
+        </w:tabs>
+        <w:ind w:left="720" w:hanging="360"/>
+      </w:pPr>
+      <w:rPr>
+        <w:rFonts w:ascii="Symbol" w:hAnsi="Symbol" w:hint="default"/>
+        <w:sz w:val="20"/>
+      </w:rPr>
+    </w:lvl>
+    <w:lvl w:ilvl="1" w:tentative="1">
+      <w:start w:val="1"/>
+      <w:numFmt w:val="bullet"/>
+      <w:lvlText w:val="o"/>
+      <w:lvlJc w:val="left"/>
+      <w:pPr>
+        <w:tabs>
+          <w:tab w:val="num" w:pos="1440"/>
+        </w:tabs>
+        <w:ind w:left="1440" w:hanging="360"/>
+      </w:pPr>
+      <w:rPr>
+        <w:rFonts w:ascii="Courier New" w:hAnsi="Courier New" w:hint="default"/>
+        <w:sz w:val="20"/>
+      </w:rPr>
+    </w:lvl>
+    <w:lvl w:ilvl="2" w:tentative="1">
+      <w:start w:val="1"/>
+      <w:numFmt w:val="bullet"/>
+      <w:lvlText w:val=""/>
+      <w:lvlJc w:val="left"/>
+      <w:pPr>
+        <w:tabs>
+          <w:tab w:val="num" w:pos="2160"/>
+        </w:tabs>
+        <w:ind w:left="2160" w:hanging="360"/>
+      </w:pPr>
+      <w:rPr>
+        <w:rFonts w:ascii="Wingdings" w:hAnsi="Wingdings" w:hint="default"/>
+        <w:sz w:val="20"/>
+      </w:rPr>
+    </w:lvl>
+    <w:lvl w:ilvl="3" w:tentative="1">
+      <w:start w:val="1"/>
+      <w:numFmt w:val="bullet"/>
+      <w:lvlText w:val=""/>
+      <w:lvlJc w:val="left"/>
+      <w:pPr>
+        <w:tabs>
+          <w:tab w:val="num" w:pos="2880"/>
+        </w:tabs>
+        <w:ind w:left="2880" w:hanging="360"/>
+      </w:pPr>
+      <w:rPr>
+        <w:rFonts w:ascii="Wingdings" w:hAnsi="Wingdings" w:hint="default"/>
+        <w:sz w:val="20"/>
+      </w:rPr>
+    </w:lvl>
+    <w:lvl w:ilvl="4" w:tentative="1">
+      <w:start w:val="1"/>
+      <w:numFmt w:val="bullet"/>
+      <w:lvlText w:val=""/>
+      <w:lvlJc w:val="left"/>
+      <w:pPr>
+        <w:tabs>
+          <w:tab w:val="num" w:pos="3600"/>
+        </w:tabs>
+        <w:ind w:left="3600" w:hanging="360"/>
+      </w:pPr>
+      <w:rPr>
+        <w:rFonts w:ascii="Wingdings" w:hAnsi="Wingdings" w:hint="default"/>
+        <w:sz w:val="20"/>
+      </w:rPr>
+    </w:lvl>
+    <w:lvl w:ilvl="5" w:tentative="1">
+      <w:start w:val="1"/>
+      <w:numFmt w:val="bullet"/>
+      <w:lvlText w:val=""/>
+      <w:lvlJc w:val="left"/>
+      <w:pPr>
+        <w:tabs>
+          <w:tab w:val="num" w:pos="4320"/>
+        </w:tabs>
+        <w:ind w:left="4320" w:hanging="360"/>
+      </w:pPr>
+      <w:rPr>
+        <w:rFonts w:ascii="Wingdings" w:hAnsi="Wingdings" w:hint="default"/>
+        <w:sz w:val="20"/>
+      </w:rPr>
+    </w:lvl>
+    <w:lvl w:ilvl="6" w:tentative="1">
+      <w:start w:val="1"/>
+      <w:numFmt w:val="bullet"/>
+      <w:lvlText w:val=""/>
+      <w:lvlJc w:val="left"/>
+      <w:pPr>
+        <w:tabs>
+          <w:tab w:val="num" w:pos="5040"/>
+        </w:tabs>
+        <w:ind w:left="5040" w:hanging="360"/>
+      </w:pPr>
+      <w:rPr>
+        <w:rFonts w:ascii="Wingdings" w:hAnsi="Wingdings" w:hint="default"/>
+        <w:sz w:val="20"/>
+      </w:rPr>
+    </w:lvl>
+    <w:lvl w:ilvl="7" w:tentative="1">
+      <w:start w:val="1"/>
+      <w:numFmt w:val="bullet"/>
+      <w:lvlText w:val=""/>
+      <w:lvlJc w:val="left"/>
+      <w:pPr>
+        <w:tabs>
+          <w:tab w:val="num" w:pos="5760"/>
+        </w:tabs>
+        <w:ind w:left="5760" w:hanging="360"/>
+      </w:pPr>
+      <w:rPr>
+        <w:rFonts w:ascii="Wingdings" w:hAnsi="Wingdings" w:hint="default"/>
+        <w:sz w:val="20"/>
+      </w:rPr>
+    </w:lvl>
+    <w:lvl w:ilvl="8" w:tentative="1">
+      <w:start w:val="1"/>
+      <w:numFmt w:val="bullet"/>
+      <w:lvlText w:val=""/>
+      <w:lvlJc w:val="left"/>
+      <w:pPr>
+        <w:tabs>
+          <w:tab w:val="num" w:pos="6480"/>
+        </w:tabs>
+        <w:ind w:left="6480" w:hanging="360"/>
+      </w:pPr>
+      <w:rPr>
+        <w:rFonts w:ascii="Wingdings" w:hAnsi="Wingdings" w:hint="default"/>
+        <w:sz w:val="20"/>
+      </w:rPr>
+    </w:lvl>
+  </w:abstractNum>
+  <w:abstractNum w:abstractNumId="8" w15:restartNumberingAfterBreak="0">
     <w:nsid w:val="0563664C"/>
     <w:multiLevelType w:val="multilevel"/>
     <w:tmpl w:val="97E4ACC6"/>
@@ -12476,7 +13362,7 @@
       </w:rPr>
     </w:lvl>
   </w:abstractNum>
-  <w:abstractNum w:abstractNumId="8" w15:restartNumberingAfterBreak="0">
+  <w:abstractNum w:abstractNumId="9" w15:restartNumberingAfterBreak="0">
     <w:nsid w:val="06116355"/>
     <w:multiLevelType w:val="multilevel"/>
     <w:tmpl w:val="F40891BE"/>
@@ -12625,7 +13511,120 @@
       </w:rPr>
     </w:lvl>
   </w:abstractNum>
-  <w:abstractNum w:abstractNumId="9" w15:restartNumberingAfterBreak="0">
+  <w:abstractNum w:abstractNumId="10" w15:restartNumberingAfterBreak="0">
+    <w:nsid w:val="09D01EDA"/>
+    <w:multiLevelType w:val="hybridMultilevel"/>
+    <w:tmpl w:val="A874E636"/>
+    <w:lvl w:ilvl="0" w:tplc="40090009">
+      <w:start w:val="1"/>
+      <w:numFmt w:val="bullet"/>
+      <w:lvlText w:val=""/>
+      <w:lvlJc w:val="left"/>
+      <w:pPr>
+        <w:ind w:left="720" w:hanging="360"/>
+      </w:pPr>
+      <w:rPr>
+        <w:rFonts w:ascii="Wingdings" w:hAnsi="Wingdings" w:hint="default"/>
+      </w:rPr>
+    </w:lvl>
+    <w:lvl w:ilvl="1" w:tplc="40090003">
+      <w:start w:val="1"/>
+      <w:numFmt w:val="bullet"/>
+      <w:lvlText w:val="o"/>
+      <w:lvlJc w:val="left"/>
+      <w:pPr>
+        <w:ind w:left="1440" w:hanging="360"/>
+      </w:pPr>
+      <w:rPr>
+        <w:rFonts w:ascii="Courier New" w:hAnsi="Courier New" w:cs="Courier New" w:hint="default"/>
+      </w:rPr>
+    </w:lvl>
+    <w:lvl w:ilvl="2" w:tplc="40090005">
+      <w:start w:val="1"/>
+      <w:numFmt w:val="bullet"/>
+      <w:lvlText w:val=""/>
+      <w:lvlJc w:val="left"/>
+      <w:pPr>
+        <w:ind w:left="2160" w:hanging="360"/>
+      </w:pPr>
+      <w:rPr>
+        <w:rFonts w:ascii="Wingdings" w:hAnsi="Wingdings" w:hint="default"/>
+      </w:rPr>
+    </w:lvl>
+    <w:lvl w:ilvl="3" w:tplc="40090001">
+      <w:start w:val="1"/>
+      <w:numFmt w:val="bullet"/>
+      <w:lvlText w:val=""/>
+      <w:lvlJc w:val="left"/>
+      <w:pPr>
+        <w:ind w:left="2880" w:hanging="360"/>
+      </w:pPr>
+      <w:rPr>
+        <w:rFonts w:ascii="Symbol" w:hAnsi="Symbol" w:hint="default"/>
+      </w:rPr>
+    </w:lvl>
+    <w:lvl w:ilvl="4" w:tplc="40090003">
+      <w:start w:val="1"/>
+      <w:numFmt w:val="bullet"/>
+      <w:lvlText w:val="o"/>
+      <w:lvlJc w:val="left"/>
+      <w:pPr>
+        <w:ind w:left="3600" w:hanging="360"/>
+      </w:pPr>
+      <w:rPr>
+        <w:rFonts w:ascii="Courier New" w:hAnsi="Courier New" w:cs="Courier New" w:hint="default"/>
+      </w:rPr>
+    </w:lvl>
+    <w:lvl w:ilvl="5" w:tplc="40090005">
+      <w:start w:val="1"/>
+      <w:numFmt w:val="bullet"/>
+      <w:lvlText w:val=""/>
+      <w:lvlJc w:val="left"/>
+      <w:pPr>
+        <w:ind w:left="4320" w:hanging="360"/>
+      </w:pPr>
+      <w:rPr>
+        <w:rFonts w:ascii="Wingdings" w:hAnsi="Wingdings" w:hint="default"/>
+      </w:rPr>
+    </w:lvl>
+    <w:lvl w:ilvl="6" w:tplc="40090001">
+      <w:start w:val="1"/>
+      <w:numFmt w:val="bullet"/>
+      <w:lvlText w:val=""/>
+      <w:lvlJc w:val="left"/>
+      <w:pPr>
+        <w:ind w:left="5040" w:hanging="360"/>
+      </w:pPr>
+      <w:rPr>
+        <w:rFonts w:ascii="Symbol" w:hAnsi="Symbol" w:hint="default"/>
+      </w:rPr>
+    </w:lvl>
+    <w:lvl w:ilvl="7" w:tplc="40090003">
+      <w:start w:val="1"/>
+      <w:numFmt w:val="bullet"/>
+      <w:lvlText w:val="o"/>
+      <w:lvlJc w:val="left"/>
+      <w:pPr>
+        <w:ind w:left="5760" w:hanging="360"/>
+      </w:pPr>
+      <w:rPr>
+        <w:rFonts w:ascii="Courier New" w:hAnsi="Courier New" w:cs="Courier New" w:hint="default"/>
+      </w:rPr>
+    </w:lvl>
+    <w:lvl w:ilvl="8" w:tplc="40090005" w:tentative="1">
+      <w:start w:val="1"/>
+      <w:numFmt w:val="bullet"/>
+      <w:lvlText w:val=""/>
+      <w:lvlJc w:val="left"/>
+      <w:pPr>
+        <w:ind w:left="6480" w:hanging="360"/>
+      </w:pPr>
+      <w:rPr>
+        <w:rFonts w:ascii="Wingdings" w:hAnsi="Wingdings" w:hint="default"/>
+      </w:rPr>
+    </w:lvl>
+  </w:abstractNum>
+  <w:abstractNum w:abstractNumId="11" w15:restartNumberingAfterBreak="0">
     <w:nsid w:val="0D6C175F"/>
     <w:multiLevelType w:val="multilevel"/>
     <w:tmpl w:val="A8FECC6E"/>
@@ -12774,7 +13773,7 @@
       </w:rPr>
     </w:lvl>
   </w:abstractNum>
-  <w:abstractNum w:abstractNumId="10" w15:restartNumberingAfterBreak="0">
+  <w:abstractNum w:abstractNumId="12" w15:restartNumberingAfterBreak="0">
     <w:nsid w:val="150B6D86"/>
     <w:multiLevelType w:val="multilevel"/>
     <w:tmpl w:val="E9AE5A06"/>
@@ -12923,7 +13922,7 @@
       </w:rPr>
     </w:lvl>
   </w:abstractNum>
-  <w:abstractNum w:abstractNumId="11" w15:restartNumberingAfterBreak="0">
+  <w:abstractNum w:abstractNumId="13" w15:restartNumberingAfterBreak="0">
     <w:nsid w:val="15C31079"/>
     <w:multiLevelType w:val="multilevel"/>
     <w:tmpl w:val="4C20D5EE"/>
@@ -13072,7 +14071,7 @@
       </w:rPr>
     </w:lvl>
   </w:abstractNum>
-  <w:abstractNum w:abstractNumId="12" w15:restartNumberingAfterBreak="0">
+  <w:abstractNum w:abstractNumId="14" w15:restartNumberingAfterBreak="0">
     <w:nsid w:val="161425B5"/>
     <w:multiLevelType w:val="multilevel"/>
     <w:tmpl w:val="AB78B1B0"/>
@@ -13221,7 +14220,7 @@
       </w:rPr>
     </w:lvl>
   </w:abstractNum>
-  <w:abstractNum w:abstractNumId="13" w15:restartNumberingAfterBreak="0">
+  <w:abstractNum w:abstractNumId="15" w15:restartNumberingAfterBreak="0">
     <w:nsid w:val="18954F74"/>
     <w:multiLevelType w:val="multilevel"/>
     <w:tmpl w:val="B0C03BE2"/>
@@ -13370,7 +14369,7 @@
       </w:rPr>
     </w:lvl>
   </w:abstractNum>
-  <w:abstractNum w:abstractNumId="14" w15:restartNumberingAfterBreak="0">
+  <w:abstractNum w:abstractNumId="16" w15:restartNumberingAfterBreak="0">
     <w:nsid w:val="1A141B5E"/>
     <w:multiLevelType w:val="multilevel"/>
     <w:tmpl w:val="18C0D4D6"/>
@@ -13519,7 +14518,7 @@
       </w:rPr>
     </w:lvl>
   </w:abstractNum>
-  <w:abstractNum w:abstractNumId="15" w15:restartNumberingAfterBreak="0">
+  <w:abstractNum w:abstractNumId="17" w15:restartNumberingAfterBreak="0">
     <w:nsid w:val="1C4C424C"/>
     <w:multiLevelType w:val="multilevel"/>
     <w:tmpl w:val="55D430D2"/>
@@ -13668,7 +14667,7 @@
       </w:rPr>
     </w:lvl>
   </w:abstractNum>
-  <w:abstractNum w:abstractNumId="16" w15:restartNumberingAfterBreak="0">
+  <w:abstractNum w:abstractNumId="18" w15:restartNumberingAfterBreak="0">
     <w:nsid w:val="1FA5387F"/>
     <w:multiLevelType w:val="multilevel"/>
     <w:tmpl w:val="5694E082"/>
@@ -13817,7 +14816,7 @@
       </w:rPr>
     </w:lvl>
   </w:abstractNum>
-  <w:abstractNum w:abstractNumId="17" w15:restartNumberingAfterBreak="0">
+  <w:abstractNum w:abstractNumId="19" w15:restartNumberingAfterBreak="0">
     <w:nsid w:val="24423664"/>
     <w:multiLevelType w:val="multilevel"/>
     <w:tmpl w:val="D256C11A"/>
@@ -13966,7 +14965,7 @@
       </w:rPr>
     </w:lvl>
   </w:abstractNum>
-  <w:abstractNum w:abstractNumId="18" w15:restartNumberingAfterBreak="0">
+  <w:abstractNum w:abstractNumId="20" w15:restartNumberingAfterBreak="0">
     <w:nsid w:val="251D034C"/>
     <w:multiLevelType w:val="hybridMultilevel"/>
     <w:tmpl w:val="6F5470C2"/>
@@ -14079,7 +15078,7 @@
       </w:rPr>
     </w:lvl>
   </w:abstractNum>
-  <w:abstractNum w:abstractNumId="19" w15:restartNumberingAfterBreak="0">
+  <w:abstractNum w:abstractNumId="21" w15:restartNumberingAfterBreak="0">
     <w:nsid w:val="27103995"/>
     <w:multiLevelType w:val="multilevel"/>
     <w:tmpl w:val="7CB49102"/>
@@ -14192,7 +15191,7 @@
       </w:pPr>
     </w:lvl>
   </w:abstractNum>
-  <w:abstractNum w:abstractNumId="20" w15:restartNumberingAfterBreak="0">
+  <w:abstractNum w:abstractNumId="22" w15:restartNumberingAfterBreak="0">
     <w:nsid w:val="361E4B8E"/>
     <w:multiLevelType w:val="multilevel"/>
     <w:tmpl w:val="9FC618FC"/>
@@ -14341,7 +15340,7 @@
       </w:rPr>
     </w:lvl>
   </w:abstractNum>
-  <w:abstractNum w:abstractNumId="21" w15:restartNumberingAfterBreak="0">
+  <w:abstractNum w:abstractNumId="23" w15:restartNumberingAfterBreak="0">
     <w:nsid w:val="3A185D36"/>
     <w:multiLevelType w:val="multilevel"/>
     <w:tmpl w:val="70C0103E"/>
@@ -14490,7 +15489,7 @@
       </w:rPr>
     </w:lvl>
   </w:abstractNum>
-  <w:abstractNum w:abstractNumId="22" w15:restartNumberingAfterBreak="0">
+  <w:abstractNum w:abstractNumId="24" w15:restartNumberingAfterBreak="0">
     <w:nsid w:val="3A191338"/>
     <w:multiLevelType w:val="multilevel"/>
     <w:tmpl w:val="2348D2B8"/>
@@ -14639,7 +15638,7 @@
       </w:rPr>
     </w:lvl>
   </w:abstractNum>
-  <w:abstractNum w:abstractNumId="23" w15:restartNumberingAfterBreak="0">
+  <w:abstractNum w:abstractNumId="25" w15:restartNumberingAfterBreak="0">
     <w:nsid w:val="3A517EE1"/>
     <w:multiLevelType w:val="multilevel"/>
     <w:tmpl w:val="A1BE9E86"/>
@@ -14788,7 +15787,156 @@
       </w:rPr>
     </w:lvl>
   </w:abstractNum>
-  <w:abstractNum w:abstractNumId="24" w15:restartNumberingAfterBreak="0">
+  <w:abstractNum w:abstractNumId="26" w15:restartNumberingAfterBreak="0">
+    <w:nsid w:val="3DC61C25"/>
+    <w:multiLevelType w:val="multilevel"/>
+    <w:tmpl w:val="C0CE18C0"/>
+    <w:lvl w:ilvl="0">
+      <w:start w:val="1"/>
+      <w:numFmt w:val="bullet"/>
+      <w:lvlText w:val=""/>
+      <w:lvlJc w:val="left"/>
+      <w:pPr>
+        <w:tabs>
+          <w:tab w:val="num" w:pos="720"/>
+        </w:tabs>
+        <w:ind w:left="720" w:hanging="360"/>
+      </w:pPr>
+      <w:rPr>
+        <w:rFonts w:ascii="Symbol" w:hAnsi="Symbol" w:hint="default"/>
+        <w:sz w:val="20"/>
+      </w:rPr>
+    </w:lvl>
+    <w:lvl w:ilvl="1" w:tentative="1">
+      <w:start w:val="1"/>
+      <w:numFmt w:val="bullet"/>
+      <w:lvlText w:val="o"/>
+      <w:lvlJc w:val="left"/>
+      <w:pPr>
+        <w:tabs>
+          <w:tab w:val="num" w:pos="1440"/>
+        </w:tabs>
+        <w:ind w:left="1440" w:hanging="360"/>
+      </w:pPr>
+      <w:rPr>
+        <w:rFonts w:ascii="Courier New" w:hAnsi="Courier New" w:hint="default"/>
+        <w:sz w:val="20"/>
+      </w:rPr>
+    </w:lvl>
+    <w:lvl w:ilvl="2" w:tentative="1">
+      <w:start w:val="1"/>
+      <w:numFmt w:val="bullet"/>
+      <w:lvlText w:val=""/>
+      <w:lvlJc w:val="left"/>
+      <w:pPr>
+        <w:tabs>
+          <w:tab w:val="num" w:pos="2160"/>
+        </w:tabs>
+        <w:ind w:left="2160" w:hanging="360"/>
+      </w:pPr>
+      <w:rPr>
+        <w:rFonts w:ascii="Wingdings" w:hAnsi="Wingdings" w:hint="default"/>
+        <w:sz w:val="20"/>
+      </w:rPr>
+    </w:lvl>
+    <w:lvl w:ilvl="3" w:tentative="1">
+      <w:start w:val="1"/>
+      <w:numFmt w:val="bullet"/>
+      <w:lvlText w:val=""/>
+      <w:lvlJc w:val="left"/>
+      <w:pPr>
+        <w:tabs>
+          <w:tab w:val="num" w:pos="2880"/>
+        </w:tabs>
+        <w:ind w:left="2880" w:hanging="360"/>
+      </w:pPr>
+      <w:rPr>
+        <w:rFonts w:ascii="Wingdings" w:hAnsi="Wingdings" w:hint="default"/>
+        <w:sz w:val="20"/>
+      </w:rPr>
+    </w:lvl>
+    <w:lvl w:ilvl="4" w:tentative="1">
+      <w:start w:val="1"/>
+      <w:numFmt w:val="bullet"/>
+      <w:lvlText w:val=""/>
+      <w:lvlJc w:val="left"/>
+      <w:pPr>
+        <w:tabs>
+          <w:tab w:val="num" w:pos="3600"/>
+        </w:tabs>
+        <w:ind w:left="3600" w:hanging="360"/>
+      </w:pPr>
+      <w:rPr>
+        <w:rFonts w:ascii="Wingdings" w:hAnsi="Wingdings" w:hint="default"/>
+        <w:sz w:val="20"/>
+      </w:rPr>
+    </w:lvl>
+    <w:lvl w:ilvl="5" w:tentative="1">
+      <w:start w:val="1"/>
+      <w:numFmt w:val="bullet"/>
+      <w:lvlText w:val=""/>
+      <w:lvlJc w:val="left"/>
+      <w:pPr>
+        <w:tabs>
+          <w:tab w:val="num" w:pos="4320"/>
+        </w:tabs>
+        <w:ind w:left="4320" w:hanging="360"/>
+      </w:pPr>
+      <w:rPr>
+        <w:rFonts w:ascii="Wingdings" w:hAnsi="Wingdings" w:hint="default"/>
+        <w:sz w:val="20"/>
+      </w:rPr>
+    </w:lvl>
+    <w:lvl w:ilvl="6" w:tentative="1">
+      <w:start w:val="1"/>
+      <w:numFmt w:val="bullet"/>
+      <w:lvlText w:val=""/>
+      <w:lvlJc w:val="left"/>
+      <w:pPr>
+        <w:tabs>
+          <w:tab w:val="num" w:pos="5040"/>
+        </w:tabs>
+        <w:ind w:left="5040" w:hanging="360"/>
+      </w:pPr>
+      <w:rPr>
+        <w:rFonts w:ascii="Wingdings" w:hAnsi="Wingdings" w:hint="default"/>
+        <w:sz w:val="20"/>
+      </w:rPr>
+    </w:lvl>
+    <w:lvl w:ilvl="7" w:tentative="1">
+      <w:start w:val="1"/>
+      <w:numFmt w:val="bullet"/>
+      <w:lvlText w:val=""/>
+      <w:lvlJc w:val="left"/>
+      <w:pPr>
+        <w:tabs>
+          <w:tab w:val="num" w:pos="5760"/>
+        </w:tabs>
+        <w:ind w:left="5760" w:hanging="360"/>
+      </w:pPr>
+      <w:rPr>
+        <w:rFonts w:ascii="Wingdings" w:hAnsi="Wingdings" w:hint="default"/>
+        <w:sz w:val="20"/>
+      </w:rPr>
+    </w:lvl>
+    <w:lvl w:ilvl="8" w:tentative="1">
+      <w:start w:val="1"/>
+      <w:numFmt w:val="bullet"/>
+      <w:lvlText w:val=""/>
+      <w:lvlJc w:val="left"/>
+      <w:pPr>
+        <w:tabs>
+          <w:tab w:val="num" w:pos="6480"/>
+        </w:tabs>
+        <w:ind w:left="6480" w:hanging="360"/>
+      </w:pPr>
+      <w:rPr>
+        <w:rFonts w:ascii="Wingdings" w:hAnsi="Wingdings" w:hint="default"/>
+        <w:sz w:val="20"/>
+      </w:rPr>
+    </w:lvl>
+  </w:abstractNum>
+  <w:abstractNum w:abstractNumId="27" w15:restartNumberingAfterBreak="0">
     <w:nsid w:val="43CA5A56"/>
     <w:multiLevelType w:val="multilevel"/>
     <w:tmpl w:val="D974C398"/>
@@ -14937,7 +16085,7 @@
       </w:rPr>
     </w:lvl>
   </w:abstractNum>
-  <w:abstractNum w:abstractNumId="25" w15:restartNumberingAfterBreak="0">
+  <w:abstractNum w:abstractNumId="28" w15:restartNumberingAfterBreak="0">
     <w:nsid w:val="491148EC"/>
     <w:multiLevelType w:val="multilevel"/>
     <w:tmpl w:val="A702A44C"/>
@@ -15086,7 +16234,7 @@
       </w:rPr>
     </w:lvl>
   </w:abstractNum>
-  <w:abstractNum w:abstractNumId="26" w15:restartNumberingAfterBreak="0">
+  <w:abstractNum w:abstractNumId="29" w15:restartNumberingAfterBreak="0">
     <w:nsid w:val="4C0D589B"/>
     <w:multiLevelType w:val="multilevel"/>
     <w:tmpl w:val="E6642648"/>
@@ -15235,7 +16383,7 @@
       </w:rPr>
     </w:lvl>
   </w:abstractNum>
-  <w:abstractNum w:abstractNumId="27" w15:restartNumberingAfterBreak="0">
+  <w:abstractNum w:abstractNumId="30" w15:restartNumberingAfterBreak="0">
     <w:nsid w:val="4CCD0EF0"/>
     <w:multiLevelType w:val="multilevel"/>
     <w:tmpl w:val="7D826E00"/>
@@ -15384,7 +16532,305 @@
       </w:rPr>
     </w:lvl>
   </w:abstractNum>
-  <w:abstractNum w:abstractNumId="28" w15:restartNumberingAfterBreak="0">
+  <w:abstractNum w:abstractNumId="31" w15:restartNumberingAfterBreak="0">
+    <w:nsid w:val="50F05A74"/>
+    <w:multiLevelType w:val="multilevel"/>
+    <w:tmpl w:val="DAB85C28"/>
+    <w:lvl w:ilvl="0">
+      <w:start w:val="1"/>
+      <w:numFmt w:val="bullet"/>
+      <w:lvlText w:val=""/>
+      <w:lvlJc w:val="left"/>
+      <w:pPr>
+        <w:tabs>
+          <w:tab w:val="num" w:pos="1080"/>
+        </w:tabs>
+        <w:ind w:left="1080" w:hanging="360"/>
+      </w:pPr>
+      <w:rPr>
+        <w:rFonts w:ascii="Symbol" w:hAnsi="Symbol" w:hint="default"/>
+        <w:sz w:val="20"/>
+      </w:rPr>
+    </w:lvl>
+    <w:lvl w:ilvl="1" w:tentative="1">
+      <w:start w:val="1"/>
+      <w:numFmt w:val="bullet"/>
+      <w:lvlText w:val="o"/>
+      <w:lvlJc w:val="left"/>
+      <w:pPr>
+        <w:tabs>
+          <w:tab w:val="num" w:pos="1800"/>
+        </w:tabs>
+        <w:ind w:left="1800" w:hanging="360"/>
+      </w:pPr>
+      <w:rPr>
+        <w:rFonts w:ascii="Courier New" w:hAnsi="Courier New" w:hint="default"/>
+        <w:sz w:val="20"/>
+      </w:rPr>
+    </w:lvl>
+    <w:lvl w:ilvl="2" w:tentative="1">
+      <w:start w:val="1"/>
+      <w:numFmt w:val="bullet"/>
+      <w:lvlText w:val=""/>
+      <w:lvlJc w:val="left"/>
+      <w:pPr>
+        <w:tabs>
+          <w:tab w:val="num" w:pos="2520"/>
+        </w:tabs>
+        <w:ind w:left="2520" w:hanging="360"/>
+      </w:pPr>
+      <w:rPr>
+        <w:rFonts w:ascii="Wingdings" w:hAnsi="Wingdings" w:hint="default"/>
+        <w:sz w:val="20"/>
+      </w:rPr>
+    </w:lvl>
+    <w:lvl w:ilvl="3" w:tentative="1">
+      <w:start w:val="1"/>
+      <w:numFmt w:val="bullet"/>
+      <w:lvlText w:val=""/>
+      <w:lvlJc w:val="left"/>
+      <w:pPr>
+        <w:tabs>
+          <w:tab w:val="num" w:pos="3240"/>
+        </w:tabs>
+        <w:ind w:left="3240" w:hanging="360"/>
+      </w:pPr>
+      <w:rPr>
+        <w:rFonts w:ascii="Wingdings" w:hAnsi="Wingdings" w:hint="default"/>
+        <w:sz w:val="20"/>
+      </w:rPr>
+    </w:lvl>
+    <w:lvl w:ilvl="4" w:tentative="1">
+      <w:start w:val="1"/>
+      <w:numFmt w:val="bullet"/>
+      <w:lvlText w:val=""/>
+      <w:lvlJc w:val="left"/>
+      <w:pPr>
+        <w:tabs>
+          <w:tab w:val="num" w:pos="3960"/>
+        </w:tabs>
+        <w:ind w:left="3960" w:hanging="360"/>
+      </w:pPr>
+      <w:rPr>
+        <w:rFonts w:ascii="Wingdings" w:hAnsi="Wingdings" w:hint="default"/>
+        <w:sz w:val="20"/>
+      </w:rPr>
+    </w:lvl>
+    <w:lvl w:ilvl="5" w:tentative="1">
+      <w:start w:val="1"/>
+      <w:numFmt w:val="bullet"/>
+      <w:lvlText w:val=""/>
+      <w:lvlJc w:val="left"/>
+      <w:pPr>
+        <w:tabs>
+          <w:tab w:val="num" w:pos="4680"/>
+        </w:tabs>
+        <w:ind w:left="4680" w:hanging="360"/>
+      </w:pPr>
+      <w:rPr>
+        <w:rFonts w:ascii="Wingdings" w:hAnsi="Wingdings" w:hint="default"/>
+        <w:sz w:val="20"/>
+      </w:rPr>
+    </w:lvl>
+    <w:lvl w:ilvl="6" w:tentative="1">
+      <w:start w:val="1"/>
+      <w:numFmt w:val="bullet"/>
+      <w:lvlText w:val=""/>
+      <w:lvlJc w:val="left"/>
+      <w:pPr>
+        <w:tabs>
+          <w:tab w:val="num" w:pos="5400"/>
+        </w:tabs>
+        <w:ind w:left="5400" w:hanging="360"/>
+      </w:pPr>
+      <w:rPr>
+        <w:rFonts w:ascii="Wingdings" w:hAnsi="Wingdings" w:hint="default"/>
+        <w:sz w:val="20"/>
+      </w:rPr>
+    </w:lvl>
+    <w:lvl w:ilvl="7" w:tentative="1">
+      <w:start w:val="1"/>
+      <w:numFmt w:val="bullet"/>
+      <w:lvlText w:val=""/>
+      <w:lvlJc w:val="left"/>
+      <w:pPr>
+        <w:tabs>
+          <w:tab w:val="num" w:pos="6120"/>
+        </w:tabs>
+        <w:ind w:left="6120" w:hanging="360"/>
+      </w:pPr>
+      <w:rPr>
+        <w:rFonts w:ascii="Wingdings" w:hAnsi="Wingdings" w:hint="default"/>
+        <w:sz w:val="20"/>
+      </w:rPr>
+    </w:lvl>
+    <w:lvl w:ilvl="8" w:tentative="1">
+      <w:start w:val="1"/>
+      <w:numFmt w:val="bullet"/>
+      <w:lvlText w:val=""/>
+      <w:lvlJc w:val="left"/>
+      <w:pPr>
+        <w:tabs>
+          <w:tab w:val="num" w:pos="6840"/>
+        </w:tabs>
+        <w:ind w:left="6840" w:hanging="360"/>
+      </w:pPr>
+      <w:rPr>
+        <w:rFonts w:ascii="Wingdings" w:hAnsi="Wingdings" w:hint="default"/>
+        <w:sz w:val="20"/>
+      </w:rPr>
+    </w:lvl>
+  </w:abstractNum>
+  <w:abstractNum w:abstractNumId="32" w15:restartNumberingAfterBreak="0">
+    <w:nsid w:val="51FC6F8B"/>
+    <w:multiLevelType w:val="multilevel"/>
+    <w:tmpl w:val="FB92C004"/>
+    <w:lvl w:ilvl="0">
+      <w:start w:val="1"/>
+      <w:numFmt w:val="bullet"/>
+      <w:lvlText w:val=""/>
+      <w:lvlJc w:val="left"/>
+      <w:pPr>
+        <w:tabs>
+          <w:tab w:val="num" w:pos="1080"/>
+        </w:tabs>
+        <w:ind w:left="1080" w:hanging="360"/>
+      </w:pPr>
+      <w:rPr>
+        <w:rFonts w:ascii="Symbol" w:hAnsi="Symbol" w:hint="default"/>
+        <w:sz w:val="20"/>
+      </w:rPr>
+    </w:lvl>
+    <w:lvl w:ilvl="1" w:tentative="1">
+      <w:start w:val="1"/>
+      <w:numFmt w:val="bullet"/>
+      <w:lvlText w:val="o"/>
+      <w:lvlJc w:val="left"/>
+      <w:pPr>
+        <w:tabs>
+          <w:tab w:val="num" w:pos="1800"/>
+        </w:tabs>
+        <w:ind w:left="1800" w:hanging="360"/>
+      </w:pPr>
+      <w:rPr>
+        <w:rFonts w:ascii="Courier New" w:hAnsi="Courier New" w:hint="default"/>
+        <w:sz w:val="20"/>
+      </w:rPr>
+    </w:lvl>
+    <w:lvl w:ilvl="2" w:tentative="1">
+      <w:start w:val="1"/>
+      <w:numFmt w:val="bullet"/>
+      <w:lvlText w:val=""/>
+      <w:lvlJc w:val="left"/>
+      <w:pPr>
+        <w:tabs>
+          <w:tab w:val="num" w:pos="2520"/>
+        </w:tabs>
+        <w:ind w:left="2520" w:hanging="360"/>
+      </w:pPr>
+      <w:rPr>
+        <w:rFonts w:ascii="Wingdings" w:hAnsi="Wingdings" w:hint="default"/>
+        <w:sz w:val="20"/>
+      </w:rPr>
+    </w:lvl>
+    <w:lvl w:ilvl="3" w:tentative="1">
+      <w:start w:val="1"/>
+      <w:numFmt w:val="bullet"/>
+      <w:lvlText w:val=""/>
+      <w:lvlJc w:val="left"/>
+      <w:pPr>
+        <w:tabs>
+          <w:tab w:val="num" w:pos="3240"/>
+        </w:tabs>
+        <w:ind w:left="3240" w:hanging="360"/>
+      </w:pPr>
+      <w:rPr>
+        <w:rFonts w:ascii="Wingdings" w:hAnsi="Wingdings" w:hint="default"/>
+        <w:sz w:val="20"/>
+      </w:rPr>
+    </w:lvl>
+    <w:lvl w:ilvl="4" w:tentative="1">
+      <w:start w:val="1"/>
+      <w:numFmt w:val="bullet"/>
+      <w:lvlText w:val=""/>
+      <w:lvlJc w:val="left"/>
+      <w:pPr>
+        <w:tabs>
+          <w:tab w:val="num" w:pos="3960"/>
+        </w:tabs>
+        <w:ind w:left="3960" w:hanging="360"/>
+      </w:pPr>
+      <w:rPr>
+        <w:rFonts w:ascii="Wingdings" w:hAnsi="Wingdings" w:hint="default"/>
+        <w:sz w:val="20"/>
+      </w:rPr>
+    </w:lvl>
+    <w:lvl w:ilvl="5" w:tentative="1">
+      <w:start w:val="1"/>
+      <w:numFmt w:val="bullet"/>
+      <w:lvlText w:val=""/>
+      <w:lvlJc w:val="left"/>
+      <w:pPr>
+        <w:tabs>
+          <w:tab w:val="num" w:pos="4680"/>
+        </w:tabs>
+        <w:ind w:left="4680" w:hanging="360"/>
+      </w:pPr>
+      <w:rPr>
+        <w:rFonts w:ascii="Wingdings" w:hAnsi="Wingdings" w:hint="default"/>
+        <w:sz w:val="20"/>
+      </w:rPr>
+    </w:lvl>
+    <w:lvl w:ilvl="6" w:tentative="1">
+      <w:start w:val="1"/>
+      <w:numFmt w:val="bullet"/>
+      <w:lvlText w:val=""/>
+      <w:lvlJc w:val="left"/>
+      <w:pPr>
+        <w:tabs>
+          <w:tab w:val="num" w:pos="5400"/>
+        </w:tabs>
+        <w:ind w:left="5400" w:hanging="360"/>
+      </w:pPr>
+      <w:rPr>
+        <w:rFonts w:ascii="Wingdings" w:hAnsi="Wingdings" w:hint="default"/>
+        <w:sz w:val="20"/>
+      </w:rPr>
+    </w:lvl>
+    <w:lvl w:ilvl="7" w:tentative="1">
+      <w:start w:val="1"/>
+      <w:numFmt w:val="bullet"/>
+      <w:lvlText w:val=""/>
+      <w:lvlJc w:val="left"/>
+      <w:pPr>
+        <w:tabs>
+          <w:tab w:val="num" w:pos="6120"/>
+        </w:tabs>
+        <w:ind w:left="6120" w:hanging="360"/>
+      </w:pPr>
+      <w:rPr>
+        <w:rFonts w:ascii="Wingdings" w:hAnsi="Wingdings" w:hint="default"/>
+        <w:sz w:val="20"/>
+      </w:rPr>
+    </w:lvl>
+    <w:lvl w:ilvl="8" w:tentative="1">
+      <w:start w:val="1"/>
+      <w:numFmt w:val="bullet"/>
+      <w:lvlText w:val=""/>
+      <w:lvlJc w:val="left"/>
+      <w:pPr>
+        <w:tabs>
+          <w:tab w:val="num" w:pos="6840"/>
+        </w:tabs>
+        <w:ind w:left="6840" w:hanging="360"/>
+      </w:pPr>
+      <w:rPr>
+        <w:rFonts w:ascii="Wingdings" w:hAnsi="Wingdings" w:hint="default"/>
+        <w:sz w:val="20"/>
+      </w:rPr>
+    </w:lvl>
+  </w:abstractNum>
+  <w:abstractNum w:abstractNumId="33" w15:restartNumberingAfterBreak="0">
     <w:nsid w:val="5D624CE4"/>
     <w:multiLevelType w:val="multilevel"/>
     <w:tmpl w:val="F3EAE5F4"/>
@@ -15533,7 +16979,7 @@
       </w:rPr>
     </w:lvl>
   </w:abstractNum>
-  <w:abstractNum w:abstractNumId="29" w15:restartNumberingAfterBreak="0">
+  <w:abstractNum w:abstractNumId="34" w15:restartNumberingAfterBreak="0">
     <w:nsid w:val="5DEA374F"/>
     <w:multiLevelType w:val="multilevel"/>
     <w:tmpl w:val="3768ECD6"/>
@@ -15682,7 +17128,7 @@
       </w:rPr>
     </w:lvl>
   </w:abstractNum>
-  <w:abstractNum w:abstractNumId="30" w15:restartNumberingAfterBreak="0">
+  <w:abstractNum w:abstractNumId="35" w15:restartNumberingAfterBreak="0">
     <w:nsid w:val="5F823FB8"/>
     <w:multiLevelType w:val="multilevel"/>
     <w:tmpl w:val="8708C5BC"/>
@@ -15831,7 +17277,7 @@
       </w:rPr>
     </w:lvl>
   </w:abstractNum>
-  <w:abstractNum w:abstractNumId="31" w15:restartNumberingAfterBreak="0">
+  <w:abstractNum w:abstractNumId="36" w15:restartNumberingAfterBreak="0">
     <w:nsid w:val="60043F33"/>
     <w:multiLevelType w:val="multilevel"/>
     <w:tmpl w:val="90940372"/>
@@ -15980,7 +17426,156 @@
       </w:rPr>
     </w:lvl>
   </w:abstractNum>
-  <w:abstractNum w:abstractNumId="32" w15:restartNumberingAfterBreak="0">
+  <w:abstractNum w:abstractNumId="37" w15:restartNumberingAfterBreak="0">
+    <w:nsid w:val="606D1274"/>
+    <w:multiLevelType w:val="multilevel"/>
+    <w:tmpl w:val="3EB62B26"/>
+    <w:lvl w:ilvl="0">
+      <w:start w:val="1"/>
+      <w:numFmt w:val="bullet"/>
+      <w:lvlText w:val=""/>
+      <w:lvlJc w:val="left"/>
+      <w:pPr>
+        <w:tabs>
+          <w:tab w:val="num" w:pos="1080"/>
+        </w:tabs>
+        <w:ind w:left="1080" w:hanging="360"/>
+      </w:pPr>
+      <w:rPr>
+        <w:rFonts w:ascii="Symbol" w:hAnsi="Symbol" w:hint="default"/>
+        <w:sz w:val="20"/>
+      </w:rPr>
+    </w:lvl>
+    <w:lvl w:ilvl="1" w:tentative="1">
+      <w:start w:val="1"/>
+      <w:numFmt w:val="bullet"/>
+      <w:lvlText w:val="o"/>
+      <w:lvlJc w:val="left"/>
+      <w:pPr>
+        <w:tabs>
+          <w:tab w:val="num" w:pos="1800"/>
+        </w:tabs>
+        <w:ind w:left="1800" w:hanging="360"/>
+      </w:pPr>
+      <w:rPr>
+        <w:rFonts w:ascii="Courier New" w:hAnsi="Courier New" w:hint="default"/>
+        <w:sz w:val="20"/>
+      </w:rPr>
+    </w:lvl>
+    <w:lvl w:ilvl="2" w:tentative="1">
+      <w:start w:val="1"/>
+      <w:numFmt w:val="bullet"/>
+      <w:lvlText w:val=""/>
+      <w:lvlJc w:val="left"/>
+      <w:pPr>
+        <w:tabs>
+          <w:tab w:val="num" w:pos="2520"/>
+        </w:tabs>
+        <w:ind w:left="2520" w:hanging="360"/>
+      </w:pPr>
+      <w:rPr>
+        <w:rFonts w:ascii="Wingdings" w:hAnsi="Wingdings" w:hint="default"/>
+        <w:sz w:val="20"/>
+      </w:rPr>
+    </w:lvl>
+    <w:lvl w:ilvl="3" w:tentative="1">
+      <w:start w:val="1"/>
+      <w:numFmt w:val="bullet"/>
+      <w:lvlText w:val=""/>
+      <w:lvlJc w:val="left"/>
+      <w:pPr>
+        <w:tabs>
+          <w:tab w:val="num" w:pos="3240"/>
+        </w:tabs>
+        <w:ind w:left="3240" w:hanging="360"/>
+      </w:pPr>
+      <w:rPr>
+        <w:rFonts w:ascii="Wingdings" w:hAnsi="Wingdings" w:hint="default"/>
+        <w:sz w:val="20"/>
+      </w:rPr>
+    </w:lvl>
+    <w:lvl w:ilvl="4" w:tentative="1">
+      <w:start w:val="1"/>
+      <w:numFmt w:val="bullet"/>
+      <w:lvlText w:val=""/>
+      <w:lvlJc w:val="left"/>
+      <w:pPr>
+        <w:tabs>
+          <w:tab w:val="num" w:pos="3960"/>
+        </w:tabs>
+        <w:ind w:left="3960" w:hanging="360"/>
+      </w:pPr>
+      <w:rPr>
+        <w:rFonts w:ascii="Wingdings" w:hAnsi="Wingdings" w:hint="default"/>
+        <w:sz w:val="20"/>
+      </w:rPr>
+    </w:lvl>
+    <w:lvl w:ilvl="5" w:tentative="1">
+      <w:start w:val="1"/>
+      <w:numFmt w:val="bullet"/>
+      <w:lvlText w:val=""/>
+      <w:lvlJc w:val="left"/>
+      <w:pPr>
+        <w:tabs>
+          <w:tab w:val="num" w:pos="4680"/>
+        </w:tabs>
+        <w:ind w:left="4680" w:hanging="360"/>
+      </w:pPr>
+      <w:rPr>
+        <w:rFonts w:ascii="Wingdings" w:hAnsi="Wingdings" w:hint="default"/>
+        <w:sz w:val="20"/>
+      </w:rPr>
+    </w:lvl>
+    <w:lvl w:ilvl="6" w:tentative="1">
+      <w:start w:val="1"/>
+      <w:numFmt w:val="bullet"/>
+      <w:lvlText w:val=""/>
+      <w:lvlJc w:val="left"/>
+      <w:pPr>
+        <w:tabs>
+          <w:tab w:val="num" w:pos="5400"/>
+        </w:tabs>
+        <w:ind w:left="5400" w:hanging="360"/>
+      </w:pPr>
+      <w:rPr>
+        <w:rFonts w:ascii="Wingdings" w:hAnsi="Wingdings" w:hint="default"/>
+        <w:sz w:val="20"/>
+      </w:rPr>
+    </w:lvl>
+    <w:lvl w:ilvl="7" w:tentative="1">
+      <w:start w:val="1"/>
+      <w:numFmt w:val="bullet"/>
+      <w:lvlText w:val=""/>
+      <w:lvlJc w:val="left"/>
+      <w:pPr>
+        <w:tabs>
+          <w:tab w:val="num" w:pos="6120"/>
+        </w:tabs>
+        <w:ind w:left="6120" w:hanging="360"/>
+      </w:pPr>
+      <w:rPr>
+        <w:rFonts w:ascii="Wingdings" w:hAnsi="Wingdings" w:hint="default"/>
+        <w:sz w:val="20"/>
+      </w:rPr>
+    </w:lvl>
+    <w:lvl w:ilvl="8" w:tentative="1">
+      <w:start w:val="1"/>
+      <w:numFmt w:val="bullet"/>
+      <w:lvlText w:val=""/>
+      <w:lvlJc w:val="left"/>
+      <w:pPr>
+        <w:tabs>
+          <w:tab w:val="num" w:pos="6840"/>
+        </w:tabs>
+        <w:ind w:left="6840" w:hanging="360"/>
+      </w:pPr>
+      <w:rPr>
+        <w:rFonts w:ascii="Wingdings" w:hAnsi="Wingdings" w:hint="default"/>
+        <w:sz w:val="20"/>
+      </w:rPr>
+    </w:lvl>
+  </w:abstractNum>
+  <w:abstractNum w:abstractNumId="38" w15:restartNumberingAfterBreak="0">
     <w:nsid w:val="6349282D"/>
     <w:multiLevelType w:val="multilevel"/>
     <w:tmpl w:val="F1025FB6"/>
@@ -16129,7 +17724,7 @@
       </w:rPr>
     </w:lvl>
   </w:abstractNum>
-  <w:abstractNum w:abstractNumId="33" w15:restartNumberingAfterBreak="0">
+  <w:abstractNum w:abstractNumId="39" w15:restartNumberingAfterBreak="0">
     <w:nsid w:val="656528D8"/>
     <w:multiLevelType w:val="multilevel"/>
     <w:tmpl w:val="546C0C12"/>
@@ -16278,7 +17873,156 @@
       </w:rPr>
     </w:lvl>
   </w:abstractNum>
-  <w:abstractNum w:abstractNumId="34" w15:restartNumberingAfterBreak="0">
+  <w:abstractNum w:abstractNumId="40" w15:restartNumberingAfterBreak="0">
+    <w:nsid w:val="659A2199"/>
+    <w:multiLevelType w:val="multilevel"/>
+    <w:tmpl w:val="486CB370"/>
+    <w:lvl w:ilvl="0">
+      <w:start w:val="1"/>
+      <w:numFmt w:val="bullet"/>
+      <w:lvlText w:val=""/>
+      <w:lvlJc w:val="left"/>
+      <w:pPr>
+        <w:tabs>
+          <w:tab w:val="num" w:pos="1080"/>
+        </w:tabs>
+        <w:ind w:left="1080" w:hanging="360"/>
+      </w:pPr>
+      <w:rPr>
+        <w:rFonts w:ascii="Symbol" w:hAnsi="Symbol" w:hint="default"/>
+        <w:sz w:val="20"/>
+      </w:rPr>
+    </w:lvl>
+    <w:lvl w:ilvl="1" w:tentative="1">
+      <w:start w:val="1"/>
+      <w:numFmt w:val="bullet"/>
+      <w:lvlText w:val="o"/>
+      <w:lvlJc w:val="left"/>
+      <w:pPr>
+        <w:tabs>
+          <w:tab w:val="num" w:pos="1800"/>
+        </w:tabs>
+        <w:ind w:left="1800" w:hanging="360"/>
+      </w:pPr>
+      <w:rPr>
+        <w:rFonts w:ascii="Courier New" w:hAnsi="Courier New" w:hint="default"/>
+        <w:sz w:val="20"/>
+      </w:rPr>
+    </w:lvl>
+    <w:lvl w:ilvl="2" w:tentative="1">
+      <w:start w:val="1"/>
+      <w:numFmt w:val="bullet"/>
+      <w:lvlText w:val=""/>
+      <w:lvlJc w:val="left"/>
+      <w:pPr>
+        <w:tabs>
+          <w:tab w:val="num" w:pos="2520"/>
+        </w:tabs>
+        <w:ind w:left="2520" w:hanging="360"/>
+      </w:pPr>
+      <w:rPr>
+        <w:rFonts w:ascii="Wingdings" w:hAnsi="Wingdings" w:hint="default"/>
+        <w:sz w:val="20"/>
+      </w:rPr>
+    </w:lvl>
+    <w:lvl w:ilvl="3" w:tentative="1">
+      <w:start w:val="1"/>
+      <w:numFmt w:val="bullet"/>
+      <w:lvlText w:val=""/>
+      <w:lvlJc w:val="left"/>
+      <w:pPr>
+        <w:tabs>
+          <w:tab w:val="num" w:pos="3240"/>
+        </w:tabs>
+        <w:ind w:left="3240" w:hanging="360"/>
+      </w:pPr>
+      <w:rPr>
+        <w:rFonts w:ascii="Wingdings" w:hAnsi="Wingdings" w:hint="default"/>
+        <w:sz w:val="20"/>
+      </w:rPr>
+    </w:lvl>
+    <w:lvl w:ilvl="4" w:tentative="1">
+      <w:start w:val="1"/>
+      <w:numFmt w:val="bullet"/>
+      <w:lvlText w:val=""/>
+      <w:lvlJc w:val="left"/>
+      <w:pPr>
+        <w:tabs>
+          <w:tab w:val="num" w:pos="3960"/>
+        </w:tabs>
+        <w:ind w:left="3960" w:hanging="360"/>
+      </w:pPr>
+      <w:rPr>
+        <w:rFonts w:ascii="Wingdings" w:hAnsi="Wingdings" w:hint="default"/>
+        <w:sz w:val="20"/>
+      </w:rPr>
+    </w:lvl>
+    <w:lvl w:ilvl="5" w:tentative="1">
+      <w:start w:val="1"/>
+      <w:numFmt w:val="bullet"/>
+      <w:lvlText w:val=""/>
+      <w:lvlJc w:val="left"/>
+      <w:pPr>
+        <w:tabs>
+          <w:tab w:val="num" w:pos="4680"/>
+        </w:tabs>
+        <w:ind w:left="4680" w:hanging="360"/>
+      </w:pPr>
+      <w:rPr>
+        <w:rFonts w:ascii="Wingdings" w:hAnsi="Wingdings" w:hint="default"/>
+        <w:sz w:val="20"/>
+      </w:rPr>
+    </w:lvl>
+    <w:lvl w:ilvl="6" w:tentative="1">
+      <w:start w:val="1"/>
+      <w:numFmt w:val="bullet"/>
+      <w:lvlText w:val=""/>
+      <w:lvlJc w:val="left"/>
+      <w:pPr>
+        <w:tabs>
+          <w:tab w:val="num" w:pos="5400"/>
+        </w:tabs>
+        <w:ind w:left="5400" w:hanging="360"/>
+      </w:pPr>
+      <w:rPr>
+        <w:rFonts w:ascii="Wingdings" w:hAnsi="Wingdings" w:hint="default"/>
+        <w:sz w:val="20"/>
+      </w:rPr>
+    </w:lvl>
+    <w:lvl w:ilvl="7" w:tentative="1">
+      <w:start w:val="1"/>
+      <w:numFmt w:val="bullet"/>
+      <w:lvlText w:val=""/>
+      <w:lvlJc w:val="left"/>
+      <w:pPr>
+        <w:tabs>
+          <w:tab w:val="num" w:pos="6120"/>
+        </w:tabs>
+        <w:ind w:left="6120" w:hanging="360"/>
+      </w:pPr>
+      <w:rPr>
+        <w:rFonts w:ascii="Wingdings" w:hAnsi="Wingdings" w:hint="default"/>
+        <w:sz w:val="20"/>
+      </w:rPr>
+    </w:lvl>
+    <w:lvl w:ilvl="8" w:tentative="1">
+      <w:start w:val="1"/>
+      <w:numFmt w:val="bullet"/>
+      <w:lvlText w:val=""/>
+      <w:lvlJc w:val="left"/>
+      <w:pPr>
+        <w:tabs>
+          <w:tab w:val="num" w:pos="6840"/>
+        </w:tabs>
+        <w:ind w:left="6840" w:hanging="360"/>
+      </w:pPr>
+      <w:rPr>
+        <w:rFonts w:ascii="Wingdings" w:hAnsi="Wingdings" w:hint="default"/>
+        <w:sz w:val="20"/>
+      </w:rPr>
+    </w:lvl>
+  </w:abstractNum>
+  <w:abstractNum w:abstractNumId="41" w15:restartNumberingAfterBreak="0">
     <w:nsid w:val="69F93FAF"/>
     <w:multiLevelType w:val="multilevel"/>
     <w:tmpl w:val="B2D2AE7C"/>
@@ -16427,7 +18171,7 @@
       </w:rPr>
     </w:lvl>
   </w:abstractNum>
-  <w:abstractNum w:abstractNumId="35" w15:restartNumberingAfterBreak="0">
+  <w:abstractNum w:abstractNumId="42" w15:restartNumberingAfterBreak="0">
     <w:nsid w:val="6DE53BE1"/>
     <w:multiLevelType w:val="multilevel"/>
     <w:tmpl w:val="ED3EF8B8"/>
@@ -16576,7 +18320,7 @@
       </w:rPr>
     </w:lvl>
   </w:abstractNum>
-  <w:abstractNum w:abstractNumId="36" w15:restartNumberingAfterBreak="0">
+  <w:abstractNum w:abstractNumId="43" w15:restartNumberingAfterBreak="0">
     <w:nsid w:val="6F2075DC"/>
     <w:multiLevelType w:val="multilevel"/>
     <w:tmpl w:val="B3D80958"/>
@@ -16725,7 +18469,7 @@
       </w:rPr>
     </w:lvl>
   </w:abstractNum>
-  <w:abstractNum w:abstractNumId="37" w15:restartNumberingAfterBreak="0">
+  <w:abstractNum w:abstractNumId="44" w15:restartNumberingAfterBreak="0">
     <w:nsid w:val="70650FD8"/>
     <w:multiLevelType w:val="multilevel"/>
     <w:tmpl w:val="005ABF66"/>
@@ -16874,7 +18618,7 @@
       </w:rPr>
     </w:lvl>
   </w:abstractNum>
-  <w:abstractNum w:abstractNumId="38" w15:restartNumberingAfterBreak="0">
+  <w:abstractNum w:abstractNumId="45" w15:restartNumberingAfterBreak="0">
     <w:nsid w:val="7159446B"/>
     <w:multiLevelType w:val="multilevel"/>
     <w:tmpl w:val="257EB6A2"/>
@@ -17023,7 +18767,120 @@
       </w:rPr>
     </w:lvl>
   </w:abstractNum>
-  <w:abstractNum w:abstractNumId="39" w15:restartNumberingAfterBreak="0">
+  <w:abstractNum w:abstractNumId="46" w15:restartNumberingAfterBreak="0">
+    <w:nsid w:val="75370C19"/>
+    <w:multiLevelType w:val="multilevel"/>
+    <w:tmpl w:val="8C8E843E"/>
+    <w:lvl w:ilvl="0">
+      <w:start w:val="1"/>
+      <w:numFmt w:val="decimal"/>
+      <w:lvlText w:val="%1."/>
+      <w:lvlJc w:val="left"/>
+      <w:pPr>
+        <w:tabs>
+          <w:tab w:val="num" w:pos="1080"/>
+        </w:tabs>
+        <w:ind w:left="1080" w:hanging="360"/>
+      </w:pPr>
+    </w:lvl>
+    <w:lvl w:ilvl="1" w:tentative="1">
+      <w:start w:val="1"/>
+      <w:numFmt w:val="decimal"/>
+      <w:lvlText w:val="%2."/>
+      <w:lvlJc w:val="left"/>
+      <w:pPr>
+        <w:tabs>
+          <w:tab w:val="num" w:pos="1800"/>
+        </w:tabs>
+        <w:ind w:left="1800" w:hanging="360"/>
+      </w:pPr>
+    </w:lvl>
+    <w:lvl w:ilvl="2" w:tentative="1">
+      <w:start w:val="1"/>
+      <w:numFmt w:val="decimal"/>
+      <w:lvlText w:val="%3."/>
+      <w:lvlJc w:val="left"/>
+      <w:pPr>
+        <w:tabs>
+          <w:tab w:val="num" w:pos="2520"/>
+        </w:tabs>
+        <w:ind w:left="2520" w:hanging="360"/>
+      </w:pPr>
+    </w:lvl>
+    <w:lvl w:ilvl="3" w:tentative="1">
+      <w:start w:val="1"/>
+      <w:numFmt w:val="decimal"/>
+      <w:lvlText w:val="%4."/>
+      <w:lvlJc w:val="left"/>
+      <w:pPr>
+        <w:tabs>
+          <w:tab w:val="num" w:pos="3240"/>
+        </w:tabs>
+        <w:ind w:left="3240" w:hanging="360"/>
+      </w:pPr>
+    </w:lvl>
+    <w:lvl w:ilvl="4" w:tentative="1">
+      <w:start w:val="1"/>
+      <w:numFmt w:val="decimal"/>
+      <w:lvlText w:val="%5."/>
+      <w:lvlJc w:val="left"/>
+      <w:pPr>
+        <w:tabs>
+          <w:tab w:val="num" w:pos="3960"/>
+        </w:tabs>
+        <w:ind w:left="3960" w:hanging="360"/>
+      </w:pPr>
+    </w:lvl>
+    <w:lvl w:ilvl="5" w:tentative="1">
+      <w:start w:val="1"/>
+      <w:numFmt w:val="decimal"/>
+      <w:lvlText w:val="%6."/>
+      <w:lvlJc w:val="left"/>
+      <w:pPr>
+        <w:tabs>
+          <w:tab w:val="num" w:pos="4680"/>
+        </w:tabs>
+        <w:ind w:left="4680" w:hanging="360"/>
+      </w:pPr>
+    </w:lvl>
+    <w:lvl w:ilvl="6" w:tentative="1">
+      <w:start w:val="1"/>
+      <w:numFmt w:val="decimal"/>
+      <w:lvlText w:val="%7."/>
+      <w:lvlJc w:val="left"/>
+      <w:pPr>
+        <w:tabs>
+          <w:tab w:val="num" w:pos="5400"/>
+        </w:tabs>
+        <w:ind w:left="5400" w:hanging="360"/>
+      </w:pPr>
+    </w:lvl>
+    <w:lvl w:ilvl="7" w:tentative="1">
+      <w:start w:val="1"/>
+      <w:numFmt w:val="decimal"/>
+      <w:lvlText w:val="%8."/>
+      <w:lvlJc w:val="left"/>
+      <w:pPr>
+        <w:tabs>
+          <w:tab w:val="num" w:pos="6120"/>
+        </w:tabs>
+        <w:ind w:left="6120" w:hanging="360"/>
+      </w:pPr>
+    </w:lvl>
+    <w:lvl w:ilvl="8" w:tentative="1">
+      <w:start w:val="1"/>
+      <w:numFmt w:val="decimal"/>
+      <w:lvlText w:val="%9."/>
+      <w:lvlJc w:val="left"/>
+      <w:pPr>
+        <w:tabs>
+          <w:tab w:val="num" w:pos="6840"/>
+        </w:tabs>
+        <w:ind w:left="6840" w:hanging="360"/>
+      </w:pPr>
+    </w:lvl>
+  </w:abstractNum>
+  <w:abstractNum w:abstractNumId="47" w15:restartNumberingAfterBreak="0">
     <w:nsid w:val="773B57D8"/>
     <w:multiLevelType w:val="multilevel"/>
     <w:tmpl w:val="8DECFEBC"/>
@@ -17172,7 +19029,7 @@
       </w:rPr>
     </w:lvl>
   </w:abstractNum>
-  <w:abstractNum w:abstractNumId="40" w15:restartNumberingAfterBreak="0">
+  <w:abstractNum w:abstractNumId="48" w15:restartNumberingAfterBreak="0">
     <w:nsid w:val="7C8A0E94"/>
     <w:multiLevelType w:val="multilevel"/>
     <w:tmpl w:val="EDA2E4E8"/>
@@ -17321,7 +19178,7 @@
       </w:rPr>
     </w:lvl>
   </w:abstractNum>
-  <w:abstractNum w:abstractNumId="41" w15:restartNumberingAfterBreak="0">
+  <w:abstractNum w:abstractNumId="49" w15:restartNumberingAfterBreak="0">
     <w:nsid w:val="7F8032BB"/>
     <w:multiLevelType w:val="multilevel"/>
     <w:tmpl w:val="D70EEA12"/>
@@ -17489,112 +19346,136 @@
     <w:abstractNumId w:val="0"/>
   </w:num>
   <w:num w:numId="7" w16cid:durableId="1658802332">
-    <w:abstractNumId w:val="18"/>
+    <w:abstractNumId w:val="20"/>
   </w:num>
   <w:num w:numId="8" w16cid:durableId="927077639">
-    <w:abstractNumId w:val="41"/>
+    <w:abstractNumId w:val="49"/>
   </w:num>
   <w:num w:numId="9" w16cid:durableId="844200169">
+    <w:abstractNumId w:val="35"/>
+  </w:num>
+  <w:num w:numId="10" w16cid:durableId="704449074">
+    <w:abstractNumId w:val="14"/>
+  </w:num>
+  <w:num w:numId="11" w16cid:durableId="1057900133">
+    <w:abstractNumId w:val="21"/>
+  </w:num>
+  <w:num w:numId="12" w16cid:durableId="800534570">
+    <w:abstractNumId w:val="33"/>
+  </w:num>
+  <w:num w:numId="13" w16cid:durableId="865797943">
+    <w:abstractNumId w:val="34"/>
+  </w:num>
+  <w:num w:numId="14" w16cid:durableId="45613884">
+    <w:abstractNumId w:val="47"/>
+  </w:num>
+  <w:num w:numId="15" w16cid:durableId="1073699014">
     <w:abstractNumId w:val="30"/>
   </w:num>
-  <w:num w:numId="10" w16cid:durableId="704449074">
-    <w:abstractNumId w:val="12"/>
+  <w:num w:numId="16" w16cid:durableId="825632682">
+    <w:abstractNumId w:val="39"/>
   </w:num>
-  <w:num w:numId="11" w16cid:durableId="1057900133">
-    <w:abstractNumId w:val="19"/>
-  </w:num>
-  <w:num w:numId="12" w16cid:durableId="800534570">
-    <w:abstractNumId w:val="28"/>
-  </w:num>
-  <w:num w:numId="13" w16cid:durableId="865797943">
+  <w:num w:numId="17" w16cid:durableId="117530552">
     <w:abstractNumId w:val="29"/>
   </w:num>
-  <w:num w:numId="14" w16cid:durableId="45613884">
-    <w:abstractNumId w:val="39"/>
-  </w:num>
-  <w:num w:numId="15" w16cid:durableId="1073699014">
-    <w:abstractNumId w:val="27"/>
-  </w:num>
-  <w:num w:numId="16" w16cid:durableId="825632682">
-    <w:abstractNumId w:val="33"/>
-  </w:num>
-  <w:num w:numId="17" w16cid:durableId="117530552">
-    <w:abstractNumId w:val="26"/>
-  </w:num>
   <w:num w:numId="18" w16cid:durableId="1593049300">
-    <w:abstractNumId w:val="36"/>
+    <w:abstractNumId w:val="43"/>
   </w:num>
   <w:num w:numId="19" w16cid:durableId="273363230">
-    <w:abstractNumId w:val="40"/>
+    <w:abstractNumId w:val="48"/>
   </w:num>
   <w:num w:numId="20" w16cid:durableId="1817912169">
-    <w:abstractNumId w:val="7"/>
+    <w:abstractNumId w:val="8"/>
   </w:num>
   <w:num w:numId="21" w16cid:durableId="962033361">
-    <w:abstractNumId w:val="17"/>
+    <w:abstractNumId w:val="19"/>
   </w:num>
   <w:num w:numId="22" w16cid:durableId="775099325">
     <w:abstractNumId w:val="6"/>
   </w:num>
   <w:num w:numId="23" w16cid:durableId="1190145685">
-    <w:abstractNumId w:val="8"/>
+    <w:abstractNumId w:val="9"/>
   </w:num>
   <w:num w:numId="24" w16cid:durableId="1262758997">
-    <w:abstractNumId w:val="21"/>
+    <w:abstractNumId w:val="23"/>
   </w:num>
   <w:num w:numId="25" w16cid:durableId="1725980020">
-    <w:abstractNumId w:val="14"/>
+    <w:abstractNumId w:val="16"/>
   </w:num>
   <w:num w:numId="26" w16cid:durableId="2133016411">
+    <w:abstractNumId w:val="12"/>
+  </w:num>
+  <w:num w:numId="27" w16cid:durableId="792750134">
+    <w:abstractNumId w:val="44"/>
+  </w:num>
+  <w:num w:numId="28" w16cid:durableId="1154570208">
+    <w:abstractNumId w:val="13"/>
+  </w:num>
+  <w:num w:numId="29" w16cid:durableId="632060426">
+    <w:abstractNumId w:val="42"/>
+  </w:num>
+  <w:num w:numId="30" w16cid:durableId="1301964182">
+    <w:abstractNumId w:val="18"/>
+  </w:num>
+  <w:num w:numId="31" w16cid:durableId="548567616">
+    <w:abstractNumId w:val="27"/>
+  </w:num>
+  <w:num w:numId="32" w16cid:durableId="11340250">
+    <w:abstractNumId w:val="25"/>
+  </w:num>
+  <w:num w:numId="33" w16cid:durableId="1872962243">
+    <w:abstractNumId w:val="22"/>
+  </w:num>
+  <w:num w:numId="34" w16cid:durableId="1107191594">
+    <w:abstractNumId w:val="28"/>
+  </w:num>
+  <w:num w:numId="35" w16cid:durableId="883517285">
+    <w:abstractNumId w:val="24"/>
+  </w:num>
+  <w:num w:numId="36" w16cid:durableId="1430616483">
+    <w:abstractNumId w:val="36"/>
+  </w:num>
+  <w:num w:numId="37" w16cid:durableId="1857774">
+    <w:abstractNumId w:val="45"/>
+  </w:num>
+  <w:num w:numId="38" w16cid:durableId="832330099">
+    <w:abstractNumId w:val="38"/>
+  </w:num>
+  <w:num w:numId="39" w16cid:durableId="1002319245">
+    <w:abstractNumId w:val="41"/>
+  </w:num>
+  <w:num w:numId="40" w16cid:durableId="1341079634">
+    <w:abstractNumId w:val="15"/>
+  </w:num>
+  <w:num w:numId="41" w16cid:durableId="99689221">
+    <w:abstractNumId w:val="11"/>
+  </w:num>
+  <w:num w:numId="42" w16cid:durableId="996688302">
+    <w:abstractNumId w:val="17"/>
+  </w:num>
+  <w:num w:numId="43" w16cid:durableId="2046053877">
+    <w:abstractNumId w:val="31"/>
+  </w:num>
+  <w:num w:numId="44" w16cid:durableId="958758088">
+    <w:abstractNumId w:val="40"/>
+  </w:num>
+  <w:num w:numId="45" w16cid:durableId="1865244360">
+    <w:abstractNumId w:val="32"/>
+  </w:num>
+  <w:num w:numId="46" w16cid:durableId="1857888853">
+    <w:abstractNumId w:val="46"/>
+  </w:num>
+  <w:num w:numId="47" w16cid:durableId="1733385880">
+    <w:abstractNumId w:val="37"/>
+  </w:num>
+  <w:num w:numId="48" w16cid:durableId="1793816884">
+    <w:abstractNumId w:val="26"/>
+  </w:num>
+  <w:num w:numId="49" w16cid:durableId="601302478">
     <w:abstractNumId w:val="10"/>
   </w:num>
-  <w:num w:numId="27" w16cid:durableId="792750134">
-    <w:abstractNumId w:val="37"/>
-  </w:num>
-  <w:num w:numId="28" w16cid:durableId="1154570208">
-    <w:abstractNumId w:val="11"/>
-  </w:num>
-  <w:num w:numId="29" w16cid:durableId="632060426">
-    <w:abstractNumId w:val="35"/>
-  </w:num>
-  <w:num w:numId="30" w16cid:durableId="1301964182">
-    <w:abstractNumId w:val="16"/>
-  </w:num>
-  <w:num w:numId="31" w16cid:durableId="548567616">
-    <w:abstractNumId w:val="24"/>
-  </w:num>
-  <w:num w:numId="32" w16cid:durableId="11340250">
-    <w:abstractNumId w:val="23"/>
-  </w:num>
-  <w:num w:numId="33" w16cid:durableId="1872962243">
-    <w:abstractNumId w:val="20"/>
-  </w:num>
-  <w:num w:numId="34" w16cid:durableId="1107191594">
-    <w:abstractNumId w:val="25"/>
-  </w:num>
-  <w:num w:numId="35" w16cid:durableId="883517285">
-    <w:abstractNumId w:val="22"/>
-  </w:num>
-  <w:num w:numId="36" w16cid:durableId="1430616483">
-    <w:abstractNumId w:val="31"/>
-  </w:num>
-  <w:num w:numId="37" w16cid:durableId="1857774">
-    <w:abstractNumId w:val="38"/>
-  </w:num>
-  <w:num w:numId="38" w16cid:durableId="832330099">
-    <w:abstractNumId w:val="32"/>
-  </w:num>
-  <w:num w:numId="39" w16cid:durableId="1002319245">
-    <w:abstractNumId w:val="34"/>
-  </w:num>
-  <w:num w:numId="40" w16cid:durableId="1341079634">
-    <w:abstractNumId w:val="13"/>
-  </w:num>
-  <w:num w:numId="41" w16cid:durableId="99689221">
-    <w:abstractNumId w:val="9"/>
-  </w:num>
-  <w:num w:numId="42" w16cid:durableId="996688302">
-    <w:abstractNumId w:val="15"/>
+  <w:num w:numId="50" w16cid:durableId="1983464545">
+    <w:abstractNumId w:val="7"/>
   </w:num>
   <w:numIdMacAtCleanup w:val="42"/>
 </w:numbering>

--- a/Interview-questions/db2-perfomance-tunning.docx
+++ b/Interview-questions/db2-perfomance-tunning.docx
@@ -3254,13 +3254,13 @@
         <w:rPr>
           <w:rFonts w:asciiTheme="majorHAnsi" w:hAnsiTheme="majorHAnsi" w:cstheme="majorHAnsi"/>
         </w:rPr>
-        <w:t xml:space="preserve">directly </w:t>
-      </w:r>
-      <w:r>
-        <w:rPr>
-          <w:rFonts w:asciiTheme="majorHAnsi" w:hAnsiTheme="majorHAnsi" w:cstheme="majorHAnsi"/>
-        </w:rPr>
-        <w:t>without any scanning of base table.</w:t>
+        <w:t>directly</w:t>
+      </w:r>
+      <w:r>
+        <w:rPr>
+          <w:rFonts w:asciiTheme="majorHAnsi" w:hAnsiTheme="majorHAnsi" w:cstheme="majorHAnsi"/>
+        </w:rPr>
+        <w:t>.</w:t>
       </w:r>
     </w:p>
     <w:p>
@@ -3291,6 +3291,14 @@
         </w:rPr>
         <w:t xml:space="preserve"> predicate is a property of the SQL condition, while index matching is how DB2 actually uses an index during execution.</w:t>
       </w:r>
+    </w:p>
+    <w:p>
+      <w:pPr>
+        <w:spacing w:after="0"/>
+        <w:rPr>
+          <w:rFonts w:asciiTheme="majorHAnsi" w:hAnsiTheme="majorHAnsi" w:cstheme="majorHAnsi"/>
+        </w:rPr>
+      </w:pPr>
     </w:p>
     <w:p>
       <w:pPr>
@@ -4077,7 +4085,7 @@
           <w:szCs w:val="22"/>
           <w:lang w:val="en-US" w:eastAsia="en-US"/>
         </w:rPr>
-        <w:t xml:space="preserve">Index = actual table data (Index table will contain the </w:t>
+        <w:t xml:space="preserve">Index = actual table data </w:t>
       </w:r>
     </w:p>
     <w:p>
@@ -4368,6 +4376,30 @@
     <w:p>
       <w:pPr>
         <w:spacing w:after="0"/>
+        <w:rPr>
+          <w:rFonts w:asciiTheme="majorHAnsi" w:hAnsiTheme="majorHAnsi" w:cstheme="majorHAnsi"/>
+        </w:rPr>
+      </w:pPr>
+    </w:p>
+    <w:p>
+      <w:pPr>
+        <w:spacing w:after="0"/>
+        <w:rPr>
+          <w:rFonts w:asciiTheme="majorHAnsi" w:hAnsiTheme="majorHAnsi" w:cstheme="majorHAnsi"/>
+        </w:rPr>
+      </w:pPr>
+    </w:p>
+    <w:p>
+      <w:pPr>
+        <w:spacing w:after="0"/>
+        <w:rPr>
+          <w:rFonts w:asciiTheme="majorHAnsi" w:hAnsiTheme="majorHAnsi" w:cstheme="majorHAnsi"/>
+        </w:rPr>
+      </w:pPr>
+    </w:p>
+    <w:p>
+      <w:pPr>
+        <w:spacing w:after="0"/>
         <w:ind w:firstLine="720"/>
         <w:rPr>
           <w:rFonts w:asciiTheme="majorHAnsi" w:hAnsiTheme="majorHAnsi" w:cstheme="majorHAnsi"/>
@@ -4379,6 +4411,7 @@
           <w:rFonts w:asciiTheme="majorHAnsi" w:hAnsiTheme="majorHAnsi" w:cstheme="majorHAnsi"/>
           <w:b/>
         </w:rPr>
+        <w:lastRenderedPageBreak/>
         <w:t>Non-cluster Index</w:t>
       </w:r>
     </w:p>
@@ -4437,7 +4470,6 @@
           <w:bCs/>
           <w:lang w:val="en-IN"/>
         </w:rPr>
-        <w:lastRenderedPageBreak/>
         <w:t xml:space="preserve">Index is </w:t>
       </w:r>
       <w:r>
@@ -4806,33 +4838,6 @@
           </wp:inline>
         </w:drawing>
       </w:r>
-    </w:p>
-    <w:p>
-      <w:pPr>
-        <w:spacing w:after="0"/>
-        <w:rPr>
-          <w:rFonts w:asciiTheme="majorHAnsi" w:hAnsiTheme="majorHAnsi" w:cstheme="majorHAnsi"/>
-          <w:b/>
-        </w:rPr>
-      </w:pPr>
-    </w:p>
-    <w:p>
-      <w:pPr>
-        <w:spacing w:after="0"/>
-        <w:rPr>
-          <w:rFonts w:asciiTheme="majorHAnsi" w:hAnsiTheme="majorHAnsi" w:cstheme="majorHAnsi"/>
-          <w:b/>
-        </w:rPr>
-      </w:pPr>
-    </w:p>
-    <w:p>
-      <w:pPr>
-        <w:spacing w:after="0"/>
-        <w:rPr>
-          <w:rFonts w:asciiTheme="majorHAnsi" w:hAnsiTheme="majorHAnsi" w:cstheme="majorHAnsi"/>
-          <w:b/>
-        </w:rPr>
-      </w:pPr>
     </w:p>
     <w:p>
       <w:pPr>
@@ -8430,27 +8435,133 @@
     <w:p>
       <w:pPr>
         <w:spacing w:after="0"/>
-        <w:rPr>
-          <w:rFonts w:asciiTheme="majorHAnsi" w:hAnsiTheme="majorHAnsi" w:cstheme="majorHAnsi"/>
-        </w:rPr>
-      </w:pPr>
-      <w:r>
-        <w:rPr>
-          <w:rFonts w:asciiTheme="majorHAnsi" w:hAnsiTheme="majorHAnsi" w:cstheme="majorHAnsi"/>
-        </w:rPr>
-        <w:t>Utility that gathers table and index statistics for optimizer. This concept is important in production DB2 systems because it directly affects query performance, resource utilization, and database scalability. In real enterprise environments such as banking or insurance systems running on IBM z/OS, understanding this helps developers design efficient SQL, reduce I/O, and support high</w:t>
-      </w:r>
-      <w:r>
-        <w:rPr>
-          <w:rFonts w:ascii="Cambria Math" w:hAnsi="Cambria Math" w:cs="Cambria Math"/>
-        </w:rPr>
-        <w:t>‑</w:t>
-      </w:r>
-      <w:r>
-        <w:rPr>
-          <w:rFonts w:asciiTheme="majorHAnsi" w:hAnsiTheme="majorHAnsi" w:cstheme="majorHAnsi"/>
-        </w:rPr>
-        <w:t>volume transaction processing.</w:t>
+        <w:ind w:firstLine="720"/>
+        <w:rPr>
+          <w:rFonts w:asciiTheme="majorHAnsi" w:hAnsiTheme="majorHAnsi" w:cstheme="majorHAnsi"/>
+        </w:rPr>
+      </w:pPr>
+      <w:r>
+        <w:rPr>
+          <w:rFonts w:asciiTheme="majorHAnsi" w:hAnsiTheme="majorHAnsi" w:cstheme="majorHAnsi"/>
+        </w:rPr>
+        <w:t>RUNSTATS is a DB2 utility used to collect statistics about tables and indexes, which helps the DB2 optimizer choose the best access path for SQL queries.</w:t>
+      </w:r>
+    </w:p>
+    <w:p>
+      <w:pPr>
+        <w:numPr>
+          <w:ilvl w:val="0"/>
+          <w:numId w:val="78"/>
+        </w:numPr>
+        <w:spacing w:after="0"/>
+        <w:rPr>
+          <w:rFonts w:asciiTheme="majorHAnsi" w:hAnsiTheme="majorHAnsi" w:cstheme="majorHAnsi"/>
+          <w:lang w:val="en-IN"/>
+        </w:rPr>
+      </w:pPr>
+      <w:r>
+        <w:rPr>
+          <w:rFonts w:asciiTheme="majorHAnsi" w:hAnsiTheme="majorHAnsi" w:cstheme="majorHAnsi"/>
+          <w:lang w:val="en-IN"/>
+        </w:rPr>
+        <w:t xml:space="preserve">Does not change data, only collects statistics </w:t>
+      </w:r>
+    </w:p>
+    <w:p>
+      <w:pPr>
+        <w:numPr>
+          <w:ilvl w:val="0"/>
+          <w:numId w:val="78"/>
+        </w:numPr>
+        <w:spacing w:after="0"/>
+        <w:rPr>
+          <w:rFonts w:asciiTheme="majorHAnsi" w:hAnsiTheme="majorHAnsi" w:cstheme="majorHAnsi"/>
+          <w:lang w:val="en-IN"/>
+        </w:rPr>
+      </w:pPr>
+      <w:r>
+        <w:rPr>
+          <w:rFonts w:asciiTheme="majorHAnsi" w:hAnsiTheme="majorHAnsi" w:cstheme="majorHAnsi"/>
+          <w:lang w:val="en-IN"/>
+        </w:rPr>
+        <w:t xml:space="preserve">Helps query optimization </w:t>
+      </w:r>
+    </w:p>
+    <w:p>
+      <w:pPr>
+        <w:numPr>
+          <w:ilvl w:val="0"/>
+          <w:numId w:val="78"/>
+        </w:numPr>
+        <w:spacing w:after="0"/>
+        <w:rPr>
+          <w:rFonts w:asciiTheme="majorHAnsi" w:hAnsiTheme="majorHAnsi" w:cstheme="majorHAnsi"/>
+          <w:lang w:val="en-IN"/>
+        </w:rPr>
+      </w:pPr>
+      <w:r>
+        <w:rPr>
+          <w:rFonts w:asciiTheme="majorHAnsi" w:hAnsiTheme="majorHAnsi" w:cstheme="majorHAnsi"/>
+          <w:lang w:val="en-IN"/>
+        </w:rPr>
+        <w:t xml:space="preserve">Should be run after major data changes (INSERT/UPDATE/DELETE/LOAD) </w:t>
+      </w:r>
+    </w:p>
+    <w:p>
+      <w:pPr>
+        <w:numPr>
+          <w:ilvl w:val="0"/>
+          <w:numId w:val="78"/>
+        </w:numPr>
+        <w:spacing w:after="0"/>
+        <w:rPr>
+          <w:rFonts w:asciiTheme="majorHAnsi" w:hAnsiTheme="majorHAnsi" w:cstheme="majorHAnsi"/>
+          <w:lang w:val="en-IN"/>
+        </w:rPr>
+      </w:pPr>
+      <w:r>
+        <w:rPr>
+          <w:rFonts w:asciiTheme="majorHAnsi" w:hAnsiTheme="majorHAnsi" w:cstheme="majorHAnsi"/>
+          <w:lang w:val="en-IN"/>
+        </w:rPr>
+        <w:t xml:space="preserve">Often followed by REBIND to use new statistics </w:t>
+      </w:r>
+    </w:p>
+    <w:p>
+      <w:pPr>
+        <w:numPr>
+          <w:ilvl w:val="0"/>
+          <w:numId w:val="78"/>
+        </w:numPr>
+        <w:spacing w:after="0"/>
+        <w:rPr>
+          <w:rFonts w:asciiTheme="majorHAnsi" w:hAnsiTheme="majorHAnsi" w:cstheme="majorHAnsi"/>
+          <w:lang w:val="en-IN"/>
+        </w:rPr>
+      </w:pPr>
+      <w:r>
+        <w:rPr>
+          <w:rFonts w:asciiTheme="majorHAnsi" w:hAnsiTheme="majorHAnsi" w:cstheme="majorHAnsi"/>
+        </w:rPr>
+        <w:t>RUNSTATS TABLE DBNAME.TABLENAME</w:t>
+      </w:r>
+      <w:r>
+        <w:rPr>
+          <w:rFonts w:asciiTheme="majorHAnsi" w:hAnsiTheme="majorHAnsi" w:cstheme="majorHAnsi"/>
+        </w:rPr>
+        <w:br/>
+      </w:r>
+      <w:r>
+        <w:rPr>
+          <w:rFonts w:asciiTheme="majorHAnsi" w:hAnsiTheme="majorHAnsi" w:cstheme="majorHAnsi"/>
+        </w:rPr>
+        <w:t xml:space="preserve">    </w:t>
+      </w:r>
+      <w:r>
+        <w:rPr>
+          <w:rFonts w:asciiTheme="majorHAnsi" w:hAnsiTheme="majorHAnsi" w:cstheme="majorHAnsi"/>
+        </w:rPr>
+        <w:t>INDEX(ALL)</w:t>
       </w:r>
     </w:p>
     <w:p>
@@ -8479,28 +8590,245 @@
     <w:p>
       <w:pPr>
         <w:spacing w:after="0"/>
-        <w:rPr>
-          <w:rFonts w:asciiTheme="majorHAnsi" w:hAnsiTheme="majorHAnsi" w:cstheme="majorHAnsi"/>
-        </w:rPr>
-      </w:pPr>
-      <w:r>
-        <w:rPr>
-          <w:rFonts w:asciiTheme="majorHAnsi" w:hAnsiTheme="majorHAnsi" w:cstheme="majorHAnsi"/>
-        </w:rPr>
-        <w:t>Without statistics optimizer may choose inefficient access paths. This concept is important in production DB2 systems because it directly affects query performance, resource utilization, and database scalability. In real enterprise environments such as banking or insurance systems running on IBM z/OS, understanding this helps developers design efficient SQL, reduce I/O, and support high</w:t>
-      </w:r>
-      <w:r>
-        <w:rPr>
-          <w:rFonts w:ascii="Cambria Math" w:hAnsi="Cambria Math" w:cs="Cambria Math"/>
-        </w:rPr>
-        <w:t>‑</w:t>
-      </w:r>
-      <w:r>
-        <w:rPr>
-          <w:rFonts w:asciiTheme="majorHAnsi" w:hAnsiTheme="majorHAnsi" w:cstheme="majorHAnsi"/>
-        </w:rPr>
-        <w:t>volume transaction processing.</w:t>
-      </w:r>
+        <w:ind w:left="720"/>
+        <w:rPr>
+          <w:rFonts w:asciiTheme="majorHAnsi" w:hAnsiTheme="majorHAnsi" w:cstheme="majorHAnsi"/>
+          <w:lang w:val="en-IN"/>
+        </w:rPr>
+      </w:pPr>
+      <w:r>
+        <w:rPr>
+          <w:rFonts w:asciiTheme="majorHAnsi" w:hAnsiTheme="majorHAnsi" w:cstheme="majorHAnsi"/>
+          <w:lang w:val="en-IN"/>
+        </w:rPr>
+        <w:t>Why is RUNSTATS important?</w:t>
+      </w:r>
+    </w:p>
+    <w:p>
+      <w:pPr>
+        <w:spacing w:after="0"/>
+        <w:ind w:left="720"/>
+        <w:rPr>
+          <w:rFonts w:asciiTheme="majorHAnsi" w:hAnsiTheme="majorHAnsi" w:cstheme="majorHAnsi"/>
+          <w:lang w:val="en-IN"/>
+        </w:rPr>
+      </w:pPr>
+      <w:r>
+        <w:rPr>
+          <w:rFonts w:asciiTheme="majorHAnsi" w:hAnsiTheme="majorHAnsi" w:cstheme="majorHAnsi"/>
+          <w:lang w:val="en-IN"/>
+        </w:rPr>
+        <w:t>DB2 optimizer decisions are based on statistics like:</w:t>
+      </w:r>
+    </w:p>
+    <w:p>
+      <w:pPr>
+        <w:numPr>
+          <w:ilvl w:val="0"/>
+          <w:numId w:val="76"/>
+        </w:numPr>
+        <w:tabs>
+          <w:tab w:val="clear" w:pos="720"/>
+          <w:tab w:val="num" w:pos="1440"/>
+        </w:tabs>
+        <w:spacing w:after="0"/>
+        <w:ind w:left="1440"/>
+        <w:rPr>
+          <w:rFonts w:asciiTheme="majorHAnsi" w:hAnsiTheme="majorHAnsi" w:cstheme="majorHAnsi"/>
+          <w:lang w:val="en-IN"/>
+        </w:rPr>
+      </w:pPr>
+      <w:r>
+        <w:rPr>
+          <w:rFonts w:asciiTheme="majorHAnsi" w:hAnsiTheme="majorHAnsi" w:cstheme="majorHAnsi"/>
+          <w:lang w:val="en-IN"/>
+        </w:rPr>
+        <w:t xml:space="preserve">Number of rows in a table </w:t>
+      </w:r>
+    </w:p>
+    <w:p>
+      <w:pPr>
+        <w:numPr>
+          <w:ilvl w:val="0"/>
+          <w:numId w:val="76"/>
+        </w:numPr>
+        <w:tabs>
+          <w:tab w:val="clear" w:pos="720"/>
+          <w:tab w:val="num" w:pos="1440"/>
+        </w:tabs>
+        <w:spacing w:after="0"/>
+        <w:ind w:left="1440"/>
+        <w:rPr>
+          <w:rFonts w:asciiTheme="majorHAnsi" w:hAnsiTheme="majorHAnsi" w:cstheme="majorHAnsi"/>
+          <w:lang w:val="en-IN"/>
+        </w:rPr>
+      </w:pPr>
+      <w:r>
+        <w:rPr>
+          <w:rFonts w:asciiTheme="majorHAnsi" w:hAnsiTheme="majorHAnsi" w:cstheme="majorHAnsi"/>
+          <w:lang w:val="en-IN"/>
+        </w:rPr>
+        <w:t xml:space="preserve">Number of pages </w:t>
+      </w:r>
+    </w:p>
+    <w:p>
+      <w:pPr>
+        <w:numPr>
+          <w:ilvl w:val="0"/>
+          <w:numId w:val="76"/>
+        </w:numPr>
+        <w:tabs>
+          <w:tab w:val="clear" w:pos="720"/>
+          <w:tab w:val="num" w:pos="1440"/>
+        </w:tabs>
+        <w:spacing w:after="0"/>
+        <w:ind w:left="1440"/>
+        <w:rPr>
+          <w:rFonts w:asciiTheme="majorHAnsi" w:hAnsiTheme="majorHAnsi" w:cstheme="majorHAnsi"/>
+          <w:lang w:val="en-IN"/>
+        </w:rPr>
+      </w:pPr>
+      <w:r>
+        <w:rPr>
+          <w:rFonts w:asciiTheme="majorHAnsi" w:hAnsiTheme="majorHAnsi" w:cstheme="majorHAnsi"/>
+          <w:lang w:val="en-IN"/>
+        </w:rPr>
+        <w:t xml:space="preserve">Distribution of data (cardinality) </w:t>
+      </w:r>
+    </w:p>
+    <w:p>
+      <w:pPr>
+        <w:numPr>
+          <w:ilvl w:val="0"/>
+          <w:numId w:val="76"/>
+        </w:numPr>
+        <w:tabs>
+          <w:tab w:val="clear" w:pos="720"/>
+          <w:tab w:val="num" w:pos="1440"/>
+        </w:tabs>
+        <w:spacing w:after="0"/>
+        <w:ind w:left="1440"/>
+        <w:rPr>
+          <w:rFonts w:asciiTheme="majorHAnsi" w:hAnsiTheme="majorHAnsi" w:cstheme="majorHAnsi"/>
+          <w:lang w:val="en-IN"/>
+        </w:rPr>
+      </w:pPr>
+      <w:r>
+        <w:rPr>
+          <w:rFonts w:asciiTheme="majorHAnsi" w:hAnsiTheme="majorHAnsi" w:cstheme="majorHAnsi"/>
+          <w:lang w:val="en-IN"/>
+        </w:rPr>
+        <w:t>Index selectivity</w:t>
+      </w:r>
+    </w:p>
+    <w:p>
+      <w:pPr>
+        <w:tabs>
+          <w:tab w:val="num" w:pos="1440"/>
+        </w:tabs>
+        <w:spacing w:after="0"/>
+        <w:ind w:left="1440"/>
+        <w:rPr>
+          <w:rFonts w:asciiTheme="majorHAnsi" w:hAnsiTheme="majorHAnsi" w:cstheme="majorHAnsi"/>
+          <w:lang w:val="en-IN"/>
+        </w:rPr>
+      </w:pPr>
+    </w:p>
+    <w:p>
+      <w:pPr>
+        <w:spacing w:after="0"/>
+        <w:ind w:left="720"/>
+        <w:rPr>
+          <w:rFonts w:asciiTheme="majorHAnsi" w:hAnsiTheme="majorHAnsi" w:cstheme="majorHAnsi"/>
+          <w:lang w:val="en-IN"/>
+        </w:rPr>
+      </w:pPr>
+      <w:r>
+        <w:rPr>
+          <w:rFonts w:asciiTheme="majorHAnsi" w:hAnsiTheme="majorHAnsi" w:cstheme="majorHAnsi"/>
+          <w:lang w:val="en-IN"/>
+        </w:rPr>
+        <w:t>If a table has grown from 1,000 rows → 1,000,000 rows and RUNSTATS is not executed:</w:t>
+      </w:r>
+    </w:p>
+    <w:p>
+      <w:pPr>
+        <w:numPr>
+          <w:ilvl w:val="0"/>
+          <w:numId w:val="77"/>
+        </w:numPr>
+        <w:tabs>
+          <w:tab w:val="num" w:pos="720"/>
+        </w:tabs>
+        <w:spacing w:after="0"/>
+        <w:rPr>
+          <w:rFonts w:asciiTheme="majorHAnsi" w:hAnsiTheme="majorHAnsi" w:cstheme="majorHAnsi"/>
+          <w:lang w:val="en-IN"/>
+        </w:rPr>
+      </w:pPr>
+      <w:r>
+        <w:rPr>
+          <w:rFonts w:asciiTheme="majorHAnsi" w:hAnsiTheme="majorHAnsi" w:cstheme="majorHAnsi"/>
+          <w:lang w:val="en-IN"/>
+        </w:rPr>
+        <w:t xml:space="preserve">DB2 may still assume small data </w:t>
+      </w:r>
+    </w:p>
+    <w:p>
+      <w:pPr>
+        <w:numPr>
+          <w:ilvl w:val="0"/>
+          <w:numId w:val="77"/>
+        </w:numPr>
+        <w:tabs>
+          <w:tab w:val="num" w:pos="720"/>
+        </w:tabs>
+        <w:spacing w:after="0"/>
+        <w:rPr>
+          <w:rFonts w:asciiTheme="majorHAnsi" w:hAnsiTheme="majorHAnsi" w:cstheme="majorHAnsi"/>
+          <w:lang w:val="en-IN"/>
+        </w:rPr>
+      </w:pPr>
+      <w:r>
+        <w:rPr>
+          <w:rFonts w:asciiTheme="majorHAnsi" w:hAnsiTheme="majorHAnsi" w:cstheme="majorHAnsi"/>
+          <w:lang w:val="en-IN"/>
+        </w:rPr>
+        <w:t xml:space="preserve">It may choose table scan instead of index scan </w:t>
+      </w:r>
+    </w:p>
+    <w:p>
+      <w:pPr>
+        <w:numPr>
+          <w:ilvl w:val="0"/>
+          <w:numId w:val="77"/>
+        </w:numPr>
+        <w:tabs>
+          <w:tab w:val="num" w:pos="720"/>
+        </w:tabs>
+        <w:spacing w:after="0"/>
+        <w:rPr>
+          <w:rFonts w:asciiTheme="majorHAnsi" w:hAnsiTheme="majorHAnsi" w:cstheme="majorHAnsi"/>
+          <w:lang w:val="en-IN"/>
+        </w:rPr>
+      </w:pPr>
+      <w:r>
+        <w:rPr>
+          <w:rFonts w:asciiTheme="majorHAnsi" w:hAnsiTheme="majorHAnsi" w:cstheme="majorHAnsi"/>
+          <w:lang w:val="en-IN"/>
+        </w:rPr>
+        <w:t>Result → performance degradation</w:t>
+      </w:r>
+    </w:p>
+    <w:p>
+      <w:pPr>
+        <w:spacing w:after="0"/>
+        <w:ind w:left="720"/>
+        <w:rPr>
+          <w:rFonts w:asciiTheme="majorHAnsi" w:hAnsiTheme="majorHAnsi" w:cstheme="majorHAnsi"/>
+          <w:lang w:val="en-IN"/>
+        </w:rPr>
+      </w:pPr>
     </w:p>
     <w:p>
       <w:pPr>
@@ -8773,6 +9101,42 @@
     <w:p>
       <w:pPr>
         <w:spacing w:after="0"/>
+        <w:ind w:firstLine="720"/>
+        <w:rPr>
+          <w:rFonts w:asciiTheme="majorHAnsi" w:hAnsiTheme="majorHAnsi" w:cstheme="majorHAnsi"/>
+        </w:rPr>
+      </w:pPr>
+    </w:p>
+    <w:p>
+      <w:pPr>
+        <w:spacing w:after="0"/>
+        <w:ind w:firstLine="720"/>
+        <w:rPr>
+          <w:rFonts w:asciiTheme="majorHAnsi" w:hAnsiTheme="majorHAnsi" w:cstheme="majorHAnsi"/>
+        </w:rPr>
+      </w:pPr>
+    </w:p>
+    <w:p>
+      <w:pPr>
+        <w:spacing w:after="0"/>
+        <w:ind w:firstLine="720"/>
+        <w:rPr>
+          <w:rFonts w:asciiTheme="majorHAnsi" w:hAnsiTheme="majorHAnsi" w:cstheme="majorHAnsi"/>
+        </w:rPr>
+      </w:pPr>
+    </w:p>
+    <w:p>
+      <w:pPr>
+        <w:spacing w:after="0"/>
+        <w:ind w:firstLine="720"/>
+        <w:rPr>
+          <w:rFonts w:asciiTheme="majorHAnsi" w:hAnsiTheme="majorHAnsi" w:cstheme="majorHAnsi"/>
+        </w:rPr>
+      </w:pPr>
+    </w:p>
+    <w:p>
+      <w:pPr>
+        <w:spacing w:after="0"/>
         <w:rPr>
           <w:rFonts w:asciiTheme="majorHAnsi" w:hAnsiTheme="majorHAnsi" w:cstheme="majorHAnsi"/>
         </w:rPr>
@@ -8782,6 +9146,7 @@
           <w:rFonts w:asciiTheme="majorHAnsi" w:hAnsiTheme="majorHAnsi" w:cstheme="majorHAnsi"/>
           <w:b/>
         </w:rPr>
+        <w:lastRenderedPageBreak/>
         <w:t>What is LOAD utility?</w:t>
       </w:r>
     </w:p>
@@ -9055,7 +9420,6 @@
           <w:rFonts w:asciiTheme="majorHAnsi" w:hAnsiTheme="majorHAnsi" w:cstheme="majorHAnsi"/>
           <w:lang w:val="en-IN"/>
         </w:rPr>
-        <w:lastRenderedPageBreak/>
         <w:t>Most common</w:t>
       </w:r>
     </w:p>
@@ -9194,7 +9558,21 @@
         <w:rPr>
           <w:rFonts w:asciiTheme="majorHAnsi" w:hAnsiTheme="majorHAnsi" w:cstheme="majorHAnsi"/>
         </w:rPr>
-        <w:t>An image copy is a backup of a DB2 table space or index space that contains a consistent snapshot of the data at a specific point in time.</w:t>
+        <w:t xml:space="preserve">An image copy is a backup of a DB2 table space or index space that contains a </w:t>
+      </w:r>
+      <w:r>
+        <w:rPr>
+          <w:rFonts w:asciiTheme="majorHAnsi" w:hAnsiTheme="majorHAnsi" w:cstheme="majorHAnsi"/>
+          <w:b/>
+          <w:bCs/>
+        </w:rPr>
+        <w:t>consistent snapshot of the data</w:t>
+      </w:r>
+      <w:r>
+        <w:rPr>
+          <w:rFonts w:asciiTheme="majorHAnsi" w:hAnsiTheme="majorHAnsi" w:cstheme="majorHAnsi"/>
+        </w:rPr>
+        <w:t xml:space="preserve"> at a specific point in time.</w:t>
       </w:r>
     </w:p>
     <w:p>
@@ -9566,6 +9944,7 @@
           <w:rFonts w:asciiTheme="majorHAnsi" w:hAnsiTheme="majorHAnsi" w:cstheme="majorHAnsi"/>
           <w:lang w:val="en-IN"/>
         </w:rPr>
+        <w:lastRenderedPageBreak/>
         <w:t>Faster than dropping and recreating manually</w:t>
       </w:r>
     </w:p>
@@ -9785,28 +10164,11 @@
           <w:rFonts w:asciiTheme="majorHAnsi" w:hAnsiTheme="majorHAnsi" w:cstheme="majorHAnsi"/>
         </w:rPr>
       </w:pPr>
-    </w:p>
-    <w:p>
-      <w:pPr>
-        <w:spacing w:after="0"/>
-        <w:rPr>
-          <w:rFonts w:asciiTheme="majorHAnsi" w:hAnsiTheme="majorHAnsi" w:cstheme="majorHAnsi"/>
-        </w:rPr>
-      </w:pPr>
-    </w:p>
-    <w:p>
-      <w:pPr>
-        <w:spacing w:after="0"/>
-        <w:rPr>
-          <w:rFonts w:asciiTheme="majorHAnsi" w:hAnsiTheme="majorHAnsi" w:cstheme="majorHAnsi"/>
-        </w:rPr>
-      </w:pPr>
       <w:r>
         <w:rPr>
           <w:rFonts w:asciiTheme="majorHAnsi" w:hAnsiTheme="majorHAnsi" w:cstheme="majorHAnsi"/>
           <w:b/>
         </w:rPr>
-        <w:lastRenderedPageBreak/>
         <w:t>What is MODIFY utility?</w:t>
       </w:r>
     </w:p>
@@ -10127,118 +10489,6 @@
     <w:p>
       <w:pPr>
         <w:spacing w:after="0"/>
-        <w:rPr>
-          <w:rFonts w:asciiTheme="majorHAnsi" w:hAnsiTheme="majorHAnsi" w:cstheme="majorHAnsi"/>
-        </w:rPr>
-      </w:pPr>
-    </w:p>
-    <w:p>
-      <w:pPr>
-        <w:spacing w:after="0"/>
-        <w:rPr>
-          <w:rFonts w:asciiTheme="majorHAnsi" w:hAnsiTheme="majorHAnsi" w:cstheme="majorHAnsi"/>
-        </w:rPr>
-      </w:pPr>
-    </w:p>
-    <w:p>
-      <w:pPr>
-        <w:spacing w:after="0"/>
-        <w:rPr>
-          <w:rFonts w:asciiTheme="majorHAnsi" w:hAnsiTheme="majorHAnsi" w:cstheme="majorHAnsi"/>
-        </w:rPr>
-      </w:pPr>
-    </w:p>
-    <w:p>
-      <w:pPr>
-        <w:spacing w:after="0"/>
-        <w:rPr>
-          <w:rFonts w:asciiTheme="majorHAnsi" w:hAnsiTheme="majorHAnsi" w:cstheme="majorHAnsi"/>
-        </w:rPr>
-      </w:pPr>
-    </w:p>
-    <w:p>
-      <w:pPr>
-        <w:spacing w:after="0"/>
-        <w:rPr>
-          <w:rFonts w:asciiTheme="majorHAnsi" w:hAnsiTheme="majorHAnsi" w:cstheme="majorHAnsi"/>
-        </w:rPr>
-      </w:pPr>
-    </w:p>
-    <w:p>
-      <w:pPr>
-        <w:spacing w:after="0"/>
-        <w:rPr>
-          <w:rFonts w:asciiTheme="majorHAnsi" w:hAnsiTheme="majorHAnsi" w:cstheme="majorHAnsi"/>
-        </w:rPr>
-      </w:pPr>
-    </w:p>
-    <w:p>
-      <w:pPr>
-        <w:spacing w:after="0"/>
-        <w:rPr>
-          <w:rFonts w:asciiTheme="majorHAnsi" w:hAnsiTheme="majorHAnsi" w:cstheme="majorHAnsi"/>
-        </w:rPr>
-      </w:pPr>
-    </w:p>
-    <w:p>
-      <w:pPr>
-        <w:spacing w:after="0"/>
-        <w:rPr>
-          <w:rFonts w:asciiTheme="majorHAnsi" w:hAnsiTheme="majorHAnsi" w:cstheme="majorHAnsi"/>
-        </w:rPr>
-      </w:pPr>
-    </w:p>
-    <w:p>
-      <w:pPr>
-        <w:spacing w:after="0"/>
-        <w:rPr>
-          <w:rFonts w:asciiTheme="majorHAnsi" w:hAnsiTheme="majorHAnsi" w:cstheme="majorHAnsi"/>
-        </w:rPr>
-      </w:pPr>
-    </w:p>
-    <w:p>
-      <w:pPr>
-        <w:spacing w:after="0"/>
-        <w:rPr>
-          <w:rFonts w:asciiTheme="majorHAnsi" w:hAnsiTheme="majorHAnsi" w:cstheme="majorHAnsi"/>
-        </w:rPr>
-      </w:pPr>
-    </w:p>
-    <w:p>
-      <w:pPr>
-        <w:spacing w:after="0"/>
-        <w:rPr>
-          <w:rFonts w:asciiTheme="majorHAnsi" w:hAnsiTheme="majorHAnsi" w:cstheme="majorHAnsi"/>
-        </w:rPr>
-      </w:pPr>
-    </w:p>
-    <w:p>
-      <w:pPr>
-        <w:spacing w:after="0"/>
-        <w:rPr>
-          <w:rFonts w:asciiTheme="majorHAnsi" w:hAnsiTheme="majorHAnsi" w:cstheme="majorHAnsi"/>
-        </w:rPr>
-      </w:pPr>
-    </w:p>
-    <w:p>
-      <w:pPr>
-        <w:spacing w:after="0"/>
-        <w:rPr>
-          <w:rFonts w:asciiTheme="majorHAnsi" w:hAnsiTheme="majorHAnsi" w:cstheme="majorHAnsi"/>
-        </w:rPr>
-      </w:pPr>
-    </w:p>
-    <w:p>
-      <w:pPr>
-        <w:spacing w:after="0"/>
-        <w:rPr>
-          <w:rFonts w:asciiTheme="majorHAnsi" w:hAnsiTheme="majorHAnsi" w:cstheme="majorHAnsi"/>
-        </w:rPr>
-      </w:pPr>
-    </w:p>
-    <w:p>
-      <w:pPr>
-        <w:spacing w:after="0"/>
         <w:jc w:val="center"/>
         <w:rPr>
           <w:rFonts w:asciiTheme="majorHAnsi" w:hAnsiTheme="majorHAnsi" w:cstheme="majorHAnsi"/>
@@ -11220,7 +11470,7 @@
       <w:pPr>
         <w:numPr>
           <w:ilvl w:val="0"/>
-          <w:numId w:val="50"/>
+          <w:numId w:val="49"/>
         </w:numPr>
         <w:tabs>
           <w:tab w:val="clear" w:pos="720"/>
@@ -11239,6 +11489,303 @@
           <w:lang w:val="en-IN"/>
         </w:rPr>
         <w:t xml:space="preserve">DB2 checks if data is already committed </w:t>
+      </w:r>
+    </w:p>
+    <w:p>
+      <w:pPr>
+        <w:numPr>
+          <w:ilvl w:val="0"/>
+          <w:numId w:val="49"/>
+        </w:numPr>
+        <w:tabs>
+          <w:tab w:val="clear" w:pos="720"/>
+          <w:tab w:val="num" w:pos="1080"/>
+        </w:tabs>
+        <w:spacing w:after="0"/>
+        <w:ind w:left="1080"/>
+        <w:rPr>
+          <w:rFonts w:asciiTheme="majorHAnsi" w:hAnsiTheme="majorHAnsi" w:cstheme="majorHAnsi"/>
+          <w:lang w:val="en-IN"/>
+        </w:rPr>
+      </w:pPr>
+      <w:r>
+        <w:rPr>
+          <w:rFonts w:asciiTheme="majorHAnsi" w:hAnsiTheme="majorHAnsi" w:cstheme="majorHAnsi"/>
+          <w:lang w:val="en-IN"/>
+        </w:rPr>
+        <w:t>If yes → reads without taking a lock</w:t>
+      </w:r>
+    </w:p>
+    <w:p>
+      <w:pPr>
+        <w:spacing w:after="0"/>
+        <w:rPr>
+          <w:rFonts w:asciiTheme="majorHAnsi" w:hAnsiTheme="majorHAnsi" w:cstheme="majorHAnsi"/>
+        </w:rPr>
+      </w:pPr>
+    </w:p>
+    <w:p>
+      <w:pPr>
+        <w:spacing w:after="0"/>
+        <w:rPr>
+          <w:rFonts w:asciiTheme="majorHAnsi" w:hAnsiTheme="majorHAnsi" w:cstheme="majorHAnsi"/>
+        </w:rPr>
+      </w:pPr>
+    </w:p>
+    <w:p>
+      <w:pPr>
+        <w:spacing w:after="0"/>
+        <w:rPr>
+          <w:rFonts w:asciiTheme="majorHAnsi" w:hAnsiTheme="majorHAnsi" w:cstheme="majorHAnsi"/>
+        </w:rPr>
+      </w:pPr>
+    </w:p>
+    <w:p>
+      <w:pPr>
+        <w:spacing w:after="0"/>
+        <w:rPr>
+          <w:rFonts w:asciiTheme="majorHAnsi" w:hAnsiTheme="majorHAnsi" w:cstheme="majorHAnsi"/>
+        </w:rPr>
+      </w:pPr>
+    </w:p>
+    <w:p>
+      <w:pPr>
+        <w:spacing w:after="0"/>
+        <w:rPr>
+          <w:rFonts w:asciiTheme="majorHAnsi" w:hAnsiTheme="majorHAnsi" w:cstheme="majorHAnsi"/>
+        </w:rPr>
+      </w:pPr>
+    </w:p>
+    <w:p>
+      <w:pPr>
+        <w:spacing w:after="0"/>
+        <w:rPr>
+          <w:rFonts w:asciiTheme="majorHAnsi" w:hAnsiTheme="majorHAnsi" w:cstheme="majorHAnsi"/>
+        </w:rPr>
+      </w:pPr>
+    </w:p>
+    <w:p>
+      <w:pPr>
+        <w:spacing w:after="0"/>
+        <w:rPr>
+          <w:rFonts w:asciiTheme="majorHAnsi" w:hAnsiTheme="majorHAnsi" w:cstheme="majorHAnsi"/>
+        </w:rPr>
+      </w:pPr>
+    </w:p>
+    <w:p>
+      <w:pPr>
+        <w:spacing w:after="0"/>
+        <w:rPr>
+          <w:rFonts w:asciiTheme="majorHAnsi" w:hAnsiTheme="majorHAnsi" w:cstheme="majorHAnsi"/>
+        </w:rPr>
+      </w:pPr>
+    </w:p>
+    <w:p>
+      <w:pPr>
+        <w:spacing w:after="0"/>
+        <w:rPr>
+          <w:rFonts w:asciiTheme="majorHAnsi" w:hAnsiTheme="majorHAnsi" w:cstheme="majorHAnsi"/>
+        </w:rPr>
+      </w:pPr>
+    </w:p>
+    <w:p>
+      <w:pPr>
+        <w:spacing w:after="0"/>
+        <w:rPr>
+          <w:rFonts w:asciiTheme="majorHAnsi" w:hAnsiTheme="majorHAnsi" w:cstheme="majorHAnsi"/>
+        </w:rPr>
+      </w:pPr>
+    </w:p>
+    <w:p>
+      <w:pPr>
+        <w:spacing w:after="0"/>
+        <w:rPr>
+          <w:rFonts w:asciiTheme="majorHAnsi" w:hAnsiTheme="majorHAnsi" w:cstheme="majorHAnsi"/>
+        </w:rPr>
+      </w:pPr>
+    </w:p>
+    <w:p>
+      <w:pPr>
+        <w:spacing w:after="0"/>
+        <w:rPr>
+          <w:rFonts w:asciiTheme="majorHAnsi" w:hAnsiTheme="majorHAnsi" w:cstheme="majorHAnsi"/>
+        </w:rPr>
+      </w:pPr>
+    </w:p>
+    <w:p>
+      <w:pPr>
+        <w:spacing w:after="0"/>
+        <w:rPr>
+          <w:rFonts w:asciiTheme="majorHAnsi" w:hAnsiTheme="majorHAnsi" w:cstheme="majorHAnsi"/>
+        </w:rPr>
+      </w:pPr>
+    </w:p>
+    <w:p>
+      <w:pPr>
+        <w:spacing w:after="0"/>
+        <w:rPr>
+          <w:rFonts w:asciiTheme="majorHAnsi" w:hAnsiTheme="majorHAnsi" w:cstheme="majorHAnsi"/>
+        </w:rPr>
+      </w:pPr>
+    </w:p>
+    <w:p>
+      <w:pPr>
+        <w:spacing w:after="0"/>
+        <w:rPr>
+          <w:rFonts w:asciiTheme="majorHAnsi" w:hAnsiTheme="majorHAnsi" w:cstheme="majorHAnsi"/>
+        </w:rPr>
+      </w:pPr>
+    </w:p>
+    <w:p>
+      <w:pPr>
+        <w:spacing w:after="0"/>
+        <w:rPr>
+          <w:rFonts w:asciiTheme="majorHAnsi" w:hAnsiTheme="majorHAnsi" w:cstheme="majorHAnsi"/>
+        </w:rPr>
+      </w:pPr>
+    </w:p>
+    <w:p>
+      <w:pPr>
+        <w:spacing w:after="0"/>
+        <w:rPr>
+          <w:rFonts w:asciiTheme="majorHAnsi" w:hAnsiTheme="majorHAnsi" w:cstheme="majorHAnsi"/>
+        </w:rPr>
+      </w:pPr>
+    </w:p>
+    <w:p>
+      <w:pPr>
+        <w:spacing w:after="0"/>
+        <w:rPr>
+          <w:rFonts w:asciiTheme="majorHAnsi" w:hAnsiTheme="majorHAnsi" w:cstheme="majorHAnsi"/>
+        </w:rPr>
+      </w:pPr>
+    </w:p>
+    <w:p>
+      <w:pPr>
+        <w:spacing w:after="0"/>
+        <w:rPr>
+          <w:rFonts w:asciiTheme="majorHAnsi" w:hAnsiTheme="majorHAnsi" w:cstheme="majorHAnsi"/>
+        </w:rPr>
+      </w:pPr>
+    </w:p>
+    <w:p>
+      <w:pPr>
+        <w:spacing w:after="0"/>
+        <w:rPr>
+          <w:rFonts w:asciiTheme="majorHAnsi" w:hAnsiTheme="majorHAnsi" w:cstheme="majorHAnsi"/>
+        </w:rPr>
+      </w:pPr>
+    </w:p>
+    <w:p>
+      <w:pPr>
+        <w:spacing w:after="0"/>
+        <w:rPr>
+          <w:rFonts w:asciiTheme="majorHAnsi" w:hAnsiTheme="majorHAnsi" w:cstheme="majorHAnsi"/>
+        </w:rPr>
+      </w:pPr>
+    </w:p>
+    <w:p>
+      <w:pPr>
+        <w:spacing w:after="0"/>
+        <w:rPr>
+          <w:rFonts w:asciiTheme="majorHAnsi" w:hAnsiTheme="majorHAnsi" w:cstheme="majorHAnsi"/>
+        </w:rPr>
+      </w:pPr>
+    </w:p>
+    <w:p>
+      <w:pPr>
+        <w:spacing w:after="0"/>
+        <w:rPr>
+          <w:rFonts w:asciiTheme="majorHAnsi" w:hAnsiTheme="majorHAnsi" w:cstheme="majorHAnsi"/>
+        </w:rPr>
+      </w:pPr>
+    </w:p>
+    <w:p>
+      <w:pPr>
+        <w:spacing w:after="0"/>
+        <w:rPr>
+          <w:rFonts w:asciiTheme="majorHAnsi" w:hAnsiTheme="majorHAnsi" w:cstheme="majorHAnsi"/>
+        </w:rPr>
+      </w:pPr>
+    </w:p>
+    <w:p>
+      <w:pPr>
+        <w:spacing w:after="0"/>
+        <w:rPr>
+          <w:rFonts w:asciiTheme="majorHAnsi" w:hAnsiTheme="majorHAnsi" w:cstheme="majorHAnsi"/>
+        </w:rPr>
+      </w:pPr>
+    </w:p>
+    <w:p>
+      <w:pPr>
+        <w:spacing w:after="0"/>
+        <w:rPr>
+          <w:rFonts w:asciiTheme="majorHAnsi" w:hAnsiTheme="majorHAnsi" w:cstheme="majorHAnsi"/>
+        </w:rPr>
+      </w:pPr>
+    </w:p>
+    <w:p>
+      <w:pPr>
+        <w:spacing w:after="0"/>
+        <w:rPr>
+          <w:rFonts w:asciiTheme="majorHAnsi" w:hAnsiTheme="majorHAnsi" w:cstheme="majorHAnsi"/>
+        </w:rPr>
+      </w:pPr>
+    </w:p>
+    <w:p>
+      <w:pPr>
+        <w:spacing w:after="0"/>
+        <w:jc w:val="center"/>
+        <w:rPr>
+          <w:rFonts w:asciiTheme="majorHAnsi" w:hAnsiTheme="majorHAnsi" w:cstheme="majorHAnsi"/>
+          <w:b/>
+          <w:bCs/>
+          <w:sz w:val="28"/>
+          <w:szCs w:val="28"/>
+        </w:rPr>
+      </w:pPr>
+      <w:r>
+        <w:rPr>
+          <w:rFonts w:asciiTheme="majorHAnsi" w:hAnsiTheme="majorHAnsi" w:cstheme="majorHAnsi"/>
+          <w:b/>
+          <w:bCs/>
+          <w:sz w:val="28"/>
+          <w:szCs w:val="28"/>
+        </w:rPr>
+        <w:lastRenderedPageBreak/>
+        <w:t>Performance Troubleshooting</w:t>
+      </w:r>
+    </w:p>
+    <w:p>
+      <w:pPr>
+        <w:spacing w:after="0"/>
+        <w:rPr>
+          <w:rFonts w:asciiTheme="majorHAnsi" w:hAnsiTheme="majorHAnsi" w:cstheme="majorHAnsi"/>
+        </w:rPr>
+      </w:pPr>
+      <w:r>
+        <w:rPr>
+          <w:rFonts w:asciiTheme="majorHAnsi" w:hAnsiTheme="majorHAnsi" w:cstheme="majorHAnsi"/>
+          <w:b/>
+        </w:rPr>
+        <w:t>How do you analyze slow SQL?</w:t>
+      </w:r>
+    </w:p>
+    <w:p>
+      <w:pPr>
+        <w:spacing w:after="0"/>
+        <w:ind w:left="360"/>
+        <w:rPr>
+          <w:rFonts w:asciiTheme="majorHAnsi" w:hAnsiTheme="majorHAnsi" w:cstheme="majorHAnsi"/>
+          <w:lang w:val="en-IN"/>
+        </w:rPr>
+      </w:pPr>
+      <w:r>
+        <w:rPr>
+          <w:rFonts w:asciiTheme="majorHAnsi" w:hAnsiTheme="majorHAnsi" w:cstheme="majorHAnsi"/>
+          <w:lang w:val="en-IN"/>
+        </w:rPr>
+        <w:t>1. Use EXPLAIN (First step always)</w:t>
       </w:r>
     </w:p>
     <w:p>
@@ -11263,279 +11810,124 @@
           <w:rFonts w:asciiTheme="majorHAnsi" w:hAnsiTheme="majorHAnsi" w:cstheme="majorHAnsi"/>
           <w:lang w:val="en-IN"/>
         </w:rPr>
-        <w:t>If yes → reads without taking a lock</w:t>
-      </w:r>
-    </w:p>
-    <w:p>
-      <w:pPr>
-        <w:spacing w:after="0"/>
-        <w:rPr>
-          <w:rFonts w:asciiTheme="majorHAnsi" w:hAnsiTheme="majorHAnsi" w:cstheme="majorHAnsi"/>
-        </w:rPr>
-      </w:pPr>
-    </w:p>
-    <w:p>
-      <w:pPr>
-        <w:spacing w:after="0"/>
-        <w:rPr>
-          <w:rFonts w:asciiTheme="majorHAnsi" w:hAnsiTheme="majorHAnsi" w:cstheme="majorHAnsi"/>
-        </w:rPr>
-      </w:pPr>
-    </w:p>
-    <w:p>
-      <w:pPr>
-        <w:spacing w:after="0"/>
-        <w:rPr>
-          <w:rFonts w:asciiTheme="majorHAnsi" w:hAnsiTheme="majorHAnsi" w:cstheme="majorHAnsi"/>
-        </w:rPr>
-      </w:pPr>
-    </w:p>
-    <w:p>
-      <w:pPr>
-        <w:spacing w:after="0"/>
-        <w:rPr>
-          <w:rFonts w:asciiTheme="majorHAnsi" w:hAnsiTheme="majorHAnsi" w:cstheme="majorHAnsi"/>
-        </w:rPr>
-      </w:pPr>
-    </w:p>
-    <w:p>
-      <w:pPr>
-        <w:spacing w:after="0"/>
-        <w:rPr>
-          <w:rFonts w:asciiTheme="majorHAnsi" w:hAnsiTheme="majorHAnsi" w:cstheme="majorHAnsi"/>
-        </w:rPr>
-      </w:pPr>
-    </w:p>
-    <w:p>
-      <w:pPr>
-        <w:spacing w:after="0"/>
-        <w:rPr>
-          <w:rFonts w:asciiTheme="majorHAnsi" w:hAnsiTheme="majorHAnsi" w:cstheme="majorHAnsi"/>
-        </w:rPr>
-      </w:pPr>
-    </w:p>
-    <w:p>
-      <w:pPr>
-        <w:spacing w:after="0"/>
-        <w:rPr>
-          <w:rFonts w:asciiTheme="majorHAnsi" w:hAnsiTheme="majorHAnsi" w:cstheme="majorHAnsi"/>
-        </w:rPr>
-      </w:pPr>
-    </w:p>
-    <w:p>
-      <w:pPr>
-        <w:spacing w:after="0"/>
-        <w:rPr>
-          <w:rFonts w:asciiTheme="majorHAnsi" w:hAnsiTheme="majorHAnsi" w:cstheme="majorHAnsi"/>
-        </w:rPr>
-      </w:pPr>
-    </w:p>
-    <w:p>
-      <w:pPr>
-        <w:spacing w:after="0"/>
-        <w:rPr>
-          <w:rFonts w:asciiTheme="majorHAnsi" w:hAnsiTheme="majorHAnsi" w:cstheme="majorHAnsi"/>
-        </w:rPr>
-      </w:pPr>
-    </w:p>
-    <w:p>
-      <w:pPr>
-        <w:spacing w:after="0"/>
-        <w:rPr>
-          <w:rFonts w:asciiTheme="majorHAnsi" w:hAnsiTheme="majorHAnsi" w:cstheme="majorHAnsi"/>
-        </w:rPr>
-      </w:pPr>
-    </w:p>
-    <w:p>
-      <w:pPr>
-        <w:spacing w:after="0"/>
-        <w:rPr>
-          <w:rFonts w:asciiTheme="majorHAnsi" w:hAnsiTheme="majorHAnsi" w:cstheme="majorHAnsi"/>
-        </w:rPr>
-      </w:pPr>
-    </w:p>
-    <w:p>
-      <w:pPr>
-        <w:spacing w:after="0"/>
-        <w:rPr>
-          <w:rFonts w:asciiTheme="majorHAnsi" w:hAnsiTheme="majorHAnsi" w:cstheme="majorHAnsi"/>
-        </w:rPr>
-      </w:pPr>
-    </w:p>
-    <w:p>
-      <w:pPr>
-        <w:spacing w:after="0"/>
-        <w:rPr>
-          <w:rFonts w:asciiTheme="majorHAnsi" w:hAnsiTheme="majorHAnsi" w:cstheme="majorHAnsi"/>
-        </w:rPr>
-      </w:pPr>
-    </w:p>
-    <w:p>
-      <w:pPr>
-        <w:spacing w:after="0"/>
-        <w:rPr>
-          <w:rFonts w:asciiTheme="majorHAnsi" w:hAnsiTheme="majorHAnsi" w:cstheme="majorHAnsi"/>
-        </w:rPr>
-      </w:pPr>
-    </w:p>
-    <w:p>
-      <w:pPr>
-        <w:spacing w:after="0"/>
-        <w:rPr>
-          <w:rFonts w:asciiTheme="majorHAnsi" w:hAnsiTheme="majorHAnsi" w:cstheme="majorHAnsi"/>
-        </w:rPr>
-      </w:pPr>
-    </w:p>
-    <w:p>
-      <w:pPr>
-        <w:spacing w:after="0"/>
-        <w:rPr>
-          <w:rFonts w:asciiTheme="majorHAnsi" w:hAnsiTheme="majorHAnsi" w:cstheme="majorHAnsi"/>
-        </w:rPr>
-      </w:pPr>
-    </w:p>
-    <w:p>
-      <w:pPr>
-        <w:spacing w:after="0"/>
-        <w:rPr>
-          <w:rFonts w:asciiTheme="majorHAnsi" w:hAnsiTheme="majorHAnsi" w:cstheme="majorHAnsi"/>
-        </w:rPr>
-      </w:pPr>
-    </w:p>
-    <w:p>
-      <w:pPr>
-        <w:spacing w:after="0"/>
-        <w:rPr>
-          <w:rFonts w:asciiTheme="majorHAnsi" w:hAnsiTheme="majorHAnsi" w:cstheme="majorHAnsi"/>
-        </w:rPr>
-      </w:pPr>
-    </w:p>
-    <w:p>
-      <w:pPr>
-        <w:spacing w:after="0"/>
-        <w:rPr>
-          <w:rFonts w:asciiTheme="majorHAnsi" w:hAnsiTheme="majorHAnsi" w:cstheme="majorHAnsi"/>
-        </w:rPr>
-      </w:pPr>
-    </w:p>
-    <w:p>
-      <w:pPr>
-        <w:spacing w:after="0"/>
-        <w:rPr>
-          <w:rFonts w:asciiTheme="majorHAnsi" w:hAnsiTheme="majorHAnsi" w:cstheme="majorHAnsi"/>
-        </w:rPr>
-      </w:pPr>
-    </w:p>
-    <w:p>
-      <w:pPr>
-        <w:spacing w:after="0"/>
-        <w:rPr>
-          <w:rFonts w:asciiTheme="majorHAnsi" w:hAnsiTheme="majorHAnsi" w:cstheme="majorHAnsi"/>
-        </w:rPr>
-      </w:pPr>
-    </w:p>
-    <w:p>
-      <w:pPr>
-        <w:spacing w:after="0"/>
-        <w:rPr>
-          <w:rFonts w:asciiTheme="majorHAnsi" w:hAnsiTheme="majorHAnsi" w:cstheme="majorHAnsi"/>
-        </w:rPr>
-      </w:pPr>
-    </w:p>
-    <w:p>
-      <w:pPr>
-        <w:spacing w:after="0"/>
-        <w:rPr>
-          <w:rFonts w:asciiTheme="majorHAnsi" w:hAnsiTheme="majorHAnsi" w:cstheme="majorHAnsi"/>
-        </w:rPr>
-      </w:pPr>
-    </w:p>
-    <w:p>
-      <w:pPr>
-        <w:spacing w:after="0"/>
-        <w:rPr>
-          <w:rFonts w:asciiTheme="majorHAnsi" w:hAnsiTheme="majorHAnsi" w:cstheme="majorHAnsi"/>
-        </w:rPr>
-      </w:pPr>
-    </w:p>
-    <w:p>
-      <w:pPr>
-        <w:spacing w:after="0"/>
-        <w:rPr>
-          <w:rFonts w:asciiTheme="majorHAnsi" w:hAnsiTheme="majorHAnsi" w:cstheme="majorHAnsi"/>
-        </w:rPr>
-      </w:pPr>
-    </w:p>
-    <w:p>
-      <w:pPr>
-        <w:spacing w:after="0"/>
-        <w:rPr>
-          <w:rFonts w:asciiTheme="majorHAnsi" w:hAnsiTheme="majorHAnsi" w:cstheme="majorHAnsi"/>
-        </w:rPr>
-      </w:pPr>
-    </w:p>
-    <w:p>
-      <w:pPr>
-        <w:spacing w:after="0"/>
-        <w:rPr>
-          <w:rFonts w:asciiTheme="majorHAnsi" w:hAnsiTheme="majorHAnsi" w:cstheme="majorHAnsi"/>
-        </w:rPr>
-      </w:pPr>
-    </w:p>
-    <w:p>
-      <w:pPr>
-        <w:spacing w:after="0"/>
-        <w:jc w:val="center"/>
-        <w:rPr>
-          <w:rFonts w:asciiTheme="majorHAnsi" w:hAnsiTheme="majorHAnsi" w:cstheme="majorHAnsi"/>
-          <w:b/>
-          <w:bCs/>
-          <w:sz w:val="28"/>
-          <w:szCs w:val="28"/>
-        </w:rPr>
-      </w:pPr>
-      <w:r>
-        <w:rPr>
-          <w:rFonts w:asciiTheme="majorHAnsi" w:hAnsiTheme="majorHAnsi" w:cstheme="majorHAnsi"/>
-          <w:b/>
-          <w:bCs/>
-          <w:sz w:val="28"/>
-          <w:szCs w:val="28"/>
-        </w:rPr>
-        <w:lastRenderedPageBreak/>
-        <w:t>Performance Troubleshooting</w:t>
-      </w:r>
-    </w:p>
-    <w:p>
-      <w:pPr>
-        <w:spacing w:after="0"/>
-        <w:rPr>
-          <w:rFonts w:asciiTheme="majorHAnsi" w:hAnsiTheme="majorHAnsi" w:cstheme="majorHAnsi"/>
-        </w:rPr>
-      </w:pPr>
-      <w:r>
-        <w:rPr>
-          <w:rFonts w:asciiTheme="majorHAnsi" w:hAnsiTheme="majorHAnsi" w:cstheme="majorHAnsi"/>
-          <w:b/>
-        </w:rPr>
-        <w:t>How do you analyze slow SQL?</w:t>
-      </w:r>
-    </w:p>
-    <w:p>
-      <w:pPr>
-        <w:spacing w:after="0"/>
-        <w:ind w:left="360"/>
-        <w:rPr>
-          <w:rFonts w:asciiTheme="majorHAnsi" w:hAnsiTheme="majorHAnsi" w:cstheme="majorHAnsi"/>
-          <w:lang w:val="en-IN"/>
-        </w:rPr>
-      </w:pPr>
-      <w:r>
-        <w:rPr>
-          <w:rFonts w:asciiTheme="majorHAnsi" w:hAnsiTheme="majorHAnsi" w:cstheme="majorHAnsi"/>
-          <w:lang w:val="en-IN"/>
-        </w:rPr>
-        <w:t>1. Use EXPLAIN (First step always)</w:t>
+        <w:t xml:space="preserve">Check PLAN_TABLE </w:t>
+      </w:r>
+    </w:p>
+    <w:p>
+      <w:pPr>
+        <w:numPr>
+          <w:ilvl w:val="0"/>
+          <w:numId w:val="50"/>
+        </w:numPr>
+        <w:tabs>
+          <w:tab w:val="clear" w:pos="720"/>
+          <w:tab w:val="num" w:pos="1080"/>
+        </w:tabs>
+        <w:spacing w:after="0"/>
+        <w:ind w:left="1080"/>
+        <w:rPr>
+          <w:rFonts w:asciiTheme="majorHAnsi" w:hAnsiTheme="majorHAnsi" w:cstheme="majorHAnsi"/>
+          <w:lang w:val="en-IN"/>
+        </w:rPr>
+      </w:pPr>
+      <w:r>
+        <w:rPr>
+          <w:rFonts w:asciiTheme="majorHAnsi" w:hAnsiTheme="majorHAnsi" w:cstheme="majorHAnsi"/>
+          <w:lang w:val="en-IN"/>
+        </w:rPr>
+        <w:t xml:space="preserve">Look at: </w:t>
+      </w:r>
+    </w:p>
+    <w:p>
+      <w:pPr>
+        <w:numPr>
+          <w:ilvl w:val="1"/>
+          <w:numId w:val="50"/>
+        </w:numPr>
+        <w:tabs>
+          <w:tab w:val="clear" w:pos="1440"/>
+          <w:tab w:val="num" w:pos="1800"/>
+        </w:tabs>
+        <w:spacing w:after="0"/>
+        <w:ind w:left="1800"/>
+        <w:rPr>
+          <w:rFonts w:asciiTheme="majorHAnsi" w:hAnsiTheme="majorHAnsi" w:cstheme="majorHAnsi"/>
+          <w:lang w:val="en-IN"/>
+        </w:rPr>
+      </w:pPr>
+      <w:r>
+        <w:rPr>
+          <w:rFonts w:asciiTheme="majorHAnsi" w:hAnsiTheme="majorHAnsi" w:cstheme="majorHAnsi"/>
+          <w:lang w:val="en-IN"/>
+        </w:rPr>
+        <w:t xml:space="preserve">ACCESSTYPE (I / R / N) </w:t>
+      </w:r>
+    </w:p>
+    <w:p>
+      <w:pPr>
+        <w:numPr>
+          <w:ilvl w:val="1"/>
+          <w:numId w:val="50"/>
+        </w:numPr>
+        <w:tabs>
+          <w:tab w:val="clear" w:pos="1440"/>
+          <w:tab w:val="num" w:pos="1800"/>
+        </w:tabs>
+        <w:spacing w:after="0"/>
+        <w:ind w:left="1800"/>
+        <w:rPr>
+          <w:rFonts w:asciiTheme="majorHAnsi" w:hAnsiTheme="majorHAnsi" w:cstheme="majorHAnsi"/>
+          <w:lang w:val="en-IN"/>
+        </w:rPr>
+      </w:pPr>
+      <w:r>
+        <w:rPr>
+          <w:rFonts w:asciiTheme="majorHAnsi" w:hAnsiTheme="majorHAnsi" w:cstheme="majorHAnsi"/>
+          <w:lang w:val="en-IN"/>
+        </w:rPr>
+        <w:t xml:space="preserve">MATCHCOLS </w:t>
+      </w:r>
+    </w:p>
+    <w:p>
+      <w:pPr>
+        <w:numPr>
+          <w:ilvl w:val="1"/>
+          <w:numId w:val="50"/>
+        </w:numPr>
+        <w:tabs>
+          <w:tab w:val="clear" w:pos="1440"/>
+          <w:tab w:val="num" w:pos="1800"/>
+        </w:tabs>
+        <w:spacing w:after="0"/>
+        <w:ind w:left="1800"/>
+        <w:rPr>
+          <w:rFonts w:asciiTheme="majorHAnsi" w:hAnsiTheme="majorHAnsi" w:cstheme="majorHAnsi"/>
+          <w:lang w:val="en-IN"/>
+        </w:rPr>
+      </w:pPr>
+      <w:r>
+        <w:rPr>
+          <w:rFonts w:asciiTheme="majorHAnsi" w:hAnsiTheme="majorHAnsi" w:cstheme="majorHAnsi"/>
+          <w:lang w:val="en-IN"/>
+        </w:rPr>
+        <w:t xml:space="preserve">INDEX used or not </w:t>
+      </w:r>
+    </w:p>
+    <w:p>
+      <w:pPr>
+        <w:spacing w:after="0"/>
+        <w:ind w:left="360" w:firstLine="360"/>
+        <w:rPr>
+          <w:rFonts w:asciiTheme="majorHAnsi" w:hAnsiTheme="majorHAnsi" w:cstheme="majorHAnsi"/>
+          <w:lang w:val="en-IN"/>
+        </w:rPr>
+      </w:pPr>
+      <w:r>
+        <w:rPr>
+          <w:rFonts w:asciiTheme="majorHAnsi" w:hAnsiTheme="majorHAnsi" w:cstheme="majorHAnsi"/>
+          <w:lang w:val="en-IN"/>
+        </w:rPr>
+        <w:t>Red flags:</w:t>
       </w:r>
     </w:p>
     <w:p>
@@ -11560,7 +11952,21 @@
           <w:rFonts w:asciiTheme="majorHAnsi" w:hAnsiTheme="majorHAnsi" w:cstheme="majorHAnsi"/>
           <w:lang w:val="en-IN"/>
         </w:rPr>
-        <w:t xml:space="preserve">Check PLAN_TABLE </w:t>
+        <w:t xml:space="preserve">ACCESSTYPE = 'R' → full table scan </w:t>
+      </w:r>
+      <w:r>
+        <w:rPr>
+          <w:rFonts w:ascii="Segoe UI Emoji" w:hAnsi="Segoe UI Emoji" w:cs="Segoe UI Emoji"/>
+          <w:lang w:val="en-IN"/>
+        </w:rPr>
+        <w:t>❌</w:t>
+      </w:r>
+      <w:r>
+        <w:rPr>
+          <w:rFonts w:asciiTheme="majorHAnsi" w:hAnsiTheme="majorHAnsi" w:cstheme="majorHAnsi"/>
+          <w:lang w:val="en-IN"/>
+        </w:rPr>
+        <w:t xml:space="preserve"> </w:t>
       </w:r>
     </w:p>
     <w:p>
@@ -11585,99 +11991,38 @@
           <w:rFonts w:asciiTheme="majorHAnsi" w:hAnsiTheme="majorHAnsi" w:cstheme="majorHAnsi"/>
           <w:lang w:val="en-IN"/>
         </w:rPr>
-        <w:t xml:space="preserve">Look at: </w:t>
-      </w:r>
-    </w:p>
-    <w:p>
-      <w:pPr>
-        <w:numPr>
-          <w:ilvl w:val="1"/>
-          <w:numId w:val="51"/>
-        </w:numPr>
-        <w:tabs>
-          <w:tab w:val="clear" w:pos="1440"/>
-          <w:tab w:val="num" w:pos="1800"/>
-        </w:tabs>
-        <w:spacing w:after="0"/>
-        <w:ind w:left="1800"/>
-        <w:rPr>
-          <w:rFonts w:asciiTheme="majorHAnsi" w:hAnsiTheme="majorHAnsi" w:cstheme="majorHAnsi"/>
-          <w:lang w:val="en-IN"/>
-        </w:rPr>
-      </w:pPr>
-      <w:r>
-        <w:rPr>
-          <w:rFonts w:asciiTheme="majorHAnsi" w:hAnsiTheme="majorHAnsi" w:cstheme="majorHAnsi"/>
-          <w:lang w:val="en-IN"/>
-        </w:rPr>
-        <w:t xml:space="preserve">ACCESSTYPE (I / R / N) </w:t>
-      </w:r>
-    </w:p>
-    <w:p>
-      <w:pPr>
-        <w:numPr>
-          <w:ilvl w:val="1"/>
-          <w:numId w:val="51"/>
-        </w:numPr>
-        <w:tabs>
-          <w:tab w:val="clear" w:pos="1440"/>
-          <w:tab w:val="num" w:pos="1800"/>
-        </w:tabs>
-        <w:spacing w:after="0"/>
-        <w:ind w:left="1800"/>
-        <w:rPr>
-          <w:rFonts w:asciiTheme="majorHAnsi" w:hAnsiTheme="majorHAnsi" w:cstheme="majorHAnsi"/>
-          <w:lang w:val="en-IN"/>
-        </w:rPr>
-      </w:pPr>
-      <w:r>
-        <w:rPr>
-          <w:rFonts w:asciiTheme="majorHAnsi" w:hAnsiTheme="majorHAnsi" w:cstheme="majorHAnsi"/>
-          <w:lang w:val="en-IN"/>
-        </w:rPr>
-        <w:t xml:space="preserve">MATCHCOLS </w:t>
-      </w:r>
-    </w:p>
-    <w:p>
-      <w:pPr>
-        <w:numPr>
-          <w:ilvl w:val="1"/>
-          <w:numId w:val="51"/>
-        </w:numPr>
-        <w:tabs>
-          <w:tab w:val="clear" w:pos="1440"/>
-          <w:tab w:val="num" w:pos="1800"/>
-        </w:tabs>
-        <w:spacing w:after="0"/>
-        <w:ind w:left="1800"/>
-        <w:rPr>
-          <w:rFonts w:asciiTheme="majorHAnsi" w:hAnsiTheme="majorHAnsi" w:cstheme="majorHAnsi"/>
-          <w:lang w:val="en-IN"/>
-        </w:rPr>
-      </w:pPr>
-      <w:r>
-        <w:rPr>
-          <w:rFonts w:asciiTheme="majorHAnsi" w:hAnsiTheme="majorHAnsi" w:cstheme="majorHAnsi"/>
-          <w:lang w:val="en-IN"/>
-        </w:rPr>
-        <w:t xml:space="preserve">INDEX used or not </w:t>
-      </w:r>
-    </w:p>
-    <w:p>
-      <w:pPr>
-        <w:spacing w:after="0"/>
-        <w:ind w:left="360" w:firstLine="360"/>
-        <w:rPr>
-          <w:rFonts w:asciiTheme="majorHAnsi" w:hAnsiTheme="majorHAnsi" w:cstheme="majorHAnsi"/>
-          <w:lang w:val="en-IN"/>
-        </w:rPr>
-      </w:pPr>
-      <w:r>
-        <w:rPr>
-          <w:rFonts w:asciiTheme="majorHAnsi" w:hAnsiTheme="majorHAnsi" w:cstheme="majorHAnsi"/>
-          <w:lang w:val="en-IN"/>
-        </w:rPr>
-        <w:t>Red flags:</w:t>
+        <w:t xml:space="preserve">MATCHCOLS = 0 → poor index usage </w:t>
+      </w:r>
+      <w:r>
+        <w:rPr>
+          <w:rFonts w:ascii="Segoe UI Emoji" w:hAnsi="Segoe UI Emoji" w:cs="Segoe UI Emoji"/>
+          <w:lang w:val="en-IN"/>
+        </w:rPr>
+        <w:t>❌</w:t>
+      </w:r>
+      <w:r>
+        <w:rPr>
+          <w:rFonts w:asciiTheme="majorHAnsi" w:hAnsiTheme="majorHAnsi" w:cstheme="majorHAnsi"/>
+          <w:lang w:val="en-IN"/>
+        </w:rPr>
+        <w:t xml:space="preserve"> </w:t>
+      </w:r>
+    </w:p>
+    <w:p>
+      <w:pPr>
+        <w:spacing w:after="0"/>
+        <w:ind w:left="360"/>
+        <w:rPr>
+          <w:rFonts w:asciiTheme="majorHAnsi" w:hAnsiTheme="majorHAnsi" w:cstheme="majorHAnsi"/>
+          <w:lang w:val="en-IN"/>
+        </w:rPr>
+      </w:pPr>
+      <w:r>
+        <w:rPr>
+          <w:rFonts w:asciiTheme="majorHAnsi" w:hAnsiTheme="majorHAnsi" w:cstheme="majorHAnsi"/>
+          <w:lang w:val="en-IN"/>
+        </w:rPr>
+        <w:t>2. Check Index Usage</w:t>
       </w:r>
     </w:p>
     <w:p>
@@ -11702,21 +12047,7 @@
           <w:rFonts w:asciiTheme="majorHAnsi" w:hAnsiTheme="majorHAnsi" w:cstheme="majorHAnsi"/>
           <w:lang w:val="en-IN"/>
         </w:rPr>
-        <w:t xml:space="preserve">ACCESSTYPE = 'R' → full table scan </w:t>
-      </w:r>
-      <w:r>
-        <w:rPr>
-          <w:rFonts w:ascii="Segoe UI Emoji" w:hAnsi="Segoe UI Emoji" w:cs="Segoe UI Emoji"/>
-          <w:lang w:val="en-IN"/>
-        </w:rPr>
-        <w:t>❌</w:t>
-      </w:r>
-      <w:r>
-        <w:rPr>
-          <w:rFonts w:asciiTheme="majorHAnsi" w:hAnsiTheme="majorHAnsi" w:cstheme="majorHAnsi"/>
-          <w:lang w:val="en-IN"/>
-        </w:rPr>
-        <w:t xml:space="preserve"> </w:t>
+        <w:t xml:space="preserve">Is the correct index being used? </w:t>
       </w:r>
     </w:p>
     <w:p>
@@ -11741,21 +12072,32 @@
           <w:rFonts w:asciiTheme="majorHAnsi" w:hAnsiTheme="majorHAnsi" w:cstheme="majorHAnsi"/>
           <w:lang w:val="en-IN"/>
         </w:rPr>
-        <w:t xml:space="preserve">MATCHCOLS = 0 → poor index usage </w:t>
-      </w:r>
-      <w:r>
-        <w:rPr>
-          <w:rFonts w:ascii="Segoe UI Emoji" w:hAnsi="Segoe UI Emoji" w:cs="Segoe UI Emoji"/>
-          <w:lang w:val="en-IN"/>
-        </w:rPr>
-        <w:t>❌</w:t>
-      </w:r>
-      <w:r>
-        <w:rPr>
-          <w:rFonts w:asciiTheme="majorHAnsi" w:hAnsiTheme="majorHAnsi" w:cstheme="majorHAnsi"/>
-          <w:lang w:val="en-IN"/>
-        </w:rPr>
-        <w:t xml:space="preserve"> </w:t>
+        <w:t xml:space="preserve">Missing index? → create one </w:t>
+      </w:r>
+    </w:p>
+    <w:p>
+      <w:pPr>
+        <w:numPr>
+          <w:ilvl w:val="0"/>
+          <w:numId w:val="52"/>
+        </w:numPr>
+        <w:tabs>
+          <w:tab w:val="clear" w:pos="720"/>
+          <w:tab w:val="num" w:pos="1080"/>
+        </w:tabs>
+        <w:spacing w:after="0"/>
+        <w:ind w:left="1080"/>
+        <w:rPr>
+          <w:rFonts w:asciiTheme="majorHAnsi" w:hAnsiTheme="majorHAnsi" w:cstheme="majorHAnsi"/>
+          <w:lang w:val="en-IN"/>
+        </w:rPr>
+      </w:pPr>
+      <w:r>
+        <w:rPr>
+          <w:rFonts w:asciiTheme="majorHAnsi" w:hAnsiTheme="majorHAnsi" w:cstheme="majorHAnsi"/>
+          <w:lang w:val="en-IN"/>
+        </w:rPr>
+        <w:t xml:space="preserve">Wrong index? → redesign </w:t>
       </w:r>
     </w:p>
     <w:p>
@@ -11772,7 +12114,23 @@
           <w:rFonts w:asciiTheme="majorHAnsi" w:hAnsiTheme="majorHAnsi" w:cstheme="majorHAnsi"/>
           <w:lang w:val="en-IN"/>
         </w:rPr>
-        <w:t>2. Check Index Usage</w:t>
+        <w:t>3. Check Predicates (</w:t>
+      </w:r>
+      <w:proofErr w:type="spellStart"/>
+      <w:r>
+        <w:rPr>
+          <w:rFonts w:asciiTheme="majorHAnsi" w:hAnsiTheme="majorHAnsi" w:cstheme="majorHAnsi"/>
+          <w:lang w:val="en-IN"/>
+        </w:rPr>
+        <w:t>SARGability</w:t>
+      </w:r>
+      <w:proofErr w:type="spellEnd"/>
+      <w:r>
+        <w:rPr>
+          <w:rFonts w:asciiTheme="majorHAnsi" w:hAnsiTheme="majorHAnsi" w:cstheme="majorHAnsi"/>
+          <w:lang w:val="en-IN"/>
+        </w:rPr>
+        <w:t>)</w:t>
       </w:r>
     </w:p>
     <w:p>
@@ -11797,57 +12155,105 @@
           <w:rFonts w:asciiTheme="majorHAnsi" w:hAnsiTheme="majorHAnsi" w:cstheme="majorHAnsi"/>
           <w:lang w:val="en-IN"/>
         </w:rPr>
-        <w:t xml:space="preserve">Is the correct index being used? </w:t>
-      </w:r>
-    </w:p>
-    <w:p>
-      <w:pPr>
-        <w:numPr>
-          <w:ilvl w:val="0"/>
-          <w:numId w:val="53"/>
-        </w:numPr>
-        <w:tabs>
-          <w:tab w:val="clear" w:pos="720"/>
-          <w:tab w:val="num" w:pos="1080"/>
-        </w:tabs>
-        <w:spacing w:after="0"/>
-        <w:ind w:left="1080"/>
-        <w:rPr>
-          <w:rFonts w:asciiTheme="majorHAnsi" w:hAnsiTheme="majorHAnsi" w:cstheme="majorHAnsi"/>
-          <w:lang w:val="en-IN"/>
-        </w:rPr>
-      </w:pPr>
-      <w:r>
-        <w:rPr>
-          <w:rFonts w:asciiTheme="majorHAnsi" w:hAnsiTheme="majorHAnsi" w:cstheme="majorHAnsi"/>
-          <w:lang w:val="en-IN"/>
-        </w:rPr>
-        <w:t xml:space="preserve">Missing index? → create one </w:t>
-      </w:r>
-    </w:p>
-    <w:p>
-      <w:pPr>
-        <w:numPr>
-          <w:ilvl w:val="0"/>
-          <w:numId w:val="53"/>
-        </w:numPr>
-        <w:tabs>
-          <w:tab w:val="clear" w:pos="720"/>
-          <w:tab w:val="num" w:pos="1080"/>
-        </w:tabs>
-        <w:spacing w:after="0"/>
-        <w:ind w:left="1080"/>
-        <w:rPr>
-          <w:rFonts w:asciiTheme="majorHAnsi" w:hAnsiTheme="majorHAnsi" w:cstheme="majorHAnsi"/>
-          <w:lang w:val="en-IN"/>
-        </w:rPr>
-      </w:pPr>
-      <w:r>
-        <w:rPr>
-          <w:rFonts w:asciiTheme="majorHAnsi" w:hAnsiTheme="majorHAnsi" w:cstheme="majorHAnsi"/>
-          <w:lang w:val="en-IN"/>
-        </w:rPr>
-        <w:t xml:space="preserve">Wrong index? → redesign </w:t>
+        <w:t xml:space="preserve">Ensure conditions are </w:t>
+      </w:r>
+      <w:proofErr w:type="spellStart"/>
+      <w:r>
+        <w:rPr>
+          <w:rFonts w:asciiTheme="majorHAnsi" w:hAnsiTheme="majorHAnsi" w:cstheme="majorHAnsi"/>
+          <w:lang w:val="en-IN"/>
+        </w:rPr>
+        <w:t>SARGable</w:t>
+      </w:r>
+      <w:proofErr w:type="spellEnd"/>
+      <w:r>
+        <w:rPr>
+          <w:rFonts w:asciiTheme="majorHAnsi" w:hAnsiTheme="majorHAnsi" w:cstheme="majorHAnsi"/>
+          <w:lang w:val="en-IN"/>
+        </w:rPr>
+        <w:t xml:space="preserve"> </w:t>
+      </w:r>
+    </w:p>
+    <w:p>
+      <w:pPr>
+        <w:spacing w:after="0"/>
+        <w:ind w:left="720"/>
+        <w:rPr>
+          <w:rFonts w:asciiTheme="majorHAnsi" w:hAnsiTheme="majorHAnsi" w:cstheme="majorHAnsi"/>
+          <w:lang w:val="en-IN"/>
+        </w:rPr>
+      </w:pPr>
+      <w:r>
+        <w:rPr>
+          <w:rFonts w:ascii="Segoe UI Emoji" w:hAnsi="Segoe UI Emoji" w:cs="Segoe UI Emoji"/>
+          <w:lang w:val="en-IN"/>
+        </w:rPr>
+        <w:t>❌</w:t>
+      </w:r>
+      <w:r>
+        <w:rPr>
+          <w:rFonts w:asciiTheme="majorHAnsi" w:hAnsiTheme="majorHAnsi" w:cstheme="majorHAnsi"/>
+          <w:lang w:val="en-IN"/>
+        </w:rPr>
+        <w:t xml:space="preserve"> Bad:</w:t>
+      </w:r>
+    </w:p>
+    <w:p>
+      <w:pPr>
+        <w:spacing w:after="0"/>
+        <w:ind w:left="720"/>
+        <w:rPr>
+          <w:rFonts w:asciiTheme="majorHAnsi" w:hAnsiTheme="majorHAnsi" w:cstheme="majorHAnsi"/>
+          <w:lang w:val="en-IN"/>
+        </w:rPr>
+      </w:pPr>
+      <w:r>
+        <w:rPr>
+          <w:rFonts w:asciiTheme="majorHAnsi" w:hAnsiTheme="majorHAnsi" w:cstheme="majorHAnsi"/>
+          <w:lang w:val="en-IN"/>
+        </w:rPr>
+        <w:t>WHERE YEAR(JOIN_DATE) = 2020</w:t>
+      </w:r>
+    </w:p>
+    <w:p>
+      <w:pPr>
+        <w:spacing w:after="0"/>
+        <w:ind w:left="720"/>
+        <w:rPr>
+          <w:rFonts w:asciiTheme="majorHAnsi" w:hAnsiTheme="majorHAnsi" w:cstheme="majorHAnsi"/>
+          <w:lang w:val="en-IN"/>
+        </w:rPr>
+      </w:pPr>
+      <w:r>
+        <w:rPr>
+          <w:rFonts w:ascii="Segoe UI Emoji" w:hAnsi="Segoe UI Emoji" w:cs="Segoe UI Emoji"/>
+          <w:lang w:val="en-IN"/>
+        </w:rPr>
+        <w:t>✅</w:t>
+      </w:r>
+      <w:r>
+        <w:rPr>
+          <w:rFonts w:asciiTheme="majorHAnsi" w:hAnsiTheme="majorHAnsi" w:cstheme="majorHAnsi"/>
+          <w:lang w:val="en-IN"/>
+        </w:rPr>
+        <w:t xml:space="preserve"> Good:</w:t>
+      </w:r>
+    </w:p>
+    <w:p>
+      <w:pPr>
+        <w:spacing w:after="0"/>
+        <w:ind w:left="720"/>
+        <w:rPr>
+          <w:rFonts w:asciiTheme="majorHAnsi" w:hAnsiTheme="majorHAnsi" w:cstheme="majorHAnsi"/>
+          <w:lang w:val="en-IN"/>
+        </w:rPr>
+      </w:pPr>
+      <w:r>
+        <w:rPr>
+          <w:rFonts w:asciiTheme="majorHAnsi" w:hAnsiTheme="majorHAnsi" w:cstheme="majorHAnsi"/>
+          <w:lang w:val="en-IN"/>
+        </w:rPr>
+        <w:t>WHERE JOIN_DATE BETWEEN '2020-01-01' AND '2020-12-31'</w:t>
       </w:r>
     </w:p>
     <w:p>
@@ -11864,7 +12270,7 @@
           <w:rFonts w:asciiTheme="majorHAnsi" w:hAnsiTheme="majorHAnsi" w:cstheme="majorHAnsi"/>
           <w:lang w:val="en-IN"/>
         </w:rPr>
-        <w:t>3. Check Predicates (</w:t>
+        <w:t xml:space="preserve">4. </w:t>
       </w:r>
       <w:proofErr w:type="spellStart"/>
       <w:r>
@@ -11872,7 +12278,7 @@
           <w:rFonts w:asciiTheme="majorHAnsi" w:hAnsiTheme="majorHAnsi" w:cstheme="majorHAnsi"/>
           <w:lang w:val="en-IN"/>
         </w:rPr>
-        <w:t>SARGability</w:t>
+        <w:t>Analyze</w:t>
       </w:r>
       <w:proofErr w:type="spellEnd"/>
       <w:r>
@@ -11880,7 +12286,7 @@
           <w:rFonts w:asciiTheme="majorHAnsi" w:hAnsiTheme="majorHAnsi" w:cstheme="majorHAnsi"/>
           <w:lang w:val="en-IN"/>
         </w:rPr>
-        <w:t>)</w:t>
+        <w:t xml:space="preserve"> Join Performance</w:t>
       </w:r>
     </w:p>
     <w:p>
@@ -11905,105 +12311,57 @@
           <w:rFonts w:asciiTheme="majorHAnsi" w:hAnsiTheme="majorHAnsi" w:cstheme="majorHAnsi"/>
           <w:lang w:val="en-IN"/>
         </w:rPr>
-        <w:t xml:space="preserve">Ensure conditions are </w:t>
-      </w:r>
-      <w:proofErr w:type="spellStart"/>
-      <w:r>
-        <w:rPr>
-          <w:rFonts w:asciiTheme="majorHAnsi" w:hAnsiTheme="majorHAnsi" w:cstheme="majorHAnsi"/>
-          <w:lang w:val="en-IN"/>
-        </w:rPr>
-        <w:t>SARGable</w:t>
-      </w:r>
-      <w:proofErr w:type="spellEnd"/>
-      <w:r>
-        <w:rPr>
-          <w:rFonts w:asciiTheme="majorHAnsi" w:hAnsiTheme="majorHAnsi" w:cstheme="majorHAnsi"/>
-          <w:lang w:val="en-IN"/>
-        </w:rPr>
-        <w:t xml:space="preserve"> </w:t>
-      </w:r>
-    </w:p>
-    <w:p>
-      <w:pPr>
-        <w:spacing w:after="0"/>
-        <w:ind w:left="720"/>
-        <w:rPr>
-          <w:rFonts w:asciiTheme="majorHAnsi" w:hAnsiTheme="majorHAnsi" w:cstheme="majorHAnsi"/>
-          <w:lang w:val="en-IN"/>
-        </w:rPr>
-      </w:pPr>
-      <w:r>
-        <w:rPr>
-          <w:rFonts w:ascii="Segoe UI Emoji" w:hAnsi="Segoe UI Emoji" w:cs="Segoe UI Emoji"/>
-          <w:lang w:val="en-IN"/>
-        </w:rPr>
-        <w:t>❌</w:t>
-      </w:r>
-      <w:r>
-        <w:rPr>
-          <w:rFonts w:asciiTheme="majorHAnsi" w:hAnsiTheme="majorHAnsi" w:cstheme="majorHAnsi"/>
-          <w:lang w:val="en-IN"/>
-        </w:rPr>
-        <w:t xml:space="preserve"> Bad:</w:t>
-      </w:r>
-    </w:p>
-    <w:p>
-      <w:pPr>
-        <w:spacing w:after="0"/>
-        <w:ind w:left="720"/>
-        <w:rPr>
-          <w:rFonts w:asciiTheme="majorHAnsi" w:hAnsiTheme="majorHAnsi" w:cstheme="majorHAnsi"/>
-          <w:lang w:val="en-IN"/>
-        </w:rPr>
-      </w:pPr>
-      <w:r>
-        <w:rPr>
-          <w:rFonts w:asciiTheme="majorHAnsi" w:hAnsiTheme="majorHAnsi" w:cstheme="majorHAnsi"/>
-          <w:lang w:val="en-IN"/>
-        </w:rPr>
-        <w:t>WHERE YEAR(JOIN_DATE) = 2020</w:t>
-      </w:r>
-    </w:p>
-    <w:p>
-      <w:pPr>
-        <w:spacing w:after="0"/>
-        <w:ind w:left="720"/>
-        <w:rPr>
-          <w:rFonts w:asciiTheme="majorHAnsi" w:hAnsiTheme="majorHAnsi" w:cstheme="majorHAnsi"/>
-          <w:lang w:val="en-IN"/>
-        </w:rPr>
-      </w:pPr>
-      <w:r>
-        <w:rPr>
-          <w:rFonts w:ascii="Segoe UI Emoji" w:hAnsi="Segoe UI Emoji" w:cs="Segoe UI Emoji"/>
-          <w:lang w:val="en-IN"/>
-        </w:rPr>
-        <w:t>✅</w:t>
-      </w:r>
-      <w:r>
-        <w:rPr>
-          <w:rFonts w:asciiTheme="majorHAnsi" w:hAnsiTheme="majorHAnsi" w:cstheme="majorHAnsi"/>
-          <w:lang w:val="en-IN"/>
-        </w:rPr>
-        <w:t xml:space="preserve"> Good:</w:t>
-      </w:r>
-    </w:p>
-    <w:p>
-      <w:pPr>
-        <w:spacing w:after="0"/>
-        <w:ind w:left="720"/>
-        <w:rPr>
-          <w:rFonts w:asciiTheme="majorHAnsi" w:hAnsiTheme="majorHAnsi" w:cstheme="majorHAnsi"/>
-          <w:lang w:val="en-IN"/>
-        </w:rPr>
-      </w:pPr>
-      <w:r>
-        <w:rPr>
-          <w:rFonts w:asciiTheme="majorHAnsi" w:hAnsiTheme="majorHAnsi" w:cstheme="majorHAnsi"/>
-          <w:lang w:val="en-IN"/>
-        </w:rPr>
-        <w:t>WHERE JOIN_DATE BETWEEN '2020-01-01' AND '2020-12-31'</w:t>
+        <w:t xml:space="preserve">Check join sequence </w:t>
+      </w:r>
+    </w:p>
+    <w:p>
+      <w:pPr>
+        <w:numPr>
+          <w:ilvl w:val="0"/>
+          <w:numId w:val="54"/>
+        </w:numPr>
+        <w:tabs>
+          <w:tab w:val="clear" w:pos="720"/>
+          <w:tab w:val="num" w:pos="1080"/>
+        </w:tabs>
+        <w:spacing w:after="0"/>
+        <w:ind w:left="1080"/>
+        <w:rPr>
+          <w:rFonts w:asciiTheme="majorHAnsi" w:hAnsiTheme="majorHAnsi" w:cstheme="majorHAnsi"/>
+          <w:lang w:val="en-IN"/>
+        </w:rPr>
+      </w:pPr>
+      <w:r>
+        <w:rPr>
+          <w:rFonts w:asciiTheme="majorHAnsi" w:hAnsiTheme="majorHAnsi" w:cstheme="majorHAnsi"/>
+          <w:lang w:val="en-IN"/>
+        </w:rPr>
+        <w:t xml:space="preserve">Check join method </w:t>
+      </w:r>
+    </w:p>
+    <w:p>
+      <w:pPr>
+        <w:numPr>
+          <w:ilvl w:val="0"/>
+          <w:numId w:val="54"/>
+        </w:numPr>
+        <w:tabs>
+          <w:tab w:val="clear" w:pos="720"/>
+          <w:tab w:val="num" w:pos="1080"/>
+        </w:tabs>
+        <w:spacing w:after="0"/>
+        <w:ind w:left="1080"/>
+        <w:rPr>
+          <w:rFonts w:asciiTheme="majorHAnsi" w:hAnsiTheme="majorHAnsi" w:cstheme="majorHAnsi"/>
+          <w:lang w:val="en-IN"/>
+        </w:rPr>
+      </w:pPr>
+      <w:r>
+        <w:rPr>
+          <w:rFonts w:asciiTheme="majorHAnsi" w:hAnsiTheme="majorHAnsi" w:cstheme="majorHAnsi"/>
+          <w:lang w:val="en-IN"/>
+        </w:rPr>
+        <w:t xml:space="preserve">Ensure indexes exist on join columns </w:t>
       </w:r>
     </w:p>
     <w:p>
@@ -12020,23 +12378,7 @@
           <w:rFonts w:asciiTheme="majorHAnsi" w:hAnsiTheme="majorHAnsi" w:cstheme="majorHAnsi"/>
           <w:lang w:val="en-IN"/>
         </w:rPr>
-        <w:t xml:space="preserve">4. </w:t>
-      </w:r>
-      <w:proofErr w:type="spellStart"/>
-      <w:r>
-        <w:rPr>
-          <w:rFonts w:asciiTheme="majorHAnsi" w:hAnsiTheme="majorHAnsi" w:cstheme="majorHAnsi"/>
-          <w:lang w:val="en-IN"/>
-        </w:rPr>
-        <w:t>Analyze</w:t>
-      </w:r>
-      <w:proofErr w:type="spellEnd"/>
-      <w:r>
-        <w:rPr>
-          <w:rFonts w:asciiTheme="majorHAnsi" w:hAnsiTheme="majorHAnsi" w:cstheme="majorHAnsi"/>
-          <w:lang w:val="en-IN"/>
-        </w:rPr>
-        <w:t xml:space="preserve"> Join Performance</w:t>
+        <w:t>5. Check Data Volume</w:t>
       </w:r>
     </w:p>
     <w:p>
@@ -12061,7 +12403,7 @@
           <w:rFonts w:asciiTheme="majorHAnsi" w:hAnsiTheme="majorHAnsi" w:cstheme="majorHAnsi"/>
           <w:lang w:val="en-IN"/>
         </w:rPr>
-        <w:t xml:space="preserve">Check join sequence </w:t>
+        <w:t xml:space="preserve">Look at CARD (rows processed) </w:t>
       </w:r>
     </w:p>
     <w:p>
@@ -12086,32 +12428,7 @@
           <w:rFonts w:asciiTheme="majorHAnsi" w:hAnsiTheme="majorHAnsi" w:cstheme="majorHAnsi"/>
           <w:lang w:val="en-IN"/>
         </w:rPr>
-        <w:t xml:space="preserve">Check join method </w:t>
-      </w:r>
-    </w:p>
-    <w:p>
-      <w:pPr>
-        <w:numPr>
-          <w:ilvl w:val="0"/>
-          <w:numId w:val="55"/>
-        </w:numPr>
-        <w:tabs>
-          <w:tab w:val="clear" w:pos="720"/>
-          <w:tab w:val="num" w:pos="1080"/>
-        </w:tabs>
-        <w:spacing w:after="0"/>
-        <w:ind w:left="1080"/>
-        <w:rPr>
-          <w:rFonts w:asciiTheme="majorHAnsi" w:hAnsiTheme="majorHAnsi" w:cstheme="majorHAnsi"/>
-          <w:lang w:val="en-IN"/>
-        </w:rPr>
-      </w:pPr>
-      <w:r>
-        <w:rPr>
-          <w:rFonts w:asciiTheme="majorHAnsi" w:hAnsiTheme="majorHAnsi" w:cstheme="majorHAnsi"/>
-          <w:lang w:val="en-IN"/>
-        </w:rPr>
-        <w:t xml:space="preserve">Ensure indexes exist on join columns </w:t>
+        <w:t xml:space="preserve">Too many rows → inefficient filtering </w:t>
       </w:r>
     </w:p>
     <w:p>
@@ -12128,7 +12445,7 @@
           <w:rFonts w:asciiTheme="majorHAnsi" w:hAnsiTheme="majorHAnsi" w:cstheme="majorHAnsi"/>
           <w:lang w:val="en-IN"/>
         </w:rPr>
-        <w:t>5. Check Data Volume</w:t>
+        <w:t>6. Check Locking Issues</w:t>
       </w:r>
     </w:p>
     <w:p>
@@ -12153,32 +12470,82 @@
           <w:rFonts w:asciiTheme="majorHAnsi" w:hAnsiTheme="majorHAnsi" w:cstheme="majorHAnsi"/>
           <w:lang w:val="en-IN"/>
         </w:rPr>
-        <w:t xml:space="preserve">Look at CARD (rows processed) </w:t>
+        <w:t xml:space="preserve">Look for: </w:t>
       </w:r>
     </w:p>
     <w:p>
       <w:pPr>
         <w:numPr>
-          <w:ilvl w:val="0"/>
+          <w:ilvl w:val="1"/>
           <w:numId w:val="56"/>
         </w:numPr>
         <w:tabs>
-          <w:tab w:val="clear" w:pos="720"/>
-          <w:tab w:val="num" w:pos="1080"/>
-        </w:tabs>
-        <w:spacing w:after="0"/>
-        <w:ind w:left="1080"/>
-        <w:rPr>
-          <w:rFonts w:asciiTheme="majorHAnsi" w:hAnsiTheme="majorHAnsi" w:cstheme="majorHAnsi"/>
-          <w:lang w:val="en-IN"/>
-        </w:rPr>
-      </w:pPr>
-      <w:r>
-        <w:rPr>
-          <w:rFonts w:asciiTheme="majorHAnsi" w:hAnsiTheme="majorHAnsi" w:cstheme="majorHAnsi"/>
-          <w:lang w:val="en-IN"/>
-        </w:rPr>
-        <w:t xml:space="preserve">Too many rows → inefficient filtering </w:t>
+          <w:tab w:val="clear" w:pos="1440"/>
+          <w:tab w:val="num" w:pos="1800"/>
+        </w:tabs>
+        <w:spacing w:after="0"/>
+        <w:ind w:left="1800"/>
+        <w:rPr>
+          <w:rFonts w:asciiTheme="majorHAnsi" w:hAnsiTheme="majorHAnsi" w:cstheme="majorHAnsi"/>
+          <w:lang w:val="en-IN"/>
+        </w:rPr>
+      </w:pPr>
+      <w:r>
+        <w:rPr>
+          <w:rFonts w:asciiTheme="majorHAnsi" w:hAnsiTheme="majorHAnsi" w:cstheme="majorHAnsi"/>
+          <w:lang w:val="en-IN"/>
+        </w:rPr>
+        <w:t xml:space="preserve">Lock waits </w:t>
+      </w:r>
+    </w:p>
+    <w:p>
+      <w:pPr>
+        <w:numPr>
+          <w:ilvl w:val="1"/>
+          <w:numId w:val="56"/>
+        </w:numPr>
+        <w:tabs>
+          <w:tab w:val="clear" w:pos="1440"/>
+          <w:tab w:val="num" w:pos="1800"/>
+        </w:tabs>
+        <w:spacing w:after="0"/>
+        <w:ind w:left="1800"/>
+        <w:rPr>
+          <w:rFonts w:asciiTheme="majorHAnsi" w:hAnsiTheme="majorHAnsi" w:cstheme="majorHAnsi"/>
+          <w:lang w:val="en-IN"/>
+        </w:rPr>
+      </w:pPr>
+      <w:r>
+        <w:rPr>
+          <w:rFonts w:asciiTheme="majorHAnsi" w:hAnsiTheme="majorHAnsi" w:cstheme="majorHAnsi"/>
+          <w:lang w:val="en-IN"/>
+        </w:rPr>
+        <w:t xml:space="preserve">Deadlocks </w:t>
+      </w:r>
+    </w:p>
+    <w:p>
+      <w:pPr>
+        <w:numPr>
+          <w:ilvl w:val="1"/>
+          <w:numId w:val="56"/>
+        </w:numPr>
+        <w:tabs>
+          <w:tab w:val="clear" w:pos="1440"/>
+          <w:tab w:val="num" w:pos="1800"/>
+        </w:tabs>
+        <w:spacing w:after="0"/>
+        <w:ind w:left="1800"/>
+        <w:rPr>
+          <w:rFonts w:asciiTheme="majorHAnsi" w:hAnsiTheme="majorHAnsi" w:cstheme="majorHAnsi"/>
+          <w:lang w:val="en-IN"/>
+        </w:rPr>
+      </w:pPr>
+      <w:r>
+        <w:rPr>
+          <w:rFonts w:asciiTheme="majorHAnsi" w:hAnsiTheme="majorHAnsi" w:cstheme="majorHAnsi"/>
+          <w:lang w:val="en-IN"/>
+        </w:rPr>
+        <w:t xml:space="preserve">Timeouts </w:t>
       </w:r>
     </w:p>
     <w:p>
@@ -12195,7 +12562,7 @@
           <w:rFonts w:asciiTheme="majorHAnsi" w:hAnsiTheme="majorHAnsi" w:cstheme="majorHAnsi"/>
           <w:lang w:val="en-IN"/>
         </w:rPr>
-        <w:t>6. Check Locking Issues</w:t>
+        <w:t>7. Verify Statistics (RUNSTATS)</w:t>
       </w:r>
     </w:p>
     <w:p>
@@ -12220,82 +12587,35 @@
           <w:rFonts w:asciiTheme="majorHAnsi" w:hAnsiTheme="majorHAnsi" w:cstheme="majorHAnsi"/>
           <w:lang w:val="en-IN"/>
         </w:rPr>
-        <w:t xml:space="preserve">Look for: </w:t>
-      </w:r>
-    </w:p>
-    <w:p>
-      <w:pPr>
-        <w:numPr>
-          <w:ilvl w:val="1"/>
-          <w:numId w:val="57"/>
-        </w:numPr>
-        <w:tabs>
-          <w:tab w:val="clear" w:pos="1440"/>
-          <w:tab w:val="num" w:pos="1800"/>
-        </w:tabs>
-        <w:spacing w:after="0"/>
-        <w:ind w:left="1800"/>
-        <w:rPr>
-          <w:rFonts w:asciiTheme="majorHAnsi" w:hAnsiTheme="majorHAnsi" w:cstheme="majorHAnsi"/>
-          <w:lang w:val="en-IN"/>
-        </w:rPr>
-      </w:pPr>
-      <w:r>
-        <w:rPr>
-          <w:rFonts w:asciiTheme="majorHAnsi" w:hAnsiTheme="majorHAnsi" w:cstheme="majorHAnsi"/>
-          <w:lang w:val="en-IN"/>
-        </w:rPr>
-        <w:t xml:space="preserve">Lock waits </w:t>
-      </w:r>
-    </w:p>
-    <w:p>
-      <w:pPr>
-        <w:numPr>
-          <w:ilvl w:val="1"/>
-          <w:numId w:val="57"/>
-        </w:numPr>
-        <w:tabs>
-          <w:tab w:val="clear" w:pos="1440"/>
-          <w:tab w:val="num" w:pos="1800"/>
-        </w:tabs>
-        <w:spacing w:after="0"/>
-        <w:ind w:left="1800"/>
-        <w:rPr>
-          <w:rFonts w:asciiTheme="majorHAnsi" w:hAnsiTheme="majorHAnsi" w:cstheme="majorHAnsi"/>
-          <w:lang w:val="en-IN"/>
-        </w:rPr>
-      </w:pPr>
-      <w:r>
-        <w:rPr>
-          <w:rFonts w:asciiTheme="majorHAnsi" w:hAnsiTheme="majorHAnsi" w:cstheme="majorHAnsi"/>
-          <w:lang w:val="en-IN"/>
-        </w:rPr>
-        <w:t xml:space="preserve">Deadlocks </w:t>
-      </w:r>
-    </w:p>
-    <w:p>
-      <w:pPr>
-        <w:numPr>
-          <w:ilvl w:val="1"/>
-          <w:numId w:val="57"/>
-        </w:numPr>
-        <w:tabs>
-          <w:tab w:val="clear" w:pos="1440"/>
-          <w:tab w:val="num" w:pos="1800"/>
-        </w:tabs>
-        <w:spacing w:after="0"/>
-        <w:ind w:left="1800"/>
-        <w:rPr>
-          <w:rFonts w:asciiTheme="majorHAnsi" w:hAnsiTheme="majorHAnsi" w:cstheme="majorHAnsi"/>
-          <w:lang w:val="en-IN"/>
-        </w:rPr>
-      </w:pPr>
-      <w:r>
-        <w:rPr>
-          <w:rFonts w:asciiTheme="majorHAnsi" w:hAnsiTheme="majorHAnsi" w:cstheme="majorHAnsi"/>
-          <w:lang w:val="en-IN"/>
-        </w:rPr>
-        <w:t xml:space="preserve">Timeouts </w:t>
+        <w:t xml:space="preserve">Outdated stats → wrong access path </w:t>
+      </w:r>
+      <w:r>
+        <w:rPr>
+          <w:rFonts w:ascii="Segoe UI Emoji" w:hAnsi="Segoe UI Emoji" w:cs="Segoe UI Emoji"/>
+          <w:lang w:val="en-IN"/>
+        </w:rPr>
+        <w:t>❌</w:t>
+      </w:r>
+      <w:r>
+        <w:rPr>
+          <w:rFonts w:asciiTheme="majorHAnsi" w:hAnsiTheme="majorHAnsi" w:cstheme="majorHAnsi"/>
+          <w:lang w:val="en-IN"/>
+        </w:rPr>
+        <w:br/>
+      </w:r>
+      <w:r>
+        <w:rPr>
+          <w:rFonts w:ascii="Segoe UI Emoji" w:hAnsi="Segoe UI Emoji" w:cs="Segoe UI Emoji"/>
+          <w:lang w:val="en-IN"/>
+        </w:rPr>
+        <w:t>👉</w:t>
+      </w:r>
+      <w:r>
+        <w:rPr>
+          <w:rFonts w:asciiTheme="majorHAnsi" w:hAnsiTheme="majorHAnsi" w:cstheme="majorHAnsi"/>
+          <w:lang w:val="en-IN"/>
+        </w:rPr>
+        <w:t xml:space="preserve"> Run RUNSTATS </w:t>
       </w:r>
     </w:p>
     <w:p>
@@ -12312,7 +12632,7 @@
           <w:rFonts w:asciiTheme="majorHAnsi" w:hAnsiTheme="majorHAnsi" w:cstheme="majorHAnsi"/>
           <w:lang w:val="en-IN"/>
         </w:rPr>
-        <w:t>7. Verify Statistics (RUNSTATS)</w:t>
+        <w:t>8. Check for Sorting / Temp Usage</w:t>
       </w:r>
     </w:p>
     <w:p>
@@ -12337,52 +12657,56 @@
           <w:rFonts w:asciiTheme="majorHAnsi" w:hAnsiTheme="majorHAnsi" w:cstheme="majorHAnsi"/>
           <w:lang w:val="en-IN"/>
         </w:rPr>
-        <w:t xml:space="preserve">Outdated stats → wrong access path </w:t>
-      </w:r>
+        <w:t xml:space="preserve">Large sorts slow down queries </w:t>
+      </w:r>
+    </w:p>
+    <w:p>
+      <w:pPr>
+        <w:numPr>
+          <w:ilvl w:val="0"/>
+          <w:numId w:val="58"/>
+        </w:numPr>
+        <w:tabs>
+          <w:tab w:val="clear" w:pos="720"/>
+          <w:tab w:val="num" w:pos="1080"/>
+        </w:tabs>
+        <w:spacing w:after="0"/>
+        <w:ind w:left="1080"/>
+        <w:rPr>
+          <w:rFonts w:asciiTheme="majorHAnsi" w:hAnsiTheme="majorHAnsi" w:cstheme="majorHAnsi"/>
+          <w:lang w:val="en-IN"/>
+        </w:rPr>
+      </w:pPr>
+      <w:r>
+        <w:rPr>
+          <w:rFonts w:asciiTheme="majorHAnsi" w:hAnsiTheme="majorHAnsi" w:cstheme="majorHAnsi"/>
+          <w:lang w:val="en-IN"/>
+        </w:rPr>
+        <w:t xml:space="preserve">Try to use indexes to avoid sort </w:t>
+      </w:r>
+    </w:p>
+    <w:p>
+      <w:pPr>
+        <w:spacing w:after="0"/>
+        <w:ind w:left="360"/>
+        <w:rPr>
+          <w:rFonts w:asciiTheme="majorHAnsi" w:hAnsiTheme="majorHAnsi" w:cstheme="majorHAnsi"/>
+          <w:lang w:val="en-IN"/>
+        </w:rPr>
+      </w:pPr>
       <w:r>
         <w:rPr>
           <w:rFonts w:ascii="Segoe UI Emoji" w:hAnsi="Segoe UI Emoji" w:cs="Segoe UI Emoji"/>
           <w:lang w:val="en-IN"/>
         </w:rPr>
-        <w:t>❌</w:t>
-      </w:r>
-      <w:r>
-        <w:rPr>
-          <w:rFonts w:asciiTheme="majorHAnsi" w:hAnsiTheme="majorHAnsi" w:cstheme="majorHAnsi"/>
-          <w:lang w:val="en-IN"/>
-        </w:rPr>
-        <w:br/>
-      </w:r>
-      <w:r>
-        <w:rPr>
-          <w:rFonts w:ascii="Segoe UI Emoji" w:hAnsi="Segoe UI Emoji" w:cs="Segoe UI Emoji"/>
-          <w:lang w:val="en-IN"/>
-        </w:rPr>
-        <w:t>👉</w:t>
-      </w:r>
-      <w:r>
-        <w:rPr>
-          <w:rFonts w:asciiTheme="majorHAnsi" w:hAnsiTheme="majorHAnsi" w:cstheme="majorHAnsi"/>
-          <w:lang w:val="en-IN"/>
-        </w:rPr>
-        <w:t xml:space="preserve"> Run RUNSTATS </w:t>
-      </w:r>
-    </w:p>
-    <w:p>
-      <w:pPr>
-        <w:spacing w:after="0"/>
-        <w:ind w:left="360"/>
-        <w:rPr>
-          <w:rFonts w:asciiTheme="majorHAnsi" w:hAnsiTheme="majorHAnsi" w:cstheme="majorHAnsi"/>
-          <w:lang w:val="en-IN"/>
-        </w:rPr>
-      </w:pPr>
-      <w:r>
-        <w:rPr>
-          <w:rFonts w:asciiTheme="majorHAnsi" w:hAnsiTheme="majorHAnsi" w:cstheme="majorHAnsi"/>
-          <w:lang w:val="en-IN"/>
-        </w:rPr>
-        <w:t>8. Check for Sorting / Temp Usage</w:t>
+        <w:t>🔹</w:t>
+      </w:r>
+      <w:r>
+        <w:rPr>
+          <w:rFonts w:asciiTheme="majorHAnsi" w:hAnsiTheme="majorHAnsi" w:cstheme="majorHAnsi"/>
+          <w:lang w:val="en-IN"/>
+        </w:rPr>
+        <w:t xml:space="preserve"> Common Causes of Slow SQL</w:t>
       </w:r>
     </w:p>
     <w:p>
@@ -12407,7 +12731,7 @@
           <w:rFonts w:asciiTheme="majorHAnsi" w:hAnsiTheme="majorHAnsi" w:cstheme="majorHAnsi"/>
           <w:lang w:val="en-IN"/>
         </w:rPr>
-        <w:t xml:space="preserve">Large sorts slow down queries </w:t>
+        <w:t xml:space="preserve">Full table scan on large table </w:t>
       </w:r>
     </w:p>
     <w:p>
@@ -12432,31 +12756,422 @@
           <w:rFonts w:asciiTheme="majorHAnsi" w:hAnsiTheme="majorHAnsi" w:cstheme="majorHAnsi"/>
           <w:lang w:val="en-IN"/>
         </w:rPr>
-        <w:t xml:space="preserve">Try to use indexes to avoid sort </w:t>
-      </w:r>
-    </w:p>
-    <w:p>
-      <w:pPr>
-        <w:spacing w:after="0"/>
-        <w:ind w:left="360"/>
-        <w:rPr>
-          <w:rFonts w:asciiTheme="majorHAnsi" w:hAnsiTheme="majorHAnsi" w:cstheme="majorHAnsi"/>
-          <w:lang w:val="en-IN"/>
-        </w:rPr>
-      </w:pPr>
-      <w:r>
-        <w:rPr>
-          <w:rFonts w:ascii="Segoe UI Emoji" w:hAnsi="Segoe UI Emoji" w:cs="Segoe UI Emoji"/>
-          <w:lang w:val="en-IN"/>
-        </w:rPr>
-        <w:t>🔹</w:t>
-      </w:r>
-      <w:r>
-        <w:rPr>
-          <w:rFonts w:asciiTheme="majorHAnsi" w:hAnsiTheme="majorHAnsi" w:cstheme="majorHAnsi"/>
-          <w:lang w:val="en-IN"/>
-        </w:rPr>
-        <w:t xml:space="preserve"> Common Causes of Slow SQL</w:t>
+        <w:t xml:space="preserve">Missing index </w:t>
+      </w:r>
+    </w:p>
+    <w:p>
+      <w:pPr>
+        <w:numPr>
+          <w:ilvl w:val="0"/>
+          <w:numId w:val="59"/>
+        </w:numPr>
+        <w:tabs>
+          <w:tab w:val="clear" w:pos="720"/>
+          <w:tab w:val="num" w:pos="1080"/>
+        </w:tabs>
+        <w:spacing w:after="0"/>
+        <w:ind w:left="1080"/>
+        <w:rPr>
+          <w:rFonts w:asciiTheme="majorHAnsi" w:hAnsiTheme="majorHAnsi" w:cstheme="majorHAnsi"/>
+          <w:lang w:val="en-IN"/>
+        </w:rPr>
+      </w:pPr>
+      <w:r>
+        <w:rPr>
+          <w:rFonts w:asciiTheme="majorHAnsi" w:hAnsiTheme="majorHAnsi" w:cstheme="majorHAnsi"/>
+          <w:lang w:val="en-IN"/>
+        </w:rPr>
+        <w:t>Non-</w:t>
+      </w:r>
+      <w:proofErr w:type="spellStart"/>
+      <w:r>
+        <w:rPr>
+          <w:rFonts w:asciiTheme="majorHAnsi" w:hAnsiTheme="majorHAnsi" w:cstheme="majorHAnsi"/>
+          <w:lang w:val="en-IN"/>
+        </w:rPr>
+        <w:t>SARGable</w:t>
+      </w:r>
+      <w:proofErr w:type="spellEnd"/>
+      <w:r>
+        <w:rPr>
+          <w:rFonts w:asciiTheme="majorHAnsi" w:hAnsiTheme="majorHAnsi" w:cstheme="majorHAnsi"/>
+          <w:lang w:val="en-IN"/>
+        </w:rPr>
+        <w:t xml:space="preserve"> predicates </w:t>
+      </w:r>
+    </w:p>
+    <w:p>
+      <w:pPr>
+        <w:numPr>
+          <w:ilvl w:val="0"/>
+          <w:numId w:val="59"/>
+        </w:numPr>
+        <w:tabs>
+          <w:tab w:val="clear" w:pos="720"/>
+          <w:tab w:val="num" w:pos="1080"/>
+        </w:tabs>
+        <w:spacing w:after="0"/>
+        <w:ind w:left="1080"/>
+        <w:rPr>
+          <w:rFonts w:asciiTheme="majorHAnsi" w:hAnsiTheme="majorHAnsi" w:cstheme="majorHAnsi"/>
+          <w:lang w:val="en-IN"/>
+        </w:rPr>
+      </w:pPr>
+      <w:r>
+        <w:rPr>
+          <w:rFonts w:asciiTheme="majorHAnsi" w:hAnsiTheme="majorHAnsi" w:cstheme="majorHAnsi"/>
+          <w:lang w:val="en-IN"/>
+        </w:rPr>
+        <w:t xml:space="preserve">Wrong join order </w:t>
+      </w:r>
+    </w:p>
+    <w:p>
+      <w:pPr>
+        <w:numPr>
+          <w:ilvl w:val="0"/>
+          <w:numId w:val="59"/>
+        </w:numPr>
+        <w:tabs>
+          <w:tab w:val="clear" w:pos="720"/>
+          <w:tab w:val="num" w:pos="1080"/>
+        </w:tabs>
+        <w:spacing w:after="0"/>
+        <w:ind w:left="1080"/>
+        <w:rPr>
+          <w:rFonts w:asciiTheme="majorHAnsi" w:hAnsiTheme="majorHAnsi" w:cstheme="majorHAnsi"/>
+          <w:lang w:val="en-IN"/>
+        </w:rPr>
+      </w:pPr>
+      <w:r>
+        <w:rPr>
+          <w:rFonts w:asciiTheme="majorHAnsi" w:hAnsiTheme="majorHAnsi" w:cstheme="majorHAnsi"/>
+          <w:lang w:val="en-IN"/>
+        </w:rPr>
+        <w:t>Outdated statistics</w:t>
+      </w:r>
+    </w:p>
+    <w:p>
+      <w:pPr>
+        <w:spacing w:after="0"/>
+        <w:rPr>
+          <w:rFonts w:asciiTheme="majorHAnsi" w:hAnsiTheme="majorHAnsi" w:cstheme="majorHAnsi"/>
+        </w:rPr>
+      </w:pPr>
+      <w:r>
+        <w:rPr>
+          <w:rFonts w:asciiTheme="majorHAnsi" w:hAnsiTheme="majorHAnsi" w:cstheme="majorHAnsi"/>
+          <w:b/>
+        </w:rPr>
+        <w:lastRenderedPageBreak/>
+        <w:t>What if query suddenly becomes slow?</w:t>
+      </w:r>
+    </w:p>
+    <w:p>
+      <w:pPr>
+        <w:spacing w:after="0"/>
+        <w:ind w:firstLine="720"/>
+        <w:rPr>
+          <w:rFonts w:asciiTheme="majorHAnsi" w:hAnsiTheme="majorHAnsi" w:cstheme="majorHAnsi"/>
+        </w:rPr>
+      </w:pPr>
+      <w:r>
+        <w:rPr>
+          <w:rFonts w:asciiTheme="majorHAnsi" w:hAnsiTheme="majorHAnsi" w:cstheme="majorHAnsi"/>
+        </w:rPr>
+        <w:t>I</w:t>
+      </w:r>
+      <w:r>
+        <w:rPr>
+          <w:rFonts w:asciiTheme="majorHAnsi" w:hAnsiTheme="majorHAnsi" w:cstheme="majorHAnsi"/>
+        </w:rPr>
+        <w:t>’ll</w:t>
+      </w:r>
+      <w:r>
+        <w:rPr>
+          <w:rFonts w:asciiTheme="majorHAnsi" w:hAnsiTheme="majorHAnsi" w:cstheme="majorHAnsi"/>
+        </w:rPr>
+        <w:t xml:space="preserve"> check for access path changes, statistics issues, and </w:t>
+      </w:r>
+      <w:r>
+        <w:rPr>
+          <w:rFonts w:asciiTheme="majorHAnsi" w:hAnsiTheme="majorHAnsi" w:cstheme="majorHAnsi"/>
+        </w:rPr>
+        <w:t xml:space="preserve">table </w:t>
+      </w:r>
+      <w:r>
+        <w:rPr>
+          <w:rFonts w:asciiTheme="majorHAnsi" w:hAnsiTheme="majorHAnsi" w:cstheme="majorHAnsi"/>
+        </w:rPr>
+        <w:t>data growth to identify why the query became slow.</w:t>
+      </w:r>
+      <w:r>
+        <w:rPr>
+          <w:rFonts w:asciiTheme="majorHAnsi" w:hAnsiTheme="majorHAnsi" w:cstheme="majorHAnsi"/>
+        </w:rPr>
+        <w:t xml:space="preserve"> </w:t>
+      </w:r>
+      <w:r>
+        <w:rPr>
+          <w:rFonts w:asciiTheme="majorHAnsi" w:hAnsiTheme="majorHAnsi" w:cstheme="majorHAnsi"/>
+        </w:rPr>
+        <w:t>Sudden slowness is usually due to outdated RUNSTATS or change in access path.</w:t>
+      </w:r>
+    </w:p>
+    <w:p>
+      <w:pPr>
+        <w:spacing w:after="0"/>
+        <w:ind w:firstLine="720"/>
+        <w:rPr>
+          <w:rFonts w:asciiTheme="majorHAnsi" w:hAnsiTheme="majorHAnsi" w:cstheme="majorHAnsi"/>
+        </w:rPr>
+      </w:pPr>
+    </w:p>
+    <w:p>
+      <w:pPr>
+        <w:spacing w:after="0"/>
+        <w:rPr>
+          <w:rFonts w:asciiTheme="majorHAnsi" w:hAnsiTheme="majorHAnsi" w:cstheme="majorHAnsi"/>
+        </w:rPr>
+      </w:pPr>
+      <w:r>
+        <w:rPr>
+          <w:rFonts w:asciiTheme="majorHAnsi" w:hAnsiTheme="majorHAnsi" w:cstheme="majorHAnsi"/>
+          <w:b/>
+        </w:rPr>
+        <w:t>How to detect tablespace scan?</w:t>
+      </w:r>
+    </w:p>
+    <w:p>
+      <w:pPr>
+        <w:spacing w:after="0"/>
+        <w:ind w:firstLine="720"/>
+        <w:rPr>
+          <w:rFonts w:asciiTheme="majorHAnsi" w:hAnsiTheme="majorHAnsi" w:cstheme="majorHAnsi"/>
+        </w:rPr>
+      </w:pPr>
+      <w:r>
+        <w:rPr>
+          <w:rFonts w:asciiTheme="majorHAnsi" w:hAnsiTheme="majorHAnsi" w:cstheme="majorHAnsi"/>
+        </w:rPr>
+        <w:t xml:space="preserve">Review PLAN_TABLE ACCESSTYPE </w:t>
+      </w:r>
+      <w:r>
+        <w:rPr>
+          <w:rFonts w:asciiTheme="majorHAnsi" w:hAnsiTheme="majorHAnsi" w:cstheme="majorHAnsi"/>
+        </w:rPr>
+        <w:t xml:space="preserve">column if </w:t>
+      </w:r>
+      <w:r>
+        <w:rPr>
+          <w:rFonts w:asciiTheme="majorHAnsi" w:hAnsiTheme="majorHAnsi" w:cstheme="majorHAnsi"/>
+        </w:rPr>
+        <w:t>value</w:t>
+      </w:r>
+      <w:r>
+        <w:rPr>
+          <w:rFonts w:asciiTheme="majorHAnsi" w:hAnsiTheme="majorHAnsi" w:cstheme="majorHAnsi"/>
+        </w:rPr>
+        <w:t xml:space="preserve"> is </w:t>
+      </w:r>
+      <w:proofErr w:type="gramStart"/>
+      <w:r>
+        <w:rPr>
+          <w:rFonts w:asciiTheme="majorHAnsi" w:hAnsiTheme="majorHAnsi" w:cstheme="majorHAnsi"/>
+        </w:rPr>
+        <w:t>R</w:t>
+      </w:r>
+      <w:proofErr w:type="gramEnd"/>
+      <w:r>
+        <w:rPr>
+          <w:rFonts w:asciiTheme="majorHAnsi" w:hAnsiTheme="majorHAnsi" w:cstheme="majorHAnsi"/>
+        </w:rPr>
+        <w:t xml:space="preserve"> it’s tablespace scan.</w:t>
+      </w:r>
+    </w:p>
+    <w:p>
+      <w:pPr>
+        <w:spacing w:after="0"/>
+        <w:rPr>
+          <w:rFonts w:asciiTheme="majorHAnsi" w:hAnsiTheme="majorHAnsi" w:cstheme="majorHAnsi"/>
+        </w:rPr>
+      </w:pPr>
+    </w:p>
+    <w:p>
+      <w:pPr>
+        <w:spacing w:after="0"/>
+        <w:rPr>
+          <w:rFonts w:asciiTheme="majorHAnsi" w:hAnsiTheme="majorHAnsi" w:cstheme="majorHAnsi"/>
+        </w:rPr>
+      </w:pPr>
+      <w:r>
+        <w:rPr>
+          <w:rFonts w:asciiTheme="majorHAnsi" w:hAnsiTheme="majorHAnsi" w:cstheme="majorHAnsi"/>
+          <w:b/>
+        </w:rPr>
+        <w:t>How to reduce I/O cost?</w:t>
+      </w:r>
+    </w:p>
+    <w:p>
+      <w:pPr>
+        <w:spacing w:after="0"/>
+        <w:ind w:firstLine="720"/>
+        <w:rPr>
+          <w:rFonts w:asciiTheme="majorHAnsi" w:hAnsiTheme="majorHAnsi" w:cstheme="majorHAnsi"/>
+        </w:rPr>
+      </w:pPr>
+      <w:r>
+        <w:rPr>
+          <w:rFonts w:asciiTheme="majorHAnsi" w:hAnsiTheme="majorHAnsi" w:cstheme="majorHAnsi"/>
+        </w:rPr>
+        <w:t xml:space="preserve">I reduce I/O cost by using efficient indexes, writing </w:t>
+      </w:r>
+      <w:proofErr w:type="spellStart"/>
+      <w:r>
+        <w:rPr>
+          <w:rFonts w:asciiTheme="majorHAnsi" w:hAnsiTheme="majorHAnsi" w:cstheme="majorHAnsi"/>
+        </w:rPr>
+        <w:t>SARGable</w:t>
+      </w:r>
+      <w:proofErr w:type="spellEnd"/>
+      <w:r>
+        <w:rPr>
+          <w:rFonts w:asciiTheme="majorHAnsi" w:hAnsiTheme="majorHAnsi" w:cstheme="majorHAnsi"/>
+        </w:rPr>
+        <w:t xml:space="preserve"> queries, and minimizing the amount of data read</w:t>
+      </w:r>
+      <w:r>
+        <w:rPr>
+          <w:rFonts w:asciiTheme="majorHAnsi" w:hAnsiTheme="majorHAnsi" w:cstheme="majorHAnsi"/>
+        </w:rPr>
+        <w:t xml:space="preserve"> </w:t>
+      </w:r>
+      <w:r>
+        <w:rPr>
+          <w:rFonts w:asciiTheme="majorHAnsi" w:hAnsiTheme="majorHAnsi" w:cstheme="majorHAnsi"/>
+        </w:rPr>
+        <w:t>from disk.</w:t>
+      </w:r>
+    </w:p>
+    <w:p>
+      <w:pPr>
+        <w:spacing w:after="0"/>
+        <w:ind w:firstLine="720"/>
+        <w:rPr>
+          <w:rFonts w:asciiTheme="majorHAnsi" w:hAnsiTheme="majorHAnsi" w:cstheme="majorHAnsi"/>
+        </w:rPr>
+      </w:pPr>
+    </w:p>
+    <w:p>
+      <w:pPr>
+        <w:spacing w:after="0"/>
+        <w:rPr>
+          <w:rFonts w:asciiTheme="majorHAnsi" w:hAnsiTheme="majorHAnsi" w:cstheme="majorHAnsi"/>
+        </w:rPr>
+      </w:pPr>
+      <w:r>
+        <w:rPr>
+          <w:rFonts w:asciiTheme="majorHAnsi" w:hAnsiTheme="majorHAnsi" w:cstheme="majorHAnsi"/>
+          <w:b/>
+        </w:rPr>
+        <w:t>What if CPU usage is high in DB2?</w:t>
+      </w:r>
+    </w:p>
+    <w:p>
+      <w:pPr>
+        <w:spacing w:after="0"/>
+        <w:ind w:firstLine="720"/>
+        <w:rPr>
+          <w:rFonts w:asciiTheme="majorHAnsi" w:hAnsiTheme="majorHAnsi" w:cstheme="majorHAnsi"/>
+        </w:rPr>
+      </w:pPr>
+      <w:r>
+        <w:rPr>
+          <w:rFonts w:asciiTheme="majorHAnsi" w:hAnsiTheme="majorHAnsi" w:cstheme="majorHAnsi"/>
+        </w:rPr>
+        <w:t>If CPU usage is high in DB2, I</w:t>
+      </w:r>
+      <w:r>
+        <w:rPr>
+          <w:rFonts w:asciiTheme="majorHAnsi" w:hAnsiTheme="majorHAnsi" w:cstheme="majorHAnsi"/>
+        </w:rPr>
+        <w:t>’ll</w:t>
+      </w:r>
+      <w:r>
+        <w:rPr>
+          <w:rFonts w:asciiTheme="majorHAnsi" w:hAnsiTheme="majorHAnsi" w:cstheme="majorHAnsi"/>
+        </w:rPr>
+        <w:t xml:space="preserve"> analyze the SQL workload using EXPLAIN and monitoring tools, identify inefficient queries</w:t>
+      </w:r>
+      <w:r>
+        <w:rPr>
+          <w:rFonts w:asciiTheme="majorHAnsi" w:hAnsiTheme="majorHAnsi" w:cstheme="majorHAnsi"/>
+        </w:rPr>
+        <w:t xml:space="preserve">, check the </w:t>
+      </w:r>
+      <w:r>
+        <w:rPr>
+          <w:rFonts w:asciiTheme="majorHAnsi" w:hAnsiTheme="majorHAnsi" w:cstheme="majorHAnsi"/>
+        </w:rPr>
+        <w:t>access paths, and optimize them by improving indexing, rewriting SQL, and updating statistics.</w:t>
+      </w:r>
+    </w:p>
+    <w:p>
+      <w:pPr>
+        <w:spacing w:after="0"/>
+        <w:rPr>
+          <w:rFonts w:asciiTheme="majorHAnsi" w:hAnsiTheme="majorHAnsi" w:cstheme="majorHAnsi"/>
+        </w:rPr>
+      </w:pPr>
+    </w:p>
+    <w:p>
+      <w:pPr>
+        <w:spacing w:after="0"/>
+        <w:rPr>
+          <w:rFonts w:asciiTheme="majorHAnsi" w:hAnsiTheme="majorHAnsi" w:cstheme="majorHAnsi"/>
+        </w:rPr>
+      </w:pPr>
+      <w:r>
+        <w:rPr>
+          <w:rFonts w:asciiTheme="majorHAnsi" w:hAnsiTheme="majorHAnsi" w:cstheme="majorHAnsi"/>
+          <w:b/>
+        </w:rPr>
+        <w:t>How to tune join queries?</w:t>
+      </w:r>
+    </w:p>
+    <w:p>
+      <w:pPr>
+        <w:spacing w:after="0"/>
+        <w:ind w:firstLine="720"/>
+        <w:rPr>
+          <w:rFonts w:asciiTheme="majorHAnsi" w:hAnsiTheme="majorHAnsi" w:cstheme="majorHAnsi"/>
+        </w:rPr>
+      </w:pPr>
+      <w:r>
+        <w:rPr>
+          <w:rFonts w:asciiTheme="majorHAnsi" w:hAnsiTheme="majorHAnsi" w:cstheme="majorHAnsi"/>
+        </w:rPr>
+        <w:t>To tune join queries in DB2, I focus on optimizing join sequence, ensuring proper indexing on join columns, using efficient predicates, and verifying the access path using EXPLAIN.</w:t>
+      </w:r>
+    </w:p>
+    <w:p>
+      <w:pPr>
+        <w:spacing w:after="0"/>
+        <w:ind w:firstLine="720"/>
+        <w:rPr>
+          <w:rFonts w:asciiTheme="majorHAnsi" w:hAnsiTheme="majorHAnsi" w:cstheme="majorHAnsi"/>
+          <w:b/>
+          <w:bCs/>
+          <w:lang w:val="en-IN"/>
+        </w:rPr>
+      </w:pPr>
+      <w:r>
+        <w:rPr>
+          <w:rFonts w:asciiTheme="majorHAnsi" w:hAnsiTheme="majorHAnsi" w:cstheme="majorHAnsi"/>
+          <w:b/>
+          <w:bCs/>
+          <w:lang w:val="en-IN"/>
+        </w:rPr>
+        <w:t>1. Create Indexes on Join Columns</w:t>
       </w:r>
     </w:p>
     <w:p>
@@ -12481,426 +13196,90 @@
           <w:rFonts w:asciiTheme="majorHAnsi" w:hAnsiTheme="majorHAnsi" w:cstheme="majorHAnsi"/>
           <w:lang w:val="en-IN"/>
         </w:rPr>
-        <w:t xml:space="preserve">Full table scan on large table </w:t>
-      </w:r>
-    </w:p>
-    <w:p>
-      <w:pPr>
-        <w:numPr>
-          <w:ilvl w:val="0"/>
-          <w:numId w:val="60"/>
-        </w:numPr>
-        <w:tabs>
-          <w:tab w:val="clear" w:pos="720"/>
-          <w:tab w:val="num" w:pos="1080"/>
-        </w:tabs>
-        <w:spacing w:after="0"/>
-        <w:ind w:left="1080"/>
-        <w:rPr>
-          <w:rFonts w:asciiTheme="majorHAnsi" w:hAnsiTheme="majorHAnsi" w:cstheme="majorHAnsi"/>
-          <w:lang w:val="en-IN"/>
-        </w:rPr>
-      </w:pPr>
-      <w:r>
-        <w:rPr>
-          <w:rFonts w:asciiTheme="majorHAnsi" w:hAnsiTheme="majorHAnsi" w:cstheme="majorHAnsi"/>
-          <w:lang w:val="en-IN"/>
-        </w:rPr>
-        <w:t xml:space="preserve">Missing index </w:t>
-      </w:r>
-    </w:p>
-    <w:p>
-      <w:pPr>
-        <w:numPr>
-          <w:ilvl w:val="0"/>
-          <w:numId w:val="60"/>
-        </w:numPr>
-        <w:tabs>
-          <w:tab w:val="clear" w:pos="720"/>
-          <w:tab w:val="num" w:pos="1080"/>
-        </w:tabs>
-        <w:spacing w:after="0"/>
-        <w:ind w:left="1080"/>
-        <w:rPr>
-          <w:rFonts w:asciiTheme="majorHAnsi" w:hAnsiTheme="majorHAnsi" w:cstheme="majorHAnsi"/>
-          <w:lang w:val="en-IN"/>
-        </w:rPr>
-      </w:pPr>
-      <w:r>
-        <w:rPr>
-          <w:rFonts w:asciiTheme="majorHAnsi" w:hAnsiTheme="majorHAnsi" w:cstheme="majorHAnsi"/>
-          <w:lang w:val="en-IN"/>
-        </w:rPr>
-        <w:t>Non-</w:t>
-      </w:r>
-      <w:proofErr w:type="spellStart"/>
-      <w:r>
-        <w:rPr>
-          <w:rFonts w:asciiTheme="majorHAnsi" w:hAnsiTheme="majorHAnsi" w:cstheme="majorHAnsi"/>
-          <w:lang w:val="en-IN"/>
-        </w:rPr>
-        <w:t>SARGable</w:t>
-      </w:r>
-      <w:proofErr w:type="spellEnd"/>
-      <w:r>
-        <w:rPr>
-          <w:rFonts w:asciiTheme="majorHAnsi" w:hAnsiTheme="majorHAnsi" w:cstheme="majorHAnsi"/>
-          <w:lang w:val="en-IN"/>
-        </w:rPr>
-        <w:t xml:space="preserve"> predicates </w:t>
-      </w:r>
-    </w:p>
-    <w:p>
-      <w:pPr>
-        <w:numPr>
-          <w:ilvl w:val="0"/>
-          <w:numId w:val="60"/>
-        </w:numPr>
-        <w:tabs>
-          <w:tab w:val="clear" w:pos="720"/>
-          <w:tab w:val="num" w:pos="1080"/>
-        </w:tabs>
-        <w:spacing w:after="0"/>
-        <w:ind w:left="1080"/>
-        <w:rPr>
-          <w:rFonts w:asciiTheme="majorHAnsi" w:hAnsiTheme="majorHAnsi" w:cstheme="majorHAnsi"/>
-          <w:lang w:val="en-IN"/>
-        </w:rPr>
-      </w:pPr>
-      <w:r>
-        <w:rPr>
-          <w:rFonts w:asciiTheme="majorHAnsi" w:hAnsiTheme="majorHAnsi" w:cstheme="majorHAnsi"/>
-          <w:lang w:val="en-IN"/>
-        </w:rPr>
-        <w:t xml:space="preserve">Wrong join order </w:t>
-      </w:r>
-    </w:p>
-    <w:p>
-      <w:pPr>
-        <w:numPr>
-          <w:ilvl w:val="0"/>
-          <w:numId w:val="60"/>
-        </w:numPr>
-        <w:tabs>
-          <w:tab w:val="clear" w:pos="720"/>
-          <w:tab w:val="num" w:pos="1080"/>
-        </w:tabs>
-        <w:spacing w:after="0"/>
-        <w:ind w:left="1080"/>
-        <w:rPr>
-          <w:rFonts w:asciiTheme="majorHAnsi" w:hAnsiTheme="majorHAnsi" w:cstheme="majorHAnsi"/>
-          <w:lang w:val="en-IN"/>
-        </w:rPr>
-      </w:pPr>
-      <w:r>
-        <w:rPr>
-          <w:rFonts w:asciiTheme="majorHAnsi" w:hAnsiTheme="majorHAnsi" w:cstheme="majorHAnsi"/>
-          <w:lang w:val="en-IN"/>
-        </w:rPr>
-        <w:t>Outdated statistics</w:t>
-      </w:r>
-    </w:p>
-    <w:p>
-      <w:pPr>
-        <w:spacing w:after="0"/>
-        <w:rPr>
-          <w:rFonts w:asciiTheme="majorHAnsi" w:hAnsiTheme="majorHAnsi" w:cstheme="majorHAnsi"/>
-        </w:rPr>
-      </w:pPr>
-      <w:r>
-        <w:rPr>
-          <w:rFonts w:asciiTheme="majorHAnsi" w:hAnsiTheme="majorHAnsi" w:cstheme="majorHAnsi"/>
-          <w:b/>
-        </w:rPr>
-        <w:lastRenderedPageBreak/>
-        <w:t>What if query suddenly becomes slow?</w:t>
-      </w:r>
-    </w:p>
-    <w:p>
-      <w:pPr>
-        <w:spacing w:after="0"/>
-        <w:ind w:firstLine="720"/>
-        <w:rPr>
-          <w:rFonts w:asciiTheme="majorHAnsi" w:hAnsiTheme="majorHAnsi" w:cstheme="majorHAnsi"/>
-        </w:rPr>
-      </w:pPr>
-      <w:r>
-        <w:rPr>
-          <w:rFonts w:asciiTheme="majorHAnsi" w:hAnsiTheme="majorHAnsi" w:cstheme="majorHAnsi"/>
-        </w:rPr>
-        <w:t>I</w:t>
-      </w:r>
-      <w:r>
-        <w:rPr>
-          <w:rFonts w:asciiTheme="majorHAnsi" w:hAnsiTheme="majorHAnsi" w:cstheme="majorHAnsi"/>
-        </w:rPr>
-        <w:t>’ll</w:t>
-      </w:r>
-      <w:r>
-        <w:rPr>
-          <w:rFonts w:asciiTheme="majorHAnsi" w:hAnsiTheme="majorHAnsi" w:cstheme="majorHAnsi"/>
-        </w:rPr>
-        <w:t xml:space="preserve"> check for access path changes, statistics issues, and </w:t>
-      </w:r>
-      <w:r>
-        <w:rPr>
-          <w:rFonts w:asciiTheme="majorHAnsi" w:hAnsiTheme="majorHAnsi" w:cstheme="majorHAnsi"/>
-        </w:rPr>
-        <w:t xml:space="preserve">table </w:t>
-      </w:r>
-      <w:r>
-        <w:rPr>
-          <w:rFonts w:asciiTheme="majorHAnsi" w:hAnsiTheme="majorHAnsi" w:cstheme="majorHAnsi"/>
-        </w:rPr>
-        <w:t>data growth to identify why the query became slow.</w:t>
-      </w:r>
-      <w:r>
-        <w:rPr>
-          <w:rFonts w:asciiTheme="majorHAnsi" w:hAnsiTheme="majorHAnsi" w:cstheme="majorHAnsi"/>
-        </w:rPr>
-        <w:t xml:space="preserve"> </w:t>
-      </w:r>
-      <w:r>
-        <w:rPr>
-          <w:rFonts w:asciiTheme="majorHAnsi" w:hAnsiTheme="majorHAnsi" w:cstheme="majorHAnsi"/>
-        </w:rPr>
-        <w:t>Sudden slowness is usually due to outdated RUNSTATS or change in access path.</w:t>
-      </w:r>
-    </w:p>
-    <w:p>
-      <w:pPr>
-        <w:spacing w:after="0"/>
-        <w:ind w:firstLine="720"/>
-        <w:rPr>
-          <w:rFonts w:asciiTheme="majorHAnsi" w:hAnsiTheme="majorHAnsi" w:cstheme="majorHAnsi"/>
-        </w:rPr>
-      </w:pPr>
-    </w:p>
-    <w:p>
-      <w:pPr>
-        <w:spacing w:after="0"/>
-        <w:rPr>
-          <w:rFonts w:asciiTheme="majorHAnsi" w:hAnsiTheme="majorHAnsi" w:cstheme="majorHAnsi"/>
-        </w:rPr>
-      </w:pPr>
-      <w:r>
-        <w:rPr>
-          <w:rFonts w:asciiTheme="majorHAnsi" w:hAnsiTheme="majorHAnsi" w:cstheme="majorHAnsi"/>
-          <w:b/>
-        </w:rPr>
-        <w:t>How to detect tablespace scan?</w:t>
-      </w:r>
-    </w:p>
-    <w:p>
-      <w:pPr>
-        <w:spacing w:after="0"/>
-        <w:ind w:firstLine="720"/>
-        <w:rPr>
-          <w:rFonts w:asciiTheme="majorHAnsi" w:hAnsiTheme="majorHAnsi" w:cstheme="majorHAnsi"/>
-        </w:rPr>
-      </w:pPr>
-      <w:r>
-        <w:rPr>
-          <w:rFonts w:asciiTheme="majorHAnsi" w:hAnsiTheme="majorHAnsi" w:cstheme="majorHAnsi"/>
-        </w:rPr>
-        <w:t xml:space="preserve">Review PLAN_TABLE ACCESSTYPE </w:t>
-      </w:r>
-      <w:r>
-        <w:rPr>
-          <w:rFonts w:asciiTheme="majorHAnsi" w:hAnsiTheme="majorHAnsi" w:cstheme="majorHAnsi"/>
-        </w:rPr>
-        <w:t xml:space="preserve">column if </w:t>
-      </w:r>
-      <w:r>
-        <w:rPr>
-          <w:rFonts w:asciiTheme="majorHAnsi" w:hAnsiTheme="majorHAnsi" w:cstheme="majorHAnsi"/>
-        </w:rPr>
-        <w:t>value</w:t>
-      </w:r>
-      <w:r>
-        <w:rPr>
-          <w:rFonts w:asciiTheme="majorHAnsi" w:hAnsiTheme="majorHAnsi" w:cstheme="majorHAnsi"/>
-        </w:rPr>
-        <w:t xml:space="preserve"> is </w:t>
+        <w:t xml:space="preserve">Ensure both tables have indexes on join keys </w:t>
+      </w:r>
+    </w:p>
+    <w:p>
+      <w:pPr>
+        <w:spacing w:after="0"/>
+        <w:ind w:left="360" w:firstLine="720"/>
+        <w:rPr>
+          <w:rFonts w:asciiTheme="majorHAnsi" w:hAnsiTheme="majorHAnsi" w:cstheme="majorHAnsi"/>
+          <w:lang w:val="en-IN"/>
+        </w:rPr>
+      </w:pPr>
+      <w:r>
+        <w:rPr>
+          <w:rFonts w:asciiTheme="majorHAnsi" w:hAnsiTheme="majorHAnsi" w:cstheme="majorHAnsi"/>
+          <w:lang w:val="en-IN"/>
+        </w:rPr>
+        <w:t>Example:</w:t>
+      </w:r>
+    </w:p>
+    <w:p>
+      <w:pPr>
+        <w:spacing w:after="0"/>
+        <w:ind w:left="360" w:firstLine="720"/>
+        <w:rPr>
+          <w:rFonts w:asciiTheme="majorHAnsi" w:hAnsiTheme="majorHAnsi" w:cstheme="majorHAnsi"/>
+          <w:lang w:val="en-IN"/>
+        </w:rPr>
+      </w:pPr>
+      <w:r>
+        <w:rPr>
+          <w:rFonts w:asciiTheme="majorHAnsi" w:hAnsiTheme="majorHAnsi" w:cstheme="majorHAnsi"/>
+          <w:lang w:val="en-IN"/>
+        </w:rPr>
+        <w:t xml:space="preserve">WHERE </w:t>
       </w:r>
       <w:proofErr w:type="gramStart"/>
       <w:r>
         <w:rPr>
           <w:rFonts w:asciiTheme="majorHAnsi" w:hAnsiTheme="majorHAnsi" w:cstheme="majorHAnsi"/>
-        </w:rPr>
-        <w:t>R</w:t>
+          <w:lang w:val="en-IN"/>
+        </w:rPr>
+        <w:t>E.DEPT</w:t>
       </w:r>
       <w:proofErr w:type="gramEnd"/>
       <w:r>
         <w:rPr>
           <w:rFonts w:asciiTheme="majorHAnsi" w:hAnsiTheme="majorHAnsi" w:cstheme="majorHAnsi"/>
-        </w:rPr>
-        <w:t xml:space="preserve"> it’s tablespace scan.</w:t>
-      </w:r>
-    </w:p>
-    <w:p>
-      <w:pPr>
-        <w:spacing w:after="0"/>
-        <w:rPr>
-          <w:rFonts w:asciiTheme="majorHAnsi" w:hAnsiTheme="majorHAnsi" w:cstheme="majorHAnsi"/>
-        </w:rPr>
-      </w:pPr>
-    </w:p>
-    <w:p>
-      <w:pPr>
-        <w:spacing w:after="0"/>
-        <w:rPr>
-          <w:rFonts w:asciiTheme="majorHAnsi" w:hAnsiTheme="majorHAnsi" w:cstheme="majorHAnsi"/>
-        </w:rPr>
-      </w:pPr>
-      <w:r>
-        <w:rPr>
-          <w:rFonts w:asciiTheme="majorHAnsi" w:hAnsiTheme="majorHAnsi" w:cstheme="majorHAnsi"/>
-          <w:b/>
-        </w:rPr>
-        <w:t>How to reduce I/O cost?</w:t>
-      </w:r>
-    </w:p>
-    <w:p>
-      <w:pPr>
-        <w:spacing w:after="0"/>
-        <w:ind w:firstLine="720"/>
-        <w:rPr>
-          <w:rFonts w:asciiTheme="majorHAnsi" w:hAnsiTheme="majorHAnsi" w:cstheme="majorHAnsi"/>
-        </w:rPr>
-      </w:pPr>
-      <w:r>
-        <w:rPr>
-          <w:rFonts w:asciiTheme="majorHAnsi" w:hAnsiTheme="majorHAnsi" w:cstheme="majorHAnsi"/>
-        </w:rPr>
-        <w:t xml:space="preserve">I reduce I/O cost by using efficient indexes, writing </w:t>
-      </w:r>
-      <w:proofErr w:type="spellStart"/>
-      <w:r>
-        <w:rPr>
-          <w:rFonts w:asciiTheme="majorHAnsi" w:hAnsiTheme="majorHAnsi" w:cstheme="majorHAnsi"/>
-        </w:rPr>
-        <w:t>SARGable</w:t>
-      </w:r>
-      <w:proofErr w:type="spellEnd"/>
-      <w:r>
-        <w:rPr>
-          <w:rFonts w:asciiTheme="majorHAnsi" w:hAnsiTheme="majorHAnsi" w:cstheme="majorHAnsi"/>
-        </w:rPr>
-        <w:t xml:space="preserve"> queries, and minimizing the amount of data read</w:t>
-      </w:r>
-      <w:r>
-        <w:rPr>
-          <w:rFonts w:asciiTheme="majorHAnsi" w:hAnsiTheme="majorHAnsi" w:cstheme="majorHAnsi"/>
-        </w:rPr>
-        <w:t xml:space="preserve"> </w:t>
-      </w:r>
-      <w:r>
-        <w:rPr>
-          <w:rFonts w:asciiTheme="majorHAnsi" w:hAnsiTheme="majorHAnsi" w:cstheme="majorHAnsi"/>
-        </w:rPr>
-        <w:t>from disk.</w:t>
-      </w:r>
-    </w:p>
-    <w:p>
-      <w:pPr>
-        <w:spacing w:after="0"/>
-        <w:ind w:firstLine="720"/>
-        <w:rPr>
-          <w:rFonts w:asciiTheme="majorHAnsi" w:hAnsiTheme="majorHAnsi" w:cstheme="majorHAnsi"/>
-        </w:rPr>
-      </w:pPr>
-    </w:p>
-    <w:p>
-      <w:pPr>
-        <w:spacing w:after="0"/>
-        <w:rPr>
-          <w:rFonts w:asciiTheme="majorHAnsi" w:hAnsiTheme="majorHAnsi" w:cstheme="majorHAnsi"/>
-        </w:rPr>
-      </w:pPr>
-      <w:r>
-        <w:rPr>
-          <w:rFonts w:asciiTheme="majorHAnsi" w:hAnsiTheme="majorHAnsi" w:cstheme="majorHAnsi"/>
-          <w:b/>
-        </w:rPr>
-        <w:t>What if CPU usage is high in DB2?</w:t>
-      </w:r>
-    </w:p>
-    <w:p>
-      <w:pPr>
-        <w:spacing w:after="0"/>
-        <w:ind w:firstLine="720"/>
-        <w:rPr>
-          <w:rFonts w:asciiTheme="majorHAnsi" w:hAnsiTheme="majorHAnsi" w:cstheme="majorHAnsi"/>
-        </w:rPr>
-      </w:pPr>
-      <w:r>
-        <w:rPr>
-          <w:rFonts w:asciiTheme="majorHAnsi" w:hAnsiTheme="majorHAnsi" w:cstheme="majorHAnsi"/>
-        </w:rPr>
-        <w:t>If CPU usage is high in DB2, I</w:t>
-      </w:r>
-      <w:r>
-        <w:rPr>
-          <w:rFonts w:asciiTheme="majorHAnsi" w:hAnsiTheme="majorHAnsi" w:cstheme="majorHAnsi"/>
-        </w:rPr>
-        <w:t>’ll</w:t>
-      </w:r>
-      <w:r>
-        <w:rPr>
-          <w:rFonts w:asciiTheme="majorHAnsi" w:hAnsiTheme="majorHAnsi" w:cstheme="majorHAnsi"/>
-        </w:rPr>
-        <w:t xml:space="preserve"> analyze the SQL workload using EXPLAIN and monitoring tools, identify inefficient queries</w:t>
-      </w:r>
-      <w:r>
-        <w:rPr>
-          <w:rFonts w:asciiTheme="majorHAnsi" w:hAnsiTheme="majorHAnsi" w:cstheme="majorHAnsi"/>
-        </w:rPr>
-        <w:t xml:space="preserve">, check the </w:t>
-      </w:r>
-      <w:r>
-        <w:rPr>
-          <w:rFonts w:asciiTheme="majorHAnsi" w:hAnsiTheme="majorHAnsi" w:cstheme="majorHAnsi"/>
-        </w:rPr>
-        <w:t>access paths, and optimize them by improving indexing, rewriting SQL, and updating statistics.</w:t>
-      </w:r>
-    </w:p>
-    <w:p>
-      <w:pPr>
-        <w:spacing w:after="0"/>
-        <w:rPr>
-          <w:rFonts w:asciiTheme="majorHAnsi" w:hAnsiTheme="majorHAnsi" w:cstheme="majorHAnsi"/>
-        </w:rPr>
-      </w:pPr>
-    </w:p>
-    <w:p>
-      <w:pPr>
-        <w:spacing w:after="0"/>
-        <w:rPr>
-          <w:rFonts w:asciiTheme="majorHAnsi" w:hAnsiTheme="majorHAnsi" w:cstheme="majorHAnsi"/>
-        </w:rPr>
-      </w:pPr>
-      <w:r>
-        <w:rPr>
-          <w:rFonts w:asciiTheme="majorHAnsi" w:hAnsiTheme="majorHAnsi" w:cstheme="majorHAnsi"/>
-          <w:b/>
-        </w:rPr>
-        <w:t>How to tune join queries?</w:t>
-      </w:r>
-    </w:p>
-    <w:p>
-      <w:pPr>
-        <w:spacing w:after="0"/>
-        <w:ind w:firstLine="720"/>
-        <w:rPr>
-          <w:rFonts w:asciiTheme="majorHAnsi" w:hAnsiTheme="majorHAnsi" w:cstheme="majorHAnsi"/>
-        </w:rPr>
-      </w:pPr>
-      <w:r>
-        <w:rPr>
-          <w:rFonts w:asciiTheme="majorHAnsi" w:hAnsiTheme="majorHAnsi" w:cstheme="majorHAnsi"/>
-        </w:rPr>
-        <w:t>To tune join queries in DB2, I focus on optimizing join sequence, ensuring proper indexing on join columns, using efficient predicates, and verifying the access path using EXPLAIN.</w:t>
+          <w:lang w:val="en-IN"/>
+        </w:rPr>
+        <w:t xml:space="preserve">_ID = </w:t>
+      </w:r>
+      <w:proofErr w:type="gramStart"/>
+      <w:r>
+        <w:rPr>
+          <w:rFonts w:asciiTheme="majorHAnsi" w:hAnsiTheme="majorHAnsi" w:cstheme="majorHAnsi"/>
+          <w:lang w:val="en-IN"/>
+        </w:rPr>
+        <w:t>D.DEPT</w:t>
+      </w:r>
+      <w:proofErr w:type="gramEnd"/>
+      <w:r>
+        <w:rPr>
+          <w:rFonts w:asciiTheme="majorHAnsi" w:hAnsiTheme="majorHAnsi" w:cstheme="majorHAnsi"/>
+          <w:lang w:val="en-IN"/>
+        </w:rPr>
+        <w:t>_ID</w:t>
+      </w:r>
+    </w:p>
+    <w:p>
+      <w:pPr>
+        <w:spacing w:after="0"/>
+        <w:ind w:left="360" w:firstLine="720"/>
+        <w:rPr>
+          <w:rFonts w:asciiTheme="majorHAnsi" w:hAnsiTheme="majorHAnsi" w:cstheme="majorHAnsi"/>
+          <w:lang w:val="en-IN"/>
+        </w:rPr>
+      </w:pPr>
+      <w:r>
+        <w:rPr>
+          <w:rFonts w:asciiTheme="majorHAnsi" w:hAnsiTheme="majorHAnsi" w:cstheme="majorHAnsi"/>
+          <w:lang w:val="en-IN"/>
+        </w:rPr>
+        <w:t xml:space="preserve">Index on DEPT_ID in both tables </w:t>
       </w:r>
     </w:p>
     <w:p>
@@ -12921,7 +13300,7 @@
           <w:bCs/>
           <w:lang w:val="en-IN"/>
         </w:rPr>
-        <w:t>1. Create Indexes on Join Columns</w:t>
+        <w:t>2. Optimize Join Sequence</w:t>
       </w:r>
     </w:p>
     <w:p>
@@ -12930,106 +13309,39 @@
           <w:ilvl w:val="0"/>
           <w:numId w:val="61"/>
         </w:numPr>
-        <w:tabs>
-          <w:tab w:val="clear" w:pos="720"/>
-          <w:tab w:val="num" w:pos="1080"/>
-        </w:tabs>
-        <w:spacing w:after="0"/>
-        <w:ind w:left="1080"/>
-        <w:rPr>
-          <w:rFonts w:asciiTheme="majorHAnsi" w:hAnsiTheme="majorHAnsi" w:cstheme="majorHAnsi"/>
-          <w:lang w:val="en-IN"/>
-        </w:rPr>
-      </w:pPr>
-      <w:r>
-        <w:rPr>
-          <w:rFonts w:asciiTheme="majorHAnsi" w:hAnsiTheme="majorHAnsi" w:cstheme="majorHAnsi"/>
-          <w:lang w:val="en-IN"/>
-        </w:rPr>
-        <w:t xml:space="preserve">Ensure both tables have indexes on join keys </w:t>
-      </w:r>
-    </w:p>
-    <w:p>
-      <w:pPr>
-        <w:spacing w:after="0"/>
-        <w:ind w:left="360" w:firstLine="720"/>
-        <w:rPr>
-          <w:rFonts w:asciiTheme="majorHAnsi" w:hAnsiTheme="majorHAnsi" w:cstheme="majorHAnsi"/>
-          <w:lang w:val="en-IN"/>
-        </w:rPr>
-      </w:pPr>
-      <w:r>
-        <w:rPr>
-          <w:rFonts w:asciiTheme="majorHAnsi" w:hAnsiTheme="majorHAnsi" w:cstheme="majorHAnsi"/>
-          <w:lang w:val="en-IN"/>
-        </w:rPr>
-        <w:t>Example:</w:t>
-      </w:r>
-    </w:p>
-    <w:p>
-      <w:pPr>
-        <w:spacing w:after="0"/>
-        <w:ind w:left="360" w:firstLine="720"/>
-        <w:rPr>
-          <w:rFonts w:asciiTheme="majorHAnsi" w:hAnsiTheme="majorHAnsi" w:cstheme="majorHAnsi"/>
-          <w:lang w:val="en-IN"/>
-        </w:rPr>
-      </w:pPr>
-      <w:r>
-        <w:rPr>
-          <w:rFonts w:asciiTheme="majorHAnsi" w:hAnsiTheme="majorHAnsi" w:cstheme="majorHAnsi"/>
-          <w:lang w:val="en-IN"/>
-        </w:rPr>
-        <w:t xml:space="preserve">WHERE </w:t>
-      </w:r>
-      <w:proofErr w:type="gramStart"/>
-      <w:r>
-        <w:rPr>
-          <w:rFonts w:asciiTheme="majorHAnsi" w:hAnsiTheme="majorHAnsi" w:cstheme="majorHAnsi"/>
-          <w:lang w:val="en-IN"/>
-        </w:rPr>
-        <w:t>E.DEPT</w:t>
-      </w:r>
-      <w:proofErr w:type="gramEnd"/>
-      <w:r>
-        <w:rPr>
-          <w:rFonts w:asciiTheme="majorHAnsi" w:hAnsiTheme="majorHAnsi" w:cstheme="majorHAnsi"/>
-          <w:lang w:val="en-IN"/>
-        </w:rPr>
-        <w:t xml:space="preserve">_ID = </w:t>
-      </w:r>
-      <w:proofErr w:type="gramStart"/>
-      <w:r>
-        <w:rPr>
-          <w:rFonts w:asciiTheme="majorHAnsi" w:hAnsiTheme="majorHAnsi" w:cstheme="majorHAnsi"/>
-          <w:lang w:val="en-IN"/>
-        </w:rPr>
-        <w:t>D.DEPT</w:t>
-      </w:r>
-      <w:proofErr w:type="gramEnd"/>
-      <w:r>
-        <w:rPr>
-          <w:rFonts w:asciiTheme="majorHAnsi" w:hAnsiTheme="majorHAnsi" w:cstheme="majorHAnsi"/>
-          <w:lang w:val="en-IN"/>
-        </w:rPr>
-        <w:t>_ID</w:t>
-      </w:r>
-    </w:p>
-    <w:p>
-      <w:pPr>
-        <w:spacing w:after="0"/>
-        <w:ind w:left="360" w:firstLine="720"/>
-        <w:rPr>
-          <w:rFonts w:asciiTheme="majorHAnsi" w:hAnsiTheme="majorHAnsi" w:cstheme="majorHAnsi"/>
-          <w:lang w:val="en-IN"/>
-        </w:rPr>
-      </w:pPr>
-      <w:r>
-        <w:rPr>
-          <w:rFonts w:asciiTheme="majorHAnsi" w:hAnsiTheme="majorHAnsi" w:cstheme="majorHAnsi"/>
-          <w:lang w:val="en-IN"/>
-        </w:rPr>
-        <w:t xml:space="preserve">Index on DEPT_ID in both tables </w:t>
+        <w:spacing w:after="0"/>
+        <w:rPr>
+          <w:rFonts w:asciiTheme="majorHAnsi" w:hAnsiTheme="majorHAnsi" w:cstheme="majorHAnsi"/>
+          <w:lang w:val="en-IN"/>
+        </w:rPr>
+      </w:pPr>
+      <w:r>
+        <w:rPr>
+          <w:rFonts w:asciiTheme="majorHAnsi" w:hAnsiTheme="majorHAnsi" w:cstheme="majorHAnsi"/>
+          <w:lang w:val="en-IN"/>
+        </w:rPr>
+        <w:t>Smaller / filtered table should be accessed first</w:t>
+      </w:r>
+      <w:r>
+        <w:rPr>
+          <w:rFonts w:asciiTheme="majorHAnsi" w:hAnsiTheme="majorHAnsi" w:cstheme="majorHAnsi"/>
+          <w:lang w:val="en-IN"/>
+        </w:rPr>
+        <w:br/>
+      </w:r>
+      <w:r>
+        <w:rPr>
+          <w:rFonts w:ascii="Segoe UI Emoji" w:hAnsi="Segoe UI Emoji" w:cs="Segoe UI Emoji"/>
+          <w:lang w:val="en-IN"/>
+        </w:rPr>
+        <w:t>👉</w:t>
+      </w:r>
+      <w:r>
+        <w:rPr>
+          <w:rFonts w:asciiTheme="majorHAnsi" w:hAnsiTheme="majorHAnsi" w:cstheme="majorHAnsi"/>
+          <w:lang w:val="en-IN"/>
+        </w:rPr>
+        <w:t xml:space="preserve"> Reduces rows early → less processing </w:t>
       </w:r>
     </w:p>
     <w:p>
@@ -13050,7 +13362,27 @@
           <w:bCs/>
           <w:lang w:val="en-IN"/>
         </w:rPr>
-        <w:t>2. Optimize Join Sequence</w:t>
+        <w:t xml:space="preserve">3. Use </w:t>
+      </w:r>
+      <w:proofErr w:type="spellStart"/>
+      <w:r>
+        <w:rPr>
+          <w:rFonts w:asciiTheme="majorHAnsi" w:hAnsiTheme="majorHAnsi" w:cstheme="majorHAnsi"/>
+          <w:b/>
+          <w:bCs/>
+          <w:lang w:val="en-IN"/>
+        </w:rPr>
+        <w:t>SARGable</w:t>
+      </w:r>
+      <w:proofErr w:type="spellEnd"/>
+      <w:r>
+        <w:rPr>
+          <w:rFonts w:asciiTheme="majorHAnsi" w:hAnsiTheme="majorHAnsi" w:cstheme="majorHAnsi"/>
+          <w:b/>
+          <w:bCs/>
+          <w:lang w:val="en-IN"/>
+        </w:rPr>
+        <w:t xml:space="preserve"> Predicates</w:t>
       </w:r>
     </w:p>
     <w:p>
@@ -13059,39 +13391,137 @@
           <w:ilvl w:val="0"/>
           <w:numId w:val="62"/>
         </w:numPr>
-        <w:spacing w:after="0"/>
-        <w:rPr>
-          <w:rFonts w:asciiTheme="majorHAnsi" w:hAnsiTheme="majorHAnsi" w:cstheme="majorHAnsi"/>
-          <w:lang w:val="en-IN"/>
-        </w:rPr>
-      </w:pPr>
-      <w:r>
-        <w:rPr>
-          <w:rFonts w:asciiTheme="majorHAnsi" w:hAnsiTheme="majorHAnsi" w:cstheme="majorHAnsi"/>
-          <w:lang w:val="en-IN"/>
-        </w:rPr>
-        <w:t>Smaller / filtered table should be accessed first</w:t>
-      </w:r>
-      <w:r>
-        <w:rPr>
-          <w:rFonts w:asciiTheme="majorHAnsi" w:hAnsiTheme="majorHAnsi" w:cstheme="majorHAnsi"/>
-          <w:lang w:val="en-IN"/>
-        </w:rPr>
-        <w:br/>
-      </w:r>
+        <w:tabs>
+          <w:tab w:val="clear" w:pos="720"/>
+          <w:tab w:val="num" w:pos="1080"/>
+        </w:tabs>
+        <w:spacing w:after="0"/>
+        <w:ind w:left="1080"/>
+        <w:rPr>
+          <w:rFonts w:asciiTheme="majorHAnsi" w:hAnsiTheme="majorHAnsi" w:cstheme="majorHAnsi"/>
+          <w:lang w:val="en-IN"/>
+        </w:rPr>
+      </w:pPr>
+      <w:r>
+        <w:rPr>
+          <w:rFonts w:asciiTheme="majorHAnsi" w:hAnsiTheme="majorHAnsi" w:cstheme="majorHAnsi"/>
+          <w:lang w:val="en-IN"/>
+        </w:rPr>
+        <w:t xml:space="preserve">Apply filters before join </w:t>
+      </w:r>
+    </w:p>
+    <w:p>
+      <w:pPr>
+        <w:spacing w:after="0"/>
+        <w:ind w:left="360" w:firstLine="720"/>
+        <w:rPr>
+          <w:rFonts w:asciiTheme="majorHAnsi" w:hAnsiTheme="majorHAnsi" w:cstheme="majorHAnsi"/>
+          <w:lang w:val="en-IN"/>
+        </w:rPr>
+      </w:pPr>
       <w:r>
         <w:rPr>
           <w:rFonts w:ascii="Segoe UI Emoji" w:hAnsi="Segoe UI Emoji" w:cs="Segoe UI Emoji"/>
           <w:lang w:val="en-IN"/>
         </w:rPr>
-        <w:t>👉</w:t>
-      </w:r>
-      <w:r>
-        <w:rPr>
-          <w:rFonts w:asciiTheme="majorHAnsi" w:hAnsiTheme="majorHAnsi" w:cstheme="majorHAnsi"/>
-          <w:lang w:val="en-IN"/>
-        </w:rPr>
-        <w:t xml:space="preserve"> Reduces rows early → less processing </w:t>
+        <w:t>❌</w:t>
+      </w:r>
+      <w:r>
+        <w:rPr>
+          <w:rFonts w:asciiTheme="majorHAnsi" w:hAnsiTheme="majorHAnsi" w:cstheme="majorHAnsi"/>
+          <w:lang w:val="en-IN"/>
+        </w:rPr>
+        <w:t xml:space="preserve"> Bad:</w:t>
+      </w:r>
+    </w:p>
+    <w:p>
+      <w:pPr>
+        <w:spacing w:after="0"/>
+        <w:ind w:left="360" w:firstLine="720"/>
+        <w:rPr>
+          <w:rFonts w:asciiTheme="majorHAnsi" w:hAnsiTheme="majorHAnsi" w:cstheme="majorHAnsi"/>
+          <w:lang w:val="en-IN"/>
+        </w:rPr>
+      </w:pPr>
+      <w:r>
+        <w:rPr>
+          <w:rFonts w:asciiTheme="majorHAnsi" w:hAnsiTheme="majorHAnsi" w:cstheme="majorHAnsi"/>
+          <w:lang w:val="en-IN"/>
+        </w:rPr>
+        <w:t>WHERE YEAR(</w:t>
+      </w:r>
+      <w:proofErr w:type="gramStart"/>
+      <w:r>
+        <w:rPr>
+          <w:rFonts w:asciiTheme="majorHAnsi" w:hAnsiTheme="majorHAnsi" w:cstheme="majorHAnsi"/>
+          <w:lang w:val="en-IN"/>
+        </w:rPr>
+        <w:t>E.JOIN</w:t>
+      </w:r>
+      <w:proofErr w:type="gramEnd"/>
+      <w:r>
+        <w:rPr>
+          <w:rFonts w:asciiTheme="majorHAnsi" w:hAnsiTheme="majorHAnsi" w:cstheme="majorHAnsi"/>
+          <w:lang w:val="en-IN"/>
+        </w:rPr>
+        <w:t>_DATE) = 2020</w:t>
+      </w:r>
+    </w:p>
+    <w:p>
+      <w:pPr>
+        <w:spacing w:after="0"/>
+        <w:ind w:left="360" w:firstLine="720"/>
+        <w:rPr>
+          <w:rFonts w:asciiTheme="majorHAnsi" w:hAnsiTheme="majorHAnsi" w:cstheme="majorHAnsi"/>
+          <w:lang w:val="en-IN"/>
+        </w:rPr>
+      </w:pPr>
+      <w:r>
+        <w:rPr>
+          <w:rFonts w:ascii="Segoe UI Emoji" w:hAnsi="Segoe UI Emoji" w:cs="Segoe UI Emoji"/>
+          <w:lang w:val="en-IN"/>
+        </w:rPr>
+        <w:t>✅</w:t>
+      </w:r>
+      <w:r>
+        <w:rPr>
+          <w:rFonts w:asciiTheme="majorHAnsi" w:hAnsiTheme="majorHAnsi" w:cstheme="majorHAnsi"/>
+          <w:lang w:val="en-IN"/>
+        </w:rPr>
+        <w:t xml:space="preserve"> Good:</w:t>
+      </w:r>
+    </w:p>
+    <w:p>
+      <w:pPr>
+        <w:spacing w:after="0"/>
+        <w:ind w:left="360" w:firstLine="720"/>
+        <w:rPr>
+          <w:rFonts w:asciiTheme="majorHAnsi" w:hAnsiTheme="majorHAnsi" w:cstheme="majorHAnsi"/>
+          <w:lang w:val="en-IN"/>
+        </w:rPr>
+      </w:pPr>
+      <w:r>
+        <w:rPr>
+          <w:rFonts w:asciiTheme="majorHAnsi" w:hAnsiTheme="majorHAnsi" w:cstheme="majorHAnsi"/>
+          <w:lang w:val="en-IN"/>
+        </w:rPr>
+        <w:t xml:space="preserve">WHERE </w:t>
+      </w:r>
+      <w:proofErr w:type="gramStart"/>
+      <w:r>
+        <w:rPr>
+          <w:rFonts w:asciiTheme="majorHAnsi" w:hAnsiTheme="majorHAnsi" w:cstheme="majorHAnsi"/>
+          <w:lang w:val="en-IN"/>
+        </w:rPr>
+        <w:t>E.JOIN</w:t>
+      </w:r>
+      <w:proofErr w:type="gramEnd"/>
+      <w:r>
+        <w:rPr>
+          <w:rFonts w:asciiTheme="majorHAnsi" w:hAnsiTheme="majorHAnsi" w:cstheme="majorHAnsi"/>
+          <w:lang w:val="en-IN"/>
+        </w:rPr>
+        <w:t>_DATE BETWEEN '2020-01-01' AND '2020-12-31'</w:t>
       </w:r>
     </w:p>
     <w:p>
@@ -13112,27 +13542,7 @@
           <w:bCs/>
           <w:lang w:val="en-IN"/>
         </w:rPr>
-        <w:t xml:space="preserve">3. Use </w:t>
-      </w:r>
-      <w:proofErr w:type="spellStart"/>
-      <w:r>
-        <w:rPr>
-          <w:rFonts w:asciiTheme="majorHAnsi" w:hAnsiTheme="majorHAnsi" w:cstheme="majorHAnsi"/>
-          <w:b/>
-          <w:bCs/>
-          <w:lang w:val="en-IN"/>
-        </w:rPr>
-        <w:t>SARGable</w:t>
-      </w:r>
-      <w:proofErr w:type="spellEnd"/>
-      <w:r>
-        <w:rPr>
-          <w:rFonts w:asciiTheme="majorHAnsi" w:hAnsiTheme="majorHAnsi" w:cstheme="majorHAnsi"/>
-          <w:b/>
-          <w:bCs/>
-          <w:lang w:val="en-IN"/>
-        </w:rPr>
-        <w:t xml:space="preserve"> Predicates</w:t>
+        <w:t>4. Reduce Data Volume Early</w:t>
       </w:r>
     </w:p>
     <w:p>
@@ -13142,136 +13552,40 @@
           <w:numId w:val="63"/>
         </w:numPr>
         <w:tabs>
-          <w:tab w:val="clear" w:pos="720"/>
-          <w:tab w:val="num" w:pos="1080"/>
-        </w:tabs>
-        <w:spacing w:after="0"/>
-        <w:ind w:left="1080"/>
-        <w:rPr>
-          <w:rFonts w:asciiTheme="majorHAnsi" w:hAnsiTheme="majorHAnsi" w:cstheme="majorHAnsi"/>
-          <w:lang w:val="en-IN"/>
-        </w:rPr>
-      </w:pPr>
-      <w:r>
-        <w:rPr>
-          <w:rFonts w:asciiTheme="majorHAnsi" w:hAnsiTheme="majorHAnsi" w:cstheme="majorHAnsi"/>
-          <w:lang w:val="en-IN"/>
-        </w:rPr>
-        <w:t xml:space="preserve">Apply filters before join </w:t>
-      </w:r>
-    </w:p>
-    <w:p>
-      <w:pPr>
-        <w:spacing w:after="0"/>
-        <w:ind w:left="360" w:firstLine="720"/>
-        <w:rPr>
-          <w:rFonts w:asciiTheme="majorHAnsi" w:hAnsiTheme="majorHAnsi" w:cstheme="majorHAnsi"/>
-          <w:lang w:val="en-IN"/>
-        </w:rPr>
-      </w:pPr>
-      <w:r>
-        <w:rPr>
-          <w:rFonts w:ascii="Segoe UI Emoji" w:hAnsi="Segoe UI Emoji" w:cs="Segoe UI Emoji"/>
-          <w:lang w:val="en-IN"/>
-        </w:rPr>
-        <w:t>❌</w:t>
-      </w:r>
-      <w:r>
-        <w:rPr>
-          <w:rFonts w:asciiTheme="majorHAnsi" w:hAnsiTheme="majorHAnsi" w:cstheme="majorHAnsi"/>
-          <w:lang w:val="en-IN"/>
-        </w:rPr>
-        <w:t xml:space="preserve"> Bad:</w:t>
-      </w:r>
-    </w:p>
-    <w:p>
-      <w:pPr>
-        <w:spacing w:after="0"/>
-        <w:ind w:left="360" w:firstLine="720"/>
-        <w:rPr>
-          <w:rFonts w:asciiTheme="majorHAnsi" w:hAnsiTheme="majorHAnsi" w:cstheme="majorHAnsi"/>
-          <w:lang w:val="en-IN"/>
-        </w:rPr>
-      </w:pPr>
-      <w:r>
-        <w:rPr>
-          <w:rFonts w:asciiTheme="majorHAnsi" w:hAnsiTheme="majorHAnsi" w:cstheme="majorHAnsi"/>
-          <w:lang w:val="en-IN"/>
-        </w:rPr>
-        <w:t>WHERE YEAR(</w:t>
-      </w:r>
-      <w:proofErr w:type="gramStart"/>
-      <w:r>
-        <w:rPr>
-          <w:rFonts w:asciiTheme="majorHAnsi" w:hAnsiTheme="majorHAnsi" w:cstheme="majorHAnsi"/>
-          <w:lang w:val="en-IN"/>
-        </w:rPr>
-        <w:t>E.JOIN</w:t>
-      </w:r>
-      <w:proofErr w:type="gramEnd"/>
-      <w:r>
-        <w:rPr>
-          <w:rFonts w:asciiTheme="majorHAnsi" w:hAnsiTheme="majorHAnsi" w:cstheme="majorHAnsi"/>
-          <w:lang w:val="en-IN"/>
-        </w:rPr>
-        <w:t>_DATE) = 2020</w:t>
-      </w:r>
-    </w:p>
-    <w:p>
-      <w:pPr>
-        <w:spacing w:after="0"/>
-        <w:ind w:left="360" w:firstLine="720"/>
-        <w:rPr>
-          <w:rFonts w:asciiTheme="majorHAnsi" w:hAnsiTheme="majorHAnsi" w:cstheme="majorHAnsi"/>
-          <w:lang w:val="en-IN"/>
-        </w:rPr>
-      </w:pPr>
-      <w:r>
-        <w:rPr>
-          <w:rFonts w:ascii="Segoe UI Emoji" w:hAnsi="Segoe UI Emoji" w:cs="Segoe UI Emoji"/>
-          <w:lang w:val="en-IN"/>
-        </w:rPr>
-        <w:t>✅</w:t>
-      </w:r>
-      <w:r>
-        <w:rPr>
-          <w:rFonts w:asciiTheme="majorHAnsi" w:hAnsiTheme="majorHAnsi" w:cstheme="majorHAnsi"/>
-          <w:lang w:val="en-IN"/>
-        </w:rPr>
-        <w:t xml:space="preserve"> Good:</w:t>
-      </w:r>
-    </w:p>
-    <w:p>
-      <w:pPr>
-        <w:spacing w:after="0"/>
-        <w:ind w:left="360" w:firstLine="720"/>
-        <w:rPr>
-          <w:rFonts w:asciiTheme="majorHAnsi" w:hAnsiTheme="majorHAnsi" w:cstheme="majorHAnsi"/>
-          <w:lang w:val="en-IN"/>
-        </w:rPr>
-      </w:pPr>
-      <w:r>
-        <w:rPr>
-          <w:rFonts w:asciiTheme="majorHAnsi" w:hAnsiTheme="majorHAnsi" w:cstheme="majorHAnsi"/>
-          <w:lang w:val="en-IN"/>
-        </w:rPr>
-        <w:t xml:space="preserve">WHERE </w:t>
-      </w:r>
-      <w:proofErr w:type="gramStart"/>
-      <w:r>
-        <w:rPr>
-          <w:rFonts w:asciiTheme="majorHAnsi" w:hAnsiTheme="majorHAnsi" w:cstheme="majorHAnsi"/>
-          <w:lang w:val="en-IN"/>
-        </w:rPr>
-        <w:t>E.JOIN</w:t>
-      </w:r>
-      <w:proofErr w:type="gramEnd"/>
-      <w:r>
-        <w:rPr>
-          <w:rFonts w:asciiTheme="majorHAnsi" w:hAnsiTheme="majorHAnsi" w:cstheme="majorHAnsi"/>
-          <w:lang w:val="en-IN"/>
-        </w:rPr>
-        <w:t>_DATE BETWEEN '2020-01-01' AND '2020-12-31'</w:t>
+          <w:tab w:val="num" w:pos="720"/>
+        </w:tabs>
+        <w:spacing w:after="0"/>
+        <w:rPr>
+          <w:rFonts w:asciiTheme="majorHAnsi" w:hAnsiTheme="majorHAnsi" w:cstheme="majorHAnsi"/>
+          <w:lang w:val="en-IN"/>
+        </w:rPr>
+      </w:pPr>
+      <w:r>
+        <w:rPr>
+          <w:rFonts w:asciiTheme="majorHAnsi" w:hAnsiTheme="majorHAnsi" w:cstheme="majorHAnsi"/>
+          <w:lang w:val="en-IN"/>
+        </w:rPr>
+        <w:t xml:space="preserve">Filter rows in WHERE clause </w:t>
+      </w:r>
+    </w:p>
+    <w:p>
+      <w:pPr>
+        <w:numPr>
+          <w:ilvl w:val="0"/>
+          <w:numId w:val="63"/>
+        </w:numPr>
+        <w:spacing w:after="0"/>
+        <w:rPr>
+          <w:rFonts w:asciiTheme="majorHAnsi" w:hAnsiTheme="majorHAnsi" w:cstheme="majorHAnsi"/>
+          <w:lang w:val="en-IN"/>
+        </w:rPr>
+      </w:pPr>
+      <w:r>
+        <w:rPr>
+          <w:rFonts w:asciiTheme="majorHAnsi" w:hAnsiTheme="majorHAnsi" w:cstheme="majorHAnsi"/>
+          <w:lang w:val="en-IN"/>
+        </w:rPr>
+        <w:t xml:space="preserve">Avoid joining unnecessary data </w:t>
       </w:r>
     </w:p>
     <w:p>
@@ -13292,7 +13606,93 @@
           <w:bCs/>
           <w:lang w:val="en-IN"/>
         </w:rPr>
-        <w:t>4. Reduce Data Volume Early</w:t>
+        <w:t>5. Select Only Required Columns</w:t>
+      </w:r>
+    </w:p>
+    <w:p>
+      <w:pPr>
+        <w:spacing w:after="0"/>
+        <w:ind w:left="720" w:firstLine="720"/>
+        <w:rPr>
+          <w:rFonts w:asciiTheme="majorHAnsi" w:hAnsiTheme="majorHAnsi" w:cstheme="majorHAnsi"/>
+          <w:lang w:val="en-IN"/>
+        </w:rPr>
+      </w:pPr>
+      <w:r>
+        <w:rPr>
+          <w:rFonts w:ascii="Segoe UI Emoji" w:hAnsi="Segoe UI Emoji" w:cs="Segoe UI Emoji"/>
+          <w:lang w:val="en-IN"/>
+        </w:rPr>
+        <w:t>❌</w:t>
+      </w:r>
+      <w:r>
+        <w:rPr>
+          <w:rFonts w:asciiTheme="majorHAnsi" w:hAnsiTheme="majorHAnsi" w:cstheme="majorHAnsi"/>
+          <w:lang w:val="en-IN"/>
+        </w:rPr>
+        <w:t xml:space="preserve"> Avoid:</w:t>
+      </w:r>
+    </w:p>
+    <w:p>
+      <w:pPr>
+        <w:spacing w:after="0"/>
+        <w:ind w:left="720" w:firstLine="720"/>
+        <w:rPr>
+          <w:rFonts w:asciiTheme="majorHAnsi" w:hAnsiTheme="majorHAnsi" w:cstheme="majorHAnsi"/>
+          <w:lang w:val="en-IN"/>
+        </w:rPr>
+      </w:pPr>
+      <w:r>
+        <w:rPr>
+          <w:rFonts w:asciiTheme="majorHAnsi" w:hAnsiTheme="majorHAnsi" w:cstheme="majorHAnsi"/>
+          <w:lang w:val="en-IN"/>
+        </w:rPr>
+        <w:t>SELECT *</w:t>
+      </w:r>
+    </w:p>
+    <w:p>
+      <w:pPr>
+        <w:spacing w:after="0"/>
+        <w:ind w:left="720" w:firstLine="720"/>
+        <w:rPr>
+          <w:rFonts w:asciiTheme="majorHAnsi" w:hAnsiTheme="majorHAnsi" w:cstheme="majorHAnsi"/>
+          <w:lang w:val="en-IN"/>
+        </w:rPr>
+      </w:pPr>
+      <w:r>
+        <w:rPr>
+          <w:rFonts w:ascii="Segoe UI Emoji" w:hAnsi="Segoe UI Emoji" w:cs="Segoe UI Emoji"/>
+          <w:lang w:val="en-IN"/>
+        </w:rPr>
+        <w:t>👉</w:t>
+      </w:r>
+      <w:r>
+        <w:rPr>
+          <w:rFonts w:asciiTheme="majorHAnsi" w:hAnsiTheme="majorHAnsi" w:cstheme="majorHAnsi"/>
+          <w:lang w:val="en-IN"/>
+        </w:rPr>
+        <w:t xml:space="preserve"> Reduces I/O and CPU</w:t>
+      </w:r>
+    </w:p>
+    <w:p>
+      <w:pPr>
+        <w:spacing w:after="0"/>
+        <w:ind w:firstLine="720"/>
+        <w:rPr>
+          <w:rFonts w:asciiTheme="majorHAnsi" w:hAnsiTheme="majorHAnsi" w:cstheme="majorHAnsi"/>
+          <w:b/>
+          <w:bCs/>
+          <w:lang w:val="en-IN"/>
+        </w:rPr>
+      </w:pPr>
+      <w:r>
+        <w:rPr>
+          <w:rFonts w:asciiTheme="majorHAnsi" w:hAnsiTheme="majorHAnsi" w:cstheme="majorHAnsi"/>
+          <w:b/>
+          <w:bCs/>
+          <w:lang w:val="en-IN"/>
+        </w:rPr>
+        <w:t>6. Check Join Method (EXPLAIN)</w:t>
       </w:r>
     </w:p>
     <w:p>
@@ -13302,20 +13702,22 @@
           <w:numId w:val="64"/>
         </w:numPr>
         <w:tabs>
-          <w:tab w:val="num" w:pos="720"/>
-        </w:tabs>
-        <w:spacing w:after="0"/>
-        <w:rPr>
-          <w:rFonts w:asciiTheme="majorHAnsi" w:hAnsiTheme="majorHAnsi" w:cstheme="majorHAnsi"/>
-          <w:lang w:val="en-IN"/>
-        </w:rPr>
-      </w:pPr>
-      <w:r>
-        <w:rPr>
-          <w:rFonts w:asciiTheme="majorHAnsi" w:hAnsiTheme="majorHAnsi" w:cstheme="majorHAnsi"/>
-          <w:lang w:val="en-IN"/>
-        </w:rPr>
-        <w:t xml:space="preserve">Filter rows in WHERE clause </w:t>
+          <w:tab w:val="clear" w:pos="720"/>
+          <w:tab w:val="num" w:pos="1080"/>
+        </w:tabs>
+        <w:spacing w:after="0"/>
+        <w:ind w:left="1080"/>
+        <w:rPr>
+          <w:rFonts w:asciiTheme="majorHAnsi" w:hAnsiTheme="majorHAnsi" w:cstheme="majorHAnsi"/>
+          <w:lang w:val="en-IN"/>
+        </w:rPr>
+      </w:pPr>
+      <w:r>
+        <w:rPr>
+          <w:rFonts w:asciiTheme="majorHAnsi" w:hAnsiTheme="majorHAnsi" w:cstheme="majorHAnsi"/>
+          <w:lang w:val="en-IN"/>
+        </w:rPr>
+        <w:t xml:space="preserve">Nested Loop → good for small data </w:t>
       </w:r>
     </w:p>
     <w:p>
@@ -13324,18 +13726,72 @@
           <w:ilvl w:val="0"/>
           <w:numId w:val="64"/>
         </w:numPr>
-        <w:spacing w:after="0"/>
-        <w:rPr>
-          <w:rFonts w:asciiTheme="majorHAnsi" w:hAnsiTheme="majorHAnsi" w:cstheme="majorHAnsi"/>
-          <w:lang w:val="en-IN"/>
-        </w:rPr>
-      </w:pPr>
-      <w:r>
-        <w:rPr>
-          <w:rFonts w:asciiTheme="majorHAnsi" w:hAnsiTheme="majorHAnsi" w:cstheme="majorHAnsi"/>
-          <w:lang w:val="en-IN"/>
-        </w:rPr>
-        <w:t xml:space="preserve">Avoid joining unnecessary data </w:t>
+        <w:tabs>
+          <w:tab w:val="clear" w:pos="720"/>
+          <w:tab w:val="num" w:pos="1080"/>
+        </w:tabs>
+        <w:spacing w:after="0"/>
+        <w:ind w:left="1080"/>
+        <w:rPr>
+          <w:rFonts w:asciiTheme="majorHAnsi" w:hAnsiTheme="majorHAnsi" w:cstheme="majorHAnsi"/>
+          <w:lang w:val="en-IN"/>
+        </w:rPr>
+      </w:pPr>
+      <w:r>
+        <w:rPr>
+          <w:rFonts w:asciiTheme="majorHAnsi" w:hAnsiTheme="majorHAnsi" w:cstheme="majorHAnsi"/>
+          <w:lang w:val="en-IN"/>
+        </w:rPr>
+        <w:t xml:space="preserve">Merge Join → good for sorted data </w:t>
+      </w:r>
+    </w:p>
+    <w:p>
+      <w:pPr>
+        <w:numPr>
+          <w:ilvl w:val="0"/>
+          <w:numId w:val="64"/>
+        </w:numPr>
+        <w:tabs>
+          <w:tab w:val="clear" w:pos="720"/>
+          <w:tab w:val="num" w:pos="1080"/>
+        </w:tabs>
+        <w:spacing w:after="0"/>
+        <w:ind w:left="1080"/>
+        <w:rPr>
+          <w:rFonts w:asciiTheme="majorHAnsi" w:hAnsiTheme="majorHAnsi" w:cstheme="majorHAnsi"/>
+          <w:lang w:val="en-IN"/>
+        </w:rPr>
+      </w:pPr>
+      <w:r>
+        <w:rPr>
+          <w:rFonts w:asciiTheme="majorHAnsi" w:hAnsiTheme="majorHAnsi" w:cstheme="majorHAnsi"/>
+          <w:lang w:val="en-IN"/>
+        </w:rPr>
+        <w:t xml:space="preserve">Hybrid → depends </w:t>
+      </w:r>
+    </w:p>
+    <w:p>
+      <w:pPr>
+        <w:spacing w:after="0"/>
+        <w:ind w:left="360" w:firstLine="720"/>
+        <w:rPr>
+          <w:rFonts w:asciiTheme="majorHAnsi" w:hAnsiTheme="majorHAnsi" w:cstheme="majorHAnsi"/>
+          <w:lang w:val="en-IN"/>
+        </w:rPr>
+      </w:pPr>
+      <w:r>
+        <w:rPr>
+          <w:rFonts w:ascii="Segoe UI Emoji" w:hAnsi="Segoe UI Emoji" w:cs="Segoe UI Emoji"/>
+          <w:lang w:val="en-IN"/>
+        </w:rPr>
+        <w:t>👉</w:t>
+      </w:r>
+      <w:r>
+        <w:rPr>
+          <w:rFonts w:asciiTheme="majorHAnsi" w:hAnsiTheme="majorHAnsi" w:cstheme="majorHAnsi"/>
+          <w:lang w:val="en-IN"/>
+        </w:rPr>
+        <w:t xml:space="preserve"> Choose based on data size</w:t>
       </w:r>
     </w:p>
     <w:p>
@@ -13356,93 +13812,7 @@
           <w:bCs/>
           <w:lang w:val="en-IN"/>
         </w:rPr>
-        <w:t>5. Select Only Required Columns</w:t>
-      </w:r>
-    </w:p>
-    <w:p>
-      <w:pPr>
-        <w:spacing w:after="0"/>
-        <w:ind w:left="720" w:firstLine="720"/>
-        <w:rPr>
-          <w:rFonts w:asciiTheme="majorHAnsi" w:hAnsiTheme="majorHAnsi" w:cstheme="majorHAnsi"/>
-          <w:lang w:val="en-IN"/>
-        </w:rPr>
-      </w:pPr>
-      <w:r>
-        <w:rPr>
-          <w:rFonts w:ascii="Segoe UI Emoji" w:hAnsi="Segoe UI Emoji" w:cs="Segoe UI Emoji"/>
-          <w:lang w:val="en-IN"/>
-        </w:rPr>
-        <w:t>❌</w:t>
-      </w:r>
-      <w:r>
-        <w:rPr>
-          <w:rFonts w:asciiTheme="majorHAnsi" w:hAnsiTheme="majorHAnsi" w:cstheme="majorHAnsi"/>
-          <w:lang w:val="en-IN"/>
-        </w:rPr>
-        <w:t xml:space="preserve"> Avoid:</w:t>
-      </w:r>
-    </w:p>
-    <w:p>
-      <w:pPr>
-        <w:spacing w:after="0"/>
-        <w:ind w:left="720" w:firstLine="720"/>
-        <w:rPr>
-          <w:rFonts w:asciiTheme="majorHAnsi" w:hAnsiTheme="majorHAnsi" w:cstheme="majorHAnsi"/>
-          <w:lang w:val="en-IN"/>
-        </w:rPr>
-      </w:pPr>
-      <w:r>
-        <w:rPr>
-          <w:rFonts w:asciiTheme="majorHAnsi" w:hAnsiTheme="majorHAnsi" w:cstheme="majorHAnsi"/>
-          <w:lang w:val="en-IN"/>
-        </w:rPr>
-        <w:t>SELECT *</w:t>
-      </w:r>
-    </w:p>
-    <w:p>
-      <w:pPr>
-        <w:spacing w:after="0"/>
-        <w:ind w:left="720" w:firstLine="720"/>
-        <w:rPr>
-          <w:rFonts w:asciiTheme="majorHAnsi" w:hAnsiTheme="majorHAnsi" w:cstheme="majorHAnsi"/>
-          <w:lang w:val="en-IN"/>
-        </w:rPr>
-      </w:pPr>
-      <w:r>
-        <w:rPr>
-          <w:rFonts w:ascii="Segoe UI Emoji" w:hAnsi="Segoe UI Emoji" w:cs="Segoe UI Emoji"/>
-          <w:lang w:val="en-IN"/>
-        </w:rPr>
-        <w:t>👉</w:t>
-      </w:r>
-      <w:r>
-        <w:rPr>
-          <w:rFonts w:asciiTheme="majorHAnsi" w:hAnsiTheme="majorHAnsi" w:cstheme="majorHAnsi"/>
-          <w:lang w:val="en-IN"/>
-        </w:rPr>
-        <w:t xml:space="preserve"> Reduces I/O and CPU</w:t>
-      </w:r>
-    </w:p>
-    <w:p>
-      <w:pPr>
-        <w:spacing w:after="0"/>
-        <w:ind w:firstLine="720"/>
-        <w:rPr>
-          <w:rFonts w:asciiTheme="majorHAnsi" w:hAnsiTheme="majorHAnsi" w:cstheme="majorHAnsi"/>
-          <w:b/>
-          <w:bCs/>
-          <w:lang w:val="en-IN"/>
-        </w:rPr>
-      </w:pPr>
-      <w:r>
-        <w:rPr>
-          <w:rFonts w:asciiTheme="majorHAnsi" w:hAnsiTheme="majorHAnsi" w:cstheme="majorHAnsi"/>
-          <w:b/>
-          <w:bCs/>
-          <w:lang w:val="en-IN"/>
-        </w:rPr>
-        <w:t>6. Check Join Method (EXPLAIN)</w:t>
+        <w:t>7. Ensure Updated Statistics (RUNSTATS)</w:t>
       </w:r>
     </w:p>
     <w:p>
@@ -13451,97 +13821,18 @@
           <w:ilvl w:val="0"/>
           <w:numId w:val="65"/>
         </w:numPr>
-        <w:tabs>
-          <w:tab w:val="clear" w:pos="720"/>
-          <w:tab w:val="num" w:pos="1080"/>
-        </w:tabs>
-        <w:spacing w:after="0"/>
-        <w:ind w:left="1080"/>
-        <w:rPr>
-          <w:rFonts w:asciiTheme="majorHAnsi" w:hAnsiTheme="majorHAnsi" w:cstheme="majorHAnsi"/>
-          <w:lang w:val="en-IN"/>
-        </w:rPr>
-      </w:pPr>
-      <w:r>
-        <w:rPr>
-          <w:rFonts w:asciiTheme="majorHAnsi" w:hAnsiTheme="majorHAnsi" w:cstheme="majorHAnsi"/>
-          <w:lang w:val="en-IN"/>
-        </w:rPr>
-        <w:t xml:space="preserve">Nested Loop → good for small data </w:t>
-      </w:r>
-    </w:p>
-    <w:p>
-      <w:pPr>
-        <w:numPr>
-          <w:ilvl w:val="0"/>
-          <w:numId w:val="65"/>
-        </w:numPr>
-        <w:tabs>
-          <w:tab w:val="clear" w:pos="720"/>
-          <w:tab w:val="num" w:pos="1080"/>
-        </w:tabs>
-        <w:spacing w:after="0"/>
-        <w:ind w:left="1080"/>
-        <w:rPr>
-          <w:rFonts w:asciiTheme="majorHAnsi" w:hAnsiTheme="majorHAnsi" w:cstheme="majorHAnsi"/>
-          <w:lang w:val="en-IN"/>
-        </w:rPr>
-      </w:pPr>
-      <w:r>
-        <w:rPr>
-          <w:rFonts w:asciiTheme="majorHAnsi" w:hAnsiTheme="majorHAnsi" w:cstheme="majorHAnsi"/>
-          <w:lang w:val="en-IN"/>
-        </w:rPr>
-        <w:t xml:space="preserve">Merge Join → good for sorted data </w:t>
-      </w:r>
-    </w:p>
-    <w:p>
-      <w:pPr>
-        <w:numPr>
-          <w:ilvl w:val="0"/>
-          <w:numId w:val="65"/>
-        </w:numPr>
-        <w:tabs>
-          <w:tab w:val="clear" w:pos="720"/>
-          <w:tab w:val="num" w:pos="1080"/>
-        </w:tabs>
-        <w:spacing w:after="0"/>
-        <w:ind w:left="1080"/>
-        <w:rPr>
-          <w:rFonts w:asciiTheme="majorHAnsi" w:hAnsiTheme="majorHAnsi" w:cstheme="majorHAnsi"/>
-          <w:lang w:val="en-IN"/>
-        </w:rPr>
-      </w:pPr>
-      <w:r>
-        <w:rPr>
-          <w:rFonts w:asciiTheme="majorHAnsi" w:hAnsiTheme="majorHAnsi" w:cstheme="majorHAnsi"/>
-          <w:lang w:val="en-IN"/>
-        </w:rPr>
-        <w:t xml:space="preserve">Hybrid → depends </w:t>
-      </w:r>
-    </w:p>
-    <w:p>
-      <w:pPr>
-        <w:spacing w:after="0"/>
-        <w:ind w:left="360" w:firstLine="720"/>
-        <w:rPr>
-          <w:rFonts w:asciiTheme="majorHAnsi" w:hAnsiTheme="majorHAnsi" w:cstheme="majorHAnsi"/>
-          <w:lang w:val="en-IN"/>
-        </w:rPr>
-      </w:pPr>
-      <w:r>
-        <w:rPr>
-          <w:rFonts w:ascii="Segoe UI Emoji" w:hAnsi="Segoe UI Emoji" w:cs="Segoe UI Emoji"/>
-          <w:lang w:val="en-IN"/>
-        </w:rPr>
-        <w:t>👉</w:t>
-      </w:r>
-      <w:r>
-        <w:rPr>
-          <w:rFonts w:asciiTheme="majorHAnsi" w:hAnsiTheme="majorHAnsi" w:cstheme="majorHAnsi"/>
-          <w:lang w:val="en-IN"/>
-        </w:rPr>
-        <w:t xml:space="preserve"> Choose based on data size</w:t>
+        <w:spacing w:after="0"/>
+        <w:rPr>
+          <w:rFonts w:asciiTheme="majorHAnsi" w:hAnsiTheme="majorHAnsi" w:cstheme="majorHAnsi"/>
+          <w:lang w:val="en-IN"/>
+        </w:rPr>
+      </w:pPr>
+      <w:r>
+        <w:rPr>
+          <w:rFonts w:asciiTheme="majorHAnsi" w:hAnsiTheme="majorHAnsi" w:cstheme="majorHAnsi"/>
+          <w:lang w:val="en-IN"/>
+        </w:rPr>
+        <w:t xml:space="preserve">Helps optimizer pick correct join order </w:t>
       </w:r>
     </w:p>
     <w:p>
@@ -13562,7 +13853,8 @@
           <w:bCs/>
           <w:lang w:val="en-IN"/>
         </w:rPr>
-        <w:t>7. Ensure Updated Statistics (RUNSTATS)</w:t>
+        <w:lastRenderedPageBreak/>
+        <w:t>8. Avoid Cartesian Join</w:t>
       </w:r>
     </w:p>
     <w:p>
@@ -13571,18 +13863,64 @@
           <w:ilvl w:val="0"/>
           <w:numId w:val="66"/>
         </w:numPr>
-        <w:spacing w:after="0"/>
-        <w:rPr>
-          <w:rFonts w:asciiTheme="majorHAnsi" w:hAnsiTheme="majorHAnsi" w:cstheme="majorHAnsi"/>
-          <w:lang w:val="en-IN"/>
-        </w:rPr>
-      </w:pPr>
-      <w:r>
-        <w:rPr>
-          <w:rFonts w:asciiTheme="majorHAnsi" w:hAnsiTheme="majorHAnsi" w:cstheme="majorHAnsi"/>
-          <w:lang w:val="en-IN"/>
-        </w:rPr>
-        <w:t xml:space="preserve">Helps optimizer pick correct join order </w:t>
+        <w:tabs>
+          <w:tab w:val="clear" w:pos="720"/>
+          <w:tab w:val="num" w:pos="1080"/>
+        </w:tabs>
+        <w:spacing w:after="0"/>
+        <w:ind w:left="1080"/>
+        <w:rPr>
+          <w:rFonts w:asciiTheme="majorHAnsi" w:hAnsiTheme="majorHAnsi" w:cstheme="majorHAnsi"/>
+          <w:lang w:val="en-IN"/>
+        </w:rPr>
+      </w:pPr>
+      <w:r>
+        <w:rPr>
+          <w:rFonts w:asciiTheme="majorHAnsi" w:hAnsiTheme="majorHAnsi" w:cstheme="majorHAnsi"/>
+          <w:lang w:val="en-IN"/>
+        </w:rPr>
+        <w:t xml:space="preserve">Always use proper join condition </w:t>
+      </w:r>
+    </w:p>
+    <w:p>
+      <w:pPr>
+        <w:spacing w:after="0"/>
+        <w:ind w:left="360" w:firstLine="720"/>
+        <w:rPr>
+          <w:rFonts w:asciiTheme="majorHAnsi" w:hAnsiTheme="majorHAnsi" w:cstheme="majorHAnsi"/>
+          <w:lang w:val="en-IN"/>
+        </w:rPr>
+      </w:pPr>
+      <w:r>
+        <w:rPr>
+          <w:rFonts w:ascii="Segoe UI Emoji" w:hAnsi="Segoe UI Emoji" w:cs="Segoe UI Emoji"/>
+          <w:lang w:val="en-IN"/>
+        </w:rPr>
+        <w:t>❌</w:t>
+      </w:r>
+      <w:r>
+        <w:rPr>
+          <w:rFonts w:asciiTheme="majorHAnsi" w:hAnsiTheme="majorHAnsi" w:cstheme="majorHAnsi"/>
+          <w:lang w:val="en-IN"/>
+        </w:rPr>
+        <w:t xml:space="preserve"> Bad:</w:t>
+      </w:r>
+    </w:p>
+    <w:p>
+      <w:pPr>
+        <w:spacing w:after="0"/>
+        <w:ind w:left="360" w:firstLine="720"/>
+        <w:rPr>
+          <w:rFonts w:asciiTheme="majorHAnsi" w:hAnsiTheme="majorHAnsi" w:cstheme="majorHAnsi"/>
+          <w:lang w:val="en-IN"/>
+        </w:rPr>
+      </w:pPr>
+      <w:r>
+        <w:rPr>
+          <w:rFonts w:asciiTheme="majorHAnsi" w:hAnsiTheme="majorHAnsi" w:cstheme="majorHAnsi"/>
+          <w:lang w:val="en-IN"/>
+        </w:rPr>
+        <w:t>FROM EMP, DEPT</w:t>
       </w:r>
     </w:p>
     <w:p>
@@ -13603,8 +13941,7 @@
           <w:bCs/>
           <w:lang w:val="en-IN"/>
         </w:rPr>
-        <w:lastRenderedPageBreak/>
-        <w:t>8. Avoid Cartesian Join</w:t>
+        <w:t>9. Use Composite Index (if needed)</w:t>
       </w:r>
     </w:p>
     <w:p>
@@ -13629,7 +13966,7 @@
           <w:rFonts w:asciiTheme="majorHAnsi" w:hAnsiTheme="majorHAnsi" w:cstheme="majorHAnsi"/>
           <w:lang w:val="en-IN"/>
         </w:rPr>
-        <w:t xml:space="preserve">Always use proper join condition </w:t>
+        <w:t xml:space="preserve">If join + filter together: </w:t>
       </w:r>
     </w:p>
     <w:p>
@@ -13643,40 +13980,39 @@
       </w:pPr>
       <w:r>
         <w:rPr>
-          <w:rFonts w:ascii="Segoe UI Emoji" w:hAnsi="Segoe UI Emoji" w:cs="Segoe UI Emoji"/>
-          <w:lang w:val="en-IN"/>
-        </w:rPr>
-        <w:t>❌</w:t>
-      </w:r>
-      <w:r>
-        <w:rPr>
-          <w:rFonts w:asciiTheme="majorHAnsi" w:hAnsiTheme="majorHAnsi" w:cstheme="majorHAnsi"/>
-          <w:lang w:val="en-IN"/>
-        </w:rPr>
-        <w:t xml:space="preserve"> Bad:</w:t>
-      </w:r>
-    </w:p>
-    <w:p>
-      <w:pPr>
-        <w:spacing w:after="0"/>
-        <w:ind w:left="360" w:firstLine="720"/>
-        <w:rPr>
-          <w:rFonts w:asciiTheme="majorHAnsi" w:hAnsiTheme="majorHAnsi" w:cstheme="majorHAnsi"/>
-          <w:lang w:val="en-IN"/>
-        </w:rPr>
-      </w:pPr>
-      <w:r>
-        <w:rPr>
-          <w:rFonts w:asciiTheme="majorHAnsi" w:hAnsiTheme="majorHAnsi" w:cstheme="majorHAnsi"/>
-          <w:lang w:val="en-IN"/>
-        </w:rPr>
-        <w:t>FROM EMP, DEPT</w:t>
-      </w:r>
-    </w:p>
-    <w:p>
-      <w:pPr>
-        <w:spacing w:after="0"/>
-        <w:ind w:firstLine="720"/>
+          <w:rFonts w:asciiTheme="majorHAnsi" w:hAnsiTheme="majorHAnsi" w:cstheme="majorHAnsi"/>
+          <w:lang w:val="en-IN"/>
+        </w:rPr>
+        <w:t>WHERE DEPT_ID = 10 AND EMP_ID = 100</w:t>
+      </w:r>
+    </w:p>
+    <w:p>
+      <w:pPr>
+        <w:spacing w:after="0"/>
+        <w:rPr>
+          <w:rFonts w:asciiTheme="majorHAnsi" w:hAnsiTheme="majorHAnsi" w:cstheme="majorHAnsi"/>
+        </w:rPr>
+      </w:pPr>
+    </w:p>
+    <w:p>
+      <w:pPr>
+        <w:spacing w:after="0"/>
+        <w:rPr>
+          <w:rFonts w:asciiTheme="majorHAnsi" w:hAnsiTheme="majorHAnsi" w:cstheme="majorHAnsi"/>
+        </w:rPr>
+      </w:pPr>
+      <w:r>
+        <w:rPr>
+          <w:rFonts w:asciiTheme="majorHAnsi" w:hAnsiTheme="majorHAnsi" w:cstheme="majorHAnsi"/>
+          <w:b/>
+        </w:rPr>
+        <w:t>How to improve range query performance?</w:t>
+      </w:r>
+    </w:p>
+    <w:p>
+      <w:pPr>
+        <w:spacing w:after="0"/>
+        <w:ind w:left="720"/>
         <w:rPr>
           <w:rFonts w:asciiTheme="majorHAnsi" w:hAnsiTheme="majorHAnsi" w:cstheme="majorHAnsi"/>
           <w:b/>
@@ -13691,7 +14027,258 @@
           <w:bCs/>
           <w:lang w:val="en-IN"/>
         </w:rPr>
-        <w:t>9. Use Composite Index (if needed)</w:t>
+        <w:t>1. Create Index on Range Column (Most Important)</w:t>
+      </w:r>
+    </w:p>
+    <w:p>
+      <w:pPr>
+        <w:spacing w:after="0"/>
+        <w:ind w:left="720"/>
+        <w:rPr>
+          <w:rFonts w:asciiTheme="majorHAnsi" w:hAnsiTheme="majorHAnsi" w:cstheme="majorHAnsi"/>
+          <w:lang w:val="en-IN"/>
+        </w:rPr>
+      </w:pPr>
+      <w:r>
+        <w:rPr>
+          <w:rFonts w:asciiTheme="majorHAnsi" w:hAnsiTheme="majorHAnsi" w:cstheme="majorHAnsi"/>
+          <w:lang w:val="en-IN"/>
+        </w:rPr>
+        <w:t>WHERE EMP_ID &gt; 100</w:t>
+      </w:r>
+    </w:p>
+    <w:p>
+      <w:pPr>
+        <w:spacing w:after="0"/>
+        <w:ind w:left="720"/>
+        <w:rPr>
+          <w:rFonts w:asciiTheme="majorHAnsi" w:hAnsiTheme="majorHAnsi" w:cstheme="majorHAnsi"/>
+          <w:lang w:val="en-IN"/>
+        </w:rPr>
+      </w:pPr>
+      <w:r>
+        <w:rPr>
+          <w:rFonts w:ascii="Segoe UI Emoji" w:hAnsi="Segoe UI Emoji" w:cs="Segoe UI Emoji"/>
+          <w:lang w:val="en-IN"/>
+        </w:rPr>
+        <w:t>👉</w:t>
+      </w:r>
+      <w:r>
+        <w:rPr>
+          <w:rFonts w:asciiTheme="majorHAnsi" w:hAnsiTheme="majorHAnsi" w:cstheme="majorHAnsi"/>
+          <w:lang w:val="en-IN"/>
+        </w:rPr>
+        <w:t xml:space="preserve"> Index on EMP_ID </w:t>
+      </w:r>
+      <w:r>
+        <w:rPr>
+          <w:rFonts w:ascii="Segoe UI Emoji" w:hAnsi="Segoe UI Emoji" w:cs="Segoe UI Emoji"/>
+          <w:lang w:val="en-IN"/>
+        </w:rPr>
+        <w:t>✅</w:t>
+      </w:r>
+      <w:r>
+        <w:rPr>
+          <w:rFonts w:asciiTheme="majorHAnsi" w:hAnsiTheme="majorHAnsi" w:cstheme="majorHAnsi"/>
+          <w:lang w:val="en-IN"/>
+        </w:rPr>
+        <w:br/>
+      </w:r>
+      <w:r>
+        <w:rPr>
+          <w:rFonts w:ascii="Segoe UI Emoji" w:hAnsi="Segoe UI Emoji" w:cs="Segoe UI Emoji"/>
+          <w:lang w:val="en-IN"/>
+        </w:rPr>
+        <w:t>👉</w:t>
+      </w:r>
+      <w:r>
+        <w:rPr>
+          <w:rFonts w:asciiTheme="majorHAnsi" w:hAnsiTheme="majorHAnsi" w:cstheme="majorHAnsi"/>
+          <w:lang w:val="en-IN"/>
+        </w:rPr>
+        <w:t xml:space="preserve"> Enables index scan instead of table scan</w:t>
+      </w:r>
+    </w:p>
+    <w:p>
+      <w:pPr>
+        <w:spacing w:after="0"/>
+        <w:ind w:left="720"/>
+        <w:rPr>
+          <w:rFonts w:asciiTheme="majorHAnsi" w:hAnsiTheme="majorHAnsi" w:cstheme="majorHAnsi"/>
+          <w:b/>
+          <w:bCs/>
+          <w:lang w:val="en-IN"/>
+        </w:rPr>
+      </w:pPr>
+      <w:r>
+        <w:rPr>
+          <w:rFonts w:asciiTheme="majorHAnsi" w:hAnsiTheme="majorHAnsi" w:cstheme="majorHAnsi"/>
+          <w:b/>
+          <w:bCs/>
+          <w:lang w:val="en-IN"/>
+        </w:rPr>
+        <w:t xml:space="preserve">2. Use </w:t>
+      </w:r>
+      <w:proofErr w:type="spellStart"/>
+      <w:r>
+        <w:rPr>
+          <w:rFonts w:asciiTheme="majorHAnsi" w:hAnsiTheme="majorHAnsi" w:cstheme="majorHAnsi"/>
+          <w:b/>
+          <w:bCs/>
+          <w:lang w:val="en-IN"/>
+        </w:rPr>
+        <w:t>SARGable</w:t>
+      </w:r>
+      <w:proofErr w:type="spellEnd"/>
+      <w:r>
+        <w:rPr>
+          <w:rFonts w:asciiTheme="majorHAnsi" w:hAnsiTheme="majorHAnsi" w:cstheme="majorHAnsi"/>
+          <w:b/>
+          <w:bCs/>
+          <w:lang w:val="en-IN"/>
+        </w:rPr>
+        <w:t xml:space="preserve"> Conditions</w:t>
+      </w:r>
+    </w:p>
+    <w:p>
+      <w:pPr>
+        <w:spacing w:after="0"/>
+        <w:ind w:left="720"/>
+        <w:rPr>
+          <w:rFonts w:asciiTheme="majorHAnsi" w:hAnsiTheme="majorHAnsi" w:cstheme="majorHAnsi"/>
+          <w:lang w:val="en-IN"/>
+        </w:rPr>
+      </w:pPr>
+      <w:r>
+        <w:rPr>
+          <w:rFonts w:ascii="Segoe UI Emoji" w:hAnsi="Segoe UI Emoji" w:cs="Segoe UI Emoji"/>
+          <w:lang w:val="en-IN"/>
+        </w:rPr>
+        <w:t>❌</w:t>
+      </w:r>
+      <w:r>
+        <w:rPr>
+          <w:rFonts w:asciiTheme="majorHAnsi" w:hAnsiTheme="majorHAnsi" w:cstheme="majorHAnsi"/>
+          <w:lang w:val="en-IN"/>
+        </w:rPr>
+        <w:t xml:space="preserve"> Bad:</w:t>
+      </w:r>
+    </w:p>
+    <w:p>
+      <w:pPr>
+        <w:spacing w:after="0"/>
+        <w:ind w:left="720"/>
+        <w:rPr>
+          <w:rFonts w:asciiTheme="majorHAnsi" w:hAnsiTheme="majorHAnsi" w:cstheme="majorHAnsi"/>
+          <w:lang w:val="en-IN"/>
+        </w:rPr>
+      </w:pPr>
+      <w:r>
+        <w:rPr>
+          <w:rFonts w:asciiTheme="majorHAnsi" w:hAnsiTheme="majorHAnsi" w:cstheme="majorHAnsi"/>
+          <w:lang w:val="en-IN"/>
+        </w:rPr>
+        <w:t>WHERE YEAR(JOIN_DATE) = 2020</w:t>
+      </w:r>
+      <w:r>
+        <w:rPr>
+          <w:rFonts w:asciiTheme="majorHAnsi" w:hAnsiTheme="majorHAnsi" w:cstheme="majorHAnsi"/>
+          <w:lang w:val="en-IN"/>
+        </w:rPr>
+        <w:t xml:space="preserve"> </w:t>
+      </w:r>
+    </w:p>
+    <w:p>
+      <w:pPr>
+        <w:spacing w:after="0"/>
+        <w:ind w:left="720"/>
+        <w:rPr>
+          <w:rFonts w:asciiTheme="majorHAnsi" w:hAnsiTheme="majorHAnsi" w:cstheme="majorHAnsi"/>
+          <w:lang w:val="en-IN"/>
+        </w:rPr>
+      </w:pPr>
+      <w:r>
+        <w:rPr>
+          <w:rFonts w:ascii="Segoe UI Emoji" w:hAnsi="Segoe UI Emoji" w:cs="Segoe UI Emoji"/>
+          <w:lang w:val="en-IN"/>
+        </w:rPr>
+        <w:t>✅</w:t>
+      </w:r>
+      <w:r>
+        <w:rPr>
+          <w:rFonts w:asciiTheme="majorHAnsi" w:hAnsiTheme="majorHAnsi" w:cstheme="majorHAnsi"/>
+          <w:lang w:val="en-IN"/>
+        </w:rPr>
+        <w:t xml:space="preserve"> Good:</w:t>
+      </w:r>
+    </w:p>
+    <w:p>
+      <w:pPr>
+        <w:spacing w:after="0"/>
+        <w:ind w:left="720"/>
+        <w:rPr>
+          <w:rFonts w:asciiTheme="majorHAnsi" w:hAnsiTheme="majorHAnsi" w:cstheme="majorHAnsi"/>
+          <w:lang w:val="en-IN"/>
+        </w:rPr>
+      </w:pPr>
+      <w:r>
+        <w:rPr>
+          <w:rFonts w:asciiTheme="majorHAnsi" w:hAnsiTheme="majorHAnsi" w:cstheme="majorHAnsi"/>
+          <w:lang w:val="en-IN"/>
+        </w:rPr>
+        <w:t>WHERE JOIN_DATE BETWEEN '2020-01-01' AND '2020-12-31'</w:t>
+      </w:r>
+    </w:p>
+    <w:p>
+      <w:pPr>
+        <w:spacing w:after="0"/>
+        <w:ind w:left="720"/>
+        <w:rPr>
+          <w:rFonts w:asciiTheme="majorHAnsi" w:hAnsiTheme="majorHAnsi" w:cstheme="majorHAnsi"/>
+          <w:lang w:val="en-IN"/>
+        </w:rPr>
+      </w:pPr>
+      <w:r>
+        <w:rPr>
+          <w:rFonts w:ascii="Segoe UI Emoji" w:hAnsi="Segoe UI Emoji" w:cs="Segoe UI Emoji"/>
+          <w:lang w:val="en-IN"/>
+        </w:rPr>
+        <w:t>👉</w:t>
+      </w:r>
+      <w:r>
+        <w:rPr>
+          <w:rFonts w:asciiTheme="majorHAnsi" w:hAnsiTheme="majorHAnsi" w:cstheme="majorHAnsi"/>
+          <w:lang w:val="en-IN"/>
+        </w:rPr>
+        <w:t xml:space="preserve"> Allows index usage </w:t>
+      </w:r>
+      <w:r>
+        <w:rPr>
+          <w:rFonts w:ascii="Segoe UI Emoji" w:hAnsi="Segoe UI Emoji" w:cs="Segoe UI Emoji"/>
+          <w:lang w:val="en-IN"/>
+        </w:rPr>
+        <w:t>🚀</w:t>
+      </w:r>
+    </w:p>
+    <w:p>
+      <w:pPr>
+        <w:spacing w:after="0"/>
+        <w:ind w:left="720"/>
+        <w:rPr>
+          <w:rFonts w:asciiTheme="majorHAnsi" w:hAnsiTheme="majorHAnsi" w:cstheme="majorHAnsi"/>
+          <w:b/>
+          <w:bCs/>
+          <w:lang w:val="en-IN"/>
+        </w:rPr>
+      </w:pPr>
+      <w:r>
+        <w:rPr>
+          <w:rFonts w:asciiTheme="majorHAnsi" w:hAnsiTheme="majorHAnsi" w:cstheme="majorHAnsi"/>
+          <w:b/>
+          <w:bCs/>
+          <w:lang w:val="en-IN"/>
+        </w:rPr>
+        <w:t>3. Use Proper Range Operators</w:t>
       </w:r>
     </w:p>
     <w:p>
@@ -13702,61 +14289,92 @@
         </w:numPr>
         <w:tabs>
           <w:tab w:val="clear" w:pos="720"/>
-          <w:tab w:val="num" w:pos="1080"/>
-        </w:tabs>
-        <w:spacing w:after="0"/>
-        <w:ind w:left="1080"/>
-        <w:rPr>
-          <w:rFonts w:asciiTheme="majorHAnsi" w:hAnsiTheme="majorHAnsi" w:cstheme="majorHAnsi"/>
-          <w:lang w:val="en-IN"/>
-        </w:rPr>
-      </w:pPr>
-      <w:r>
-        <w:rPr>
-          <w:rFonts w:asciiTheme="majorHAnsi" w:hAnsiTheme="majorHAnsi" w:cstheme="majorHAnsi"/>
-          <w:lang w:val="en-IN"/>
-        </w:rPr>
-        <w:t xml:space="preserve">If join + filter together: </w:t>
-      </w:r>
-    </w:p>
-    <w:p>
-      <w:pPr>
-        <w:spacing w:after="0"/>
-        <w:ind w:left="360" w:firstLine="720"/>
-        <w:rPr>
-          <w:rFonts w:asciiTheme="majorHAnsi" w:hAnsiTheme="majorHAnsi" w:cstheme="majorHAnsi"/>
-          <w:lang w:val="en-IN"/>
-        </w:rPr>
-      </w:pPr>
-      <w:r>
-        <w:rPr>
-          <w:rFonts w:asciiTheme="majorHAnsi" w:hAnsiTheme="majorHAnsi" w:cstheme="majorHAnsi"/>
-          <w:lang w:val="en-IN"/>
-        </w:rPr>
-        <w:t>WHERE DEPT_ID = 10 AND EMP_ID = 100</w:t>
-      </w:r>
-    </w:p>
-    <w:p>
-      <w:pPr>
-        <w:spacing w:after="0"/>
-        <w:rPr>
-          <w:rFonts w:asciiTheme="majorHAnsi" w:hAnsiTheme="majorHAnsi" w:cstheme="majorHAnsi"/>
-        </w:rPr>
-      </w:pPr>
-    </w:p>
-    <w:p>
-      <w:pPr>
-        <w:spacing w:after="0"/>
-        <w:rPr>
-          <w:rFonts w:asciiTheme="majorHAnsi" w:hAnsiTheme="majorHAnsi" w:cstheme="majorHAnsi"/>
-        </w:rPr>
-      </w:pPr>
-      <w:r>
-        <w:rPr>
-          <w:rFonts w:asciiTheme="majorHAnsi" w:hAnsiTheme="majorHAnsi" w:cstheme="majorHAnsi"/>
-          <w:b/>
-        </w:rPr>
-        <w:t>How to improve range query performance?</w:t>
+          <w:tab w:val="num" w:pos="1440"/>
+        </w:tabs>
+        <w:spacing w:after="0"/>
+        <w:ind w:left="1440"/>
+        <w:rPr>
+          <w:rFonts w:asciiTheme="majorHAnsi" w:hAnsiTheme="majorHAnsi" w:cstheme="majorHAnsi"/>
+          <w:lang w:val="en-IN"/>
+        </w:rPr>
+      </w:pPr>
+      <w:r>
+        <w:rPr>
+          <w:rFonts w:asciiTheme="majorHAnsi" w:hAnsiTheme="majorHAnsi" w:cstheme="majorHAnsi"/>
+          <w:lang w:val="en-IN"/>
+        </w:rPr>
+        <w:t xml:space="preserve">Prefer: </w:t>
+      </w:r>
+    </w:p>
+    <w:p>
+      <w:pPr>
+        <w:numPr>
+          <w:ilvl w:val="1"/>
+          <w:numId w:val="68"/>
+        </w:numPr>
+        <w:tabs>
+          <w:tab w:val="clear" w:pos="1440"/>
+          <w:tab w:val="num" w:pos="2160"/>
+        </w:tabs>
+        <w:spacing w:after="0"/>
+        <w:ind w:left="2160"/>
+        <w:rPr>
+          <w:rFonts w:asciiTheme="majorHAnsi" w:hAnsiTheme="majorHAnsi" w:cstheme="majorHAnsi"/>
+          <w:lang w:val="en-IN"/>
+        </w:rPr>
+      </w:pPr>
+      <w:r>
+        <w:rPr>
+          <w:rFonts w:asciiTheme="majorHAnsi" w:hAnsiTheme="majorHAnsi" w:cstheme="majorHAnsi"/>
+          <w:lang w:val="en-IN"/>
+        </w:rPr>
+        <w:t xml:space="preserve">BETWEEN </w:t>
+      </w:r>
+    </w:p>
+    <w:p>
+      <w:pPr>
+        <w:numPr>
+          <w:ilvl w:val="1"/>
+          <w:numId w:val="68"/>
+        </w:numPr>
+        <w:tabs>
+          <w:tab w:val="clear" w:pos="1440"/>
+          <w:tab w:val="num" w:pos="2160"/>
+        </w:tabs>
+        <w:spacing w:after="0"/>
+        <w:ind w:left="2160"/>
+        <w:rPr>
+          <w:rFonts w:asciiTheme="majorHAnsi" w:hAnsiTheme="majorHAnsi" w:cstheme="majorHAnsi"/>
+          <w:lang w:val="en-IN"/>
+        </w:rPr>
+      </w:pPr>
+      <w:r>
+        <w:rPr>
+          <w:rFonts w:asciiTheme="majorHAnsi" w:hAnsiTheme="majorHAnsi" w:cstheme="majorHAnsi"/>
+          <w:lang w:val="en-IN"/>
+        </w:rPr>
+        <w:t>&gt;= and &lt;=</w:t>
+      </w:r>
+      <w:r>
+        <w:rPr>
+          <w:rFonts w:asciiTheme="majorHAnsi" w:hAnsiTheme="majorHAnsi" w:cstheme="majorHAnsi"/>
+          <w:lang w:val="en-IN"/>
+        </w:rPr>
+        <w:br/>
+      </w:r>
+      <w:r>
+        <w:rPr>
+          <w:rFonts w:ascii="Segoe UI Emoji" w:hAnsi="Segoe UI Emoji" w:cs="Segoe UI Emoji"/>
+          <w:lang w:val="en-IN"/>
+        </w:rPr>
+        <w:t>👉</w:t>
+      </w:r>
+      <w:r>
+        <w:rPr>
+          <w:rFonts w:asciiTheme="majorHAnsi" w:hAnsiTheme="majorHAnsi" w:cstheme="majorHAnsi"/>
+          <w:lang w:val="en-IN"/>
+        </w:rPr>
+        <w:t xml:space="preserve"> More efficient than complex conditions </w:t>
       </w:r>
     </w:p>
     <w:p>
@@ -13777,89 +14395,19 @@
           <w:bCs/>
           <w:lang w:val="en-IN"/>
         </w:rPr>
-        <w:t>1. Create Index on Range Column (Most Important)</w:t>
-      </w:r>
-    </w:p>
-    <w:p>
-      <w:pPr>
-        <w:spacing w:after="0"/>
-        <w:ind w:left="720"/>
-        <w:rPr>
-          <w:rFonts w:asciiTheme="majorHAnsi" w:hAnsiTheme="majorHAnsi" w:cstheme="majorHAnsi"/>
-          <w:lang w:val="en-IN"/>
-        </w:rPr>
-      </w:pPr>
-      <w:r>
-        <w:rPr>
-          <w:rFonts w:asciiTheme="majorHAnsi" w:hAnsiTheme="majorHAnsi" w:cstheme="majorHAnsi"/>
-          <w:lang w:val="en-IN"/>
-        </w:rPr>
-        <w:t>WHERE EMP_ID &gt; 100</w:t>
-      </w:r>
-    </w:p>
-    <w:p>
-      <w:pPr>
-        <w:spacing w:after="0"/>
-        <w:ind w:left="720"/>
-        <w:rPr>
-          <w:rFonts w:asciiTheme="majorHAnsi" w:hAnsiTheme="majorHAnsi" w:cstheme="majorHAnsi"/>
-          <w:lang w:val="en-IN"/>
-        </w:rPr>
-      </w:pPr>
-      <w:r>
-        <w:rPr>
-          <w:rFonts w:ascii="Segoe UI Emoji" w:hAnsi="Segoe UI Emoji" w:cs="Segoe UI Emoji"/>
-          <w:lang w:val="en-IN"/>
-        </w:rPr>
-        <w:t>👉</w:t>
-      </w:r>
-      <w:r>
-        <w:rPr>
-          <w:rFonts w:asciiTheme="majorHAnsi" w:hAnsiTheme="majorHAnsi" w:cstheme="majorHAnsi"/>
-          <w:lang w:val="en-IN"/>
-        </w:rPr>
-        <w:t xml:space="preserve"> Index on EMP_ID </w:t>
-      </w:r>
-      <w:r>
-        <w:rPr>
-          <w:rFonts w:ascii="Segoe UI Emoji" w:hAnsi="Segoe UI Emoji" w:cs="Segoe UI Emoji"/>
-          <w:lang w:val="en-IN"/>
-        </w:rPr>
-        <w:t>✅</w:t>
-      </w:r>
-      <w:r>
-        <w:rPr>
-          <w:rFonts w:asciiTheme="majorHAnsi" w:hAnsiTheme="majorHAnsi" w:cstheme="majorHAnsi"/>
-          <w:lang w:val="en-IN"/>
-        </w:rPr>
-        <w:br/>
-      </w:r>
-      <w:r>
-        <w:rPr>
-          <w:rFonts w:ascii="Segoe UI Emoji" w:hAnsi="Segoe UI Emoji" w:cs="Segoe UI Emoji"/>
-          <w:lang w:val="en-IN"/>
-        </w:rPr>
-        <w:t>👉</w:t>
-      </w:r>
-      <w:r>
-        <w:rPr>
-          <w:rFonts w:asciiTheme="majorHAnsi" w:hAnsiTheme="majorHAnsi" w:cstheme="majorHAnsi"/>
-          <w:lang w:val="en-IN"/>
-        </w:rPr>
-        <w:t xml:space="preserve"> Enables index scan instead of table scan</w:t>
-      </w:r>
-    </w:p>
-    <w:p>
-      <w:pPr>
-        <w:spacing w:after="0"/>
-        <w:ind w:left="720"/>
+        <w:t xml:space="preserve">4. Use Composite Index (If </w:t>
+      </w:r>
+      <w:proofErr w:type="gramStart"/>
+      <w:r>
         <w:rPr>
           <w:rFonts w:asciiTheme="majorHAnsi" w:hAnsiTheme="majorHAnsi" w:cstheme="majorHAnsi"/>
           <w:b/>
           <w:bCs/>
           <w:lang w:val="en-IN"/>
         </w:rPr>
-      </w:pPr>
+        <w:t>Needed</w:t>
+      </w:r>
+      <w:proofErr w:type="gramEnd"/>
       <w:r>
         <w:rPr>
           <w:rFonts w:asciiTheme="majorHAnsi" w:hAnsiTheme="majorHAnsi" w:cstheme="majorHAnsi"/>
@@ -13867,27 +14415,7 @@
           <w:bCs/>
           <w:lang w:val="en-IN"/>
         </w:rPr>
-        <w:t xml:space="preserve">2. Use </w:t>
-      </w:r>
-      <w:proofErr w:type="spellStart"/>
-      <w:r>
-        <w:rPr>
-          <w:rFonts w:asciiTheme="majorHAnsi" w:hAnsiTheme="majorHAnsi" w:cstheme="majorHAnsi"/>
-          <w:b/>
-          <w:bCs/>
-          <w:lang w:val="en-IN"/>
-        </w:rPr>
-        <w:t>SARGable</w:t>
-      </w:r>
-      <w:proofErr w:type="spellEnd"/>
-      <w:r>
-        <w:rPr>
-          <w:rFonts w:asciiTheme="majorHAnsi" w:hAnsiTheme="majorHAnsi" w:cstheme="majorHAnsi"/>
-          <w:b/>
-          <w:bCs/>
-          <w:lang w:val="en-IN"/>
-        </w:rPr>
-        <w:t xml:space="preserve"> Conditions</w:t>
+        <w:t>)</w:t>
       </w:r>
     </w:p>
     <w:p>
@@ -13904,14 +14432,14 @@
           <w:rFonts w:ascii="Segoe UI Emoji" w:hAnsi="Segoe UI Emoji" w:cs="Segoe UI Emoji"/>
           <w:lang w:val="en-IN"/>
         </w:rPr>
-        <w:t>❌</w:t>
-      </w:r>
-      <w:r>
-        <w:rPr>
-          <w:rFonts w:asciiTheme="majorHAnsi" w:hAnsiTheme="majorHAnsi" w:cstheme="majorHAnsi"/>
-          <w:lang w:val="en-IN"/>
-        </w:rPr>
-        <w:t xml:space="preserve"> Bad:</w:t>
+        <w:t>👉</w:t>
+      </w:r>
+      <w:r>
+        <w:rPr>
+          <w:rFonts w:asciiTheme="majorHAnsi" w:hAnsiTheme="majorHAnsi" w:cstheme="majorHAnsi"/>
+          <w:lang w:val="en-IN"/>
+        </w:rPr>
+        <w:t xml:space="preserve"> If query is:</w:t>
       </w:r>
     </w:p>
     <w:p>
@@ -13928,14 +14456,7 @@
           <w:rFonts w:asciiTheme="majorHAnsi" w:hAnsiTheme="majorHAnsi" w:cstheme="majorHAnsi"/>
           <w:lang w:val="en-IN"/>
         </w:rPr>
-        <w:t>WHERE YEAR(JOIN_DATE) = 2020</w:t>
-      </w:r>
-      <w:r>
-        <w:rPr>
-          <w:rFonts w:asciiTheme="majorHAnsi" w:hAnsiTheme="majorHAnsi" w:cstheme="majorHAnsi"/>
-          <w:lang w:val="en-IN"/>
-        </w:rPr>
-        <w:t xml:space="preserve"> </w:t>
+        <w:t>WHERE DEPT_ID = 10 AND SALARY &gt; 5000</w:t>
       </w:r>
     </w:p>
     <w:p>
@@ -13952,14 +14473,14 @@
           <w:rFonts w:ascii="Segoe UI Emoji" w:hAnsi="Segoe UI Emoji" w:cs="Segoe UI Emoji"/>
           <w:lang w:val="en-IN"/>
         </w:rPr>
-        <w:t>✅</w:t>
-      </w:r>
-      <w:r>
-        <w:rPr>
-          <w:rFonts w:asciiTheme="majorHAnsi" w:hAnsiTheme="majorHAnsi" w:cstheme="majorHAnsi"/>
-          <w:lang w:val="en-IN"/>
-        </w:rPr>
-        <w:t xml:space="preserve"> Good:</w:t>
+        <w:t>👉</w:t>
+      </w:r>
+      <w:r>
+        <w:rPr>
+          <w:rFonts w:asciiTheme="majorHAnsi" w:hAnsiTheme="majorHAnsi" w:cstheme="majorHAnsi"/>
+          <w:lang w:val="en-IN"/>
+        </w:rPr>
+        <w:t xml:space="preserve"> Create index:</w:t>
       </w:r>
     </w:p>
     <w:p>
@@ -13976,59 +14497,7 @@
           <w:rFonts w:asciiTheme="majorHAnsi" w:hAnsiTheme="majorHAnsi" w:cstheme="majorHAnsi"/>
           <w:lang w:val="en-IN"/>
         </w:rPr>
-        <w:t>WHERE JOIN_DATE BETWEEN '2020-01-01' AND '2020-12-31'</w:t>
-      </w:r>
-    </w:p>
-    <w:p>
-      <w:pPr>
-        <w:spacing w:after="0"/>
-        <w:ind w:left="720"/>
-        <w:rPr>
-          <w:rFonts w:asciiTheme="majorHAnsi" w:hAnsiTheme="majorHAnsi" w:cstheme="majorHAnsi"/>
-          <w:lang w:val="en-IN"/>
-        </w:rPr>
-      </w:pPr>
-      <w:r>
-        <w:rPr>
-          <w:rFonts w:ascii="Segoe UI Emoji" w:hAnsi="Segoe UI Emoji" w:cs="Segoe UI Emoji"/>
-          <w:lang w:val="en-IN"/>
-        </w:rPr>
-        <w:t>👉</w:t>
-      </w:r>
-      <w:r>
-        <w:rPr>
-          <w:rFonts w:asciiTheme="majorHAnsi" w:hAnsiTheme="majorHAnsi" w:cstheme="majorHAnsi"/>
-          <w:lang w:val="en-IN"/>
-        </w:rPr>
-        <w:t xml:space="preserve"> Allows index usage </w:t>
-      </w:r>
-      <w:r>
-        <w:rPr>
-          <w:rFonts w:ascii="Segoe UI Emoji" w:hAnsi="Segoe UI Emoji" w:cs="Segoe UI Emoji"/>
-          <w:lang w:val="en-IN"/>
-        </w:rPr>
-        <w:t>🚀</w:t>
-      </w:r>
-    </w:p>
-    <w:p>
-      <w:pPr>
-        <w:spacing w:after="0"/>
-        <w:ind w:left="720"/>
-        <w:rPr>
-          <w:rFonts w:asciiTheme="majorHAnsi" w:hAnsiTheme="majorHAnsi" w:cstheme="majorHAnsi"/>
-          <w:b/>
-          <w:bCs/>
-          <w:lang w:val="en-IN"/>
-        </w:rPr>
-      </w:pPr>
-      <w:r>
-        <w:rPr>
-          <w:rFonts w:asciiTheme="majorHAnsi" w:hAnsiTheme="majorHAnsi" w:cstheme="majorHAnsi"/>
-          <w:b/>
-          <w:bCs/>
-          <w:lang w:val="en-IN"/>
-        </w:rPr>
-        <w:t>3. Use Proper Range Operators</w:t>
+        <w:t>(DEPT_ID, SALARY)</w:t>
       </w:r>
     </w:p>
     <w:p>
@@ -14053,78 +14522,32 @@
           <w:rFonts w:asciiTheme="majorHAnsi" w:hAnsiTheme="majorHAnsi" w:cstheme="majorHAnsi"/>
           <w:lang w:val="en-IN"/>
         </w:rPr>
-        <w:t xml:space="preserve">Prefer: </w:t>
+        <w:t xml:space="preserve">First column → equality </w:t>
       </w:r>
     </w:p>
     <w:p>
       <w:pPr>
         <w:numPr>
-          <w:ilvl w:val="1"/>
+          <w:ilvl w:val="0"/>
           <w:numId w:val="69"/>
         </w:numPr>
         <w:tabs>
-          <w:tab w:val="clear" w:pos="1440"/>
-          <w:tab w:val="num" w:pos="2160"/>
-        </w:tabs>
-        <w:spacing w:after="0"/>
-        <w:ind w:left="2160"/>
-        <w:rPr>
-          <w:rFonts w:asciiTheme="majorHAnsi" w:hAnsiTheme="majorHAnsi" w:cstheme="majorHAnsi"/>
-          <w:lang w:val="en-IN"/>
-        </w:rPr>
-      </w:pPr>
-      <w:r>
-        <w:rPr>
-          <w:rFonts w:asciiTheme="majorHAnsi" w:hAnsiTheme="majorHAnsi" w:cstheme="majorHAnsi"/>
-          <w:lang w:val="en-IN"/>
-        </w:rPr>
-        <w:t xml:space="preserve">BETWEEN </w:t>
-      </w:r>
-    </w:p>
-    <w:p>
-      <w:pPr>
-        <w:numPr>
-          <w:ilvl w:val="1"/>
-          <w:numId w:val="69"/>
-        </w:numPr>
-        <w:tabs>
-          <w:tab w:val="clear" w:pos="1440"/>
-          <w:tab w:val="num" w:pos="2160"/>
-        </w:tabs>
-        <w:spacing w:after="0"/>
-        <w:ind w:left="2160"/>
-        <w:rPr>
-          <w:rFonts w:asciiTheme="majorHAnsi" w:hAnsiTheme="majorHAnsi" w:cstheme="majorHAnsi"/>
-          <w:lang w:val="en-IN"/>
-        </w:rPr>
-      </w:pPr>
-      <w:r>
-        <w:rPr>
-          <w:rFonts w:asciiTheme="majorHAnsi" w:hAnsiTheme="majorHAnsi" w:cstheme="majorHAnsi"/>
-          <w:lang w:val="en-IN"/>
-        </w:rPr>
-        <w:t>&gt;= and &lt;=</w:t>
-      </w:r>
-      <w:r>
-        <w:rPr>
-          <w:rFonts w:asciiTheme="majorHAnsi" w:hAnsiTheme="majorHAnsi" w:cstheme="majorHAnsi"/>
-          <w:lang w:val="en-IN"/>
-        </w:rPr>
-        <w:br/>
-      </w:r>
-      <w:r>
-        <w:rPr>
-          <w:rFonts w:ascii="Segoe UI Emoji" w:hAnsi="Segoe UI Emoji" w:cs="Segoe UI Emoji"/>
-          <w:lang w:val="en-IN"/>
-        </w:rPr>
-        <w:t>👉</w:t>
-      </w:r>
-      <w:r>
-        <w:rPr>
-          <w:rFonts w:asciiTheme="majorHAnsi" w:hAnsiTheme="majorHAnsi" w:cstheme="majorHAnsi"/>
-          <w:lang w:val="en-IN"/>
-        </w:rPr>
-        <w:t xml:space="preserve"> More efficient than complex conditions </w:t>
+          <w:tab w:val="clear" w:pos="720"/>
+          <w:tab w:val="num" w:pos="1440"/>
+        </w:tabs>
+        <w:spacing w:after="0"/>
+        <w:ind w:left="1440"/>
+        <w:rPr>
+          <w:rFonts w:asciiTheme="majorHAnsi" w:hAnsiTheme="majorHAnsi" w:cstheme="majorHAnsi"/>
+          <w:lang w:val="en-IN"/>
+        </w:rPr>
+      </w:pPr>
+      <w:r>
+        <w:rPr>
+          <w:rFonts w:asciiTheme="majorHAnsi" w:hAnsiTheme="majorHAnsi" w:cstheme="majorHAnsi"/>
+          <w:lang w:val="en-IN"/>
+        </w:rPr>
+        <w:t xml:space="preserve">Second column → range </w:t>
       </w:r>
     </w:p>
     <w:p>
@@ -14145,109 +14568,7 @@
           <w:bCs/>
           <w:lang w:val="en-IN"/>
         </w:rPr>
-        <w:t xml:space="preserve">4. Use Composite Index (If </w:t>
-      </w:r>
-      <w:proofErr w:type="gramStart"/>
-      <w:r>
-        <w:rPr>
-          <w:rFonts w:asciiTheme="majorHAnsi" w:hAnsiTheme="majorHAnsi" w:cstheme="majorHAnsi"/>
-          <w:b/>
-          <w:bCs/>
-          <w:lang w:val="en-IN"/>
-        </w:rPr>
-        <w:t>Needed</w:t>
-      </w:r>
-      <w:proofErr w:type="gramEnd"/>
-      <w:r>
-        <w:rPr>
-          <w:rFonts w:asciiTheme="majorHAnsi" w:hAnsiTheme="majorHAnsi" w:cstheme="majorHAnsi"/>
-          <w:b/>
-          <w:bCs/>
-          <w:lang w:val="en-IN"/>
-        </w:rPr>
-        <w:t>)</w:t>
-      </w:r>
-    </w:p>
-    <w:p>
-      <w:pPr>
-        <w:spacing w:after="0"/>
-        <w:ind w:left="720"/>
-        <w:rPr>
-          <w:rFonts w:asciiTheme="majorHAnsi" w:hAnsiTheme="majorHAnsi" w:cstheme="majorHAnsi"/>
-          <w:lang w:val="en-IN"/>
-        </w:rPr>
-      </w:pPr>
-      <w:r>
-        <w:rPr>
-          <w:rFonts w:ascii="Segoe UI Emoji" w:hAnsi="Segoe UI Emoji" w:cs="Segoe UI Emoji"/>
-          <w:lang w:val="en-IN"/>
-        </w:rPr>
-        <w:t>👉</w:t>
-      </w:r>
-      <w:r>
-        <w:rPr>
-          <w:rFonts w:asciiTheme="majorHAnsi" w:hAnsiTheme="majorHAnsi" w:cstheme="majorHAnsi"/>
-          <w:lang w:val="en-IN"/>
-        </w:rPr>
-        <w:t xml:space="preserve"> If query is:</w:t>
-      </w:r>
-    </w:p>
-    <w:p>
-      <w:pPr>
-        <w:spacing w:after="0"/>
-        <w:ind w:left="720"/>
-        <w:rPr>
-          <w:rFonts w:asciiTheme="majorHAnsi" w:hAnsiTheme="majorHAnsi" w:cstheme="majorHAnsi"/>
-          <w:lang w:val="en-IN"/>
-        </w:rPr>
-      </w:pPr>
-      <w:r>
-        <w:rPr>
-          <w:rFonts w:asciiTheme="majorHAnsi" w:hAnsiTheme="majorHAnsi" w:cstheme="majorHAnsi"/>
-          <w:lang w:val="en-IN"/>
-        </w:rPr>
-        <w:t>WHERE DEPT_ID = 10 AND SALARY &gt; 5000</w:t>
-      </w:r>
-    </w:p>
-    <w:p>
-      <w:pPr>
-        <w:spacing w:after="0"/>
-        <w:ind w:left="720"/>
-        <w:rPr>
-          <w:rFonts w:asciiTheme="majorHAnsi" w:hAnsiTheme="majorHAnsi" w:cstheme="majorHAnsi"/>
-          <w:lang w:val="en-IN"/>
-        </w:rPr>
-      </w:pPr>
-      <w:r>
-        <w:rPr>
-          <w:rFonts w:ascii="Segoe UI Emoji" w:hAnsi="Segoe UI Emoji" w:cs="Segoe UI Emoji"/>
-          <w:lang w:val="en-IN"/>
-        </w:rPr>
-        <w:t>👉</w:t>
-      </w:r>
-      <w:r>
-        <w:rPr>
-          <w:rFonts w:asciiTheme="majorHAnsi" w:hAnsiTheme="majorHAnsi" w:cstheme="majorHAnsi"/>
-          <w:lang w:val="en-IN"/>
-        </w:rPr>
-        <w:t xml:space="preserve"> Create index:</w:t>
-      </w:r>
-    </w:p>
-    <w:p>
-      <w:pPr>
-        <w:spacing w:after="0"/>
-        <w:ind w:left="720"/>
-        <w:rPr>
-          <w:rFonts w:asciiTheme="majorHAnsi" w:hAnsiTheme="majorHAnsi" w:cstheme="majorHAnsi"/>
-          <w:lang w:val="en-IN"/>
-        </w:rPr>
-      </w:pPr>
-      <w:r>
-        <w:rPr>
-          <w:rFonts w:asciiTheme="majorHAnsi" w:hAnsiTheme="majorHAnsi" w:cstheme="majorHAnsi"/>
-          <w:lang w:val="en-IN"/>
-        </w:rPr>
-        <w:t>(DEPT_ID, SALARY)</w:t>
+        <w:t>5. Reduce Result Set Size</w:t>
       </w:r>
     </w:p>
     <w:p>
@@ -14272,7 +14593,7 @@
           <w:rFonts w:asciiTheme="majorHAnsi" w:hAnsiTheme="majorHAnsi" w:cstheme="majorHAnsi"/>
           <w:lang w:val="en-IN"/>
         </w:rPr>
-        <w:t xml:space="preserve">First column → equality </w:t>
+        <w:t xml:space="preserve">Apply additional filters </w:t>
       </w:r>
     </w:p>
     <w:p>
@@ -14297,7 +14618,7 @@
           <w:rFonts w:asciiTheme="majorHAnsi" w:hAnsiTheme="majorHAnsi" w:cstheme="majorHAnsi"/>
           <w:lang w:val="en-IN"/>
         </w:rPr>
-        <w:t xml:space="preserve">Second column → range </w:t>
+        <w:t xml:space="preserve">Avoid scanning large data unnecessarily </w:t>
       </w:r>
     </w:p>
     <w:p>
@@ -14318,7 +14639,7 @@
           <w:bCs/>
           <w:lang w:val="en-IN"/>
         </w:rPr>
-        <w:t>5. Reduce Result Set Size</w:t>
+        <w:t>6. Use Index-Only Access (If Possible)</w:t>
       </w:r>
     </w:p>
     <w:p>
@@ -14343,32 +14664,28 @@
           <w:rFonts w:asciiTheme="majorHAnsi" w:hAnsiTheme="majorHAnsi" w:cstheme="majorHAnsi"/>
           <w:lang w:val="en-IN"/>
         </w:rPr>
-        <w:t xml:space="preserve">Apply additional filters </w:t>
-      </w:r>
-    </w:p>
-    <w:p>
-      <w:pPr>
-        <w:numPr>
-          <w:ilvl w:val="0"/>
-          <w:numId w:val="71"/>
-        </w:numPr>
-        <w:tabs>
-          <w:tab w:val="clear" w:pos="720"/>
-          <w:tab w:val="num" w:pos="1440"/>
-        </w:tabs>
-        <w:spacing w:after="0"/>
-        <w:ind w:left="1440"/>
-        <w:rPr>
-          <w:rFonts w:asciiTheme="majorHAnsi" w:hAnsiTheme="majorHAnsi" w:cstheme="majorHAnsi"/>
-          <w:lang w:val="en-IN"/>
-        </w:rPr>
-      </w:pPr>
-      <w:r>
-        <w:rPr>
-          <w:rFonts w:asciiTheme="majorHAnsi" w:hAnsiTheme="majorHAnsi" w:cstheme="majorHAnsi"/>
-          <w:lang w:val="en-IN"/>
-        </w:rPr>
-        <w:t xml:space="preserve">Avoid scanning large data unnecessarily </w:t>
+        <w:t>Include required columns in index</w:t>
+      </w:r>
+      <w:r>
+        <w:rPr>
+          <w:rFonts w:asciiTheme="majorHAnsi" w:hAnsiTheme="majorHAnsi" w:cstheme="majorHAnsi"/>
+          <w:lang w:val="en-IN"/>
+        </w:rPr>
+        <w:br/>
+      </w:r>
+      <w:r>
+        <w:rPr>
+          <w:rFonts w:ascii="Segoe UI Emoji" w:hAnsi="Segoe UI Emoji" w:cs="Segoe UI Emoji"/>
+          <w:lang w:val="en-IN"/>
+        </w:rPr>
+        <w:t>👉</w:t>
+      </w:r>
+      <w:r>
+        <w:rPr>
+          <w:rFonts w:asciiTheme="majorHAnsi" w:hAnsiTheme="majorHAnsi" w:cstheme="majorHAnsi"/>
+          <w:lang w:val="en-IN"/>
+        </w:rPr>
+        <w:t xml:space="preserve"> Avoid table access </w:t>
       </w:r>
     </w:p>
     <w:p>
@@ -14389,7 +14706,7 @@
           <w:bCs/>
           <w:lang w:val="en-IN"/>
         </w:rPr>
-        <w:t>6. Use Index-Only Access (If Possible)</w:t>
+        <w:t>7. Ensure Updated Statistics (RUNSTATS)</w:t>
       </w:r>
     </w:p>
     <w:p>
@@ -14414,28 +14731,7 @@
           <w:rFonts w:asciiTheme="majorHAnsi" w:hAnsiTheme="majorHAnsi" w:cstheme="majorHAnsi"/>
           <w:lang w:val="en-IN"/>
         </w:rPr>
-        <w:t>Include required columns in index</w:t>
-      </w:r>
-      <w:r>
-        <w:rPr>
-          <w:rFonts w:asciiTheme="majorHAnsi" w:hAnsiTheme="majorHAnsi" w:cstheme="majorHAnsi"/>
-          <w:lang w:val="en-IN"/>
-        </w:rPr>
-        <w:br/>
-      </w:r>
-      <w:r>
-        <w:rPr>
-          <w:rFonts w:ascii="Segoe UI Emoji" w:hAnsi="Segoe UI Emoji" w:cs="Segoe UI Emoji"/>
-          <w:lang w:val="en-IN"/>
-        </w:rPr>
-        <w:t>👉</w:t>
-      </w:r>
-      <w:r>
-        <w:rPr>
-          <w:rFonts w:asciiTheme="majorHAnsi" w:hAnsiTheme="majorHAnsi" w:cstheme="majorHAnsi"/>
-          <w:lang w:val="en-IN"/>
-        </w:rPr>
-        <w:t xml:space="preserve"> Avoid table access </w:t>
+        <w:t xml:space="preserve">Helps optimizer choose index scan instead of table scan </w:t>
       </w:r>
     </w:p>
     <w:p>
@@ -14456,7 +14752,7 @@
           <w:bCs/>
           <w:lang w:val="en-IN"/>
         </w:rPr>
-        <w:t>7. Ensure Updated Statistics (RUNSTATS)</w:t>
+        <w:t>8. Use Clustering (REORG)</w:t>
       </w:r>
     </w:p>
     <w:p>
@@ -14481,7 +14777,28 @@
           <w:rFonts w:asciiTheme="majorHAnsi" w:hAnsiTheme="majorHAnsi" w:cstheme="majorHAnsi"/>
           <w:lang w:val="en-IN"/>
         </w:rPr>
-        <w:t xml:space="preserve">Helps optimizer choose index scan instead of table scan </w:t>
+        <w:t>Keep data physically ordered</w:t>
+      </w:r>
+      <w:r>
+        <w:rPr>
+          <w:rFonts w:asciiTheme="majorHAnsi" w:hAnsiTheme="majorHAnsi" w:cstheme="majorHAnsi"/>
+          <w:lang w:val="en-IN"/>
+        </w:rPr>
+        <w:br/>
+      </w:r>
+      <w:r>
+        <w:rPr>
+          <w:rFonts w:ascii="Segoe UI Emoji" w:hAnsi="Segoe UI Emoji" w:cs="Segoe UI Emoji"/>
+          <w:lang w:val="en-IN"/>
+        </w:rPr>
+        <w:t>👉</w:t>
+      </w:r>
+      <w:r>
+        <w:rPr>
+          <w:rFonts w:asciiTheme="majorHAnsi" w:hAnsiTheme="majorHAnsi" w:cstheme="majorHAnsi"/>
+          <w:lang w:val="en-IN"/>
+        </w:rPr>
+        <w:t xml:space="preserve"> Improves sequential reads </w:t>
       </w:r>
     </w:p>
     <w:p>
@@ -14502,7 +14819,7 @@
           <w:bCs/>
           <w:lang w:val="en-IN"/>
         </w:rPr>
-        <w:t>8. Use Clustering (REORG)</w:t>
+        <w:t>9. Use Prefetch Efficiently</w:t>
       </w:r>
     </w:p>
     <w:p>
@@ -14527,49 +14844,164 @@
           <w:rFonts w:asciiTheme="majorHAnsi" w:hAnsiTheme="majorHAnsi" w:cstheme="majorHAnsi"/>
           <w:lang w:val="en-IN"/>
         </w:rPr>
-        <w:t>Keep data physically ordered</w:t>
-      </w:r>
-      <w:r>
-        <w:rPr>
-          <w:rFonts w:asciiTheme="majorHAnsi" w:hAnsiTheme="majorHAnsi" w:cstheme="majorHAnsi"/>
-          <w:lang w:val="en-IN"/>
-        </w:rPr>
-        <w:br/>
-      </w:r>
-      <w:r>
-        <w:rPr>
-          <w:rFonts w:ascii="Segoe UI Emoji" w:hAnsi="Segoe UI Emoji" w:cs="Segoe UI Emoji"/>
-          <w:lang w:val="en-IN"/>
-        </w:rPr>
-        <w:t>👉</w:t>
-      </w:r>
-      <w:r>
-        <w:rPr>
-          <w:rFonts w:asciiTheme="majorHAnsi" w:hAnsiTheme="majorHAnsi" w:cstheme="majorHAnsi"/>
-          <w:lang w:val="en-IN"/>
-        </w:rPr>
-        <w:t xml:space="preserve"> Improves sequential reads </w:t>
-      </w:r>
-    </w:p>
-    <w:p>
-      <w:pPr>
-        <w:spacing w:after="0"/>
-        <w:ind w:left="720"/>
+        <w:t xml:space="preserve">Range queries benefit from </w:t>
+      </w:r>
+      <w:r>
         <w:rPr>
           <w:rFonts w:asciiTheme="majorHAnsi" w:hAnsiTheme="majorHAnsi" w:cstheme="majorHAnsi"/>
           <w:b/>
           <w:bCs/>
           <w:lang w:val="en-IN"/>
         </w:rPr>
+        <w:t>sequential prefetch</w:t>
+      </w:r>
+    </w:p>
+    <w:p>
+      <w:pPr>
+        <w:spacing w:after="0"/>
+        <w:rPr>
+          <w:rFonts w:asciiTheme="majorHAnsi" w:hAnsiTheme="majorHAnsi" w:cstheme="majorHAnsi"/>
+        </w:rPr>
+      </w:pPr>
+    </w:p>
+    <w:p>
+      <w:pPr>
+        <w:spacing w:after="0"/>
+        <w:rPr>
+          <w:rFonts w:asciiTheme="majorHAnsi" w:hAnsiTheme="majorHAnsi" w:cstheme="majorHAnsi"/>
+        </w:rPr>
       </w:pPr>
       <w:r>
         <w:rPr>
           <w:rFonts w:asciiTheme="majorHAnsi" w:hAnsiTheme="majorHAnsi" w:cstheme="majorHAnsi"/>
           <w:b/>
-          <w:bCs/>
-          <w:lang w:val="en-IN"/>
-        </w:rPr>
-        <w:t>9. Use Prefetch Efficiently</w:t>
+        </w:rPr>
+        <w:lastRenderedPageBreak/>
+        <w:t>Why avoid SELECT *?</w:t>
+      </w:r>
+    </w:p>
+    <w:p>
+      <w:pPr>
+        <w:spacing w:after="0"/>
+        <w:ind w:firstLine="720"/>
+        <w:rPr>
+          <w:rFonts w:asciiTheme="majorHAnsi" w:hAnsiTheme="majorHAnsi" w:cstheme="majorHAnsi"/>
+        </w:rPr>
+      </w:pPr>
+      <w:r>
+        <w:rPr>
+          <w:rFonts w:asciiTheme="majorHAnsi" w:hAnsiTheme="majorHAnsi" w:cstheme="majorHAnsi"/>
+        </w:rPr>
+        <w:t>We avoid SELECT * because it retrieves unnecessary columns, increases I/O and CPU usage, prevents index-only access, and can degrade query performance.</w:t>
+      </w:r>
+    </w:p>
+    <w:p>
+      <w:pPr>
+        <w:spacing w:after="0"/>
+        <w:ind w:firstLine="720"/>
+        <w:rPr>
+          <w:rFonts w:asciiTheme="majorHAnsi" w:hAnsiTheme="majorHAnsi" w:cstheme="majorHAnsi"/>
+        </w:rPr>
+      </w:pPr>
+    </w:p>
+    <w:p>
+      <w:pPr>
+        <w:spacing w:after="0"/>
+        <w:rPr>
+          <w:rFonts w:asciiTheme="majorHAnsi" w:hAnsiTheme="majorHAnsi" w:cstheme="majorHAnsi"/>
+        </w:rPr>
+      </w:pPr>
+      <w:r>
+        <w:rPr>
+          <w:rFonts w:asciiTheme="majorHAnsi" w:hAnsiTheme="majorHAnsi" w:cstheme="majorHAnsi"/>
+          <w:b/>
+        </w:rPr>
+        <w:t>How do functions in WHERE clause affect performance?</w:t>
+      </w:r>
+    </w:p>
+    <w:p>
+      <w:pPr>
+        <w:spacing w:after="0"/>
+        <w:ind w:firstLine="720"/>
+        <w:rPr>
+          <w:rFonts w:asciiTheme="majorHAnsi" w:hAnsiTheme="majorHAnsi" w:cstheme="majorHAnsi"/>
+        </w:rPr>
+      </w:pPr>
+      <w:r>
+        <w:rPr>
+          <w:rFonts w:asciiTheme="majorHAnsi" w:hAnsiTheme="majorHAnsi" w:cstheme="majorHAnsi"/>
+        </w:rPr>
+        <w:t>Using functions on columns in the WHERE clause makes the predicate non-</w:t>
+      </w:r>
+      <w:proofErr w:type="spellStart"/>
+      <w:r>
+        <w:rPr>
+          <w:rFonts w:asciiTheme="majorHAnsi" w:hAnsiTheme="majorHAnsi" w:cstheme="majorHAnsi"/>
+        </w:rPr>
+        <w:t>SARGable</w:t>
+      </w:r>
+      <w:proofErr w:type="spellEnd"/>
+      <w:r>
+        <w:rPr>
+          <w:rFonts w:asciiTheme="majorHAnsi" w:hAnsiTheme="majorHAnsi" w:cstheme="majorHAnsi"/>
+        </w:rPr>
+        <w:t>, preventing DB2 from using indexes efficiently and leading to full table scans and higher I/O.</w:t>
+      </w:r>
+    </w:p>
+    <w:p>
+      <w:pPr>
+        <w:spacing w:after="0"/>
+        <w:ind w:firstLine="720"/>
+        <w:rPr>
+          <w:rFonts w:asciiTheme="majorHAnsi" w:hAnsiTheme="majorHAnsi" w:cstheme="majorHAnsi"/>
+        </w:rPr>
+      </w:pPr>
+    </w:p>
+    <w:p>
+      <w:pPr>
+        <w:spacing w:after="0"/>
+        <w:rPr>
+          <w:rFonts w:asciiTheme="majorHAnsi" w:hAnsiTheme="majorHAnsi" w:cstheme="majorHAnsi"/>
+        </w:rPr>
+      </w:pPr>
+      <w:r>
+        <w:rPr>
+          <w:rFonts w:asciiTheme="majorHAnsi" w:hAnsiTheme="majorHAnsi" w:cstheme="majorHAnsi"/>
+          <w:b/>
+        </w:rPr>
+        <w:t>What are correlated subqueries?</w:t>
+      </w:r>
+    </w:p>
+    <w:p>
+      <w:pPr>
+        <w:spacing w:after="0"/>
+        <w:ind w:firstLine="720"/>
+        <w:rPr>
+          <w:rFonts w:asciiTheme="majorHAnsi" w:hAnsiTheme="majorHAnsi" w:cstheme="majorHAnsi"/>
+        </w:rPr>
+      </w:pPr>
+      <w:r>
+        <w:rPr>
+          <w:rFonts w:asciiTheme="majorHAnsi" w:hAnsiTheme="majorHAnsi" w:cstheme="majorHAnsi"/>
+        </w:rPr>
+        <w:t>A correlated subquery is a subquery that depends on values from the outer query and is executed once for each row processed by the outer query.</w:t>
+      </w:r>
+    </w:p>
+    <w:p>
+      <w:pPr>
+        <w:spacing w:after="0"/>
+        <w:ind w:firstLine="720"/>
+        <w:rPr>
+          <w:rFonts w:asciiTheme="majorHAnsi" w:hAnsiTheme="majorHAnsi" w:cstheme="majorHAnsi"/>
+          <w:lang w:val="en-IN"/>
+        </w:rPr>
+      </w:pPr>
+      <w:r>
+        <w:rPr>
+          <w:rFonts w:asciiTheme="majorHAnsi" w:hAnsiTheme="majorHAnsi" w:cstheme="majorHAnsi"/>
+          <w:lang w:val="en-IN"/>
+        </w:rPr>
+        <w:t>Correlated subquery = runs again and again for each row</w:t>
       </w:r>
     </w:p>
     <w:p>
@@ -14578,207 +15010,25 @@
           <w:ilvl w:val="0"/>
           <w:numId w:val="75"/>
         </w:numPr>
-        <w:tabs>
-          <w:tab w:val="clear" w:pos="720"/>
-          <w:tab w:val="num" w:pos="1440"/>
-        </w:tabs>
-        <w:spacing w:after="0"/>
-        <w:ind w:left="1440"/>
-        <w:rPr>
-          <w:rFonts w:asciiTheme="majorHAnsi" w:hAnsiTheme="majorHAnsi" w:cstheme="majorHAnsi"/>
-          <w:lang w:val="en-IN"/>
-        </w:rPr>
-      </w:pPr>
-      <w:r>
-        <w:rPr>
-          <w:rFonts w:asciiTheme="majorHAnsi" w:hAnsiTheme="majorHAnsi" w:cstheme="majorHAnsi"/>
-          <w:lang w:val="en-IN"/>
-        </w:rPr>
-        <w:t xml:space="preserve">Range queries benefit from </w:t>
-      </w:r>
-      <w:r>
-        <w:rPr>
-          <w:rFonts w:asciiTheme="majorHAnsi" w:hAnsiTheme="majorHAnsi" w:cstheme="majorHAnsi"/>
-          <w:b/>
-          <w:bCs/>
-          <w:lang w:val="en-IN"/>
-        </w:rPr>
-        <w:t>sequential prefetch</w:t>
-      </w:r>
-    </w:p>
-    <w:p>
-      <w:pPr>
-        <w:spacing w:after="0"/>
-        <w:rPr>
-          <w:rFonts w:asciiTheme="majorHAnsi" w:hAnsiTheme="majorHAnsi" w:cstheme="majorHAnsi"/>
-        </w:rPr>
-      </w:pPr>
-    </w:p>
-    <w:p>
-      <w:pPr>
-        <w:spacing w:after="0"/>
-        <w:rPr>
-          <w:rFonts w:asciiTheme="majorHAnsi" w:hAnsiTheme="majorHAnsi" w:cstheme="majorHAnsi"/>
-        </w:rPr>
-      </w:pPr>
-      <w:r>
-        <w:rPr>
-          <w:rFonts w:asciiTheme="majorHAnsi" w:hAnsiTheme="majorHAnsi" w:cstheme="majorHAnsi"/>
-          <w:b/>
-        </w:rPr>
-        <w:lastRenderedPageBreak/>
-        <w:t>Why avoid SELECT *?</w:t>
-      </w:r>
-    </w:p>
-    <w:p>
-      <w:pPr>
-        <w:spacing w:after="0"/>
-        <w:ind w:firstLine="720"/>
-        <w:rPr>
-          <w:rFonts w:asciiTheme="majorHAnsi" w:hAnsiTheme="majorHAnsi" w:cstheme="majorHAnsi"/>
-        </w:rPr>
-      </w:pPr>
-      <w:r>
-        <w:rPr>
-          <w:rFonts w:asciiTheme="majorHAnsi" w:hAnsiTheme="majorHAnsi" w:cstheme="majorHAnsi"/>
-        </w:rPr>
-        <w:t>We avoid SELECT * because it retrieves unnecessary columns, increases I/O and CPU usage, prevents index-only access, and can degrade query performance.</w:t>
-      </w:r>
-    </w:p>
-    <w:p>
-      <w:pPr>
-        <w:spacing w:after="0"/>
-        <w:ind w:firstLine="720"/>
-        <w:rPr>
-          <w:rFonts w:asciiTheme="majorHAnsi" w:hAnsiTheme="majorHAnsi" w:cstheme="majorHAnsi"/>
-        </w:rPr>
-      </w:pPr>
-    </w:p>
-    <w:p>
-      <w:pPr>
-        <w:spacing w:after="0"/>
-        <w:rPr>
-          <w:rFonts w:asciiTheme="majorHAnsi" w:hAnsiTheme="majorHAnsi" w:cstheme="majorHAnsi"/>
-        </w:rPr>
-      </w:pPr>
-      <w:r>
-        <w:rPr>
-          <w:rFonts w:asciiTheme="majorHAnsi" w:hAnsiTheme="majorHAnsi" w:cstheme="majorHAnsi"/>
-          <w:b/>
-        </w:rPr>
-        <w:t>How do functions in WHERE clause affect performance?</w:t>
-      </w:r>
-    </w:p>
-    <w:p>
-      <w:pPr>
-        <w:spacing w:after="0"/>
-        <w:ind w:firstLine="720"/>
-        <w:rPr>
-          <w:rFonts w:asciiTheme="majorHAnsi" w:hAnsiTheme="majorHAnsi" w:cstheme="majorHAnsi"/>
-        </w:rPr>
-      </w:pPr>
-      <w:r>
-        <w:rPr>
-          <w:rFonts w:asciiTheme="majorHAnsi" w:hAnsiTheme="majorHAnsi" w:cstheme="majorHAnsi"/>
-        </w:rPr>
-        <w:t>Using functions on columns in the WHERE clause makes the predicate non-</w:t>
-      </w:r>
-      <w:proofErr w:type="spellStart"/>
-      <w:r>
-        <w:rPr>
-          <w:rFonts w:asciiTheme="majorHAnsi" w:hAnsiTheme="majorHAnsi" w:cstheme="majorHAnsi"/>
-        </w:rPr>
-        <w:t>SARGable</w:t>
-      </w:r>
-      <w:proofErr w:type="spellEnd"/>
-      <w:r>
-        <w:rPr>
-          <w:rFonts w:asciiTheme="majorHAnsi" w:hAnsiTheme="majorHAnsi" w:cstheme="majorHAnsi"/>
-        </w:rPr>
-        <w:t>, preventing DB2 from using indexes efficiently and leading to full table scans and higher I/O.</w:t>
-      </w:r>
-    </w:p>
-    <w:p>
-      <w:pPr>
-        <w:spacing w:after="0"/>
-        <w:ind w:firstLine="720"/>
-        <w:rPr>
-          <w:rFonts w:asciiTheme="majorHAnsi" w:hAnsiTheme="majorHAnsi" w:cstheme="majorHAnsi"/>
-        </w:rPr>
-      </w:pPr>
-    </w:p>
-    <w:p>
-      <w:pPr>
-        <w:spacing w:after="0"/>
-        <w:rPr>
-          <w:rFonts w:asciiTheme="majorHAnsi" w:hAnsiTheme="majorHAnsi" w:cstheme="majorHAnsi"/>
-        </w:rPr>
-      </w:pPr>
-      <w:r>
-        <w:rPr>
-          <w:rFonts w:asciiTheme="majorHAnsi" w:hAnsiTheme="majorHAnsi" w:cstheme="majorHAnsi"/>
-          <w:b/>
-        </w:rPr>
-        <w:t>What are correlated subqueries?</w:t>
-      </w:r>
-    </w:p>
-    <w:p>
-      <w:pPr>
-        <w:spacing w:after="0"/>
-        <w:ind w:firstLine="720"/>
-        <w:rPr>
-          <w:rFonts w:asciiTheme="majorHAnsi" w:hAnsiTheme="majorHAnsi" w:cstheme="majorHAnsi"/>
-        </w:rPr>
-      </w:pPr>
-      <w:r>
-        <w:rPr>
-          <w:rFonts w:asciiTheme="majorHAnsi" w:hAnsiTheme="majorHAnsi" w:cstheme="majorHAnsi"/>
-        </w:rPr>
-        <w:t>A correlated subquery is a subquery that depends on values from the outer query and is executed once for each row processed by the outer query.</w:t>
-      </w:r>
-    </w:p>
-    <w:p>
-      <w:pPr>
-        <w:spacing w:after="0"/>
-        <w:ind w:firstLine="720"/>
-        <w:rPr>
-          <w:rFonts w:asciiTheme="majorHAnsi" w:hAnsiTheme="majorHAnsi" w:cstheme="majorHAnsi"/>
-          <w:lang w:val="en-IN"/>
-        </w:rPr>
-      </w:pPr>
-      <w:r>
-        <w:rPr>
-          <w:rFonts w:asciiTheme="majorHAnsi" w:hAnsiTheme="majorHAnsi" w:cstheme="majorHAnsi"/>
-          <w:lang w:val="en-IN"/>
-        </w:rPr>
-        <w:t>Correlated subquery = runs again and again for each row</w:t>
+        <w:spacing w:after="0"/>
+        <w:rPr>
+          <w:rFonts w:asciiTheme="majorHAnsi" w:hAnsiTheme="majorHAnsi" w:cstheme="majorHAnsi"/>
+          <w:lang w:val="en-IN"/>
+        </w:rPr>
+      </w:pPr>
+      <w:r>
+        <w:rPr>
+          <w:rFonts w:asciiTheme="majorHAnsi" w:hAnsiTheme="majorHAnsi" w:cstheme="majorHAnsi"/>
+          <w:lang w:val="en-IN"/>
+        </w:rPr>
+        <w:t xml:space="preserve">Inner query uses outer query column </w:t>
       </w:r>
     </w:p>
     <w:p>
       <w:pPr>
         <w:numPr>
           <w:ilvl w:val="0"/>
-          <w:numId w:val="76"/>
-        </w:numPr>
-        <w:spacing w:after="0"/>
-        <w:rPr>
-          <w:rFonts w:asciiTheme="majorHAnsi" w:hAnsiTheme="majorHAnsi" w:cstheme="majorHAnsi"/>
-          <w:lang w:val="en-IN"/>
-        </w:rPr>
-      </w:pPr>
-      <w:r>
-        <w:rPr>
-          <w:rFonts w:asciiTheme="majorHAnsi" w:hAnsiTheme="majorHAnsi" w:cstheme="majorHAnsi"/>
-          <w:lang w:val="en-IN"/>
-        </w:rPr>
-        <w:t xml:space="preserve">Inner query uses outer query column </w:t>
-      </w:r>
-    </w:p>
-    <w:p>
-      <w:pPr>
-        <w:numPr>
-          <w:ilvl w:val="0"/>
-          <w:numId w:val="76"/>
+          <w:numId w:val="75"/>
         </w:numPr>
         <w:spacing w:after="0"/>
         <w:rPr>
@@ -16741,119 +16991,6 @@
     </w:lvl>
   </w:abstractNum>
   <w:abstractNum w:abstractNumId="11" w15:restartNumberingAfterBreak="0">
-    <w:nsid w:val="09D01EDA"/>
-    <w:multiLevelType w:val="hybridMultilevel"/>
-    <w:tmpl w:val="A874E636"/>
-    <w:lvl w:ilvl="0" w:tplc="40090009">
-      <w:start w:val="1"/>
-      <w:numFmt w:val="bullet"/>
-      <w:lvlText w:val=""/>
-      <w:lvlJc w:val="left"/>
-      <w:pPr>
-        <w:ind w:left="720" w:hanging="360"/>
-      </w:pPr>
-      <w:rPr>
-        <w:rFonts w:ascii="Wingdings" w:hAnsi="Wingdings" w:hint="default"/>
-      </w:rPr>
-    </w:lvl>
-    <w:lvl w:ilvl="1" w:tplc="40090003">
-      <w:start w:val="1"/>
-      <w:numFmt w:val="bullet"/>
-      <w:lvlText w:val="o"/>
-      <w:lvlJc w:val="left"/>
-      <w:pPr>
-        <w:ind w:left="1440" w:hanging="360"/>
-      </w:pPr>
-      <w:rPr>
-        <w:rFonts w:ascii="Courier New" w:hAnsi="Courier New" w:cs="Courier New" w:hint="default"/>
-      </w:rPr>
-    </w:lvl>
-    <w:lvl w:ilvl="2" w:tplc="40090005">
-      <w:start w:val="1"/>
-      <w:numFmt w:val="bullet"/>
-      <w:lvlText w:val=""/>
-      <w:lvlJc w:val="left"/>
-      <w:pPr>
-        <w:ind w:left="2160" w:hanging="360"/>
-      </w:pPr>
-      <w:rPr>
-        <w:rFonts w:ascii="Wingdings" w:hAnsi="Wingdings" w:hint="default"/>
-      </w:rPr>
-    </w:lvl>
-    <w:lvl w:ilvl="3" w:tplc="40090001">
-      <w:start w:val="1"/>
-      <w:numFmt w:val="bullet"/>
-      <w:lvlText w:val=""/>
-      <w:lvlJc w:val="left"/>
-      <w:pPr>
-        <w:ind w:left="2880" w:hanging="360"/>
-      </w:pPr>
-      <w:rPr>
-        <w:rFonts w:ascii="Symbol" w:hAnsi="Symbol" w:hint="default"/>
-      </w:rPr>
-    </w:lvl>
-    <w:lvl w:ilvl="4" w:tplc="40090003">
-      <w:start w:val="1"/>
-      <w:numFmt w:val="bullet"/>
-      <w:lvlText w:val="o"/>
-      <w:lvlJc w:val="left"/>
-      <w:pPr>
-        <w:ind w:left="3600" w:hanging="360"/>
-      </w:pPr>
-      <w:rPr>
-        <w:rFonts w:ascii="Courier New" w:hAnsi="Courier New" w:cs="Courier New" w:hint="default"/>
-      </w:rPr>
-    </w:lvl>
-    <w:lvl w:ilvl="5" w:tplc="40090005">
-      <w:start w:val="1"/>
-      <w:numFmt w:val="bullet"/>
-      <w:lvlText w:val=""/>
-      <w:lvlJc w:val="left"/>
-      <w:pPr>
-        <w:ind w:left="4320" w:hanging="360"/>
-      </w:pPr>
-      <w:rPr>
-        <w:rFonts w:ascii="Wingdings" w:hAnsi="Wingdings" w:hint="default"/>
-      </w:rPr>
-    </w:lvl>
-    <w:lvl w:ilvl="6" w:tplc="40090001">
-      <w:start w:val="1"/>
-      <w:numFmt w:val="bullet"/>
-      <w:lvlText w:val=""/>
-      <w:lvlJc w:val="left"/>
-      <w:pPr>
-        <w:ind w:left="5040" w:hanging="360"/>
-      </w:pPr>
-      <w:rPr>
-        <w:rFonts w:ascii="Symbol" w:hAnsi="Symbol" w:hint="default"/>
-      </w:rPr>
-    </w:lvl>
-    <w:lvl w:ilvl="7" w:tplc="40090003">
-      <w:start w:val="1"/>
-      <w:numFmt w:val="bullet"/>
-      <w:lvlText w:val="o"/>
-      <w:lvlJc w:val="left"/>
-      <w:pPr>
-        <w:ind w:left="5760" w:hanging="360"/>
-      </w:pPr>
-      <w:rPr>
-        <w:rFonts w:ascii="Courier New" w:hAnsi="Courier New" w:cs="Courier New" w:hint="default"/>
-      </w:rPr>
-    </w:lvl>
-    <w:lvl w:ilvl="8" w:tplc="40090005" w:tentative="1">
-      <w:start w:val="1"/>
-      <w:numFmt w:val="bullet"/>
-      <w:lvlText w:val=""/>
-      <w:lvlJc w:val="left"/>
-      <w:pPr>
-        <w:ind w:left="6480" w:hanging="360"/>
-      </w:pPr>
-      <w:rPr>
-        <w:rFonts w:ascii="Wingdings" w:hAnsi="Wingdings" w:hint="default"/>
-      </w:rPr>
-    </w:lvl>
-  </w:abstractNum>
-  <w:abstractNum w:abstractNumId="12" w15:restartNumberingAfterBreak="0">
     <w:nsid w:val="0D6C175F"/>
     <w:multiLevelType w:val="multilevel"/>
     <w:tmpl w:val="A8FECC6E"/>
@@ -17002,7 +17139,7 @@
       </w:rPr>
     </w:lvl>
   </w:abstractNum>
-  <w:abstractNum w:abstractNumId="13" w15:restartNumberingAfterBreak="0">
+  <w:abstractNum w:abstractNumId="12" w15:restartNumberingAfterBreak="0">
     <w:nsid w:val="0D7912A6"/>
     <w:multiLevelType w:val="multilevel"/>
     <w:tmpl w:val="50C4FE9C"/>
@@ -17151,7 +17288,7 @@
       </w:rPr>
     </w:lvl>
   </w:abstractNum>
-  <w:abstractNum w:abstractNumId="14" w15:restartNumberingAfterBreak="0">
+  <w:abstractNum w:abstractNumId="13" w15:restartNumberingAfterBreak="0">
     <w:nsid w:val="0EC60687"/>
     <w:multiLevelType w:val="multilevel"/>
     <w:tmpl w:val="27067F82"/>
@@ -17300,7 +17437,7 @@
       </w:rPr>
     </w:lvl>
   </w:abstractNum>
-  <w:abstractNum w:abstractNumId="15" w15:restartNumberingAfterBreak="0">
+  <w:abstractNum w:abstractNumId="14" w15:restartNumberingAfterBreak="0">
     <w:nsid w:val="10CD3D6F"/>
     <w:multiLevelType w:val="multilevel"/>
     <w:tmpl w:val="12C8CCBC"/>
@@ -17449,7 +17586,7 @@
       </w:rPr>
     </w:lvl>
   </w:abstractNum>
-  <w:abstractNum w:abstractNumId="16" w15:restartNumberingAfterBreak="0">
+  <w:abstractNum w:abstractNumId="15" w15:restartNumberingAfterBreak="0">
     <w:nsid w:val="13332FC7"/>
     <w:multiLevelType w:val="multilevel"/>
     <w:tmpl w:val="2424C9BE"/>
@@ -17598,7 +17735,7 @@
       </w:rPr>
     </w:lvl>
   </w:abstractNum>
-  <w:abstractNum w:abstractNumId="17" w15:restartNumberingAfterBreak="0">
+  <w:abstractNum w:abstractNumId="16" w15:restartNumberingAfterBreak="0">
     <w:nsid w:val="145825AF"/>
     <w:multiLevelType w:val="multilevel"/>
     <w:tmpl w:val="B4E8CDAE"/>
@@ -17747,7 +17884,7 @@
       </w:rPr>
     </w:lvl>
   </w:abstractNum>
-  <w:abstractNum w:abstractNumId="18" w15:restartNumberingAfterBreak="0">
+  <w:abstractNum w:abstractNumId="17" w15:restartNumberingAfterBreak="0">
     <w:nsid w:val="150B6D86"/>
     <w:multiLevelType w:val="multilevel"/>
     <w:tmpl w:val="E9AE5A06"/>
@@ -17896,7 +18033,7 @@
       </w:rPr>
     </w:lvl>
   </w:abstractNum>
-  <w:abstractNum w:abstractNumId="19" w15:restartNumberingAfterBreak="0">
+  <w:abstractNum w:abstractNumId="18" w15:restartNumberingAfterBreak="0">
     <w:nsid w:val="15C31079"/>
     <w:multiLevelType w:val="multilevel"/>
     <w:tmpl w:val="4C20D5EE"/>
@@ -18045,7 +18182,7 @@
       </w:rPr>
     </w:lvl>
   </w:abstractNum>
-  <w:abstractNum w:abstractNumId="20" w15:restartNumberingAfterBreak="0">
+  <w:abstractNum w:abstractNumId="19" w15:restartNumberingAfterBreak="0">
     <w:nsid w:val="161425B5"/>
     <w:multiLevelType w:val="multilevel"/>
     <w:tmpl w:val="AB78B1B0"/>
@@ -18194,7 +18331,7 @@
       </w:rPr>
     </w:lvl>
   </w:abstractNum>
-  <w:abstractNum w:abstractNumId="21" w15:restartNumberingAfterBreak="0">
+  <w:abstractNum w:abstractNumId="20" w15:restartNumberingAfterBreak="0">
     <w:nsid w:val="186E6853"/>
     <w:multiLevelType w:val="multilevel"/>
     <w:tmpl w:val="124C35D4"/>
@@ -18343,7 +18480,7 @@
       </w:rPr>
     </w:lvl>
   </w:abstractNum>
-  <w:abstractNum w:abstractNumId="22" w15:restartNumberingAfterBreak="0">
+  <w:abstractNum w:abstractNumId="21" w15:restartNumberingAfterBreak="0">
     <w:nsid w:val="18954F74"/>
     <w:multiLevelType w:val="multilevel"/>
     <w:tmpl w:val="B0C03BE2"/>
@@ -18492,7 +18629,7 @@
       </w:rPr>
     </w:lvl>
   </w:abstractNum>
-  <w:abstractNum w:abstractNumId="23" w15:restartNumberingAfterBreak="0">
+  <w:abstractNum w:abstractNumId="22" w15:restartNumberingAfterBreak="0">
     <w:nsid w:val="1A141B5E"/>
     <w:multiLevelType w:val="multilevel"/>
     <w:tmpl w:val="18C0D4D6"/>
@@ -18634,6 +18771,155 @@
           <w:tab w:val="num" w:pos="6480"/>
         </w:tabs>
         <w:ind w:left="6480" w:hanging="360"/>
+      </w:pPr>
+      <w:rPr>
+        <w:rFonts w:ascii="Wingdings" w:hAnsi="Wingdings" w:hint="default"/>
+        <w:sz w:val="20"/>
+      </w:rPr>
+    </w:lvl>
+  </w:abstractNum>
+  <w:abstractNum w:abstractNumId="23" w15:restartNumberingAfterBreak="0">
+    <w:nsid w:val="1A894003"/>
+    <w:multiLevelType w:val="multilevel"/>
+    <w:tmpl w:val="C3B22E72"/>
+    <w:lvl w:ilvl="0">
+      <w:start w:val="1"/>
+      <w:numFmt w:val="bullet"/>
+      <w:lvlText w:val=""/>
+      <w:lvlJc w:val="left"/>
+      <w:pPr>
+        <w:tabs>
+          <w:tab w:val="num" w:pos="1440"/>
+        </w:tabs>
+        <w:ind w:left="1440" w:hanging="360"/>
+      </w:pPr>
+      <w:rPr>
+        <w:rFonts w:ascii="Symbol" w:hAnsi="Symbol" w:hint="default"/>
+        <w:sz w:val="20"/>
+      </w:rPr>
+    </w:lvl>
+    <w:lvl w:ilvl="1" w:tentative="1">
+      <w:start w:val="1"/>
+      <w:numFmt w:val="bullet"/>
+      <w:lvlText w:val="o"/>
+      <w:lvlJc w:val="left"/>
+      <w:pPr>
+        <w:tabs>
+          <w:tab w:val="num" w:pos="2160"/>
+        </w:tabs>
+        <w:ind w:left="2160" w:hanging="360"/>
+      </w:pPr>
+      <w:rPr>
+        <w:rFonts w:ascii="Courier New" w:hAnsi="Courier New" w:hint="default"/>
+        <w:sz w:val="20"/>
+      </w:rPr>
+    </w:lvl>
+    <w:lvl w:ilvl="2" w:tentative="1">
+      <w:start w:val="1"/>
+      <w:numFmt w:val="bullet"/>
+      <w:lvlText w:val=""/>
+      <w:lvlJc w:val="left"/>
+      <w:pPr>
+        <w:tabs>
+          <w:tab w:val="num" w:pos="2880"/>
+        </w:tabs>
+        <w:ind w:left="2880" w:hanging="360"/>
+      </w:pPr>
+      <w:rPr>
+        <w:rFonts w:ascii="Wingdings" w:hAnsi="Wingdings" w:hint="default"/>
+        <w:sz w:val="20"/>
+      </w:rPr>
+    </w:lvl>
+    <w:lvl w:ilvl="3" w:tentative="1">
+      <w:start w:val="1"/>
+      <w:numFmt w:val="bullet"/>
+      <w:lvlText w:val=""/>
+      <w:lvlJc w:val="left"/>
+      <w:pPr>
+        <w:tabs>
+          <w:tab w:val="num" w:pos="3600"/>
+        </w:tabs>
+        <w:ind w:left="3600" w:hanging="360"/>
+      </w:pPr>
+      <w:rPr>
+        <w:rFonts w:ascii="Wingdings" w:hAnsi="Wingdings" w:hint="default"/>
+        <w:sz w:val="20"/>
+      </w:rPr>
+    </w:lvl>
+    <w:lvl w:ilvl="4" w:tentative="1">
+      <w:start w:val="1"/>
+      <w:numFmt w:val="bullet"/>
+      <w:lvlText w:val=""/>
+      <w:lvlJc w:val="left"/>
+      <w:pPr>
+        <w:tabs>
+          <w:tab w:val="num" w:pos="4320"/>
+        </w:tabs>
+        <w:ind w:left="4320" w:hanging="360"/>
+      </w:pPr>
+      <w:rPr>
+        <w:rFonts w:ascii="Wingdings" w:hAnsi="Wingdings" w:hint="default"/>
+        <w:sz w:val="20"/>
+      </w:rPr>
+    </w:lvl>
+    <w:lvl w:ilvl="5" w:tentative="1">
+      <w:start w:val="1"/>
+      <w:numFmt w:val="bullet"/>
+      <w:lvlText w:val=""/>
+      <w:lvlJc w:val="left"/>
+      <w:pPr>
+        <w:tabs>
+          <w:tab w:val="num" w:pos="5040"/>
+        </w:tabs>
+        <w:ind w:left="5040" w:hanging="360"/>
+      </w:pPr>
+      <w:rPr>
+        <w:rFonts w:ascii="Wingdings" w:hAnsi="Wingdings" w:hint="default"/>
+        <w:sz w:val="20"/>
+      </w:rPr>
+    </w:lvl>
+    <w:lvl w:ilvl="6" w:tentative="1">
+      <w:start w:val="1"/>
+      <w:numFmt w:val="bullet"/>
+      <w:lvlText w:val=""/>
+      <w:lvlJc w:val="left"/>
+      <w:pPr>
+        <w:tabs>
+          <w:tab w:val="num" w:pos="5760"/>
+        </w:tabs>
+        <w:ind w:left="5760" w:hanging="360"/>
+      </w:pPr>
+      <w:rPr>
+        <w:rFonts w:ascii="Wingdings" w:hAnsi="Wingdings" w:hint="default"/>
+        <w:sz w:val="20"/>
+      </w:rPr>
+    </w:lvl>
+    <w:lvl w:ilvl="7" w:tentative="1">
+      <w:start w:val="1"/>
+      <w:numFmt w:val="bullet"/>
+      <w:lvlText w:val=""/>
+      <w:lvlJc w:val="left"/>
+      <w:pPr>
+        <w:tabs>
+          <w:tab w:val="num" w:pos="6480"/>
+        </w:tabs>
+        <w:ind w:left="6480" w:hanging="360"/>
+      </w:pPr>
+      <w:rPr>
+        <w:rFonts w:ascii="Wingdings" w:hAnsi="Wingdings" w:hint="default"/>
+        <w:sz w:val="20"/>
+      </w:rPr>
+    </w:lvl>
+    <w:lvl w:ilvl="8" w:tentative="1">
+      <w:start w:val="1"/>
+      <w:numFmt w:val="bullet"/>
+      <w:lvlText w:val=""/>
+      <w:lvlJc w:val="left"/>
+      <w:pPr>
+        <w:tabs>
+          <w:tab w:val="num" w:pos="7200"/>
+        </w:tabs>
+        <w:ind w:left="7200" w:hanging="360"/>
       </w:pPr>
       <w:rPr>
         <w:rFonts w:ascii="Wingdings" w:hAnsi="Wingdings" w:hint="default"/>
@@ -20805,6 +21091,155 @@
     </w:lvl>
   </w:abstractNum>
   <w:abstractNum w:abstractNumId="39" w15:restartNumberingAfterBreak="0">
+    <w:nsid w:val="3DBF02BC"/>
+    <w:multiLevelType w:val="multilevel"/>
+    <w:tmpl w:val="448C2E60"/>
+    <w:lvl w:ilvl="0">
+      <w:start w:val="1"/>
+      <w:numFmt w:val="bullet"/>
+      <w:lvlText w:val=""/>
+      <w:lvlJc w:val="left"/>
+      <w:pPr>
+        <w:tabs>
+          <w:tab w:val="num" w:pos="720"/>
+        </w:tabs>
+        <w:ind w:left="720" w:hanging="360"/>
+      </w:pPr>
+      <w:rPr>
+        <w:rFonts w:ascii="Symbol" w:hAnsi="Symbol" w:hint="default"/>
+        <w:sz w:val="20"/>
+      </w:rPr>
+    </w:lvl>
+    <w:lvl w:ilvl="1" w:tentative="1">
+      <w:start w:val="1"/>
+      <w:numFmt w:val="bullet"/>
+      <w:lvlText w:val="o"/>
+      <w:lvlJc w:val="left"/>
+      <w:pPr>
+        <w:tabs>
+          <w:tab w:val="num" w:pos="1440"/>
+        </w:tabs>
+        <w:ind w:left="1440" w:hanging="360"/>
+      </w:pPr>
+      <w:rPr>
+        <w:rFonts w:ascii="Courier New" w:hAnsi="Courier New" w:hint="default"/>
+        <w:sz w:val="20"/>
+      </w:rPr>
+    </w:lvl>
+    <w:lvl w:ilvl="2" w:tentative="1">
+      <w:start w:val="1"/>
+      <w:numFmt w:val="bullet"/>
+      <w:lvlText w:val=""/>
+      <w:lvlJc w:val="left"/>
+      <w:pPr>
+        <w:tabs>
+          <w:tab w:val="num" w:pos="2160"/>
+        </w:tabs>
+        <w:ind w:left="2160" w:hanging="360"/>
+      </w:pPr>
+      <w:rPr>
+        <w:rFonts w:ascii="Wingdings" w:hAnsi="Wingdings" w:hint="default"/>
+        <w:sz w:val="20"/>
+      </w:rPr>
+    </w:lvl>
+    <w:lvl w:ilvl="3" w:tentative="1">
+      <w:start w:val="1"/>
+      <w:numFmt w:val="bullet"/>
+      <w:lvlText w:val=""/>
+      <w:lvlJc w:val="left"/>
+      <w:pPr>
+        <w:tabs>
+          <w:tab w:val="num" w:pos="2880"/>
+        </w:tabs>
+        <w:ind w:left="2880" w:hanging="360"/>
+      </w:pPr>
+      <w:rPr>
+        <w:rFonts w:ascii="Wingdings" w:hAnsi="Wingdings" w:hint="default"/>
+        <w:sz w:val="20"/>
+      </w:rPr>
+    </w:lvl>
+    <w:lvl w:ilvl="4" w:tentative="1">
+      <w:start w:val="1"/>
+      <w:numFmt w:val="bullet"/>
+      <w:lvlText w:val=""/>
+      <w:lvlJc w:val="left"/>
+      <w:pPr>
+        <w:tabs>
+          <w:tab w:val="num" w:pos="3600"/>
+        </w:tabs>
+        <w:ind w:left="3600" w:hanging="360"/>
+      </w:pPr>
+      <w:rPr>
+        <w:rFonts w:ascii="Wingdings" w:hAnsi="Wingdings" w:hint="default"/>
+        <w:sz w:val="20"/>
+      </w:rPr>
+    </w:lvl>
+    <w:lvl w:ilvl="5" w:tentative="1">
+      <w:start w:val="1"/>
+      <w:numFmt w:val="bullet"/>
+      <w:lvlText w:val=""/>
+      <w:lvlJc w:val="left"/>
+      <w:pPr>
+        <w:tabs>
+          <w:tab w:val="num" w:pos="4320"/>
+        </w:tabs>
+        <w:ind w:left="4320" w:hanging="360"/>
+      </w:pPr>
+      <w:rPr>
+        <w:rFonts w:ascii="Wingdings" w:hAnsi="Wingdings" w:hint="default"/>
+        <w:sz w:val="20"/>
+      </w:rPr>
+    </w:lvl>
+    <w:lvl w:ilvl="6" w:tentative="1">
+      <w:start w:val="1"/>
+      <w:numFmt w:val="bullet"/>
+      <w:lvlText w:val=""/>
+      <w:lvlJc w:val="left"/>
+      <w:pPr>
+        <w:tabs>
+          <w:tab w:val="num" w:pos="5040"/>
+        </w:tabs>
+        <w:ind w:left="5040" w:hanging="360"/>
+      </w:pPr>
+      <w:rPr>
+        <w:rFonts w:ascii="Wingdings" w:hAnsi="Wingdings" w:hint="default"/>
+        <w:sz w:val="20"/>
+      </w:rPr>
+    </w:lvl>
+    <w:lvl w:ilvl="7" w:tentative="1">
+      <w:start w:val="1"/>
+      <w:numFmt w:val="bullet"/>
+      <w:lvlText w:val=""/>
+      <w:lvlJc w:val="left"/>
+      <w:pPr>
+        <w:tabs>
+          <w:tab w:val="num" w:pos="5760"/>
+        </w:tabs>
+        <w:ind w:left="5760" w:hanging="360"/>
+      </w:pPr>
+      <w:rPr>
+        <w:rFonts w:ascii="Wingdings" w:hAnsi="Wingdings" w:hint="default"/>
+        <w:sz w:val="20"/>
+      </w:rPr>
+    </w:lvl>
+    <w:lvl w:ilvl="8" w:tentative="1">
+      <w:start w:val="1"/>
+      <w:numFmt w:val="bullet"/>
+      <w:lvlText w:val=""/>
+      <w:lvlJc w:val="left"/>
+      <w:pPr>
+        <w:tabs>
+          <w:tab w:val="num" w:pos="6480"/>
+        </w:tabs>
+        <w:ind w:left="6480" w:hanging="360"/>
+      </w:pPr>
+      <w:rPr>
+        <w:rFonts w:ascii="Wingdings" w:hAnsi="Wingdings" w:hint="default"/>
+        <w:sz w:val="20"/>
+      </w:rPr>
+    </w:lvl>
+  </w:abstractNum>
+  <w:abstractNum w:abstractNumId="40" w15:restartNumberingAfterBreak="0">
     <w:nsid w:val="3DC61C25"/>
     <w:multiLevelType w:val="multilevel"/>
     <w:tmpl w:val="C0CE18C0"/>
@@ -20953,7 +21388,7 @@
       </w:rPr>
     </w:lvl>
   </w:abstractNum>
-  <w:abstractNum w:abstractNumId="40" w15:restartNumberingAfterBreak="0">
+  <w:abstractNum w:abstractNumId="41" w15:restartNumberingAfterBreak="0">
     <w:nsid w:val="41564DCC"/>
     <w:multiLevelType w:val="multilevel"/>
     <w:tmpl w:val="B3B83AD6"/>
@@ -21102,7 +21537,7 @@
       </w:rPr>
     </w:lvl>
   </w:abstractNum>
-  <w:abstractNum w:abstractNumId="41" w15:restartNumberingAfterBreak="0">
+  <w:abstractNum w:abstractNumId="42" w15:restartNumberingAfterBreak="0">
     <w:nsid w:val="419D75BE"/>
     <w:multiLevelType w:val="multilevel"/>
     <w:tmpl w:val="AC4A36FA"/>
@@ -21251,7 +21686,7 @@
       </w:rPr>
     </w:lvl>
   </w:abstractNum>
-  <w:abstractNum w:abstractNumId="42" w15:restartNumberingAfterBreak="0">
+  <w:abstractNum w:abstractNumId="43" w15:restartNumberingAfterBreak="0">
     <w:nsid w:val="43CA5A56"/>
     <w:multiLevelType w:val="multilevel"/>
     <w:tmpl w:val="D974C398"/>
@@ -21400,7 +21835,7 @@
       </w:rPr>
     </w:lvl>
   </w:abstractNum>
-  <w:abstractNum w:abstractNumId="43" w15:restartNumberingAfterBreak="0">
+  <w:abstractNum w:abstractNumId="44" w15:restartNumberingAfterBreak="0">
     <w:nsid w:val="491148EC"/>
     <w:multiLevelType w:val="multilevel"/>
     <w:tmpl w:val="A702A44C"/>
@@ -21549,7 +21984,7 @@
       </w:rPr>
     </w:lvl>
   </w:abstractNum>
-  <w:abstractNum w:abstractNumId="44" w15:restartNumberingAfterBreak="0">
+  <w:abstractNum w:abstractNumId="45" w15:restartNumberingAfterBreak="0">
     <w:nsid w:val="49CB261F"/>
     <w:multiLevelType w:val="multilevel"/>
     <w:tmpl w:val="6E8443B4"/>
@@ -21698,7 +22133,7 @@
       </w:rPr>
     </w:lvl>
   </w:abstractNum>
-  <w:abstractNum w:abstractNumId="45" w15:restartNumberingAfterBreak="0">
+  <w:abstractNum w:abstractNumId="46" w15:restartNumberingAfterBreak="0">
     <w:nsid w:val="4C0D589B"/>
     <w:multiLevelType w:val="multilevel"/>
     <w:tmpl w:val="E6642648"/>
@@ -21847,7 +22282,7 @@
       </w:rPr>
     </w:lvl>
   </w:abstractNum>
-  <w:abstractNum w:abstractNumId="46" w15:restartNumberingAfterBreak="0">
+  <w:abstractNum w:abstractNumId="47" w15:restartNumberingAfterBreak="0">
     <w:nsid w:val="4CCD0EF0"/>
     <w:multiLevelType w:val="multilevel"/>
     <w:tmpl w:val="7D826E00"/>
@@ -21996,7 +22431,7 @@
       </w:rPr>
     </w:lvl>
   </w:abstractNum>
-  <w:abstractNum w:abstractNumId="47" w15:restartNumberingAfterBreak="0">
+  <w:abstractNum w:abstractNumId="48" w15:restartNumberingAfterBreak="0">
     <w:nsid w:val="50F05A74"/>
     <w:multiLevelType w:val="multilevel"/>
     <w:tmpl w:val="DAB85C28"/>
@@ -22145,7 +22580,7 @@
       </w:rPr>
     </w:lvl>
   </w:abstractNum>
-  <w:abstractNum w:abstractNumId="48" w15:restartNumberingAfterBreak="0">
+  <w:abstractNum w:abstractNumId="49" w15:restartNumberingAfterBreak="0">
     <w:nsid w:val="51FC6F8B"/>
     <w:multiLevelType w:val="multilevel"/>
     <w:tmpl w:val="FB92C004"/>
@@ -22294,7 +22729,7 @@
       </w:rPr>
     </w:lvl>
   </w:abstractNum>
-  <w:abstractNum w:abstractNumId="49" w15:restartNumberingAfterBreak="0">
+  <w:abstractNum w:abstractNumId="50" w15:restartNumberingAfterBreak="0">
     <w:nsid w:val="56F77D87"/>
     <w:multiLevelType w:val="multilevel"/>
     <w:tmpl w:val="C9E6308A"/>
@@ -22443,7 +22878,7 @@
       </w:rPr>
     </w:lvl>
   </w:abstractNum>
-  <w:abstractNum w:abstractNumId="50" w15:restartNumberingAfterBreak="0">
+  <w:abstractNum w:abstractNumId="51" w15:restartNumberingAfterBreak="0">
     <w:nsid w:val="5CC9609A"/>
     <w:multiLevelType w:val="multilevel"/>
     <w:tmpl w:val="9B00F72A"/>
@@ -22592,7 +23027,7 @@
       </w:rPr>
     </w:lvl>
   </w:abstractNum>
-  <w:abstractNum w:abstractNumId="51" w15:restartNumberingAfterBreak="0">
+  <w:abstractNum w:abstractNumId="52" w15:restartNumberingAfterBreak="0">
     <w:nsid w:val="5D624CE4"/>
     <w:multiLevelType w:val="multilevel"/>
     <w:tmpl w:val="F3EAE5F4"/>
@@ -22741,7 +23176,7 @@
       </w:rPr>
     </w:lvl>
   </w:abstractNum>
-  <w:abstractNum w:abstractNumId="52" w15:restartNumberingAfterBreak="0">
+  <w:abstractNum w:abstractNumId="53" w15:restartNumberingAfterBreak="0">
     <w:nsid w:val="5DEA374F"/>
     <w:multiLevelType w:val="multilevel"/>
     <w:tmpl w:val="3768ECD6"/>
@@ -22890,7 +23325,7 @@
       </w:rPr>
     </w:lvl>
   </w:abstractNum>
-  <w:abstractNum w:abstractNumId="53" w15:restartNumberingAfterBreak="0">
+  <w:abstractNum w:abstractNumId="54" w15:restartNumberingAfterBreak="0">
     <w:nsid w:val="5F823FB8"/>
     <w:multiLevelType w:val="multilevel"/>
     <w:tmpl w:val="8708C5BC"/>
@@ -23039,7 +23474,7 @@
       </w:rPr>
     </w:lvl>
   </w:abstractNum>
-  <w:abstractNum w:abstractNumId="54" w15:restartNumberingAfterBreak="0">
+  <w:abstractNum w:abstractNumId="55" w15:restartNumberingAfterBreak="0">
     <w:nsid w:val="60043F33"/>
     <w:multiLevelType w:val="multilevel"/>
     <w:tmpl w:val="90940372"/>
@@ -23188,7 +23623,7 @@
       </w:rPr>
     </w:lvl>
   </w:abstractNum>
-  <w:abstractNum w:abstractNumId="55" w15:restartNumberingAfterBreak="0">
+  <w:abstractNum w:abstractNumId="56" w15:restartNumberingAfterBreak="0">
     <w:nsid w:val="606D1274"/>
     <w:multiLevelType w:val="multilevel"/>
     <w:tmpl w:val="3EB62B26"/>
@@ -23337,7 +23772,7 @@
       </w:rPr>
     </w:lvl>
   </w:abstractNum>
-  <w:abstractNum w:abstractNumId="56" w15:restartNumberingAfterBreak="0">
+  <w:abstractNum w:abstractNumId="57" w15:restartNumberingAfterBreak="0">
     <w:nsid w:val="6081076B"/>
     <w:multiLevelType w:val="multilevel"/>
     <w:tmpl w:val="6AD29C0E"/>
@@ -23486,7 +23921,7 @@
       </w:rPr>
     </w:lvl>
   </w:abstractNum>
-  <w:abstractNum w:abstractNumId="57" w15:restartNumberingAfterBreak="0">
+  <w:abstractNum w:abstractNumId="58" w15:restartNumberingAfterBreak="0">
     <w:nsid w:val="61A00533"/>
     <w:multiLevelType w:val="multilevel"/>
     <w:tmpl w:val="68CE40AE"/>
@@ -23635,7 +24070,7 @@
       </w:rPr>
     </w:lvl>
   </w:abstractNum>
-  <w:abstractNum w:abstractNumId="58" w15:restartNumberingAfterBreak="0">
+  <w:abstractNum w:abstractNumId="59" w15:restartNumberingAfterBreak="0">
     <w:nsid w:val="6349282D"/>
     <w:multiLevelType w:val="multilevel"/>
     <w:tmpl w:val="F1025FB6"/>
@@ -23784,7 +24219,7 @@
       </w:rPr>
     </w:lvl>
   </w:abstractNum>
-  <w:abstractNum w:abstractNumId="59" w15:restartNumberingAfterBreak="0">
+  <w:abstractNum w:abstractNumId="60" w15:restartNumberingAfterBreak="0">
     <w:nsid w:val="6360286E"/>
     <w:multiLevelType w:val="multilevel"/>
     <w:tmpl w:val="749C11F8"/>
@@ -23933,7 +24368,7 @@
       </w:rPr>
     </w:lvl>
   </w:abstractNum>
-  <w:abstractNum w:abstractNumId="60" w15:restartNumberingAfterBreak="0">
+  <w:abstractNum w:abstractNumId="61" w15:restartNumberingAfterBreak="0">
     <w:nsid w:val="63B0212F"/>
     <w:multiLevelType w:val="multilevel"/>
     <w:tmpl w:val="6B5E8F2A"/>
@@ -24082,7 +24517,7 @@
       </w:rPr>
     </w:lvl>
   </w:abstractNum>
-  <w:abstractNum w:abstractNumId="61" w15:restartNumberingAfterBreak="0">
+  <w:abstractNum w:abstractNumId="62" w15:restartNumberingAfterBreak="0">
     <w:nsid w:val="656528D8"/>
     <w:multiLevelType w:val="multilevel"/>
     <w:tmpl w:val="546C0C12"/>
@@ -24231,7 +24666,7 @@
       </w:rPr>
     </w:lvl>
   </w:abstractNum>
-  <w:abstractNum w:abstractNumId="62" w15:restartNumberingAfterBreak="0">
+  <w:abstractNum w:abstractNumId="63" w15:restartNumberingAfterBreak="0">
     <w:nsid w:val="659A2199"/>
     <w:multiLevelType w:val="multilevel"/>
     <w:tmpl w:val="486CB370"/>
@@ -24380,7 +24815,7 @@
       </w:rPr>
     </w:lvl>
   </w:abstractNum>
-  <w:abstractNum w:abstractNumId="63" w15:restartNumberingAfterBreak="0">
+  <w:abstractNum w:abstractNumId="64" w15:restartNumberingAfterBreak="0">
     <w:nsid w:val="67F27B3C"/>
     <w:multiLevelType w:val="multilevel"/>
     <w:tmpl w:val="08064B66"/>
@@ -24529,7 +24964,7 @@
       </w:rPr>
     </w:lvl>
   </w:abstractNum>
-  <w:abstractNum w:abstractNumId="64" w15:restartNumberingAfterBreak="0">
+  <w:abstractNum w:abstractNumId="65" w15:restartNumberingAfterBreak="0">
     <w:nsid w:val="69F93FAF"/>
     <w:multiLevelType w:val="multilevel"/>
     <w:tmpl w:val="B2D2AE7C"/>
@@ -24678,7 +25113,7 @@
       </w:rPr>
     </w:lvl>
   </w:abstractNum>
-  <w:abstractNum w:abstractNumId="65" w15:restartNumberingAfterBreak="0">
+  <w:abstractNum w:abstractNumId="66" w15:restartNumberingAfterBreak="0">
     <w:nsid w:val="6A4827A3"/>
     <w:multiLevelType w:val="multilevel"/>
     <w:tmpl w:val="B83C5566"/>
@@ -24827,7 +25262,7 @@
       </w:rPr>
     </w:lvl>
   </w:abstractNum>
-  <w:abstractNum w:abstractNumId="66" w15:restartNumberingAfterBreak="0">
+  <w:abstractNum w:abstractNumId="67" w15:restartNumberingAfterBreak="0">
     <w:nsid w:val="6DE53BE1"/>
     <w:multiLevelType w:val="multilevel"/>
     <w:tmpl w:val="ED3EF8B8"/>
@@ -24976,7 +25411,7 @@
       </w:rPr>
     </w:lvl>
   </w:abstractNum>
-  <w:abstractNum w:abstractNumId="67" w15:restartNumberingAfterBreak="0">
+  <w:abstractNum w:abstractNumId="68" w15:restartNumberingAfterBreak="0">
     <w:nsid w:val="6F2075DC"/>
     <w:multiLevelType w:val="multilevel"/>
     <w:tmpl w:val="B3D80958"/>
@@ -25125,7 +25560,7 @@
       </w:rPr>
     </w:lvl>
   </w:abstractNum>
-  <w:abstractNum w:abstractNumId="68" w15:restartNumberingAfterBreak="0">
+  <w:abstractNum w:abstractNumId="69" w15:restartNumberingAfterBreak="0">
     <w:nsid w:val="705945C0"/>
     <w:multiLevelType w:val="multilevel"/>
     <w:tmpl w:val="323A50B0"/>
@@ -25274,7 +25709,7 @@
       </w:rPr>
     </w:lvl>
   </w:abstractNum>
-  <w:abstractNum w:abstractNumId="69" w15:restartNumberingAfterBreak="0">
+  <w:abstractNum w:abstractNumId="70" w15:restartNumberingAfterBreak="0">
     <w:nsid w:val="70650FD8"/>
     <w:multiLevelType w:val="multilevel"/>
     <w:tmpl w:val="005ABF66"/>
@@ -25423,7 +25858,7 @@
       </w:rPr>
     </w:lvl>
   </w:abstractNum>
-  <w:abstractNum w:abstractNumId="70" w15:restartNumberingAfterBreak="0">
+  <w:abstractNum w:abstractNumId="71" w15:restartNumberingAfterBreak="0">
     <w:nsid w:val="7159446B"/>
     <w:multiLevelType w:val="multilevel"/>
     <w:tmpl w:val="257EB6A2"/>
@@ -25572,7 +26007,7 @@
       </w:rPr>
     </w:lvl>
   </w:abstractNum>
-  <w:abstractNum w:abstractNumId="71" w15:restartNumberingAfterBreak="0">
+  <w:abstractNum w:abstractNumId="72" w15:restartNumberingAfterBreak="0">
     <w:nsid w:val="75370C19"/>
     <w:multiLevelType w:val="multilevel"/>
     <w:tmpl w:val="8C8E843E"/>
@@ -25685,7 +26120,156 @@
       </w:pPr>
     </w:lvl>
   </w:abstractNum>
-  <w:abstractNum w:abstractNumId="72" w15:restartNumberingAfterBreak="0">
+  <w:abstractNum w:abstractNumId="73" w15:restartNumberingAfterBreak="0">
+    <w:nsid w:val="765B57DD"/>
+    <w:multiLevelType w:val="multilevel"/>
+    <w:tmpl w:val="26563C8A"/>
+    <w:lvl w:ilvl="0">
+      <w:start w:val="1"/>
+      <w:numFmt w:val="bullet"/>
+      <w:lvlText w:val=""/>
+      <w:lvlJc w:val="left"/>
+      <w:pPr>
+        <w:tabs>
+          <w:tab w:val="num" w:pos="720"/>
+        </w:tabs>
+        <w:ind w:left="720" w:hanging="360"/>
+      </w:pPr>
+      <w:rPr>
+        <w:rFonts w:ascii="Symbol" w:hAnsi="Symbol" w:hint="default"/>
+        <w:sz w:val="20"/>
+      </w:rPr>
+    </w:lvl>
+    <w:lvl w:ilvl="1">
+      <w:start w:val="1"/>
+      <w:numFmt w:val="bullet"/>
+      <w:lvlText w:val="o"/>
+      <w:lvlJc w:val="left"/>
+      <w:pPr>
+        <w:tabs>
+          <w:tab w:val="num" w:pos="1440"/>
+        </w:tabs>
+        <w:ind w:left="1440" w:hanging="360"/>
+      </w:pPr>
+      <w:rPr>
+        <w:rFonts w:ascii="Courier New" w:hAnsi="Courier New" w:hint="default"/>
+        <w:sz w:val="20"/>
+      </w:rPr>
+    </w:lvl>
+    <w:lvl w:ilvl="2" w:tentative="1">
+      <w:start w:val="1"/>
+      <w:numFmt w:val="bullet"/>
+      <w:lvlText w:val=""/>
+      <w:lvlJc w:val="left"/>
+      <w:pPr>
+        <w:tabs>
+          <w:tab w:val="num" w:pos="2160"/>
+        </w:tabs>
+        <w:ind w:left="2160" w:hanging="360"/>
+      </w:pPr>
+      <w:rPr>
+        <w:rFonts w:ascii="Wingdings" w:hAnsi="Wingdings" w:hint="default"/>
+        <w:sz w:val="20"/>
+      </w:rPr>
+    </w:lvl>
+    <w:lvl w:ilvl="3" w:tentative="1">
+      <w:start w:val="1"/>
+      <w:numFmt w:val="bullet"/>
+      <w:lvlText w:val=""/>
+      <w:lvlJc w:val="left"/>
+      <w:pPr>
+        <w:tabs>
+          <w:tab w:val="num" w:pos="2880"/>
+        </w:tabs>
+        <w:ind w:left="2880" w:hanging="360"/>
+      </w:pPr>
+      <w:rPr>
+        <w:rFonts w:ascii="Wingdings" w:hAnsi="Wingdings" w:hint="default"/>
+        <w:sz w:val="20"/>
+      </w:rPr>
+    </w:lvl>
+    <w:lvl w:ilvl="4" w:tentative="1">
+      <w:start w:val="1"/>
+      <w:numFmt w:val="bullet"/>
+      <w:lvlText w:val=""/>
+      <w:lvlJc w:val="left"/>
+      <w:pPr>
+        <w:tabs>
+          <w:tab w:val="num" w:pos="3600"/>
+        </w:tabs>
+        <w:ind w:left="3600" w:hanging="360"/>
+      </w:pPr>
+      <w:rPr>
+        <w:rFonts w:ascii="Wingdings" w:hAnsi="Wingdings" w:hint="default"/>
+        <w:sz w:val="20"/>
+      </w:rPr>
+    </w:lvl>
+    <w:lvl w:ilvl="5" w:tentative="1">
+      <w:start w:val="1"/>
+      <w:numFmt w:val="bullet"/>
+      <w:lvlText w:val=""/>
+      <w:lvlJc w:val="left"/>
+      <w:pPr>
+        <w:tabs>
+          <w:tab w:val="num" w:pos="4320"/>
+        </w:tabs>
+        <w:ind w:left="4320" w:hanging="360"/>
+      </w:pPr>
+      <w:rPr>
+        <w:rFonts w:ascii="Wingdings" w:hAnsi="Wingdings" w:hint="default"/>
+        <w:sz w:val="20"/>
+      </w:rPr>
+    </w:lvl>
+    <w:lvl w:ilvl="6" w:tentative="1">
+      <w:start w:val="1"/>
+      <w:numFmt w:val="bullet"/>
+      <w:lvlText w:val=""/>
+      <w:lvlJc w:val="left"/>
+      <w:pPr>
+        <w:tabs>
+          <w:tab w:val="num" w:pos="5040"/>
+        </w:tabs>
+        <w:ind w:left="5040" w:hanging="360"/>
+      </w:pPr>
+      <w:rPr>
+        <w:rFonts w:ascii="Wingdings" w:hAnsi="Wingdings" w:hint="default"/>
+        <w:sz w:val="20"/>
+      </w:rPr>
+    </w:lvl>
+    <w:lvl w:ilvl="7" w:tentative="1">
+      <w:start w:val="1"/>
+      <w:numFmt w:val="bullet"/>
+      <w:lvlText w:val=""/>
+      <w:lvlJc w:val="left"/>
+      <w:pPr>
+        <w:tabs>
+          <w:tab w:val="num" w:pos="5760"/>
+        </w:tabs>
+        <w:ind w:left="5760" w:hanging="360"/>
+      </w:pPr>
+      <w:rPr>
+        <w:rFonts w:ascii="Wingdings" w:hAnsi="Wingdings" w:hint="default"/>
+        <w:sz w:val="20"/>
+      </w:rPr>
+    </w:lvl>
+    <w:lvl w:ilvl="8" w:tentative="1">
+      <w:start w:val="1"/>
+      <w:numFmt w:val="bullet"/>
+      <w:lvlText w:val=""/>
+      <w:lvlJc w:val="left"/>
+      <w:pPr>
+        <w:tabs>
+          <w:tab w:val="num" w:pos="6480"/>
+        </w:tabs>
+        <w:ind w:left="6480" w:hanging="360"/>
+      </w:pPr>
+      <w:rPr>
+        <w:rFonts w:ascii="Wingdings" w:hAnsi="Wingdings" w:hint="default"/>
+        <w:sz w:val="20"/>
+      </w:rPr>
+    </w:lvl>
+  </w:abstractNum>
+  <w:abstractNum w:abstractNumId="74" w15:restartNumberingAfterBreak="0">
     <w:nsid w:val="773B57D8"/>
     <w:multiLevelType w:val="multilevel"/>
     <w:tmpl w:val="8DECFEBC"/>
@@ -25834,7 +26418,7 @@
       </w:rPr>
     </w:lvl>
   </w:abstractNum>
-  <w:abstractNum w:abstractNumId="73" w15:restartNumberingAfterBreak="0">
+  <w:abstractNum w:abstractNumId="75" w15:restartNumberingAfterBreak="0">
     <w:nsid w:val="78437C7B"/>
     <w:multiLevelType w:val="multilevel"/>
     <w:tmpl w:val="85242A6C"/>
@@ -25983,7 +26567,7 @@
       </w:rPr>
     </w:lvl>
   </w:abstractNum>
-  <w:abstractNum w:abstractNumId="74" w15:restartNumberingAfterBreak="0">
+  <w:abstractNum w:abstractNumId="76" w15:restartNumberingAfterBreak="0">
     <w:nsid w:val="7C8A0E94"/>
     <w:multiLevelType w:val="multilevel"/>
     <w:tmpl w:val="EDA2E4E8"/>
@@ -26132,7 +26716,7 @@
       </w:rPr>
     </w:lvl>
   </w:abstractNum>
-  <w:abstractNum w:abstractNumId="75" w15:restartNumberingAfterBreak="0">
+  <w:abstractNum w:abstractNumId="77" w15:restartNumberingAfterBreak="0">
     <w:nsid w:val="7F8032BB"/>
     <w:multiLevelType w:val="multilevel"/>
     <w:tmpl w:val="D70EEA12"/>
@@ -26303,40 +26887,40 @@
     <w:abstractNumId w:val="30"/>
   </w:num>
   <w:num w:numId="8" w16cid:durableId="927077639">
-    <w:abstractNumId w:val="75"/>
+    <w:abstractNumId w:val="77"/>
   </w:num>
   <w:num w:numId="9" w16cid:durableId="844200169">
-    <w:abstractNumId w:val="53"/>
+    <w:abstractNumId w:val="54"/>
   </w:num>
   <w:num w:numId="10" w16cid:durableId="704449074">
-    <w:abstractNumId w:val="20"/>
+    <w:abstractNumId w:val="19"/>
   </w:num>
   <w:num w:numId="11" w16cid:durableId="1057900133">
     <w:abstractNumId w:val="31"/>
   </w:num>
   <w:num w:numId="12" w16cid:durableId="800534570">
-    <w:abstractNumId w:val="51"/>
+    <w:abstractNumId w:val="52"/>
   </w:num>
   <w:num w:numId="13" w16cid:durableId="865797943">
-    <w:abstractNumId w:val="52"/>
+    <w:abstractNumId w:val="53"/>
   </w:num>
   <w:num w:numId="14" w16cid:durableId="45613884">
-    <w:abstractNumId w:val="72"/>
+    <w:abstractNumId w:val="74"/>
   </w:num>
   <w:num w:numId="15" w16cid:durableId="1073699014">
+    <w:abstractNumId w:val="47"/>
+  </w:num>
+  <w:num w:numId="16" w16cid:durableId="825632682">
+    <w:abstractNumId w:val="62"/>
+  </w:num>
+  <w:num w:numId="17" w16cid:durableId="117530552">
     <w:abstractNumId w:val="46"/>
   </w:num>
-  <w:num w:numId="16" w16cid:durableId="825632682">
-    <w:abstractNumId w:val="61"/>
-  </w:num>
-  <w:num w:numId="17" w16cid:durableId="117530552">
-    <w:abstractNumId w:val="45"/>
-  </w:num>
   <w:num w:numId="18" w16cid:durableId="1593049300">
-    <w:abstractNumId w:val="67"/>
+    <w:abstractNumId w:val="68"/>
   </w:num>
   <w:num w:numId="19" w16cid:durableId="273363230">
-    <w:abstractNumId w:val="74"/>
+    <w:abstractNumId w:val="76"/>
   </w:num>
   <w:num w:numId="20" w16cid:durableId="1817912169">
     <w:abstractNumId w:val="8"/>
@@ -26354,25 +26938,25 @@
     <w:abstractNumId w:val="36"/>
   </w:num>
   <w:num w:numId="25" w16cid:durableId="1725980020">
-    <w:abstractNumId w:val="23"/>
+    <w:abstractNumId w:val="22"/>
   </w:num>
   <w:num w:numId="26" w16cid:durableId="2133016411">
+    <w:abstractNumId w:val="17"/>
+  </w:num>
+  <w:num w:numId="27" w16cid:durableId="792750134">
+    <w:abstractNumId w:val="70"/>
+  </w:num>
+  <w:num w:numId="28" w16cid:durableId="1154570208">
     <w:abstractNumId w:val="18"/>
   </w:num>
-  <w:num w:numId="27" w16cid:durableId="792750134">
-    <w:abstractNumId w:val="69"/>
-  </w:num>
-  <w:num w:numId="28" w16cid:durableId="1154570208">
-    <w:abstractNumId w:val="19"/>
-  </w:num>
   <w:num w:numId="29" w16cid:durableId="632060426">
-    <w:abstractNumId w:val="66"/>
+    <w:abstractNumId w:val="67"/>
   </w:num>
   <w:num w:numId="30" w16cid:durableId="1301964182">
     <w:abstractNumId w:val="26"/>
   </w:num>
   <w:num w:numId="31" w16cid:durableId="548567616">
-    <w:abstractNumId w:val="42"/>
+    <w:abstractNumId w:val="43"/>
   </w:num>
   <w:num w:numId="32" w16cid:durableId="11340250">
     <w:abstractNumId w:val="38"/>
@@ -26381,135 +26965,141 @@
     <w:abstractNumId w:val="34"/>
   </w:num>
   <w:num w:numId="34" w16cid:durableId="1107191594">
-    <w:abstractNumId w:val="43"/>
+    <w:abstractNumId w:val="44"/>
   </w:num>
   <w:num w:numId="35" w16cid:durableId="883517285">
     <w:abstractNumId w:val="37"/>
   </w:num>
   <w:num w:numId="36" w16cid:durableId="1430616483">
-    <w:abstractNumId w:val="54"/>
+    <w:abstractNumId w:val="55"/>
   </w:num>
   <w:num w:numId="37" w16cid:durableId="1857774">
-    <w:abstractNumId w:val="70"/>
+    <w:abstractNumId w:val="71"/>
   </w:num>
   <w:num w:numId="38" w16cid:durableId="832330099">
-    <w:abstractNumId w:val="58"/>
+    <w:abstractNumId w:val="59"/>
   </w:num>
   <w:num w:numId="39" w16cid:durableId="1002319245">
-    <w:abstractNumId w:val="64"/>
+    <w:abstractNumId w:val="65"/>
   </w:num>
   <w:num w:numId="40" w16cid:durableId="1341079634">
-    <w:abstractNumId w:val="22"/>
+    <w:abstractNumId w:val="21"/>
   </w:num>
   <w:num w:numId="41" w16cid:durableId="99689221">
-    <w:abstractNumId w:val="12"/>
+    <w:abstractNumId w:val="11"/>
   </w:num>
   <w:num w:numId="42" w16cid:durableId="996688302">
     <w:abstractNumId w:val="24"/>
   </w:num>
   <w:num w:numId="43" w16cid:durableId="2046053877">
-    <w:abstractNumId w:val="47"/>
+    <w:abstractNumId w:val="48"/>
   </w:num>
   <w:num w:numId="44" w16cid:durableId="958758088">
-    <w:abstractNumId w:val="62"/>
+    <w:abstractNumId w:val="63"/>
   </w:num>
   <w:num w:numId="45" w16cid:durableId="1865244360">
-    <w:abstractNumId w:val="48"/>
+    <w:abstractNumId w:val="49"/>
   </w:num>
   <w:num w:numId="46" w16cid:durableId="1857888853">
-    <w:abstractNumId w:val="71"/>
+    <w:abstractNumId w:val="72"/>
   </w:num>
   <w:num w:numId="47" w16cid:durableId="1733385880">
-    <w:abstractNumId w:val="55"/>
+    <w:abstractNumId w:val="56"/>
   </w:num>
   <w:num w:numId="48" w16cid:durableId="1793816884">
+    <w:abstractNumId w:val="40"/>
+  </w:num>
+  <w:num w:numId="49" w16cid:durableId="1983464545">
+    <w:abstractNumId w:val="7"/>
+  </w:num>
+  <w:num w:numId="50" w16cid:durableId="897545449">
+    <w:abstractNumId w:val="12"/>
+  </w:num>
+  <w:num w:numId="51" w16cid:durableId="60830770">
+    <w:abstractNumId w:val="69"/>
+  </w:num>
+  <w:num w:numId="52" w16cid:durableId="750352956">
+    <w:abstractNumId w:val="27"/>
+  </w:num>
+  <w:num w:numId="53" w16cid:durableId="884756113">
+    <w:abstractNumId w:val="28"/>
+  </w:num>
+  <w:num w:numId="54" w16cid:durableId="1329748558">
+    <w:abstractNumId w:val="45"/>
+  </w:num>
+  <w:num w:numId="55" w16cid:durableId="1690794889">
+    <w:abstractNumId w:val="35"/>
+  </w:num>
+  <w:num w:numId="56" w16cid:durableId="1620450255">
+    <w:abstractNumId w:val="25"/>
+  </w:num>
+  <w:num w:numId="57" w16cid:durableId="719862847">
+    <w:abstractNumId w:val="20"/>
+  </w:num>
+  <w:num w:numId="58" w16cid:durableId="1369916899">
+    <w:abstractNumId w:val="66"/>
+  </w:num>
+  <w:num w:numId="59" w16cid:durableId="1665161436">
+    <w:abstractNumId w:val="60"/>
+  </w:num>
+  <w:num w:numId="60" w16cid:durableId="257561209">
+    <w:abstractNumId w:val="13"/>
+  </w:num>
+  <w:num w:numId="61" w16cid:durableId="402146794">
+    <w:abstractNumId w:val="57"/>
+  </w:num>
+  <w:num w:numId="62" w16cid:durableId="284378">
+    <w:abstractNumId w:val="64"/>
+  </w:num>
+  <w:num w:numId="63" w16cid:durableId="955911727">
+    <w:abstractNumId w:val="42"/>
+  </w:num>
+  <w:num w:numId="64" w16cid:durableId="1482191622">
+    <w:abstractNumId w:val="61"/>
+  </w:num>
+  <w:num w:numId="65" w16cid:durableId="343553524">
+    <w:abstractNumId w:val="10"/>
+  </w:num>
+  <w:num w:numId="66" w16cid:durableId="215244877">
+    <w:abstractNumId w:val="15"/>
+  </w:num>
+  <w:num w:numId="67" w16cid:durableId="1258950890">
+    <w:abstractNumId w:val="41"/>
+  </w:num>
+  <w:num w:numId="68" w16cid:durableId="269241691">
+    <w:abstractNumId w:val="32"/>
+  </w:num>
+  <w:num w:numId="69" w16cid:durableId="1163278417">
+    <w:abstractNumId w:val="51"/>
+  </w:num>
+  <w:num w:numId="70" w16cid:durableId="37750753">
+    <w:abstractNumId w:val="33"/>
+  </w:num>
+  <w:num w:numId="71" w16cid:durableId="1879080498">
+    <w:abstractNumId w:val="75"/>
+  </w:num>
+  <w:num w:numId="72" w16cid:durableId="17395524">
+    <w:abstractNumId w:val="14"/>
+  </w:num>
+  <w:num w:numId="73" w16cid:durableId="1051154114">
+    <w:abstractNumId w:val="50"/>
+  </w:num>
+  <w:num w:numId="74" w16cid:durableId="593977904">
+    <w:abstractNumId w:val="16"/>
+  </w:num>
+  <w:num w:numId="75" w16cid:durableId="1886067541">
+    <w:abstractNumId w:val="58"/>
+  </w:num>
+  <w:num w:numId="76" w16cid:durableId="1094857633">
     <w:abstractNumId w:val="39"/>
   </w:num>
-  <w:num w:numId="49" w16cid:durableId="601302478">
-    <w:abstractNumId w:val="11"/>
+  <w:num w:numId="77" w16cid:durableId="393507856">
+    <w:abstractNumId w:val="23"/>
   </w:num>
-  <w:num w:numId="50" w16cid:durableId="1983464545">
-    <w:abstractNumId w:val="7"/>
-  </w:num>
-  <w:num w:numId="51" w16cid:durableId="897545449">
-    <w:abstractNumId w:val="13"/>
-  </w:num>
-  <w:num w:numId="52" w16cid:durableId="60830770">
-    <w:abstractNumId w:val="68"/>
-  </w:num>
-  <w:num w:numId="53" w16cid:durableId="750352956">
-    <w:abstractNumId w:val="27"/>
-  </w:num>
-  <w:num w:numId="54" w16cid:durableId="884756113">
-    <w:abstractNumId w:val="28"/>
-  </w:num>
-  <w:num w:numId="55" w16cid:durableId="1329748558">
-    <w:abstractNumId w:val="44"/>
-  </w:num>
-  <w:num w:numId="56" w16cid:durableId="1690794889">
-    <w:abstractNumId w:val="35"/>
-  </w:num>
-  <w:num w:numId="57" w16cid:durableId="1620450255">
-    <w:abstractNumId w:val="25"/>
-  </w:num>
-  <w:num w:numId="58" w16cid:durableId="719862847">
-    <w:abstractNumId w:val="21"/>
-  </w:num>
-  <w:num w:numId="59" w16cid:durableId="1369916899">
-    <w:abstractNumId w:val="65"/>
-  </w:num>
-  <w:num w:numId="60" w16cid:durableId="1665161436">
-    <w:abstractNumId w:val="59"/>
-  </w:num>
-  <w:num w:numId="61" w16cid:durableId="257561209">
-    <w:abstractNumId w:val="14"/>
-  </w:num>
-  <w:num w:numId="62" w16cid:durableId="402146794">
-    <w:abstractNumId w:val="56"/>
-  </w:num>
-  <w:num w:numId="63" w16cid:durableId="284378">
-    <w:abstractNumId w:val="63"/>
-  </w:num>
-  <w:num w:numId="64" w16cid:durableId="955911727">
-    <w:abstractNumId w:val="41"/>
-  </w:num>
-  <w:num w:numId="65" w16cid:durableId="1482191622">
-    <w:abstractNumId w:val="60"/>
-  </w:num>
-  <w:num w:numId="66" w16cid:durableId="343553524">
-    <w:abstractNumId w:val="10"/>
-  </w:num>
-  <w:num w:numId="67" w16cid:durableId="215244877">
-    <w:abstractNumId w:val="16"/>
-  </w:num>
-  <w:num w:numId="68" w16cid:durableId="1258950890">
-    <w:abstractNumId w:val="40"/>
-  </w:num>
-  <w:num w:numId="69" w16cid:durableId="269241691">
-    <w:abstractNumId w:val="32"/>
-  </w:num>
-  <w:num w:numId="70" w16cid:durableId="1163278417">
-    <w:abstractNumId w:val="50"/>
-  </w:num>
-  <w:num w:numId="71" w16cid:durableId="37750753">
-    <w:abstractNumId w:val="33"/>
-  </w:num>
-  <w:num w:numId="72" w16cid:durableId="1879080498">
+  <w:num w:numId="78" w16cid:durableId="14115718">
     <w:abstractNumId w:val="73"/>
   </w:num>
-  <w:num w:numId="73" w16cid:durableId="17395524">
-    <w:abstractNumId w:val="15"/>
-  </w:num>
-  <w:num w:numId="74" w16cid:durableId="1051154114">
-    <w:abstractNumId w:val="49"/>
-  </w:num>
-  <w:num w:numId="75" w16cid:durableId="593977904">
-    <w:abstractNumId w:val="17"/>
-  </w:num>
-  <w:num w:numId="76" w16cid:durableId="1886067541">
-    <w:abstractNumId w:val="57"/>
-  </w:num>
-  <w:numIdMacAtCleanup w:val="42"/>
+  <w:numIdMacAtCleanup w:val="75"/>
 </w:numbering>
 </file>
 
@@ -27116,6 +27706,7 @@
   <w:style w:type="character" w:default="1" w:styleId="DefaultParagraphFont">
     <w:name w:val="Default Paragraph Font"/>
     <w:uiPriority w:val="1"/>
+    <w:semiHidden/>
     <w:unhideWhenUsed/>
   </w:style>
   <w:style w:type="table" w:default="1" w:styleId="TableNormal">
